--- a/Documentacion/10_Monitorizacion.docx
+++ b/Documentacion/10_Monitorizacion.docx
@@ -7,7 +7,15 @@
         <w:ind w:left="708" w:hanging="708"/>
       </w:pPr>
       <w:r>
-        <w:t>Prometheus + Grafana:</w:t>
+        <w:t xml:space="preserve">Prometheus + </w:t>
+      </w:r>
+      <w:proofErr w:type="spellStart"/>
+      <w:r>
+        <w:t>Grafana</w:t>
+      </w:r>
+      <w:proofErr w:type="spellEnd"/>
+      <w:r>
+        <w:t>:</w:t>
       </w:r>
     </w:p>
     <w:p>
@@ -24,6 +32,7 @@
       <w:r>
         <w:t xml:space="preserve"> (10.2.7.5) utilizando </w:t>
       </w:r>
+      <w:proofErr w:type="spellStart"/>
       <w:r>
         <w:rPr>
           <w:b/>
@@ -31,6 +40,7 @@
         </w:rPr>
         <w:t>Grafana</w:t>
       </w:r>
+      <w:proofErr w:type="spellEnd"/>
       <w:r>
         <w:t xml:space="preserve"> y </w:t>
       </w:r>
@@ -42,15 +52,32 @@
         <w:t>Docker</w:t>
       </w:r>
       <w:r>
-        <w:t xml:space="preserve"> en una VM independiente, la arquitectura más sólida es el stack </w:t>
-      </w:r>
-      <w:r>
-        <w:rPr>
-          <w:b/>
-          <w:bCs/>
-        </w:rPr>
-        <w:t>Prometheus + Node Exporter</w:t>
-      </w:r>
+        <w:t xml:space="preserve"> en una VM independiente, la arquitectura más sólida es el </w:t>
+      </w:r>
+      <w:proofErr w:type="spellStart"/>
+      <w:r>
+        <w:t>stack</w:t>
+      </w:r>
+      <w:proofErr w:type="spellEnd"/>
+      <w:r>
+        <w:t xml:space="preserve"> </w:t>
+      </w:r>
+      <w:r>
+        <w:rPr>
+          <w:b/>
+          <w:bCs/>
+        </w:rPr>
+        <w:t xml:space="preserve">Prometheus + Node </w:t>
+      </w:r>
+      <w:proofErr w:type="spellStart"/>
+      <w:r>
+        <w:rPr>
+          <w:b/>
+          <w:bCs/>
+        </w:rPr>
+        <w:t>Exporter</w:t>
+      </w:r>
+      <w:proofErr w:type="spellEnd"/>
       <w:r>
         <w:t>.</w:t>
       </w:r>
@@ -84,23 +111,40 @@
     </w:p>
     <w:p>
       <w:r>
-        <w:t>FOG no expone métricas nativas para Grafana, por lo que necesitamos instalar un "agente" que recoja los datos del sistema (CPU, RAM, Disco, Red) y de los servicios (Apache/MySQL).</w:t>
-      </w:r>
-    </w:p>
-    <w:p>
-      <w:pPr>
-        <w:rPr>
-          <w:b/>
-          <w:bCs/>
-        </w:rPr>
-      </w:pPr>
-      <w:r>
-        <w:rPr>
-          <w:b/>
-          <w:bCs/>
-        </w:rPr>
-        <w:t>Instalar Node Exporter</w:t>
-      </w:r>
+        <w:t xml:space="preserve">FOG no expone métricas nativas para </w:t>
+      </w:r>
+      <w:proofErr w:type="spellStart"/>
+      <w:r>
+        <w:t>Grafana</w:t>
+      </w:r>
+      <w:proofErr w:type="spellEnd"/>
+      <w:r>
+        <w:t>, por lo que necesitamos instalar un "agente" que recoja los datos del sistema (CPU, RAM, Disco, Red) y de los servicios (Apache/MySQL).</w:t>
+      </w:r>
+    </w:p>
+    <w:p>
+      <w:pPr>
+        <w:rPr>
+          <w:b/>
+          <w:bCs/>
+        </w:rPr>
+      </w:pPr>
+      <w:r>
+        <w:rPr>
+          <w:b/>
+          <w:bCs/>
+        </w:rPr>
+        <w:t xml:space="preserve">Instalar Node </w:t>
+      </w:r>
+      <w:proofErr w:type="spellStart"/>
+      <w:r>
+        <w:rPr>
+          <w:b/>
+          <w:bCs/>
+        </w:rPr>
+        <w:t>Exporter</w:t>
+      </w:r>
+      <w:proofErr w:type="spellEnd"/>
     </w:p>
     <w:p>
       <w:pPr>
@@ -125,7 +169,87 @@
           <w:b/>
           <w:bCs/>
         </w:rPr>
-        <w:t>sudo apt update &amp;&amp; sudo apt install prometheus-node-exporter -y</w:t>
+        <w:t xml:space="preserve">sudo </w:t>
+      </w:r>
+      <w:proofErr w:type="spellStart"/>
+      <w:r>
+        <w:rPr>
+          <w:b/>
+          <w:bCs/>
+        </w:rPr>
+        <w:t>apt</w:t>
+      </w:r>
+      <w:proofErr w:type="spellEnd"/>
+      <w:r>
+        <w:rPr>
+          <w:b/>
+          <w:bCs/>
+        </w:rPr>
+        <w:t xml:space="preserve"> </w:t>
+      </w:r>
+      <w:proofErr w:type="spellStart"/>
+      <w:r>
+        <w:rPr>
+          <w:b/>
+          <w:bCs/>
+        </w:rPr>
+        <w:t>update</w:t>
+      </w:r>
+      <w:proofErr w:type="spellEnd"/>
+      <w:r>
+        <w:rPr>
+          <w:b/>
+          <w:bCs/>
+        </w:rPr>
+        <w:t xml:space="preserve"> &amp;&amp; sudo </w:t>
+      </w:r>
+      <w:proofErr w:type="spellStart"/>
+      <w:r>
+        <w:rPr>
+          <w:b/>
+          <w:bCs/>
+        </w:rPr>
+        <w:t>apt</w:t>
+      </w:r>
+      <w:proofErr w:type="spellEnd"/>
+      <w:r>
+        <w:rPr>
+          <w:b/>
+          <w:bCs/>
+        </w:rPr>
+        <w:t xml:space="preserve"> </w:t>
+      </w:r>
+      <w:proofErr w:type="spellStart"/>
+      <w:r>
+        <w:rPr>
+          <w:b/>
+          <w:bCs/>
+        </w:rPr>
+        <w:t>install</w:t>
+      </w:r>
+      <w:proofErr w:type="spellEnd"/>
+      <w:r>
+        <w:rPr>
+          <w:b/>
+          <w:bCs/>
+        </w:rPr>
+        <w:t xml:space="preserve"> </w:t>
+      </w:r>
+      <w:proofErr w:type="spellStart"/>
+      <w:r>
+        <w:rPr>
+          <w:b/>
+          <w:bCs/>
+        </w:rPr>
+        <w:t>prometheus-node-exporter</w:t>
+      </w:r>
+      <w:proofErr w:type="spellEnd"/>
+      <w:r>
+        <w:rPr>
+          <w:b/>
+          <w:bCs/>
+        </w:rPr>
+        <w:t xml:space="preserve"> -y</w:t>
       </w:r>
     </w:p>
     <w:p>
@@ -146,7 +270,15 @@
         <w:t>9100</w:t>
       </w:r>
       <w:r>
-        <w:t xml:space="preserve"> esté abierto en el firewall para que la VM de Grafana pueda leer los datos.</w:t>
+        <w:t xml:space="preserve"> esté abierto en el firewall para que la VM de </w:t>
+      </w:r>
+      <w:proofErr w:type="spellStart"/>
+      <w:r>
+        <w:t>Grafana</w:t>
+      </w:r>
+      <w:proofErr w:type="spellEnd"/>
+      <w:r>
+        <w:t xml:space="preserve"> pueda leer los datos.</w:t>
       </w:r>
     </w:p>
     <w:p>
@@ -168,7 +300,23 @@
           <w:b/>
           <w:bCs/>
         </w:rPr>
-        <w:t>2. Despliegue de Grafana y Prometheus (VM Monitorización)</w:t>
+        <w:t xml:space="preserve">2. Despliegue de </w:t>
+      </w:r>
+      <w:proofErr w:type="spellStart"/>
+      <w:r>
+        <w:rPr>
+          <w:b/>
+          <w:bCs/>
+        </w:rPr>
+        <w:t>Grafana</w:t>
+      </w:r>
+      <w:proofErr w:type="spellEnd"/>
+      <w:r>
+        <w:rPr>
+          <w:b/>
+          <w:bCs/>
+        </w:rPr>
+        <w:t xml:space="preserve"> y Prometheus (VM Monitorización)</w:t>
       </w:r>
     </w:p>
     <w:p>
@@ -180,10 +328,27 @@
           <w:b/>
           <w:bCs/>
         </w:rPr>
-        <w:t>Docker Compose</w:t>
-      </w:r>
-      <w:r>
-        <w:t xml:space="preserve"> para levantar todo el stack de forma limpia.</w:t>
+        <w:t xml:space="preserve">Docker </w:t>
+      </w:r>
+      <w:proofErr w:type="spellStart"/>
+      <w:r>
+        <w:rPr>
+          <w:b/>
+          <w:bCs/>
+        </w:rPr>
+        <w:t>Compose</w:t>
+      </w:r>
+      <w:proofErr w:type="spellEnd"/>
+      <w:r>
+        <w:t xml:space="preserve"> para levantar todo el </w:t>
+      </w:r>
+      <w:proofErr w:type="spellStart"/>
+      <w:r>
+        <w:t>stack</w:t>
+      </w:r>
+      <w:proofErr w:type="spellEnd"/>
+      <w:r>
+        <w:t xml:space="preserve"> de forma limpia.</w:t>
       </w:r>
     </w:p>
     <w:p>
@@ -203,42 +368,150 @@
     </w:p>
     <w:p>
       <w:r>
-        <w:t>Crea una carpeta llamada monitoring y dentro un archivo docker-compose.yml:</w:t>
-      </w:r>
-    </w:p>
-    <w:p>
-      <w:r>
-        <w:t>services:</w:t>
-      </w:r>
-    </w:p>
-    <w:p>
-      <w:r>
-        <w:t xml:space="preserve">  prometheus:</w:t>
-      </w:r>
-    </w:p>
-    <w:p>
-      <w:r>
-        <w:t xml:space="preserve">    image: prom/prometheus:latest</w:t>
-      </w:r>
-    </w:p>
-    <w:p>
-      <w:r>
-        <w:t xml:space="preserve">    container_name: prometheus</w:t>
-      </w:r>
-    </w:p>
-    <w:p>
-      <w:r>
-        <w:t xml:space="preserve">    volumes:</w:t>
-      </w:r>
-    </w:p>
-    <w:p>
-      <w:r>
-        <w:t xml:space="preserve">      - ./prometheus.yml:/etc/prometheus/prometheus.yml</w:t>
-      </w:r>
-    </w:p>
-    <w:p>
-      <w:r>
-        <w:t xml:space="preserve">    ports:</w:t>
+        <w:t xml:space="preserve">Crea una carpeta llamada </w:t>
+      </w:r>
+      <w:proofErr w:type="spellStart"/>
+      <w:r>
+        <w:t>monitoring</w:t>
+      </w:r>
+      <w:proofErr w:type="spellEnd"/>
+      <w:r>
+        <w:t xml:space="preserve"> y dentro un archivo </w:t>
+      </w:r>
+      <w:proofErr w:type="spellStart"/>
+      <w:r>
+        <w:t>docker-compose.yml</w:t>
+      </w:r>
+      <w:proofErr w:type="spellEnd"/>
+      <w:r>
+        <w:t>:</w:t>
+      </w:r>
+    </w:p>
+    <w:p>
+      <w:proofErr w:type="spellStart"/>
+      <w:r>
+        <w:t>services</w:t>
+      </w:r>
+      <w:proofErr w:type="spellEnd"/>
+      <w:r>
+        <w:t>:</w:t>
+      </w:r>
+    </w:p>
+    <w:p>
+      <w:r>
+        <w:t xml:space="preserve">  </w:t>
+      </w:r>
+      <w:proofErr w:type="spellStart"/>
+      <w:r>
+        <w:t>prometheus</w:t>
+      </w:r>
+      <w:proofErr w:type="spellEnd"/>
+      <w:r>
+        <w:t>:</w:t>
+      </w:r>
+    </w:p>
+    <w:p>
+      <w:r>
+        <w:t xml:space="preserve">    </w:t>
+      </w:r>
+      <w:proofErr w:type="spellStart"/>
+      <w:r>
+        <w:t>image</w:t>
+      </w:r>
+      <w:proofErr w:type="spellEnd"/>
+      <w:r>
+        <w:t xml:space="preserve">: </w:t>
+      </w:r>
+      <w:proofErr w:type="spellStart"/>
+      <w:r>
+        <w:t>prom</w:t>
+      </w:r>
+      <w:proofErr w:type="spellEnd"/>
+      <w:r>
+        <w:t>/</w:t>
+      </w:r>
+      <w:proofErr w:type="spellStart"/>
+      <w:r>
+        <w:t>prometheus:latest</w:t>
+      </w:r>
+      <w:proofErr w:type="spellEnd"/>
+    </w:p>
+    <w:p>
+      <w:r>
+        <w:t xml:space="preserve">    </w:t>
+      </w:r>
+      <w:proofErr w:type="spellStart"/>
+      <w:r>
+        <w:t>container_name</w:t>
+      </w:r>
+      <w:proofErr w:type="spellEnd"/>
+      <w:r>
+        <w:t xml:space="preserve">: </w:t>
+      </w:r>
+      <w:proofErr w:type="spellStart"/>
+      <w:r>
+        <w:t>prometheus</w:t>
+      </w:r>
+      <w:proofErr w:type="spellEnd"/>
+    </w:p>
+    <w:p>
+      <w:r>
+        <w:t xml:space="preserve">    </w:t>
+      </w:r>
+      <w:proofErr w:type="spellStart"/>
+      <w:r>
+        <w:t>volumes</w:t>
+      </w:r>
+      <w:proofErr w:type="spellEnd"/>
+      <w:r>
+        <w:t>:</w:t>
+      </w:r>
+    </w:p>
+    <w:p>
+      <w:r>
+        <w:t xml:space="preserve">      - ./</w:t>
+      </w:r>
+      <w:proofErr w:type="spellStart"/>
+      <w:r>
+        <w:t>prometheus.yml</w:t>
+      </w:r>
+      <w:proofErr w:type="spellEnd"/>
+      <w:r>
+        <w:t>:/</w:t>
+      </w:r>
+      <w:proofErr w:type="spellStart"/>
+      <w:r>
+        <w:t>etc</w:t>
+      </w:r>
+      <w:proofErr w:type="spellEnd"/>
+      <w:r>
+        <w:t>/</w:t>
+      </w:r>
+      <w:proofErr w:type="spellStart"/>
+      <w:r>
+        <w:t>prometheus</w:t>
+      </w:r>
+      <w:proofErr w:type="spellEnd"/>
+      <w:r>
+        <w:t>/</w:t>
+      </w:r>
+      <w:proofErr w:type="spellStart"/>
+      <w:r>
+        <w:t>prometheus.yml</w:t>
+      </w:r>
+      <w:proofErr w:type="spellEnd"/>
+    </w:p>
+    <w:p>
+      <w:r>
+        <w:t xml:space="preserve">    </w:t>
+      </w:r>
+      <w:proofErr w:type="spellStart"/>
+      <w:r>
+        <w:t>ports</w:t>
+      </w:r>
+      <w:proofErr w:type="spellEnd"/>
+      <w:r>
+        <w:t>:</w:t>
       </w:r>
     </w:p>
     <w:p>
@@ -249,28 +522,91 @@
     </w:p>
     <w:p>
       <w:r>
-        <w:t xml:space="preserve">    restart: unless-stopped</w:t>
-      </w:r>
+        <w:t xml:space="preserve">    </w:t>
+      </w:r>
+      <w:proofErr w:type="spellStart"/>
+      <w:r>
+        <w:t>restart</w:t>
+      </w:r>
+      <w:proofErr w:type="spellEnd"/>
+      <w:r>
+        <w:t xml:space="preserve">: </w:t>
+      </w:r>
+      <w:proofErr w:type="spellStart"/>
+      <w:r>
+        <w:t>unless-stopped</w:t>
+      </w:r>
+      <w:proofErr w:type="spellEnd"/>
     </w:p>
     <w:p/>
     <w:p>
       <w:r>
-        <w:t xml:space="preserve">  grafana:</w:t>
-      </w:r>
-    </w:p>
-    <w:p>
-      <w:r>
-        <w:t xml:space="preserve">    image: grafana/grafana:latest</w:t>
-      </w:r>
-    </w:p>
-    <w:p>
-      <w:r>
-        <w:t xml:space="preserve">    container_name: grafana</w:t>
-      </w:r>
-    </w:p>
-    <w:p>
-      <w:r>
-        <w:t xml:space="preserve">    ports:</w:t>
+        <w:t xml:space="preserve">  </w:t>
+      </w:r>
+      <w:proofErr w:type="spellStart"/>
+      <w:r>
+        <w:t>grafana</w:t>
+      </w:r>
+      <w:proofErr w:type="spellEnd"/>
+      <w:r>
+        <w:t>:</w:t>
+      </w:r>
+    </w:p>
+    <w:p>
+      <w:r>
+        <w:t xml:space="preserve">    </w:t>
+      </w:r>
+      <w:proofErr w:type="spellStart"/>
+      <w:r>
+        <w:t>image</w:t>
+      </w:r>
+      <w:proofErr w:type="spellEnd"/>
+      <w:r>
+        <w:t xml:space="preserve">: </w:t>
+      </w:r>
+      <w:proofErr w:type="spellStart"/>
+      <w:r>
+        <w:t>grafana</w:t>
+      </w:r>
+      <w:proofErr w:type="spellEnd"/>
+      <w:r>
+        <w:t>/</w:t>
+      </w:r>
+      <w:proofErr w:type="spellStart"/>
+      <w:r>
+        <w:t>grafana:latest</w:t>
+      </w:r>
+      <w:proofErr w:type="spellEnd"/>
+    </w:p>
+    <w:p>
+      <w:r>
+        <w:t xml:space="preserve">    </w:t>
+      </w:r>
+      <w:proofErr w:type="spellStart"/>
+      <w:r>
+        <w:t>container_name</w:t>
+      </w:r>
+      <w:proofErr w:type="spellEnd"/>
+      <w:r>
+        <w:t xml:space="preserve">: </w:t>
+      </w:r>
+      <w:proofErr w:type="spellStart"/>
+      <w:r>
+        <w:t>grafana</w:t>
+      </w:r>
+      <w:proofErr w:type="spellEnd"/>
+    </w:p>
+    <w:p>
+      <w:r>
+        <w:t xml:space="preserve">    </w:t>
+      </w:r>
+      <w:proofErr w:type="spellStart"/>
+      <w:r>
+        <w:t>ports</w:t>
+      </w:r>
+      <w:proofErr w:type="spellEnd"/>
+      <w:r>
+        <w:t>:</w:t>
       </w:r>
     </w:p>
     <w:p>
@@ -280,38 +616,114 @@
     </w:p>
     <w:p>
       <w:r>
-        <w:t xml:space="preserve">    environment:</w:t>
-      </w:r>
-    </w:p>
-    <w:p>
-      <w:r>
-        <w:t xml:space="preserve">      - GF_SECURITY_ADMIN_PASSWORD=tu_password_seguro</w:t>
-      </w:r>
-    </w:p>
-    <w:p>
-      <w:r>
-        <w:t xml:space="preserve">    volumes:</w:t>
-      </w:r>
-    </w:p>
-    <w:p>
-      <w:r>
-        <w:t xml:space="preserve">      - grafana-storage:/var/lib/grafana</w:t>
-      </w:r>
-    </w:p>
-    <w:p>
-      <w:r>
-        <w:t xml:space="preserve">    restart: unless-stopped</w:t>
-      </w:r>
+        <w:t xml:space="preserve">    </w:t>
+      </w:r>
+      <w:proofErr w:type="spellStart"/>
+      <w:r>
+        <w:t>environment</w:t>
+      </w:r>
+      <w:proofErr w:type="spellEnd"/>
+      <w:r>
+        <w:t>:</w:t>
+      </w:r>
+    </w:p>
+    <w:p>
+      <w:r>
+        <w:t xml:space="preserve">      - GF_SECURITY_ADMIN_PASSWORD=</w:t>
+      </w:r>
+      <w:proofErr w:type="spellStart"/>
+      <w:r>
+        <w:t>tu_password_seguro</w:t>
+      </w:r>
+      <w:proofErr w:type="spellEnd"/>
+    </w:p>
+    <w:p>
+      <w:r>
+        <w:t xml:space="preserve">    </w:t>
+      </w:r>
+      <w:proofErr w:type="spellStart"/>
+      <w:r>
+        <w:t>volumes</w:t>
+      </w:r>
+      <w:proofErr w:type="spellEnd"/>
+      <w:r>
+        <w:t>:</w:t>
+      </w:r>
+    </w:p>
+    <w:p>
+      <w:r>
+        <w:t xml:space="preserve">      - </w:t>
+      </w:r>
+      <w:proofErr w:type="spellStart"/>
+      <w:r>
+        <w:t>grafana-storage</w:t>
+      </w:r>
+      <w:proofErr w:type="spellEnd"/>
+      <w:r>
+        <w:t>:/</w:t>
+      </w:r>
+      <w:proofErr w:type="spellStart"/>
+      <w:r>
+        <w:t>var</w:t>
+      </w:r>
+      <w:proofErr w:type="spellEnd"/>
+      <w:r>
+        <w:t>/</w:t>
+      </w:r>
+      <w:proofErr w:type="spellStart"/>
+      <w:r>
+        <w:t>lib</w:t>
+      </w:r>
+      <w:proofErr w:type="spellEnd"/>
+      <w:r>
+        <w:t>/</w:t>
+      </w:r>
+      <w:proofErr w:type="spellStart"/>
+      <w:r>
+        <w:t>grafana</w:t>
+      </w:r>
+      <w:proofErr w:type="spellEnd"/>
+    </w:p>
+    <w:p>
+      <w:r>
+        <w:t xml:space="preserve">    </w:t>
+      </w:r>
+      <w:proofErr w:type="spellStart"/>
+      <w:r>
+        <w:t>restart</w:t>
+      </w:r>
+      <w:proofErr w:type="spellEnd"/>
+      <w:r>
+        <w:t xml:space="preserve">: </w:t>
+      </w:r>
+      <w:proofErr w:type="spellStart"/>
+      <w:r>
+        <w:t>unless-stopped</w:t>
+      </w:r>
+      <w:proofErr w:type="spellEnd"/>
     </w:p>
     <w:p/>
     <w:p>
-      <w:r>
-        <w:t>volumes:</w:t>
-      </w:r>
-    </w:p>
-    <w:p>
-      <w:r>
-        <w:t xml:space="preserve">  grafana-storage:</w:t>
+      <w:proofErr w:type="spellStart"/>
+      <w:r>
+        <w:t>volumes</w:t>
+      </w:r>
+      <w:proofErr w:type="spellEnd"/>
+      <w:r>
+        <w:t>:</w:t>
+      </w:r>
+    </w:p>
+    <w:p>
+      <w:r>
+        <w:t xml:space="preserve">  </w:t>
+      </w:r>
+      <w:proofErr w:type="spellStart"/>
+      <w:r>
+        <w:t>grafana-storage</w:t>
+      </w:r>
+      <w:proofErr w:type="spellEnd"/>
+      <w:r>
+        <w:t>:</w:t>
       </w:r>
     </w:p>
     <w:p>
@@ -342,7 +754,15 @@
     </w:p>
     <w:p>
       <w:r>
-        <w:t>Crea el archivo prometheus.yml en la misma carpeta para decirle a Prometheus que busque los datos en la IP de tu FOG:</w:t>
+        <w:t xml:space="preserve">Crea el archivo </w:t>
+      </w:r>
+      <w:proofErr w:type="spellStart"/>
+      <w:r>
+        <w:t>prometheus.yml</w:t>
+      </w:r>
+      <w:proofErr w:type="spellEnd"/>
+      <w:r>
+        <w:t xml:space="preserve"> en la misma carpeta para decirle a Prometheus que busque los datos en la IP de tu FOG:</w:t>
       </w:r>
     </w:p>
     <w:p>
@@ -352,23 +772,60 @@
     </w:p>
     <w:p>
       <w:r>
-        <w:t xml:space="preserve">  scrape_interval: 15s</w:t>
+        <w:t xml:space="preserve">  </w:t>
+      </w:r>
+      <w:proofErr w:type="spellStart"/>
+      <w:r>
+        <w:t>scrape_interval</w:t>
+      </w:r>
+      <w:proofErr w:type="spellEnd"/>
+      <w:r>
+        <w:t>: 15s</w:t>
       </w:r>
     </w:p>
     <w:p/>
     <w:p>
-      <w:r>
-        <w:t>scrape_configs:</w:t>
-      </w:r>
-    </w:p>
-    <w:p>
-      <w:r>
-        <w:t xml:space="preserve">  - job_name: 'fog-server'</w:t>
-      </w:r>
-    </w:p>
-    <w:p>
-      <w:r>
-        <w:t xml:space="preserve">    static_configs:</w:t>
+      <w:proofErr w:type="spellStart"/>
+      <w:r>
+        <w:t>scrape_configs</w:t>
+      </w:r>
+      <w:proofErr w:type="spellEnd"/>
+      <w:r>
+        <w:t>:</w:t>
+      </w:r>
+    </w:p>
+    <w:p>
+      <w:r>
+        <w:t xml:space="preserve">  - </w:t>
+      </w:r>
+      <w:proofErr w:type="spellStart"/>
+      <w:r>
+        <w:t>job_name</w:t>
+      </w:r>
+      <w:proofErr w:type="spellEnd"/>
+      <w:r>
+        <w:t>: '</w:t>
+      </w:r>
+      <w:proofErr w:type="spellStart"/>
+      <w:r>
+        <w:t>fog</w:t>
+      </w:r>
+      <w:proofErr w:type="spellEnd"/>
+      <w:r>
+        <w:t>-server'</w:t>
+      </w:r>
+    </w:p>
+    <w:p>
+      <w:r>
+        <w:t xml:space="preserve">    </w:t>
+      </w:r>
+      <w:proofErr w:type="spellStart"/>
+      <w:r>
+        <w:t>static_configs</w:t>
+      </w:r>
+      <w:proofErr w:type="spellEnd"/>
+      <w:r>
+        <w:t>:</w:t>
       </w:r>
     </w:p>
     <w:p>
@@ -383,10 +840,42 @@
           <w:b/>
           <w:bCs/>
         </w:rPr>
-        <w:t>Lanzar el stack:</w:t>
-      </w:r>
-      <w:r>
-        <w:t xml:space="preserve"> docker compose up -d</w:t>
+        <w:t xml:space="preserve">Lanzar el </w:t>
+      </w:r>
+      <w:proofErr w:type="spellStart"/>
+      <w:r>
+        <w:rPr>
+          <w:b/>
+          <w:bCs/>
+        </w:rPr>
+        <w:t>stack</w:t>
+      </w:r>
+      <w:proofErr w:type="spellEnd"/>
+      <w:r>
+        <w:rPr>
+          <w:b/>
+          <w:bCs/>
+        </w:rPr>
+        <w:t>:</w:t>
+      </w:r>
+      <w:r>
+        <w:t xml:space="preserve"> </w:t>
+      </w:r>
+      <w:proofErr w:type="spellStart"/>
+      <w:r>
+        <w:t>docker</w:t>
+      </w:r>
+      <w:proofErr w:type="spellEnd"/>
+      <w:r>
+        <w:t xml:space="preserve"> </w:t>
+      </w:r>
+      <w:proofErr w:type="spellStart"/>
+      <w:r>
+        <w:t>compose</w:t>
+      </w:r>
+      <w:proofErr w:type="spellEnd"/>
+      <w:r>
+        <w:t xml:space="preserve"> up -d</w:t>
       </w:r>
     </w:p>
     <w:p>
@@ -412,8 +901,17 @@
           <w:bCs/>
         </w:rPr>
         <w:lastRenderedPageBreak/>
-        <w:t>3. Configuración en Grafana</w:t>
-      </w:r>
+        <w:t xml:space="preserve">3. Configuración en </w:t>
+      </w:r>
+      <w:proofErr w:type="spellStart"/>
+      <w:r>
+        <w:rPr>
+          <w:b/>
+          <w:bCs/>
+        </w:rPr>
+        <w:t>Grafana</w:t>
+      </w:r>
+      <w:proofErr w:type="spellEnd"/>
     </w:p>
     <w:p>
       <w:r>
@@ -477,6 +975,7 @@
       <w:r>
         <w:t xml:space="preserve">Ve a </w:t>
       </w:r>
+      <w:proofErr w:type="spellStart"/>
       <w:r>
         <w:rPr>
           <w:b/>
@@ -484,6 +983,7 @@
         </w:rPr>
         <w:t>Connections</w:t>
       </w:r>
+      <w:proofErr w:type="spellEnd"/>
       <w:r>
         <w:t xml:space="preserve"> &gt; </w:t>
       </w:r>
@@ -492,8 +992,17 @@
           <w:b/>
           <w:bCs/>
         </w:rPr>
-        <w:t>Data Sources</w:t>
-      </w:r>
+        <w:t xml:space="preserve">Data </w:t>
+      </w:r>
+      <w:proofErr w:type="spellStart"/>
+      <w:r>
+        <w:rPr>
+          <w:b/>
+          <w:bCs/>
+        </w:rPr>
+        <w:t>Sources</w:t>
+      </w:r>
+      <w:proofErr w:type="spellEnd"/>
       <w:r>
         <w:t>.</w:t>
       </w:r>
@@ -832,12 +1341,44 @@
           <w:bCs/>
         </w:rPr>
         <w:lastRenderedPageBreak/>
-        <w:t>Importar Dashboard para FOG</w:t>
-      </w:r>
-    </w:p>
-    <w:p>
-      <w:r>
-        <w:t>No hace falta que diseñes todo desde cero. Lo más eficiente es usar el dashboard estándar de Node Exporter:</w:t>
+        <w:t xml:space="preserve">Importar </w:t>
+      </w:r>
+      <w:proofErr w:type="spellStart"/>
+      <w:r>
+        <w:rPr>
+          <w:b/>
+          <w:bCs/>
+        </w:rPr>
+        <w:t>Dashboard</w:t>
+      </w:r>
+      <w:proofErr w:type="spellEnd"/>
+      <w:r>
+        <w:rPr>
+          <w:b/>
+          <w:bCs/>
+        </w:rPr>
+        <w:t xml:space="preserve"> para FOG</w:t>
+      </w:r>
+    </w:p>
+    <w:p>
+      <w:r>
+        <w:t xml:space="preserve">No hace falta que diseñes todo desde cero. Lo más eficiente es usar el </w:t>
+      </w:r>
+      <w:proofErr w:type="spellStart"/>
+      <w:r>
+        <w:t>dashboard</w:t>
+      </w:r>
+      <w:proofErr w:type="spellEnd"/>
+      <w:r>
+        <w:t xml:space="preserve"> estándar de Node </w:t>
+      </w:r>
+      <w:proofErr w:type="spellStart"/>
+      <w:r>
+        <w:t>Exporter</w:t>
+      </w:r>
+      <w:proofErr w:type="spellEnd"/>
+      <w:r>
+        <w:t>:</w:t>
       </w:r>
     </w:p>
     <w:p>
@@ -848,8 +1389,17 @@
         </w:numPr>
       </w:pPr>
       <w:r>
-        <w:t xml:space="preserve">Ve al icono + (Create) &gt; </w:t>
-      </w:r>
+        <w:t>Ve al icono + (</w:t>
+      </w:r>
+      <w:proofErr w:type="spellStart"/>
+      <w:r>
+        <w:t>Create</w:t>
+      </w:r>
+      <w:proofErr w:type="spellEnd"/>
+      <w:r>
+        <w:t xml:space="preserve">) &gt; </w:t>
+      </w:r>
+      <w:proofErr w:type="spellStart"/>
       <w:r>
         <w:rPr>
           <w:b/>
@@ -857,6 +1407,7 @@
         </w:rPr>
         <w:t>Import</w:t>
       </w:r>
+      <w:proofErr w:type="spellEnd"/>
       <w:r>
         <w:t>.</w:t>
       </w:r>
@@ -926,7 +1477,23 @@
       </w:pPr>
       <w:r>
         <w:lastRenderedPageBreak/>
-        <w:t xml:space="preserve">En "Import via grafana.com", introduce el ID: </w:t>
+        <w:t>En "</w:t>
+      </w:r>
+      <w:proofErr w:type="spellStart"/>
+      <w:r>
+        <w:t>Import</w:t>
+      </w:r>
+      <w:proofErr w:type="spellEnd"/>
+      <w:r>
+        <w:t xml:space="preserve"> </w:t>
+      </w:r>
+      <w:proofErr w:type="spellStart"/>
+      <w:r>
+        <w:t>via</w:t>
+      </w:r>
+      <w:proofErr w:type="spellEnd"/>
+      <w:r>
+        <w:t xml:space="preserve"> grafana.com", introduce el ID: </w:t>
       </w:r>
       <w:r>
         <w:rPr>
@@ -1006,6 +1573,7 @@
         <w:lastRenderedPageBreak/>
         <w:t xml:space="preserve">Selecciona tu fuente de datos "Prometheus" y dale a </w:t>
       </w:r>
+      <w:proofErr w:type="spellStart"/>
       <w:r>
         <w:rPr>
           <w:b/>
@@ -1013,6 +1581,7 @@
         </w:rPr>
         <w:t>Import</w:t>
       </w:r>
+      <w:proofErr w:type="spellEnd"/>
       <w:r>
         <w:t>.</w:t>
       </w:r>
@@ -1066,7 +1635,15 @@
     <w:p>
       <w:r>
         <w:lastRenderedPageBreak/>
-        <w:t>Ya tenemos el Dashboard.</w:t>
+        <w:t xml:space="preserve">Ya tenemos el </w:t>
+      </w:r>
+      <w:proofErr w:type="spellStart"/>
+      <w:r>
+        <w:t>Dashboard</w:t>
+      </w:r>
+      <w:proofErr w:type="spellEnd"/>
+      <w:r>
+        <w:t>.</w:t>
       </w:r>
     </w:p>
     <w:p>
@@ -1134,12 +1711,44 @@
           <w:bCs/>
         </w:rPr>
         <w:lastRenderedPageBreak/>
-        <w:t>A. Recolección de Logs (Loki + Promtail)</w:t>
-      </w:r>
-    </w:p>
-    <w:p>
-      <w:r>
-        <w:t>El objetivo es que los logs de FOG (que están en /var/log/) viajen a tu VM de Monitorización para verlos en Grafana.</w:t>
+        <w:t xml:space="preserve">A. Recolección de Logs (Loki + </w:t>
+      </w:r>
+      <w:proofErr w:type="spellStart"/>
+      <w:r>
+        <w:rPr>
+          <w:b/>
+          <w:bCs/>
+        </w:rPr>
+        <w:t>Promtail</w:t>
+      </w:r>
+      <w:proofErr w:type="spellEnd"/>
+      <w:r>
+        <w:rPr>
+          <w:b/>
+          <w:bCs/>
+        </w:rPr>
+        <w:t>)</w:t>
+      </w:r>
+    </w:p>
+    <w:p>
+      <w:r>
+        <w:t>El objetivo es que los logs de FOG (que están en /</w:t>
+      </w:r>
+      <w:proofErr w:type="spellStart"/>
+      <w:r>
+        <w:t>var</w:t>
+      </w:r>
+      <w:proofErr w:type="spellEnd"/>
+      <w:r>
+        <w:t xml:space="preserve">/log/) viajen a tu VM de Monitorización para verlos en </w:t>
+      </w:r>
+      <w:proofErr w:type="spellStart"/>
+      <w:r>
+        <w:t>Grafana</w:t>
+      </w:r>
+      <w:proofErr w:type="spellEnd"/>
+      <w:r>
+        <w:t>.</w:t>
       </w:r>
     </w:p>
     <w:p>
@@ -1169,7 +1778,15 @@
         <w:t>Loki</w:t>
       </w:r>
       <w:r>
-        <w:t xml:space="preserve"> a tu docker-compose.yml actual:</w:t>
+        <w:t xml:space="preserve"> a tu </w:t>
+      </w:r>
+      <w:proofErr w:type="spellStart"/>
+      <w:r>
+        <w:t>docker-compose.yml</w:t>
+      </w:r>
+      <w:proofErr w:type="spellEnd"/>
+      <w:r>
+        <w:t xml:space="preserve"> actual:</w:t>
       </w:r>
     </w:p>
     <w:p>
@@ -1179,22 +1796,72 @@
     </w:p>
     <w:p>
       <w:r>
-        <w:t xml:space="preserve">  loki:</w:t>
-      </w:r>
-    </w:p>
-    <w:p>
-      <w:r>
-        <w:t xml:space="preserve">    image: grafana/loki:latest</w:t>
-      </w:r>
-    </w:p>
-    <w:p>
-      <w:r>
-        <w:t xml:space="preserve">    container_name: loki</w:t>
-      </w:r>
-    </w:p>
-    <w:p>
-      <w:r>
-        <w:t xml:space="preserve">    ports:</w:t>
+        <w:t xml:space="preserve">  </w:t>
+      </w:r>
+      <w:proofErr w:type="spellStart"/>
+      <w:r>
+        <w:t>loki</w:t>
+      </w:r>
+      <w:proofErr w:type="spellEnd"/>
+      <w:r>
+        <w:t>:</w:t>
+      </w:r>
+    </w:p>
+    <w:p>
+      <w:r>
+        <w:t xml:space="preserve">    </w:t>
+      </w:r>
+      <w:proofErr w:type="spellStart"/>
+      <w:r>
+        <w:t>image</w:t>
+      </w:r>
+      <w:proofErr w:type="spellEnd"/>
+      <w:r>
+        <w:t xml:space="preserve">: </w:t>
+      </w:r>
+      <w:proofErr w:type="spellStart"/>
+      <w:r>
+        <w:t>grafana</w:t>
+      </w:r>
+      <w:proofErr w:type="spellEnd"/>
+      <w:r>
+        <w:t>/</w:t>
+      </w:r>
+      <w:proofErr w:type="spellStart"/>
+      <w:r>
+        <w:t>loki:latest</w:t>
+      </w:r>
+      <w:proofErr w:type="spellEnd"/>
+    </w:p>
+    <w:p>
+      <w:r>
+        <w:t xml:space="preserve">    </w:t>
+      </w:r>
+      <w:proofErr w:type="spellStart"/>
+      <w:r>
+        <w:t>container_name</w:t>
+      </w:r>
+      <w:proofErr w:type="spellEnd"/>
+      <w:r>
+        <w:t xml:space="preserve">: </w:t>
+      </w:r>
+      <w:proofErr w:type="spellStart"/>
+      <w:r>
+        <w:t>loki</w:t>
+      </w:r>
+      <w:proofErr w:type="spellEnd"/>
+    </w:p>
+    <w:p>
+      <w:r>
+        <w:t xml:space="preserve">    </w:t>
+      </w:r>
+      <w:proofErr w:type="spellStart"/>
+      <w:r>
+        <w:t>ports</w:t>
+      </w:r>
+      <w:proofErr w:type="spellEnd"/>
+      <w:r>
+        <w:t>:</w:t>
       </w:r>
     </w:p>
     <w:p>
@@ -1204,12 +1871,65 @@
     </w:p>
     <w:p>
       <w:r>
-        <w:t xml:space="preserve">    command: -config.file=/etc/loki/local-config.yaml</w:t>
-      </w:r>
-    </w:p>
-    <w:p>
-      <w:r>
-        <w:t>Luego haz un docker compose up -d para levantarlo.</w:t>
+        <w:t xml:space="preserve">    </w:t>
+      </w:r>
+      <w:proofErr w:type="spellStart"/>
+      <w:r>
+        <w:t>command</w:t>
+      </w:r>
+      <w:proofErr w:type="spellEnd"/>
+      <w:r>
+        <w:t>: -</w:t>
+      </w:r>
+      <w:proofErr w:type="spellStart"/>
+      <w:r>
+        <w:t>config.file</w:t>
+      </w:r>
+      <w:proofErr w:type="spellEnd"/>
+      <w:r>
+        <w:t>=/</w:t>
+      </w:r>
+      <w:proofErr w:type="spellStart"/>
+      <w:r>
+        <w:t>etc</w:t>
+      </w:r>
+      <w:proofErr w:type="spellEnd"/>
+      <w:r>
+        <w:t>/</w:t>
+      </w:r>
+      <w:proofErr w:type="spellStart"/>
+      <w:r>
+        <w:t>loki</w:t>
+      </w:r>
+      <w:proofErr w:type="spellEnd"/>
+      <w:r>
+        <w:t>/local-</w:t>
+      </w:r>
+      <w:proofErr w:type="spellStart"/>
+      <w:r>
+        <w:t>config.yaml</w:t>
+      </w:r>
+      <w:proofErr w:type="spellEnd"/>
+    </w:p>
+    <w:p>
+      <w:r>
+        <w:t xml:space="preserve">Luego haz un </w:t>
+      </w:r>
+      <w:proofErr w:type="spellStart"/>
+      <w:r>
+        <w:t>docker</w:t>
+      </w:r>
+      <w:proofErr w:type="spellEnd"/>
+      <w:r>
+        <w:t xml:space="preserve"> </w:t>
+      </w:r>
+      <w:proofErr w:type="spellStart"/>
+      <w:r>
+        <w:t>compose</w:t>
+      </w:r>
+      <w:proofErr w:type="spellEnd"/>
+      <w:r>
+        <w:t xml:space="preserve"> up -d para levantarlo.</w:t>
       </w:r>
     </w:p>
     <w:p>
@@ -1259,14 +1979,31 @@
     </w:p>
     <w:p>
       <w:r>
-        <w:t xml:space="preserve">En lugar de instalar Promtail en la VM de FOG (10.2.7.5), instalaremos </w:t>
-      </w:r>
-      <w:r>
-        <w:rPr>
-          <w:b/>
-          <w:bCs/>
-        </w:rPr>
-        <w:t>Grafana Alloy</w:t>
+        <w:t xml:space="preserve">En lugar de instalar </w:t>
+      </w:r>
+      <w:proofErr w:type="spellStart"/>
+      <w:r>
+        <w:t>Promtail</w:t>
+      </w:r>
+      <w:proofErr w:type="spellEnd"/>
+      <w:r>
+        <w:t xml:space="preserve"> en la VM de FOG (10.2.7.5), instalaremos </w:t>
+      </w:r>
+      <w:proofErr w:type="spellStart"/>
+      <w:r>
+        <w:rPr>
+          <w:b/>
+          <w:bCs/>
+        </w:rPr>
+        <w:t>Grafana</w:t>
+      </w:r>
+      <w:proofErr w:type="spellEnd"/>
+      <w:r>
+        <w:rPr>
+          <w:b/>
+          <w:bCs/>
+        </w:rPr>
+        <w:t xml:space="preserve"> Alloy</w:t>
       </w:r>
       <w:r>
         <w:t>.</w:t>
@@ -1284,7 +2021,23 @@
           <w:b/>
           <w:bCs/>
         </w:rPr>
-        <w:t>1. Instalar Grafana Alloy en VM FOG (10.2.7.5)</w:t>
+        <w:t xml:space="preserve">1. Instalar </w:t>
+      </w:r>
+      <w:proofErr w:type="spellStart"/>
+      <w:r>
+        <w:rPr>
+          <w:b/>
+          <w:bCs/>
+        </w:rPr>
+        <w:t>Grafana</w:t>
+      </w:r>
+      <w:proofErr w:type="spellEnd"/>
+      <w:r>
+        <w:rPr>
+          <w:b/>
+          <w:bCs/>
+        </w:rPr>
+        <w:t xml:space="preserve"> Alloy en VM FOG (10.2.7.5)</w:t>
       </w:r>
     </w:p>
     <w:p>
@@ -1294,26 +2047,238 @@
     </w:p>
     <w:p>
       <w:r>
-        <w:t># Añadir repositorio de Grafana</w:t>
-      </w:r>
+        <w:t xml:space="preserve"># Añadir repositorio de </w:t>
+      </w:r>
+      <w:proofErr w:type="spellStart"/>
+      <w:r>
+        <w:t>Grafana</w:t>
+      </w:r>
+      <w:proofErr w:type="spellEnd"/>
       <w:r>
         <w:t>. Crear el directorio si no existe.</w:t>
       </w:r>
     </w:p>
     <w:p>
       <w:r>
-        <w:t>sudo mkdir -p /etc/apt/keyrings/</w:t>
-      </w:r>
-    </w:p>
-    <w:p>
-      <w:r>
-        <w:t>wget -q -O - https://apt.grafana.com/gpg.key | gpg --dearmor | sudo tee /etc/apt/keyrings/grafana.gpg &gt; /dev/null</w:t>
-      </w:r>
-    </w:p>
-    <w:p>
-      <w:r>
-        <w:t>echo "deb [signed-by=/etc/apt/keyrings/grafana.gpg] https://apt.grafana.com stable main" | sudo tee /etc/apt/sources.list.d/grafana.list</w:t>
-      </w:r>
+        <w:t xml:space="preserve">sudo </w:t>
+      </w:r>
+      <w:proofErr w:type="spellStart"/>
+      <w:r>
+        <w:t>mkdir</w:t>
+      </w:r>
+      <w:proofErr w:type="spellEnd"/>
+      <w:r>
+        <w:t xml:space="preserve"> -p /</w:t>
+      </w:r>
+      <w:proofErr w:type="spellStart"/>
+      <w:r>
+        <w:t>etc</w:t>
+      </w:r>
+      <w:proofErr w:type="spellEnd"/>
+      <w:r>
+        <w:t>/</w:t>
+      </w:r>
+      <w:proofErr w:type="spellStart"/>
+      <w:r>
+        <w:t>apt</w:t>
+      </w:r>
+      <w:proofErr w:type="spellEnd"/>
+      <w:r>
+        <w:t>/</w:t>
+      </w:r>
+      <w:proofErr w:type="spellStart"/>
+      <w:r>
+        <w:t>keyrings</w:t>
+      </w:r>
+      <w:proofErr w:type="spellEnd"/>
+      <w:r>
+        <w:t>/</w:t>
+      </w:r>
+    </w:p>
+    <w:p>
+      <w:proofErr w:type="spellStart"/>
+      <w:r>
+        <w:t>wget</w:t>
+      </w:r>
+      <w:proofErr w:type="spellEnd"/>
+      <w:r>
+        <w:t xml:space="preserve"> -q -O - https://apt.grafana.com/gpg.key | </w:t>
+      </w:r>
+      <w:proofErr w:type="spellStart"/>
+      <w:r>
+        <w:t>gpg</w:t>
+      </w:r>
+      <w:proofErr w:type="spellEnd"/>
+      <w:r>
+        <w:t xml:space="preserve"> --</w:t>
+      </w:r>
+      <w:proofErr w:type="spellStart"/>
+      <w:r>
+        <w:t>dearmor</w:t>
+      </w:r>
+      <w:proofErr w:type="spellEnd"/>
+      <w:r>
+        <w:t xml:space="preserve"> | sudo </w:t>
+      </w:r>
+      <w:proofErr w:type="spellStart"/>
+      <w:r>
+        <w:t>tee</w:t>
+      </w:r>
+      <w:proofErr w:type="spellEnd"/>
+      <w:r>
+        <w:t xml:space="preserve"> /</w:t>
+      </w:r>
+      <w:proofErr w:type="spellStart"/>
+      <w:r>
+        <w:t>etc</w:t>
+      </w:r>
+      <w:proofErr w:type="spellEnd"/>
+      <w:r>
+        <w:t>/</w:t>
+      </w:r>
+      <w:proofErr w:type="spellStart"/>
+      <w:r>
+        <w:t>apt</w:t>
+      </w:r>
+      <w:proofErr w:type="spellEnd"/>
+      <w:r>
+        <w:t>/</w:t>
+      </w:r>
+      <w:proofErr w:type="spellStart"/>
+      <w:r>
+        <w:t>keyrings</w:t>
+      </w:r>
+      <w:proofErr w:type="spellEnd"/>
+      <w:r>
+        <w:t>/</w:t>
+      </w:r>
+      <w:proofErr w:type="spellStart"/>
+      <w:r>
+        <w:t>grafana.gpg</w:t>
+      </w:r>
+      <w:proofErr w:type="spellEnd"/>
+      <w:r>
+        <w:t xml:space="preserve"> &gt; /</w:t>
+      </w:r>
+      <w:proofErr w:type="spellStart"/>
+      <w:r>
+        <w:t>dev</w:t>
+      </w:r>
+      <w:proofErr w:type="spellEnd"/>
+      <w:r>
+        <w:t>/</w:t>
+      </w:r>
+      <w:proofErr w:type="spellStart"/>
+      <w:r>
+        <w:t>null</w:t>
+      </w:r>
+      <w:proofErr w:type="spellEnd"/>
+    </w:p>
+    <w:p>
+      <w:r>
+        <w:t>echo "</w:t>
+      </w:r>
+      <w:proofErr w:type="spellStart"/>
+      <w:r>
+        <w:t>deb</w:t>
+      </w:r>
+      <w:proofErr w:type="spellEnd"/>
+      <w:r>
+        <w:t xml:space="preserve"> [</w:t>
+      </w:r>
+      <w:proofErr w:type="spellStart"/>
+      <w:r>
+        <w:t>signed-by</w:t>
+      </w:r>
+      <w:proofErr w:type="spellEnd"/>
+      <w:r>
+        <w:t>=/</w:t>
+      </w:r>
+      <w:proofErr w:type="spellStart"/>
+      <w:r>
+        <w:t>etc</w:t>
+      </w:r>
+      <w:proofErr w:type="spellEnd"/>
+      <w:r>
+        <w:t>/</w:t>
+      </w:r>
+      <w:proofErr w:type="spellStart"/>
+      <w:r>
+        <w:t>apt</w:t>
+      </w:r>
+      <w:proofErr w:type="spellEnd"/>
+      <w:r>
+        <w:t>/</w:t>
+      </w:r>
+      <w:proofErr w:type="spellStart"/>
+      <w:r>
+        <w:t>keyrings</w:t>
+      </w:r>
+      <w:proofErr w:type="spellEnd"/>
+      <w:r>
+        <w:t>/</w:t>
+      </w:r>
+      <w:proofErr w:type="spellStart"/>
+      <w:r>
+        <w:t>grafana.gpg</w:t>
+      </w:r>
+      <w:proofErr w:type="spellEnd"/>
+      <w:r>
+        <w:t xml:space="preserve">] https://apt.grafana.com </w:t>
+      </w:r>
+      <w:proofErr w:type="spellStart"/>
+      <w:r>
+        <w:t>stable</w:t>
+      </w:r>
+      <w:proofErr w:type="spellEnd"/>
+      <w:r>
+        <w:t xml:space="preserve"> </w:t>
+      </w:r>
+      <w:proofErr w:type="spellStart"/>
+      <w:r>
+        <w:t>main</w:t>
+      </w:r>
+      <w:proofErr w:type="spellEnd"/>
+      <w:r>
+        <w:t xml:space="preserve">" | sudo </w:t>
+      </w:r>
+      <w:proofErr w:type="spellStart"/>
+      <w:r>
+        <w:t>tee</w:t>
+      </w:r>
+      <w:proofErr w:type="spellEnd"/>
+      <w:r>
+        <w:t xml:space="preserve"> /</w:t>
+      </w:r>
+      <w:proofErr w:type="spellStart"/>
+      <w:r>
+        <w:t>etc</w:t>
+      </w:r>
+      <w:proofErr w:type="spellEnd"/>
+      <w:r>
+        <w:t>/</w:t>
+      </w:r>
+      <w:proofErr w:type="spellStart"/>
+      <w:r>
+        <w:t>apt</w:t>
+      </w:r>
+      <w:proofErr w:type="spellEnd"/>
+      <w:r>
+        <w:t>/</w:t>
+      </w:r>
+      <w:proofErr w:type="spellStart"/>
+      <w:r>
+        <w:t>sources.list.d</w:t>
+      </w:r>
+      <w:proofErr w:type="spellEnd"/>
+      <w:r>
+        <w:t>/</w:t>
+      </w:r>
+      <w:proofErr w:type="spellStart"/>
+      <w:r>
+        <w:t>grafana.list</w:t>
+      </w:r>
+      <w:proofErr w:type="spellEnd"/>
     </w:p>
     <w:p>
       <w:r>
@@ -1364,7 +2329,47 @@
     </w:p>
     <w:p>
       <w:r>
-        <w:t>sudo apt update &amp;&amp; sudo apt install alloy -y</w:t>
+        <w:t xml:space="preserve">sudo </w:t>
+      </w:r>
+      <w:proofErr w:type="spellStart"/>
+      <w:r>
+        <w:t>apt</w:t>
+      </w:r>
+      <w:proofErr w:type="spellEnd"/>
+      <w:r>
+        <w:t xml:space="preserve"> </w:t>
+      </w:r>
+      <w:proofErr w:type="spellStart"/>
+      <w:r>
+        <w:t>update</w:t>
+      </w:r>
+      <w:proofErr w:type="spellEnd"/>
+      <w:r>
+        <w:t xml:space="preserve"> &amp;&amp; sudo </w:t>
+      </w:r>
+      <w:proofErr w:type="spellStart"/>
+      <w:r>
+        <w:t>apt</w:t>
+      </w:r>
+      <w:proofErr w:type="spellEnd"/>
+      <w:r>
+        <w:t xml:space="preserve"> </w:t>
+      </w:r>
+      <w:proofErr w:type="spellStart"/>
+      <w:r>
+        <w:t>install</w:t>
+      </w:r>
+      <w:proofErr w:type="spellEnd"/>
+      <w:r>
+        <w:t xml:space="preserve"> </w:t>
+      </w:r>
+      <w:proofErr w:type="spellStart"/>
+      <w:r>
+        <w:t>alloy</w:t>
+      </w:r>
+      <w:proofErr w:type="spellEnd"/>
+      <w:r>
+        <w:t xml:space="preserve"> -y</w:t>
       </w:r>
     </w:p>
     <w:p>
@@ -1395,19 +2400,103 @@
     </w:p>
     <w:p>
       <w:r>
-        <w:t>Edita el archivo /etc/alloy/config.alloy. Este lenguaje es nuevo (estilo Terraform), pero muy potente:</w:t>
-      </w:r>
-    </w:p>
-    <w:p>
-      <w:r>
-        <w:t>cp /etc/alloy/config.alloy /etc/alloy/config.BACKUP</w:t>
-      </w:r>
+        <w:t>Edita el archivo /</w:t>
+      </w:r>
+      <w:proofErr w:type="spellStart"/>
+      <w:r>
+        <w:t>etc</w:t>
+      </w:r>
+      <w:proofErr w:type="spellEnd"/>
+      <w:r>
+        <w:t>/</w:t>
+      </w:r>
+      <w:proofErr w:type="spellStart"/>
+      <w:r>
+        <w:t>alloy</w:t>
+      </w:r>
+      <w:proofErr w:type="spellEnd"/>
+      <w:r>
+        <w:t>/</w:t>
+      </w:r>
+      <w:proofErr w:type="spellStart"/>
+      <w:r>
+        <w:t>config.alloy</w:t>
+      </w:r>
+      <w:proofErr w:type="spellEnd"/>
+      <w:r>
+        <w:t xml:space="preserve">. Este lenguaje es nuevo (estilo </w:t>
+      </w:r>
+      <w:proofErr w:type="spellStart"/>
+      <w:r>
+        <w:t>Terraform</w:t>
+      </w:r>
+      <w:proofErr w:type="spellEnd"/>
+      <w:r>
+        <w:t>), pero muy potente:</w:t>
+      </w:r>
+    </w:p>
+    <w:p>
+      <w:proofErr w:type="spellStart"/>
+      <w:r>
+        <w:t>cp</w:t>
+      </w:r>
+      <w:proofErr w:type="spellEnd"/>
+      <w:r>
+        <w:t xml:space="preserve"> /</w:t>
+      </w:r>
+      <w:proofErr w:type="spellStart"/>
+      <w:r>
+        <w:t>etc</w:t>
+      </w:r>
+      <w:proofErr w:type="spellEnd"/>
+      <w:r>
+        <w:t>/</w:t>
+      </w:r>
+      <w:proofErr w:type="spellStart"/>
+      <w:r>
+        <w:t>alloy</w:t>
+      </w:r>
+      <w:proofErr w:type="spellEnd"/>
+      <w:r>
+        <w:t>/</w:t>
+      </w:r>
+      <w:proofErr w:type="spellStart"/>
+      <w:r>
+        <w:t>config.alloy</w:t>
+      </w:r>
+      <w:proofErr w:type="spellEnd"/>
+      <w:r>
+        <w:t xml:space="preserve"> /</w:t>
+      </w:r>
+      <w:proofErr w:type="spellStart"/>
+      <w:r>
+        <w:t>etc</w:t>
+      </w:r>
+      <w:proofErr w:type="spellEnd"/>
+      <w:r>
+        <w:t>/</w:t>
+      </w:r>
+      <w:proofErr w:type="spellStart"/>
+      <w:r>
+        <w:t>alloy</w:t>
+      </w:r>
+      <w:proofErr w:type="spellEnd"/>
+      <w:r>
+        <w:t>/</w:t>
+      </w:r>
+      <w:proofErr w:type="spellStart"/>
+      <w:r>
+        <w:t>config.BACKUP</w:t>
+      </w:r>
+      <w:proofErr w:type="spellEnd"/>
     </w:p>
     <w:p/>
     <w:p>
+      <w:proofErr w:type="spellStart"/>
       <w:r>
         <w:t>Terraform</w:t>
       </w:r>
+      <w:proofErr w:type="spellEnd"/>
     </w:p>
     <w:p>
       <w:r>
@@ -1415,23 +2504,132 @@
       </w:r>
     </w:p>
     <w:p>
-      <w:r>
-        <w:t>local.file_match "fog_logs" {</w:t>
-      </w:r>
-    </w:p>
-    <w:p>
-      <w:r>
-        <w:t xml:space="preserve">    path_targets = [</w:t>
-      </w:r>
-    </w:p>
-    <w:p>
-      <w:r>
-        <w:t xml:space="preserve">        { "__address__" = "localhost", "filename" = "/var/log/fog/*.log", "job" = "fog-app" },</w:t>
-      </w:r>
-    </w:p>
-    <w:p>
-      <w:r>
-        <w:t xml:space="preserve">        { "__address__" = "localhost", "filename" = "/var/log/apache2/error.log", "job" = "fog-web" },</w:t>
+      <w:proofErr w:type="spellStart"/>
+      <w:r>
+        <w:t>local.file_match</w:t>
+      </w:r>
+      <w:proofErr w:type="spellEnd"/>
+      <w:r>
+        <w:t xml:space="preserve"> "</w:t>
+      </w:r>
+      <w:proofErr w:type="spellStart"/>
+      <w:r>
+        <w:t>fog_logs</w:t>
+      </w:r>
+      <w:proofErr w:type="spellEnd"/>
+      <w:r>
+        <w:t>" {</w:t>
+      </w:r>
+    </w:p>
+    <w:p>
+      <w:r>
+        <w:t xml:space="preserve">    </w:t>
+      </w:r>
+      <w:proofErr w:type="spellStart"/>
+      <w:r>
+        <w:t>path_targets</w:t>
+      </w:r>
+      <w:proofErr w:type="spellEnd"/>
+      <w:r>
+        <w:t xml:space="preserve"> = [</w:t>
+      </w:r>
+    </w:p>
+    <w:p>
+      <w:r>
+        <w:t xml:space="preserve">        { "__</w:t>
+      </w:r>
+      <w:proofErr w:type="spellStart"/>
+      <w:r>
+        <w:t>address</w:t>
+      </w:r>
+      <w:proofErr w:type="spellEnd"/>
+      <w:r>
+        <w:t>__" = "localhost", "</w:t>
+      </w:r>
+      <w:proofErr w:type="spellStart"/>
+      <w:r>
+        <w:t>filename</w:t>
+      </w:r>
+      <w:proofErr w:type="spellEnd"/>
+      <w:r>
+        <w:t>" = "/</w:t>
+      </w:r>
+      <w:proofErr w:type="spellStart"/>
+      <w:r>
+        <w:t>var</w:t>
+      </w:r>
+      <w:proofErr w:type="spellEnd"/>
+      <w:r>
+        <w:t>/log/</w:t>
+      </w:r>
+      <w:proofErr w:type="spellStart"/>
+      <w:r>
+        <w:t>fog</w:t>
+      </w:r>
+      <w:proofErr w:type="spellEnd"/>
+      <w:r>
+        <w:t>/*.log", "</w:t>
+      </w:r>
+      <w:proofErr w:type="spellStart"/>
+      <w:r>
+        <w:t>job</w:t>
+      </w:r>
+      <w:proofErr w:type="spellEnd"/>
+      <w:r>
+        <w:t>" = "</w:t>
+      </w:r>
+      <w:proofErr w:type="spellStart"/>
+      <w:r>
+        <w:t>fog</w:t>
+      </w:r>
+      <w:proofErr w:type="spellEnd"/>
+      <w:r>
+        <w:t>-app" },</w:t>
+      </w:r>
+    </w:p>
+    <w:p>
+      <w:r>
+        <w:t xml:space="preserve">        { "__</w:t>
+      </w:r>
+      <w:proofErr w:type="spellStart"/>
+      <w:r>
+        <w:t>address</w:t>
+      </w:r>
+      <w:proofErr w:type="spellEnd"/>
+      <w:r>
+        <w:t>__" = "localhost", "</w:t>
+      </w:r>
+      <w:proofErr w:type="spellStart"/>
+      <w:r>
+        <w:t>filename</w:t>
+      </w:r>
+      <w:proofErr w:type="spellEnd"/>
+      <w:r>
+        <w:t>" = "/</w:t>
+      </w:r>
+      <w:proofErr w:type="spellStart"/>
+      <w:r>
+        <w:t>var</w:t>
+      </w:r>
+      <w:proofErr w:type="spellEnd"/>
+      <w:r>
+        <w:t>/log/apache2/error.log", "</w:t>
+      </w:r>
+      <w:proofErr w:type="spellStart"/>
+      <w:r>
+        <w:t>job</w:t>
+      </w:r>
+      <w:proofErr w:type="spellEnd"/>
+      <w:r>
+        <w:t>" = "</w:t>
+      </w:r>
+      <w:proofErr w:type="spellStart"/>
+      <w:r>
+        <w:t>fog</w:t>
+      </w:r>
+      <w:proofErr w:type="spellEnd"/>
+      <w:r>
+        <w:t>-web" },</w:t>
       </w:r>
     </w:p>
     <w:p>
@@ -1451,18 +2649,52 @@
       </w:r>
     </w:p>
     <w:p>
-      <w:r>
-        <w:t>loki.source.file "fog_scrape" {</w:t>
-      </w:r>
-    </w:p>
-    <w:p>
-      <w:r>
-        <w:t xml:space="preserve">    targets    = local.file_match.fog_logs.targets</w:t>
-      </w:r>
-    </w:p>
-    <w:p>
-      <w:r>
-        <w:t xml:space="preserve">    forward_to = [loki.write.local_loki.receiver]</w:t>
+      <w:proofErr w:type="spellStart"/>
+      <w:r>
+        <w:t>loki.source.file</w:t>
+      </w:r>
+      <w:proofErr w:type="spellEnd"/>
+      <w:r>
+        <w:t xml:space="preserve"> "</w:t>
+      </w:r>
+      <w:proofErr w:type="spellStart"/>
+      <w:r>
+        <w:t>fog_scrape</w:t>
+      </w:r>
+      <w:proofErr w:type="spellEnd"/>
+      <w:r>
+        <w:t>" {</w:t>
+      </w:r>
+    </w:p>
+    <w:p>
+      <w:r>
+        <w:t xml:space="preserve">    targets    = </w:t>
+      </w:r>
+      <w:proofErr w:type="spellStart"/>
+      <w:r>
+        <w:t>local.file_match.fog_logs.targets</w:t>
+      </w:r>
+      <w:proofErr w:type="spellEnd"/>
+    </w:p>
+    <w:p>
+      <w:r>
+        <w:t xml:space="preserve">    </w:t>
+      </w:r>
+      <w:proofErr w:type="spellStart"/>
+      <w:r>
+        <w:t>forward_to</w:t>
+      </w:r>
+      <w:proofErr w:type="spellEnd"/>
+      <w:r>
+        <w:t xml:space="preserve"> = [</w:t>
+      </w:r>
+      <w:proofErr w:type="spellStart"/>
+      <w:r>
+        <w:t>loki.write.local_loki.receiver</w:t>
+      </w:r>
+      <w:proofErr w:type="spellEnd"/>
+      <w:r>
+        <w:t>]</w:t>
       </w:r>
     </w:p>
     <w:p>
@@ -1473,22 +2705,75 @@
     <w:p/>
     <w:p>
       <w:r>
-        <w:t>// Remote write: Envía los logs a tu VM de Monitorización</w:t>
-      </w:r>
-    </w:p>
-    <w:p>
-      <w:r>
-        <w:t>loki.write "local_loki" {</w:t>
-      </w:r>
-    </w:p>
-    <w:p>
-      <w:r>
-        <w:t xml:space="preserve">    endpoint {</w:t>
-      </w:r>
-    </w:p>
-    <w:p>
-      <w:r>
-        <w:t xml:space="preserve">        url = "http://10.2.7.99:3100/loki/api/v1/push"</w:t>
+        <w:t xml:space="preserve">// Remote </w:t>
+      </w:r>
+      <w:proofErr w:type="spellStart"/>
+      <w:r>
+        <w:t>write</w:t>
+      </w:r>
+      <w:proofErr w:type="spellEnd"/>
+      <w:r>
+        <w:t>: Envía los logs a tu VM de Monitorización</w:t>
+      </w:r>
+    </w:p>
+    <w:p>
+      <w:proofErr w:type="spellStart"/>
+      <w:r>
+        <w:t>loki.write</w:t>
+      </w:r>
+      <w:proofErr w:type="spellEnd"/>
+      <w:r>
+        <w:t xml:space="preserve"> "</w:t>
+      </w:r>
+      <w:proofErr w:type="spellStart"/>
+      <w:r>
+        <w:t>local_loki</w:t>
+      </w:r>
+      <w:proofErr w:type="spellEnd"/>
+      <w:r>
+        <w:t>" {</w:t>
+      </w:r>
+    </w:p>
+    <w:p>
+      <w:r>
+        <w:t xml:space="preserve">    </w:t>
+      </w:r>
+      <w:proofErr w:type="spellStart"/>
+      <w:r>
+        <w:t>endpoint</w:t>
+      </w:r>
+      <w:proofErr w:type="spellEnd"/>
+      <w:r>
+        <w:t xml:space="preserve"> {</w:t>
+      </w:r>
+    </w:p>
+    <w:p>
+      <w:r>
+        <w:t xml:space="preserve">        </w:t>
+      </w:r>
+      <w:proofErr w:type="spellStart"/>
+      <w:r>
+        <w:t>url</w:t>
+      </w:r>
+      <w:proofErr w:type="spellEnd"/>
+      <w:r>
+        <w:t xml:space="preserve"> = "http://10.2.7.99:3100/</w:t>
+      </w:r>
+      <w:proofErr w:type="spellStart"/>
+      <w:r>
+        <w:t>loki</w:t>
+      </w:r>
+      <w:proofErr w:type="spellEnd"/>
+      <w:r>
+        <w:t>/api/v1/</w:t>
+      </w:r>
+      <w:proofErr w:type="spellStart"/>
+      <w:r>
+        <w:t>push</w:t>
+      </w:r>
+      <w:proofErr w:type="spellEnd"/>
+      <w:r>
+        <w:t>"</w:t>
       </w:r>
     </w:p>
     <w:p>
@@ -1511,8 +2796,29 @@
         <w:t>Reinicia el servicio:</w:t>
       </w:r>
       <w:r>
-        <w:t xml:space="preserve"> sudo systemctl restart alloy</w:t>
-      </w:r>
+        <w:t xml:space="preserve"> sudo </w:t>
+      </w:r>
+      <w:proofErr w:type="spellStart"/>
+      <w:r>
+        <w:t>systemctl</w:t>
+      </w:r>
+      <w:proofErr w:type="spellEnd"/>
+      <w:r>
+        <w:t xml:space="preserve"> </w:t>
+      </w:r>
+      <w:proofErr w:type="spellStart"/>
+      <w:r>
+        <w:t>restart</w:t>
+      </w:r>
+      <w:proofErr w:type="spellEnd"/>
+      <w:r>
+        <w:t xml:space="preserve"> </w:t>
+      </w:r>
+      <w:proofErr w:type="spellStart"/>
+      <w:r>
+        <w:t>alloy</w:t>
+      </w:r>
+      <w:proofErr w:type="spellEnd"/>
     </w:p>
     <w:p>
       <w:pPr>
@@ -1537,7 +2843,23 @@
           <w:bCs/>
         </w:rPr>
         <w:lastRenderedPageBreak/>
-        <w:t>B. Comprobación de estado (Uptime con Blackbox)</w:t>
+        <w:t>B. Comprobación de estado (</w:t>
+      </w:r>
+      <w:proofErr w:type="spellStart"/>
+      <w:r>
+        <w:rPr>
+          <w:b/>
+          <w:bCs/>
+        </w:rPr>
+        <w:t>Uptime</w:t>
+      </w:r>
+      <w:proofErr w:type="spellEnd"/>
+      <w:r>
+        <w:rPr>
+          <w:b/>
+          <w:bCs/>
+        </w:rPr>
+        <w:t xml:space="preserve"> con Blackbox)</w:t>
       </w:r>
     </w:p>
     <w:p>
@@ -1549,8 +2871,17 @@
           <w:b/>
           <w:bCs/>
         </w:rPr>
-        <w:t>Blackbox Exporter</w:t>
-      </w:r>
+        <w:t xml:space="preserve">Blackbox </w:t>
+      </w:r>
+      <w:proofErr w:type="spellStart"/>
+      <w:r>
+        <w:rPr>
+          <w:b/>
+          <w:bCs/>
+        </w:rPr>
+        <w:t>Exporter</w:t>
+      </w:r>
+      <w:proofErr w:type="spellEnd"/>
       <w:r>
         <w:t xml:space="preserve"> es un estándar de la industria que no ha cambiado.</w:t>
       </w:r>
@@ -1567,28 +2898,91 @@
           <w:b/>
           <w:bCs/>
         </w:rPr>
-        <w:t>1. Añadir el contenedor a tu Docker Compose (VM Monitor)</w:t>
+        <w:t xml:space="preserve">1. Añadir el contenedor a tu Docker </w:t>
+      </w:r>
+      <w:proofErr w:type="spellStart"/>
+      <w:r>
+        <w:rPr>
+          <w:b/>
+          <w:bCs/>
+        </w:rPr>
+        <w:t>Compose</w:t>
+      </w:r>
+      <w:proofErr w:type="spellEnd"/>
+      <w:r>
+        <w:rPr>
+          <w:b/>
+          <w:bCs/>
+        </w:rPr>
+        <w:t xml:space="preserve"> (VM Monitor)</w:t>
       </w:r>
     </w:p>
     <w:p/>
     <w:p>
-      <w:r>
-        <w:t>blackbox-exporter:</w:t>
-      </w:r>
-    </w:p>
-    <w:p>
-      <w:r>
-        <w:t xml:space="preserve">    image: prom/blackbox-exporter:latest</w:t>
-      </w:r>
-    </w:p>
-    <w:p>
-      <w:r>
-        <w:t xml:space="preserve">    container_name: blackbox_exporter</w:t>
-      </w:r>
-    </w:p>
-    <w:p>
-      <w:r>
-        <w:t xml:space="preserve">    ports:</w:t>
+      <w:proofErr w:type="spellStart"/>
+      <w:r>
+        <w:t>blackbox-exporter</w:t>
+      </w:r>
+      <w:proofErr w:type="spellEnd"/>
+      <w:r>
+        <w:t>:</w:t>
+      </w:r>
+    </w:p>
+    <w:p>
+      <w:r>
+        <w:t xml:space="preserve">    </w:t>
+      </w:r>
+      <w:proofErr w:type="spellStart"/>
+      <w:r>
+        <w:t>image</w:t>
+      </w:r>
+      <w:proofErr w:type="spellEnd"/>
+      <w:r>
+        <w:t xml:space="preserve">: </w:t>
+      </w:r>
+      <w:proofErr w:type="spellStart"/>
+      <w:r>
+        <w:t>prom</w:t>
+      </w:r>
+      <w:proofErr w:type="spellEnd"/>
+      <w:r>
+        <w:t>/</w:t>
+      </w:r>
+      <w:proofErr w:type="spellStart"/>
+      <w:r>
+        <w:t>blackbox-exporter:latest</w:t>
+      </w:r>
+      <w:proofErr w:type="spellEnd"/>
+    </w:p>
+    <w:p>
+      <w:r>
+        <w:t xml:space="preserve">    </w:t>
+      </w:r>
+      <w:proofErr w:type="spellStart"/>
+      <w:r>
+        <w:t>container_name</w:t>
+      </w:r>
+      <w:proofErr w:type="spellEnd"/>
+      <w:r>
+        <w:t xml:space="preserve">: </w:t>
+      </w:r>
+      <w:proofErr w:type="spellStart"/>
+      <w:r>
+        <w:t>blackbox_exporter</w:t>
+      </w:r>
+      <w:proofErr w:type="spellEnd"/>
+    </w:p>
+    <w:p>
+      <w:r>
+        <w:t xml:space="preserve">    </w:t>
+      </w:r>
+      <w:proofErr w:type="spellStart"/>
+      <w:r>
+        <w:t>ports</w:t>
+      </w:r>
+      <w:proofErr w:type="spellEnd"/>
+      <w:r>
+        <w:t>:</w:t>
       </w:r>
     </w:p>
     <w:p>
@@ -1620,12 +3014,36 @@
           <w:bCs/>
         </w:rPr>
         <w:lastRenderedPageBreak/>
-        <w:t>2. Configurar Prometheus (prometheus.yml)</w:t>
-      </w:r>
-    </w:p>
-    <w:p>
-      <w:r>
-        <w:t>Añade este "job" para que Prometheus use a Blackbox para "atacar" la web de FOG y ver si está viva:</w:t>
+        <w:t>2. Configurar Prometheus (</w:t>
+      </w:r>
+      <w:proofErr w:type="spellStart"/>
+      <w:r>
+        <w:rPr>
+          <w:b/>
+          <w:bCs/>
+        </w:rPr>
+        <w:t>prometheus.yml</w:t>
+      </w:r>
+      <w:proofErr w:type="spellEnd"/>
+      <w:r>
+        <w:rPr>
+          <w:b/>
+          <w:bCs/>
+        </w:rPr>
+        <w:t>)</w:t>
+      </w:r>
+    </w:p>
+    <w:p>
+      <w:r>
+        <w:t>Añade este "</w:t>
+      </w:r>
+      <w:proofErr w:type="spellStart"/>
+      <w:r>
+        <w:t>job</w:t>
+      </w:r>
+      <w:proofErr w:type="spellEnd"/>
+      <w:r>
+        <w:t>" para que Prometheus use a Blackbox para "atacar" la web de FOG y ver si está viva:</w:t>
       </w:r>
     </w:p>
     <w:p>
@@ -1635,17 +3053,49 @@
     </w:p>
     <w:p>
       <w:r>
-        <w:t xml:space="preserve">  - job_name: 'fog_uptime'</w:t>
-      </w:r>
-    </w:p>
-    <w:p>
-      <w:r>
-        <w:t xml:space="preserve">    metrics_path: /probe</w:t>
-      </w:r>
-    </w:p>
-    <w:p>
-      <w:r>
-        <w:t xml:space="preserve">    params:</w:t>
+        <w:t xml:space="preserve">  - </w:t>
+      </w:r>
+      <w:proofErr w:type="spellStart"/>
+      <w:r>
+        <w:t>job_name</w:t>
+      </w:r>
+      <w:proofErr w:type="spellEnd"/>
+      <w:r>
+        <w:t>: '</w:t>
+      </w:r>
+      <w:proofErr w:type="spellStart"/>
+      <w:r>
+        <w:t>fog_uptime</w:t>
+      </w:r>
+      <w:proofErr w:type="spellEnd"/>
+      <w:r>
+        <w:t>'</w:t>
+      </w:r>
+    </w:p>
+    <w:p>
+      <w:r>
+        <w:t xml:space="preserve">    </w:t>
+      </w:r>
+      <w:proofErr w:type="spellStart"/>
+      <w:r>
+        <w:t>metrics_path</w:t>
+      </w:r>
+      <w:proofErr w:type="spellEnd"/>
+      <w:r>
+        <w:t>: /probe</w:t>
+      </w:r>
+    </w:p>
+    <w:p>
+      <w:r>
+        <w:t xml:space="preserve">    </w:t>
+      </w:r>
+      <w:proofErr w:type="spellStart"/>
+      <w:r>
+        <w:t>params</w:t>
+      </w:r>
+      <w:proofErr w:type="spellEnd"/>
+      <w:r>
+        <w:t>:</w:t>
       </w:r>
     </w:p>
     <w:p>
@@ -1655,7 +3105,15 @@
     </w:p>
     <w:p>
       <w:r>
-        <w:t xml:space="preserve">    static_configs:</w:t>
+        <w:t xml:space="preserve">    </w:t>
+      </w:r>
+      <w:proofErr w:type="spellStart"/>
+      <w:r>
+        <w:t>static_configs</w:t>
+      </w:r>
+      <w:proofErr w:type="spellEnd"/>
+      <w:r>
+        <w:t>:</w:t>
       </w:r>
     </w:p>
     <w:p>
@@ -1670,27 +3128,88 @@
     </w:p>
     <w:p>
       <w:r>
-        <w:t xml:space="preserve">    relabel_configs:</w:t>
-      </w:r>
-    </w:p>
-    <w:p>
-      <w:r>
-        <w:t xml:space="preserve">      - source_labels: [__address__]</w:t>
-      </w:r>
-    </w:p>
-    <w:p>
-      <w:r>
-        <w:t xml:space="preserve">        target_label: __param_target</w:t>
-      </w:r>
-    </w:p>
-    <w:p>
-      <w:r>
-        <w:t xml:space="preserve">      - target_label: __address__</w:t>
-      </w:r>
-    </w:p>
-    <w:p>
-      <w:r>
-        <w:t xml:space="preserve">        replacement: blackbox_exporter:9115</w:t>
+        <w:t xml:space="preserve">    </w:t>
+      </w:r>
+      <w:proofErr w:type="spellStart"/>
+      <w:r>
+        <w:t>relabel_configs</w:t>
+      </w:r>
+      <w:proofErr w:type="spellEnd"/>
+      <w:r>
+        <w:t>:</w:t>
+      </w:r>
+    </w:p>
+    <w:p>
+      <w:r>
+        <w:t xml:space="preserve">      - </w:t>
+      </w:r>
+      <w:proofErr w:type="spellStart"/>
+      <w:r>
+        <w:t>source_labels</w:t>
+      </w:r>
+      <w:proofErr w:type="spellEnd"/>
+      <w:r>
+        <w:t>: [__</w:t>
+      </w:r>
+      <w:proofErr w:type="spellStart"/>
+      <w:r>
+        <w:t>address</w:t>
+      </w:r>
+      <w:proofErr w:type="spellEnd"/>
+      <w:r>
+        <w:t>__]</w:t>
+      </w:r>
+    </w:p>
+    <w:p>
+      <w:r>
+        <w:t xml:space="preserve">        </w:t>
+      </w:r>
+      <w:proofErr w:type="spellStart"/>
+      <w:r>
+        <w:t>target_label</w:t>
+      </w:r>
+      <w:proofErr w:type="spellEnd"/>
+      <w:r>
+        <w:t>: __</w:t>
+      </w:r>
+      <w:proofErr w:type="spellStart"/>
+      <w:r>
+        <w:t>param_target</w:t>
+      </w:r>
+      <w:proofErr w:type="spellEnd"/>
+    </w:p>
+    <w:p>
+      <w:r>
+        <w:t xml:space="preserve">      - </w:t>
+      </w:r>
+      <w:proofErr w:type="spellStart"/>
+      <w:r>
+        <w:t>target_label</w:t>
+      </w:r>
+      <w:proofErr w:type="spellEnd"/>
+      <w:r>
+        <w:t>: __</w:t>
+      </w:r>
+      <w:proofErr w:type="spellStart"/>
+      <w:r>
+        <w:t>address</w:t>
+      </w:r>
+      <w:proofErr w:type="spellEnd"/>
+      <w:r>
+        <w:t>__</w:t>
+      </w:r>
+    </w:p>
+    <w:p>
+      <w:r>
+        <w:t xml:space="preserve">        </w:t>
+      </w:r>
+      <w:proofErr w:type="spellStart"/>
+      <w:r>
+        <w:t>replacement</w:t>
+      </w:r>
+      <w:proofErr w:type="spellEnd"/>
+      <w:r>
+        <w:t>: blackbox_exporter:9115</w:t>
       </w:r>
     </w:p>
     <w:p>
@@ -1702,8 +3221,21 @@
     </w:p>
     <w:p/>
     <w:p>
-      <w:r>
-        <w:t>docker compose up -d</w:t>
+      <w:proofErr w:type="spellStart"/>
+      <w:r>
+        <w:t>docker</w:t>
+      </w:r>
+      <w:proofErr w:type="spellEnd"/>
+      <w:r>
+        <w:t xml:space="preserve"> </w:t>
+      </w:r>
+      <w:proofErr w:type="spellStart"/>
+      <w:r>
+        <w:t>compose</w:t>
+      </w:r>
+      <w:proofErr w:type="spellEnd"/>
+      <w:r>
+        <w:t xml:space="preserve"> up -d</w:t>
       </w:r>
     </w:p>
     <w:p>
@@ -1729,27 +3261,83 @@
           <w:bCs/>
         </w:rPr>
         <w:lastRenderedPageBreak/>
-        <w:t>C. Alertas de Eventos Críticos (Grafana)</w:t>
-      </w:r>
-    </w:p>
-    <w:p>
-      <w:r>
-        <w:t>Como ya tienes el Dashboard de Node Exporter, vamos a crear las alertas de forma visual en Grafana:</w:t>
-      </w:r>
-    </w:p>
-    <w:p>
-      <w:pPr>
-        <w:rPr>
-          <w:b/>
-          <w:bCs/>
-        </w:rPr>
-      </w:pPr>
-      <w:r>
-        <w:rPr>
-          <w:b/>
-          <w:bCs/>
-        </w:rPr>
-        <w:t>1. Alerta de Uptime (Si la web cae)</w:t>
+        <w:t>C. Alertas de Eventos Críticos (</w:t>
+      </w:r>
+      <w:proofErr w:type="spellStart"/>
+      <w:r>
+        <w:rPr>
+          <w:b/>
+          <w:bCs/>
+        </w:rPr>
+        <w:t>Grafana</w:t>
+      </w:r>
+      <w:proofErr w:type="spellEnd"/>
+      <w:r>
+        <w:rPr>
+          <w:b/>
+          <w:bCs/>
+        </w:rPr>
+        <w:t>)</w:t>
+      </w:r>
+    </w:p>
+    <w:p>
+      <w:r>
+        <w:t xml:space="preserve">Como ya tienes el </w:t>
+      </w:r>
+      <w:proofErr w:type="spellStart"/>
+      <w:r>
+        <w:t>Dashboard</w:t>
+      </w:r>
+      <w:proofErr w:type="spellEnd"/>
+      <w:r>
+        <w:t xml:space="preserve"> de Node </w:t>
+      </w:r>
+      <w:proofErr w:type="spellStart"/>
+      <w:r>
+        <w:t>Exporter</w:t>
+      </w:r>
+      <w:proofErr w:type="spellEnd"/>
+      <w:r>
+        <w:t xml:space="preserve">, vamos a crear las alertas de forma visual en </w:t>
+      </w:r>
+      <w:proofErr w:type="spellStart"/>
+      <w:r>
+        <w:t>Grafana</w:t>
+      </w:r>
+      <w:proofErr w:type="spellEnd"/>
+      <w:r>
+        <w:t>:</w:t>
+      </w:r>
+    </w:p>
+    <w:p>
+      <w:pPr>
+        <w:rPr>
+          <w:b/>
+          <w:bCs/>
+        </w:rPr>
+      </w:pPr>
+      <w:r>
+        <w:rPr>
+          <w:b/>
+          <w:bCs/>
+        </w:rPr>
+        <w:t xml:space="preserve">1. Alerta de </w:t>
+      </w:r>
+      <w:proofErr w:type="spellStart"/>
+      <w:r>
+        <w:rPr>
+          <w:b/>
+          <w:bCs/>
+        </w:rPr>
+        <w:t>Uptime</w:t>
+      </w:r>
+      <w:proofErr w:type="spellEnd"/>
+      <w:r>
+        <w:rPr>
+          <w:b/>
+          <w:bCs/>
+        </w:rPr>
+        <w:t xml:space="preserve"> (Si la web cae)</w:t>
       </w:r>
     </w:p>
     <w:p>
@@ -1767,7 +3355,15 @@
         <w:t>Query:</w:t>
       </w:r>
       <w:r>
-        <w:t xml:space="preserve"> Usa la métrica probe_success. Si es 0, el sitio está caído.</w:t>
+        <w:t xml:space="preserve"> Usa la métrica </w:t>
+      </w:r>
+      <w:proofErr w:type="spellStart"/>
+      <w:r>
+        <w:t>probe_success</w:t>
+      </w:r>
+      <w:proofErr w:type="spellEnd"/>
+      <w:r>
+        <w:t>. Si es 0, el sitio está caído.</w:t>
       </w:r>
     </w:p>
     <w:p>
@@ -1818,7 +3414,39 @@
         <w:t>Query:</w:t>
       </w:r>
       <w:r>
-        <w:t xml:space="preserve"> node_systemd_unit_state{name="FOGImageReplicator.service", state="active"} == 0</w:t>
+        <w:t xml:space="preserve"> </w:t>
+      </w:r>
+      <w:proofErr w:type="spellStart"/>
+      <w:r>
+        <w:t>node_systemd_unit_state</w:t>
+      </w:r>
+      <w:proofErr w:type="spellEnd"/>
+      <w:r>
+        <w:t>{</w:t>
+      </w:r>
+      <w:proofErr w:type="spellStart"/>
+      <w:r>
+        <w:t>name</w:t>
+      </w:r>
+      <w:proofErr w:type="spellEnd"/>
+      <w:r>
+        <w:t>="</w:t>
+      </w:r>
+      <w:proofErr w:type="spellStart"/>
+      <w:r>
+        <w:t>FOGImageReplicator.service</w:t>
+      </w:r>
+      <w:proofErr w:type="spellEnd"/>
+      <w:r>
+        <w:t xml:space="preserve">", </w:t>
+      </w:r>
+      <w:proofErr w:type="spellStart"/>
+      <w:r>
+        <w:t>state</w:t>
+      </w:r>
+      <w:proofErr w:type="spellEnd"/>
+      <w:r>
+        <w:t>="active"} == 0</w:t>
       </w:r>
     </w:p>
     <w:p>
@@ -1833,7 +3461,71 @@
           <w:i/>
           <w:iCs/>
         </w:rPr>
-        <w:t>(Nota: Para esto necesitas que el Node Exporter de la VM FOG tenga activado el recolector de systemd: prometheus-node-exporter --collector.systemd)</w:t>
+        <w:t xml:space="preserve">(Nota: Para esto necesitas que el Node </w:t>
+      </w:r>
+      <w:proofErr w:type="spellStart"/>
+      <w:r>
+        <w:rPr>
+          <w:i/>
+          <w:iCs/>
+        </w:rPr>
+        <w:t>Exporter</w:t>
+      </w:r>
+      <w:proofErr w:type="spellEnd"/>
+      <w:r>
+        <w:rPr>
+          <w:i/>
+          <w:iCs/>
+        </w:rPr>
+        <w:t xml:space="preserve"> de la VM FOG tenga activado el recolector de </w:t>
+      </w:r>
+      <w:proofErr w:type="spellStart"/>
+      <w:r>
+        <w:rPr>
+          <w:i/>
+          <w:iCs/>
+        </w:rPr>
+        <w:t>systemd</w:t>
+      </w:r>
+      <w:proofErr w:type="spellEnd"/>
+      <w:r>
+        <w:rPr>
+          <w:i/>
+          <w:iCs/>
+        </w:rPr>
+        <w:t xml:space="preserve">: </w:t>
+      </w:r>
+      <w:proofErr w:type="spellStart"/>
+      <w:r>
+        <w:rPr>
+          <w:i/>
+          <w:iCs/>
+        </w:rPr>
+        <w:t>prometheus-node-exporter</w:t>
+      </w:r>
+      <w:proofErr w:type="spellEnd"/>
+      <w:r>
+        <w:rPr>
+          <w:i/>
+          <w:iCs/>
+        </w:rPr>
+        <w:t xml:space="preserve"> --</w:t>
+      </w:r>
+      <w:proofErr w:type="spellStart"/>
+      <w:r>
+        <w:rPr>
+          <w:i/>
+          <w:iCs/>
+        </w:rPr>
+        <w:t>collector.systemd</w:t>
+      </w:r>
+      <w:proofErr w:type="spellEnd"/>
+      <w:r>
+        <w:rPr>
+          <w:i/>
+          <w:iCs/>
+        </w:rPr>
+        <w:t>)</w:t>
       </w:r>
       <w:r>
         <w:t>.</w:t>
@@ -1856,14 +3548,47 @@
     </w:p>
     <w:p>
       <w:r>
-        <w:t xml:space="preserve">En Grafana, ve a </w:t>
-      </w:r>
-      <w:r>
-        <w:rPr>
-          <w:b/>
-          <w:bCs/>
-        </w:rPr>
-        <w:t>Alerting &gt; Contact Points</w:t>
+        <w:t xml:space="preserve">En </w:t>
+      </w:r>
+      <w:proofErr w:type="spellStart"/>
+      <w:r>
+        <w:t>Grafana</w:t>
+      </w:r>
+      <w:proofErr w:type="spellEnd"/>
+      <w:r>
+        <w:t xml:space="preserve">, ve a </w:t>
+      </w:r>
+      <w:proofErr w:type="spellStart"/>
+      <w:r>
+        <w:rPr>
+          <w:b/>
+          <w:bCs/>
+        </w:rPr>
+        <w:t>Alerting</w:t>
+      </w:r>
+      <w:proofErr w:type="spellEnd"/>
+      <w:r>
+        <w:rPr>
+          <w:b/>
+          <w:bCs/>
+        </w:rPr>
+        <w:t xml:space="preserve"> &gt; </w:t>
+      </w:r>
+      <w:proofErr w:type="spellStart"/>
+      <w:r>
+        <w:rPr>
+          <w:b/>
+          <w:bCs/>
+        </w:rPr>
+        <w:t>Contact</w:t>
+      </w:r>
+      <w:proofErr w:type="spellEnd"/>
+      <w:r>
+        <w:rPr>
+          <w:b/>
+          <w:bCs/>
+        </w:rPr>
+        <w:t xml:space="preserve"> Points</w:t>
       </w:r>
       <w:r>
         <w:t>.</w:t>
@@ -1879,6 +3604,7 @@
       <w:r>
         <w:t xml:space="preserve">Configura un </w:t>
       </w:r>
+      <w:proofErr w:type="spellStart"/>
       <w:r>
         <w:rPr>
           <w:b/>
@@ -1886,8 +3612,17 @@
         </w:rPr>
         <w:t>Webhook</w:t>
       </w:r>
-      <w:r>
-        <w:t xml:space="preserve"> hacia Discord o Slack.</w:t>
+      <w:proofErr w:type="spellEnd"/>
+      <w:r>
+        <w:t xml:space="preserve"> hacia </w:t>
+      </w:r>
+      <w:proofErr w:type="spellStart"/>
+      <w:r>
+        <w:t>Discord</w:t>
+      </w:r>
+      <w:proofErr w:type="spellEnd"/>
+      <w:r>
+        <w:t xml:space="preserve"> o Slack.</w:t>
       </w:r>
     </w:p>
     <w:p>
@@ -1898,7 +3633,15 @@
         </w:numPr>
       </w:pPr>
       <w:r>
-        <w:t>Así, cuando probe_success == 0, recibirás un mensaje instantáneo en tu móvil/PC.</w:t>
+        <w:t xml:space="preserve">Así, cuando </w:t>
+      </w:r>
+      <w:proofErr w:type="spellStart"/>
+      <w:r>
+        <w:t>probe_success</w:t>
+      </w:r>
+      <w:proofErr w:type="spellEnd"/>
+      <w:r>
+        <w:t xml:space="preserve"> == 0, recibirás un mensaje instantáneo en tu móvil/PC.</w:t>
       </w:r>
     </w:p>
     <w:p>
@@ -1938,7 +3681,39 @@
           <w:b/>
           <w:bCs/>
         </w:rPr>
-        <w:t>Paso 1: Configurar el Punto de Contacto (Webhook de Discord/Slack)</w:t>
+        <w:t>Paso 1: Configurar el Punto de Contacto (</w:t>
+      </w:r>
+      <w:proofErr w:type="spellStart"/>
+      <w:r>
+        <w:rPr>
+          <w:b/>
+          <w:bCs/>
+        </w:rPr>
+        <w:t>Webhook</w:t>
+      </w:r>
+      <w:proofErr w:type="spellEnd"/>
+      <w:r>
+        <w:rPr>
+          <w:b/>
+          <w:bCs/>
+        </w:rPr>
+        <w:t xml:space="preserve"> de </w:t>
+      </w:r>
+      <w:proofErr w:type="spellStart"/>
+      <w:r>
+        <w:rPr>
+          <w:b/>
+          <w:bCs/>
+        </w:rPr>
+        <w:t>Discord</w:t>
+      </w:r>
+      <w:proofErr w:type="spellEnd"/>
+      <w:r>
+        <w:rPr>
+          <w:b/>
+          <w:bCs/>
+        </w:rPr>
+        <w:t>/Slack)</w:t>
       </w:r>
     </w:p>
     <w:p>
@@ -1981,7 +3756,15 @@
     </w:p>
     <w:p>
       <w:r>
-        <w:t>Antes de ir a Grafana, necesitas crear el "túnel" de mensajería:</w:t>
+        <w:t xml:space="preserve">Antes de ir a </w:t>
+      </w:r>
+      <w:proofErr w:type="spellStart"/>
+      <w:r>
+        <w:t>Grafana</w:t>
+      </w:r>
+      <w:proofErr w:type="spellEnd"/>
+      <w:r>
+        <w:t>, necesitas crear el "túnel" de mensajería:</w:t>
       </w:r>
     </w:p>
     <w:p>
@@ -1992,7 +3775,15 @@
         </w:numPr>
       </w:pPr>
       <w:r>
-        <w:t>Busca a @BotFather en Telegram y envíale el comando /newbot.</w:t>
+        <w:t>Busca a @BotFather en Telegram y envíale el comando /</w:t>
+      </w:r>
+      <w:proofErr w:type="spellStart"/>
+      <w:r>
+        <w:t>newbot</w:t>
+      </w:r>
+      <w:proofErr w:type="spellEnd"/>
+      <w:r>
+        <w:t>.</w:t>
       </w:r>
     </w:p>
     <w:p>
@@ -2193,7 +3984,7 @@
           </mc:Choice>
           <mc:Fallback>
             <w:pict>
-              <v:shapetype w14:anchorId="2E74C831" id="_x0000_t75" coordsize="21600,21600" o:spt="75" o:preferrelative="t" path="m@4@5l@4@11@9@11@9@5xe" filled="f" stroked="f">
+              <v:shapetype w14:anchorId="197F8C1E" id="_x0000_t75" coordsize="21600,21600" o:spt="75" o:preferrelative="t" path="m@4@5l@4@11@9@11@9@5xe" filled="f" stroked="f">
                 <v:stroke joinstyle="miter"/>
                 <v:formulas>
                   <v:f eqn="if lineDrawn pixelLineWidth 0"/>
@@ -2265,15 +4056,32 @@
         </w:numPr>
       </w:pPr>
       <w:r>
-        <w:t xml:space="preserve">Busca tu nuevo bot en Telegram y dale a </w:t>
-      </w:r>
-      <w:r>
-        <w:rPr>
-          <w:b/>
-          <w:bCs/>
-        </w:rPr>
-        <w:t>/start</w:t>
-      </w:r>
+        <w:t xml:space="preserve">Busca tu nuevo </w:t>
+      </w:r>
+      <w:proofErr w:type="spellStart"/>
+      <w:r>
+        <w:t>bot</w:t>
+      </w:r>
+      <w:proofErr w:type="spellEnd"/>
+      <w:r>
+        <w:t xml:space="preserve"> en Telegram y dale a </w:t>
+      </w:r>
+      <w:r>
+        <w:rPr>
+          <w:b/>
+          <w:bCs/>
+        </w:rPr>
+        <w:t>/</w:t>
+      </w:r>
+      <w:proofErr w:type="spellStart"/>
+      <w:r>
+        <w:rPr>
+          <w:b/>
+          <w:bCs/>
+        </w:rPr>
+        <w:t>start</w:t>
+      </w:r>
+      <w:proofErr w:type="spellEnd"/>
       <w:r>
         <w:t xml:space="preserve"> (esto es vital).</w:t>
       </w:r>
@@ -2380,7 +4188,23 @@
         <w:t>Obtén tu Chat ID</w:t>
       </w:r>
       <w:r>
-        <w:t>: Reenvía un mensaje tuyo al bot @userinfobot y él te dirá tu ID numérico (ej: 123456789).</w:t>
+        <w:t xml:space="preserve">: Reenvía un mensaje tuyo al </w:t>
+      </w:r>
+      <w:proofErr w:type="spellStart"/>
+      <w:r>
+        <w:t>bot</w:t>
+      </w:r>
+      <w:proofErr w:type="spellEnd"/>
+      <w:r>
+        <w:t xml:space="preserve"> @userinfobot y él te dirá tu ID numérico (</w:t>
+      </w:r>
+      <w:proofErr w:type="spellStart"/>
+      <w:r>
+        <w:t>ej</w:t>
+      </w:r>
+      <w:proofErr w:type="spellEnd"/>
+      <w:r>
+        <w:t>: 123456789).</w:t>
       </w:r>
     </w:p>
     <w:p>
@@ -2502,8 +4326,17 @@
           <w:bCs/>
         </w:rPr>
         <w:lastRenderedPageBreak/>
-        <w:t>Paso 2: Configurar el Punto de Contacto en Grafana</w:t>
-      </w:r>
+        <w:t xml:space="preserve">Paso 2: Configurar el Punto de Contacto en </w:t>
+      </w:r>
+      <w:proofErr w:type="spellStart"/>
+      <w:r>
+        <w:rPr>
+          <w:b/>
+          <w:bCs/>
+        </w:rPr>
+        <w:t>Grafana</w:t>
+      </w:r>
+      <w:proofErr w:type="spellEnd"/>
     </w:p>
     <w:p>
       <w:r>
@@ -2518,7 +4351,39 @@
         </w:numPr>
       </w:pPr>
       <w:r>
-        <w:t>En el menú lateral de Grafana, ve a Alerting &gt; Contact points.</w:t>
+        <w:t xml:space="preserve">En el menú lateral de </w:t>
+      </w:r>
+      <w:proofErr w:type="spellStart"/>
+      <w:r>
+        <w:t>Grafana</w:t>
+      </w:r>
+      <w:proofErr w:type="spellEnd"/>
+      <w:r>
+        <w:t xml:space="preserve">, ve a </w:t>
+      </w:r>
+      <w:proofErr w:type="spellStart"/>
+      <w:r>
+        <w:t>Alerting</w:t>
+      </w:r>
+      <w:proofErr w:type="spellEnd"/>
+      <w:r>
+        <w:t xml:space="preserve"> &gt; </w:t>
+      </w:r>
+      <w:proofErr w:type="spellStart"/>
+      <w:r>
+        <w:t>Contact</w:t>
+      </w:r>
+      <w:proofErr w:type="spellEnd"/>
+      <w:r>
+        <w:t xml:space="preserve"> </w:t>
+      </w:r>
+      <w:proofErr w:type="spellStart"/>
+      <w:r>
+        <w:t>points</w:t>
+      </w:r>
+      <w:proofErr w:type="spellEnd"/>
+      <w:r>
+        <w:t>.</w:t>
       </w:r>
     </w:p>
     <w:p>
@@ -2586,7 +4451,23 @@
       </w:pPr>
       <w:r>
         <w:lastRenderedPageBreak/>
-        <w:t>Haz clic en + Add contact point.</w:t>
+        <w:t xml:space="preserve">Haz clic en + Add </w:t>
+      </w:r>
+      <w:proofErr w:type="spellStart"/>
+      <w:r>
+        <w:t>contact</w:t>
+      </w:r>
+      <w:proofErr w:type="spellEnd"/>
+      <w:r>
+        <w:t xml:space="preserve"> </w:t>
+      </w:r>
+      <w:proofErr w:type="spellStart"/>
+      <w:r>
+        <w:t>point</w:t>
+      </w:r>
+      <w:proofErr w:type="spellEnd"/>
+      <w:r>
+        <w:t>.</w:t>
       </w:r>
     </w:p>
     <w:p>
@@ -2649,8 +4530,13 @@
           <w:numId w:val="11"/>
         </w:numPr>
       </w:pPr>
-      <w:r>
-        <w:t>Integration: Selecciona Telegram.</w:t>
+      <w:proofErr w:type="spellStart"/>
+      <w:r>
+        <w:t>Integration</w:t>
+      </w:r>
+      <w:proofErr w:type="spellEnd"/>
+      <w:r>
+        <w:t>: Selecciona Telegram.</w:t>
       </w:r>
     </w:p>
     <w:p>
@@ -2661,7 +4547,15 @@
         </w:numPr>
       </w:pPr>
       <w:r>
-        <w:t>BOT Token: Pega el token que te dio el BotFather.</w:t>
+        <w:t xml:space="preserve">BOT Token: Pega el token que te dio el </w:t>
+      </w:r>
+      <w:proofErr w:type="spellStart"/>
+      <w:r>
+        <w:t>BotFather</w:t>
+      </w:r>
+      <w:proofErr w:type="spellEnd"/>
+      <w:r>
+        <w:t>.</w:t>
       </w:r>
     </w:p>
     <w:p>
@@ -2672,7 +4566,15 @@
         </w:numPr>
       </w:pPr>
       <w:r>
-        <w:t>Chat ID: Pega el número que te dio el userinfobot.</w:t>
+        <w:t xml:space="preserve">Chat ID: Pega el número que te dio el </w:t>
+      </w:r>
+      <w:proofErr w:type="spellStart"/>
+      <w:r>
+        <w:t>userinfobot</w:t>
+      </w:r>
+      <w:proofErr w:type="spellEnd"/>
+      <w:r>
+        <w:t>.</w:t>
       </w:r>
     </w:p>
     <w:p>
@@ -2715,7 +4617,7 @@
           </mc:Choice>
           <mc:Fallback>
             <w:pict>
-              <v:shape w14:anchorId="5E14E2AB" id="Entrada de lápiz 11" o:spid="_x0000_s1026" type="#_x0000_t75" style="position:absolute;margin-left:13.8pt;margin-top:253.8pt;width:67pt;height:9.95pt;z-index:251663360;visibility:visible;mso-wrap-style:square;mso-wrap-distance-left:9pt;mso-wrap-distance-top:0;mso-wrap-distance-right:9pt;mso-wrap-distance-bottom:0;mso-position-horizontal:absolute;mso-position-horizontal-relative:text;mso-position-vertical:absolute;mso-position-vertical-relative:text" o:gfxdata="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">
+              <v:shape w14:anchorId="6332CC7C" id="Entrada de lápiz 11" o:spid="_x0000_s1026" type="#_x0000_t75" style="position:absolute;margin-left:13.8pt;margin-top:253.8pt;width:67pt;height:9.95pt;z-index:251663360;visibility:visible;mso-wrap-style:square;mso-wrap-distance-left:9pt;mso-wrap-distance-top:0;mso-wrap-distance-right:9pt;mso-wrap-distance-bottom:0;mso-position-horizontal:absolute;mso-position-horizontal-relative:text;mso-position-vertical:absolute;mso-position-vertical-relative:text" o:gfxdata="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">
                 <v:imagedata r:id="rId31" o:title=""/>
               </v:shape>
             </w:pict>
@@ -2760,7 +4662,7 @@
           </mc:Choice>
           <mc:Fallback>
             <w:pict>
-              <v:shape w14:anchorId="53541BBE" id="Entrada de lápiz 9" o:spid="_x0000_s1026" type="#_x0000_t75" style="position:absolute;margin-left:16pt;margin-top:195.3pt;width:274.7pt;height:12.95pt;z-index:251661312;visibility:visible;mso-wrap-style:square;mso-wrap-distance-left:9pt;mso-wrap-distance-top:0;mso-wrap-distance-right:9pt;mso-wrap-distance-bottom:0;mso-position-horizontal:absolute;mso-position-horizontal-relative:text;mso-position-vertical:absolute;mso-position-vertical-relative:text" o:gfxdata="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">
+              <v:shape w14:anchorId="21513B6A" id="Entrada de lápiz 9" o:spid="_x0000_s1026" type="#_x0000_t75" style="position:absolute;margin-left:16pt;margin-top:195.3pt;width:274.7pt;height:12.95pt;z-index:251661312;visibility:visible;mso-wrap-style:square;mso-wrap-distance-left:9pt;mso-wrap-distance-top:0;mso-wrap-distance-right:9pt;mso-wrap-distance-bottom:0;mso-position-horizontal:absolute;mso-position-horizontal-relative:text;mso-position-vertical:absolute;mso-position-vertical-relative:text" o:gfxdata="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">
                 <v:imagedata r:id="rId33" o:title=""/>
               </v:shape>
             </w:pict>
@@ -2942,8 +4844,13 @@
     </w:p>
     <w:p/>
     <w:p>
-      <w:r>
-        <w:t>Guardalo:</w:t>
+      <w:proofErr w:type="spellStart"/>
+      <w:r>
+        <w:t>Guardalo</w:t>
+      </w:r>
+      <w:proofErr w:type="spellEnd"/>
+      <w:r>
+        <w:t>:</w:t>
       </w:r>
     </w:p>
     <w:p>
@@ -3047,7 +4954,31 @@
         <w:t>(Opcional)</w:t>
       </w:r>
       <w:r>
-        <w:t xml:space="preserve"> En Message settings, puedes usar Markdown para que los mensajes se vean más bonitos.</w:t>
+        <w:t xml:space="preserve"> En </w:t>
+      </w:r>
+      <w:proofErr w:type="spellStart"/>
+      <w:r>
+        <w:t>Message</w:t>
+      </w:r>
+      <w:proofErr w:type="spellEnd"/>
+      <w:r>
+        <w:t xml:space="preserve"> </w:t>
+      </w:r>
+      <w:proofErr w:type="spellStart"/>
+      <w:r>
+        <w:t>settings</w:t>
+      </w:r>
+      <w:proofErr w:type="spellEnd"/>
+      <w:r>
+        <w:t xml:space="preserve">, puedes usar </w:t>
+      </w:r>
+      <w:proofErr w:type="spellStart"/>
+      <w:r>
+        <w:t>Markdown</w:t>
+      </w:r>
+      <w:proofErr w:type="spellEnd"/>
+      <w:r>
+        <w:t xml:space="preserve"> para que los mensajes se vean más bonitos.</w:t>
       </w:r>
     </w:p>
     <w:p>
@@ -3085,22 +5016,54 @@
           <w:bCs/>
         </w:rPr>
         <w:lastRenderedPageBreak/>
-        <w:t>Paso 2: Crear la Alerta de Uptime (Web Caída)</w:t>
-      </w:r>
-    </w:p>
-    <w:p>
-      <w:pPr>
-        <w:rPr>
-          <w:b/>
-          <w:bCs/>
-        </w:rPr>
-      </w:pPr>
-      <w:r>
-        <w:rPr>
-          <w:b/>
-          <w:bCs/>
-        </w:rPr>
-        <w:t>Esta alerta usará los datos del Blackbox Exporter que configuramos antes.</w:t>
+        <w:t xml:space="preserve">Paso 2: Crear la Alerta de </w:t>
+      </w:r>
+      <w:proofErr w:type="spellStart"/>
+      <w:r>
+        <w:rPr>
+          <w:b/>
+          <w:bCs/>
+        </w:rPr>
+        <w:t>Uptime</w:t>
+      </w:r>
+      <w:proofErr w:type="spellEnd"/>
+      <w:r>
+        <w:rPr>
+          <w:b/>
+          <w:bCs/>
+        </w:rPr>
+        <w:t xml:space="preserve"> (Web Caída)</w:t>
+      </w:r>
+    </w:p>
+    <w:p>
+      <w:pPr>
+        <w:rPr>
+          <w:b/>
+          <w:bCs/>
+        </w:rPr>
+      </w:pPr>
+      <w:r>
+        <w:rPr>
+          <w:b/>
+          <w:bCs/>
+        </w:rPr>
+        <w:t xml:space="preserve">Esta alerta usará los datos del Blackbox </w:t>
+      </w:r>
+      <w:proofErr w:type="spellStart"/>
+      <w:r>
+        <w:rPr>
+          <w:b/>
+          <w:bCs/>
+        </w:rPr>
+        <w:t>Exporter</w:t>
+      </w:r>
+      <w:proofErr w:type="spellEnd"/>
+      <w:r>
+        <w:rPr>
+          <w:b/>
+          <w:bCs/>
+        </w:rPr>
+        <w:t xml:space="preserve"> que configuramos antes.</w:t>
       </w:r>
     </w:p>
     <w:p>
@@ -3119,7 +5082,55 @@
           <w:b/>
           <w:bCs/>
         </w:rPr>
-        <w:t>Ve a Alerting &gt; Alert rules &gt; + Create alert rule.</w:t>
+        <w:t xml:space="preserve">Ve a </w:t>
+      </w:r>
+      <w:proofErr w:type="spellStart"/>
+      <w:r>
+        <w:rPr>
+          <w:b/>
+          <w:bCs/>
+        </w:rPr>
+        <w:t>Alerting</w:t>
+      </w:r>
+      <w:proofErr w:type="spellEnd"/>
+      <w:r>
+        <w:rPr>
+          <w:b/>
+          <w:bCs/>
+        </w:rPr>
+        <w:t xml:space="preserve"> &gt; Alert rules &gt; + </w:t>
+      </w:r>
+      <w:proofErr w:type="spellStart"/>
+      <w:r>
+        <w:rPr>
+          <w:b/>
+          <w:bCs/>
+        </w:rPr>
+        <w:t>Create</w:t>
+      </w:r>
+      <w:proofErr w:type="spellEnd"/>
+      <w:r>
+        <w:rPr>
+          <w:b/>
+          <w:bCs/>
+        </w:rPr>
+        <w:t xml:space="preserve"> </w:t>
+      </w:r>
+      <w:proofErr w:type="spellStart"/>
+      <w:r>
+        <w:rPr>
+          <w:b/>
+          <w:bCs/>
+        </w:rPr>
+        <w:t>alert</w:t>
+      </w:r>
+      <w:proofErr w:type="spellEnd"/>
+      <w:r>
+        <w:rPr>
+          <w:b/>
+          <w:bCs/>
+        </w:rPr>
+        <w:t xml:space="preserve"> rule.</w:t>
       </w:r>
     </w:p>
     <w:p>
@@ -3204,7 +5215,39 @@
           <w:b/>
           <w:bCs/>
         </w:rPr>
-        <w:t>Paso 1: Enter query and condition:</w:t>
+        <w:t xml:space="preserve">Paso 1: Enter </w:t>
+      </w:r>
+      <w:proofErr w:type="spellStart"/>
+      <w:r>
+        <w:rPr>
+          <w:b/>
+          <w:bCs/>
+        </w:rPr>
+        <w:t>query</w:t>
+      </w:r>
+      <w:proofErr w:type="spellEnd"/>
+      <w:r>
+        <w:rPr>
+          <w:b/>
+          <w:bCs/>
+        </w:rPr>
+        <w:t xml:space="preserve"> and </w:t>
+      </w:r>
+      <w:proofErr w:type="spellStart"/>
+      <w:r>
+        <w:rPr>
+          <w:b/>
+          <w:bCs/>
+        </w:rPr>
+        <w:t>condition</w:t>
+      </w:r>
+      <w:proofErr w:type="spellEnd"/>
+      <w:r>
+        <w:rPr>
+          <w:b/>
+          <w:bCs/>
+        </w:rPr>
+        <w:t>:</w:t>
       </w:r>
     </w:p>
     <w:p>
@@ -3223,7 +5266,23 @@
           <w:b/>
           <w:bCs/>
         </w:rPr>
-        <w:t>Selecciona tu Data Source: Prometheus.</w:t>
+        <w:t xml:space="preserve">Selecciona tu Data </w:t>
+      </w:r>
+      <w:proofErr w:type="spellStart"/>
+      <w:r>
+        <w:rPr>
+          <w:b/>
+          <w:bCs/>
+        </w:rPr>
+        <w:t>Source</w:t>
+      </w:r>
+      <w:proofErr w:type="spellEnd"/>
+      <w:r>
+        <w:rPr>
+          <w:b/>
+          <w:bCs/>
+        </w:rPr>
+        <w:t>: Prometheus.</w:t>
       </w:r>
     </w:p>
     <w:p>
@@ -3242,7 +5301,71 @@
           <w:b/>
           <w:bCs/>
         </w:rPr>
-        <w:t>En la query, escribe: probe_success{job="fog_web_uptime"}.</w:t>
+        <w:t xml:space="preserve">En la </w:t>
+      </w:r>
+      <w:proofErr w:type="spellStart"/>
+      <w:r>
+        <w:rPr>
+          <w:b/>
+          <w:bCs/>
+        </w:rPr>
+        <w:t>query</w:t>
+      </w:r>
+      <w:proofErr w:type="spellEnd"/>
+      <w:r>
+        <w:rPr>
+          <w:b/>
+          <w:bCs/>
+        </w:rPr>
+        <w:t xml:space="preserve">, escribe: </w:t>
+      </w:r>
+      <w:proofErr w:type="spellStart"/>
+      <w:r>
+        <w:rPr>
+          <w:b/>
+          <w:bCs/>
+        </w:rPr>
+        <w:t>probe_success</w:t>
+      </w:r>
+      <w:proofErr w:type="spellEnd"/>
+      <w:r>
+        <w:rPr>
+          <w:b/>
+          <w:bCs/>
+        </w:rPr>
+        <w:t>{</w:t>
+      </w:r>
+      <w:proofErr w:type="spellStart"/>
+      <w:r>
+        <w:rPr>
+          <w:b/>
+          <w:bCs/>
+        </w:rPr>
+        <w:t>job</w:t>
+      </w:r>
+      <w:proofErr w:type="spellEnd"/>
+      <w:r>
+        <w:rPr>
+          <w:b/>
+          <w:bCs/>
+        </w:rPr>
+        <w:t>="</w:t>
+      </w:r>
+      <w:proofErr w:type="spellStart"/>
+      <w:r>
+        <w:rPr>
+          <w:b/>
+          <w:bCs/>
+        </w:rPr>
+        <w:t>fog_web_uptime</w:t>
+      </w:r>
+      <w:proofErr w:type="spellEnd"/>
+      <w:r>
+        <w:rPr>
+          <w:b/>
+          <w:bCs/>
+        </w:rPr>
+        <w:t>"}.</w:t>
       </w:r>
     </w:p>
     <w:p>
@@ -3311,7 +5434,55 @@
           <w:b/>
           <w:bCs/>
         </w:rPr>
-        <w:t>Debajo, en Threshold (Umbral), selecciona Input is below y pon el valor 1. (Esto significa que si el éxito es 0, se dispara).</w:t>
+        <w:t xml:space="preserve">Debajo, en </w:t>
+      </w:r>
+      <w:proofErr w:type="spellStart"/>
+      <w:r>
+        <w:rPr>
+          <w:b/>
+          <w:bCs/>
+        </w:rPr>
+        <w:t>Threshold</w:t>
+      </w:r>
+      <w:proofErr w:type="spellEnd"/>
+      <w:r>
+        <w:rPr>
+          <w:b/>
+          <w:bCs/>
+        </w:rPr>
+        <w:t xml:space="preserve"> (Umbral), selecciona Input </w:t>
+      </w:r>
+      <w:proofErr w:type="spellStart"/>
+      <w:r>
+        <w:rPr>
+          <w:b/>
+          <w:bCs/>
+        </w:rPr>
+        <w:t>is</w:t>
+      </w:r>
+      <w:proofErr w:type="spellEnd"/>
+      <w:r>
+        <w:rPr>
+          <w:b/>
+          <w:bCs/>
+        </w:rPr>
+        <w:t xml:space="preserve"> </w:t>
+      </w:r>
+      <w:proofErr w:type="spellStart"/>
+      <w:r>
+        <w:rPr>
+          <w:b/>
+          <w:bCs/>
+        </w:rPr>
+        <w:t>below</w:t>
+      </w:r>
+      <w:proofErr w:type="spellEnd"/>
+      <w:r>
+        <w:rPr>
+          <w:b/>
+          <w:bCs/>
+        </w:rPr>
+        <w:t xml:space="preserve"> y pon el valor 1. (Esto significa que si el éxito es 0, se dispara).</w:t>
       </w:r>
     </w:p>
     <w:p>
@@ -3383,7 +5554,39 @@
           <w:b/>
           <w:bCs/>
         </w:rPr>
-        <w:t>Paso 2: Set evaluation behavior:</w:t>
+        <w:t xml:space="preserve">Paso 2: Set </w:t>
+      </w:r>
+      <w:proofErr w:type="spellStart"/>
+      <w:r>
+        <w:rPr>
+          <w:b/>
+          <w:bCs/>
+        </w:rPr>
+        <w:t>evaluation</w:t>
+      </w:r>
+      <w:proofErr w:type="spellEnd"/>
+      <w:r>
+        <w:rPr>
+          <w:b/>
+          <w:bCs/>
+        </w:rPr>
+        <w:t xml:space="preserve"> </w:t>
+      </w:r>
+      <w:proofErr w:type="spellStart"/>
+      <w:r>
+        <w:rPr>
+          <w:b/>
+          <w:bCs/>
+        </w:rPr>
+        <w:t>behavior</w:t>
+      </w:r>
+      <w:proofErr w:type="spellEnd"/>
+      <w:r>
+        <w:rPr>
+          <w:b/>
+          <w:bCs/>
+        </w:rPr>
+        <w:t>:</w:t>
       </w:r>
     </w:p>
     <w:p>
@@ -3397,12 +5600,37 @@
           <w:bCs/>
         </w:rPr>
       </w:pPr>
-      <w:r>
-        <w:rPr>
-          <w:b/>
-          <w:bCs/>
-        </w:rPr>
-        <w:t>Evaluation interval: Pon 1m (comprobar cada minuto).</w:t>
+      <w:proofErr w:type="spellStart"/>
+      <w:r>
+        <w:rPr>
+          <w:b/>
+          <w:bCs/>
+        </w:rPr>
+        <w:t>Evaluation</w:t>
+      </w:r>
+      <w:proofErr w:type="spellEnd"/>
+      <w:r>
+        <w:rPr>
+          <w:b/>
+          <w:bCs/>
+        </w:rPr>
+        <w:t xml:space="preserve"> </w:t>
+      </w:r>
+      <w:proofErr w:type="spellStart"/>
+      <w:r>
+        <w:rPr>
+          <w:b/>
+          <w:bCs/>
+        </w:rPr>
+        <w:t>interval</w:t>
+      </w:r>
+      <w:proofErr w:type="spellEnd"/>
+      <w:r>
+        <w:rPr>
+          <w:b/>
+          <w:bCs/>
+        </w:rPr>
+        <w:t>: Pon 1m (comprobar cada minuto).</w:t>
       </w:r>
     </w:p>
     <w:p>
@@ -3416,43 +5644,132 @@
           <w:bCs/>
         </w:rPr>
       </w:pPr>
-      <w:r>
-        <w:rPr>
-          <w:b/>
-          <w:bCs/>
-        </w:rPr>
-        <w:t>Pending period (For): Pon 2m. Esto evita falsas alarmas por un micro-corte; la web debe estar caída 2 minutos seguidos para avisar.</w:t>
-      </w:r>
-    </w:p>
-    <w:p>
-      <w:pPr>
-        <w:rPr>
-          <w:b/>
-          <w:bCs/>
-        </w:rPr>
-      </w:pPr>
-    </w:p>
-    <w:p>
-      <w:pPr>
-        <w:rPr>
-          <w:b/>
-          <w:bCs/>
-        </w:rPr>
-      </w:pPr>
-    </w:p>
-    <w:p>
-      <w:pPr>
-        <w:rPr>
-          <w:b/>
-          <w:bCs/>
-        </w:rPr>
-      </w:pPr>
-      <w:r>
-        <w:rPr>
-          <w:b/>
-          <w:bCs/>
-        </w:rPr>
-        <w:t>El problema es que Grafana ahora agrupa las alertas. Para ver ese campo, primero debes seleccionar o crear un "Evaluation group".</w:t>
+      <w:proofErr w:type="spellStart"/>
+      <w:r>
+        <w:rPr>
+          <w:b/>
+          <w:bCs/>
+        </w:rPr>
+        <w:t>Pending</w:t>
+      </w:r>
+      <w:proofErr w:type="spellEnd"/>
+      <w:r>
+        <w:rPr>
+          <w:b/>
+          <w:bCs/>
+        </w:rPr>
+        <w:t xml:space="preserve"> </w:t>
+      </w:r>
+      <w:proofErr w:type="spellStart"/>
+      <w:r>
+        <w:rPr>
+          <w:b/>
+          <w:bCs/>
+        </w:rPr>
+        <w:t>period</w:t>
+      </w:r>
+      <w:proofErr w:type="spellEnd"/>
+      <w:r>
+        <w:rPr>
+          <w:b/>
+          <w:bCs/>
+        </w:rPr>
+        <w:t xml:space="preserve"> (For): Pon 2m. Esto evita falsas alarmas por un </w:t>
+      </w:r>
+      <w:proofErr w:type="spellStart"/>
+      <w:r>
+        <w:rPr>
+          <w:b/>
+          <w:bCs/>
+        </w:rPr>
+        <w:t>micro-corte</w:t>
+      </w:r>
+      <w:proofErr w:type="spellEnd"/>
+      <w:r>
+        <w:rPr>
+          <w:b/>
+          <w:bCs/>
+        </w:rPr>
+        <w:t>; la web debe estar caída 2 minutos seguidos para avisar.</w:t>
+      </w:r>
+    </w:p>
+    <w:p>
+      <w:pPr>
+        <w:rPr>
+          <w:b/>
+          <w:bCs/>
+        </w:rPr>
+      </w:pPr>
+    </w:p>
+    <w:p>
+      <w:pPr>
+        <w:rPr>
+          <w:b/>
+          <w:bCs/>
+        </w:rPr>
+      </w:pPr>
+    </w:p>
+    <w:p>
+      <w:pPr>
+        <w:rPr>
+          <w:b/>
+          <w:bCs/>
+        </w:rPr>
+      </w:pPr>
+      <w:r>
+        <w:rPr>
+          <w:b/>
+          <w:bCs/>
+        </w:rPr>
+        <w:t xml:space="preserve">El problema es que </w:t>
+      </w:r>
+      <w:proofErr w:type="spellStart"/>
+      <w:r>
+        <w:rPr>
+          <w:b/>
+          <w:bCs/>
+        </w:rPr>
+        <w:t>Grafana</w:t>
+      </w:r>
+      <w:proofErr w:type="spellEnd"/>
+      <w:r>
+        <w:rPr>
+          <w:b/>
+          <w:bCs/>
+        </w:rPr>
+        <w:t xml:space="preserve"> ahora agrupa las alertas. Para ver ese campo, primero debes seleccionar o crear un "</w:t>
+      </w:r>
+      <w:proofErr w:type="spellStart"/>
+      <w:r>
+        <w:rPr>
+          <w:b/>
+          <w:bCs/>
+        </w:rPr>
+        <w:t>Evaluation</w:t>
+      </w:r>
+      <w:proofErr w:type="spellEnd"/>
+      <w:r>
+        <w:rPr>
+          <w:b/>
+          <w:bCs/>
+        </w:rPr>
+        <w:t xml:space="preserve"> </w:t>
+      </w:r>
+      <w:proofErr w:type="spellStart"/>
+      <w:r>
+        <w:rPr>
+          <w:b/>
+          <w:bCs/>
+        </w:rPr>
+        <w:t>group</w:t>
+      </w:r>
+      <w:proofErr w:type="spellEnd"/>
+      <w:r>
+        <w:rPr>
+          <w:b/>
+          <w:bCs/>
+        </w:rPr>
+        <w:t>".</w:t>
       </w:r>
     </w:p>
     <w:p>
@@ -3497,22 +5814,70 @@
           <w:b/>
           <w:bCs/>
         </w:rPr>
-        <w:t>En el Paso 3, asegúrate de haber seleccionado una carpeta. Si no tienes una, dale a "Create new" y ponle un nombre (ej. Web_Monitoring).</w:t>
-      </w:r>
-    </w:p>
-    <w:p>
-      <w:pPr>
-        <w:rPr>
-          <w:b/>
-          <w:bCs/>
-        </w:rPr>
-      </w:pPr>
-      <w:r>
-        <w:rPr>
-          <w:b/>
-          <w:bCs/>
-        </w:rPr>
-        <w:t>2. Configura el "Evaluation Group" (Paso 4)</w:t>
+        <w:t>En el Paso 3, asegúrate de haber seleccionado una carpeta. Si no tienes una, dale a "</w:t>
+      </w:r>
+      <w:proofErr w:type="spellStart"/>
+      <w:r>
+        <w:rPr>
+          <w:b/>
+          <w:bCs/>
+        </w:rPr>
+        <w:t>Create</w:t>
+      </w:r>
+      <w:proofErr w:type="spellEnd"/>
+      <w:r>
+        <w:rPr>
+          <w:b/>
+          <w:bCs/>
+        </w:rPr>
+        <w:t xml:space="preserve"> new" y ponle un nombre (ej. </w:t>
+      </w:r>
+      <w:proofErr w:type="spellStart"/>
+      <w:r>
+        <w:rPr>
+          <w:b/>
+          <w:bCs/>
+        </w:rPr>
+        <w:t>Web_Monitoring</w:t>
+      </w:r>
+      <w:proofErr w:type="spellEnd"/>
+      <w:r>
+        <w:rPr>
+          <w:b/>
+          <w:bCs/>
+        </w:rPr>
+        <w:t>).</w:t>
+      </w:r>
+    </w:p>
+    <w:p>
+      <w:pPr>
+        <w:rPr>
+          <w:b/>
+          <w:bCs/>
+        </w:rPr>
+      </w:pPr>
+      <w:r>
+        <w:rPr>
+          <w:b/>
+          <w:bCs/>
+        </w:rPr>
+        <w:t>2. Configura el "</w:t>
+      </w:r>
+      <w:proofErr w:type="spellStart"/>
+      <w:r>
+        <w:rPr>
+          <w:b/>
+          <w:bCs/>
+        </w:rPr>
+        <w:t>Evaluation</w:t>
+      </w:r>
+      <w:proofErr w:type="spellEnd"/>
+      <w:r>
+        <w:rPr>
+          <w:b/>
+          <w:bCs/>
+        </w:rPr>
+        <w:t xml:space="preserve"> Group" (Paso 4)</w:t>
       </w:r>
     </w:p>
     <w:p>
@@ -3536,7 +5901,127 @@
           <w:i/>
           <w:iCs/>
         </w:rPr>
-        <w:t>"Select a folder before setting evaluation group and interval"</w:t>
+        <w:t>"</w:t>
+      </w:r>
+      <w:proofErr w:type="spellStart"/>
+      <w:r>
+        <w:rPr>
+          <w:b/>
+          <w:bCs/>
+          <w:i/>
+          <w:iCs/>
+        </w:rPr>
+        <w:t>Select</w:t>
+      </w:r>
+      <w:proofErr w:type="spellEnd"/>
+      <w:r>
+        <w:rPr>
+          <w:b/>
+          <w:bCs/>
+          <w:i/>
+          <w:iCs/>
+        </w:rPr>
+        <w:t xml:space="preserve"> a folder </w:t>
+      </w:r>
+      <w:proofErr w:type="spellStart"/>
+      <w:r>
+        <w:rPr>
+          <w:b/>
+          <w:bCs/>
+          <w:i/>
+          <w:iCs/>
+        </w:rPr>
+        <w:t>before</w:t>
+      </w:r>
+      <w:proofErr w:type="spellEnd"/>
+      <w:r>
+        <w:rPr>
+          <w:b/>
+          <w:bCs/>
+          <w:i/>
+          <w:iCs/>
+        </w:rPr>
+        <w:t xml:space="preserve"> </w:t>
+      </w:r>
+      <w:proofErr w:type="spellStart"/>
+      <w:r>
+        <w:rPr>
+          <w:b/>
+          <w:bCs/>
+          <w:i/>
+          <w:iCs/>
+        </w:rPr>
+        <w:t>setting</w:t>
+      </w:r>
+      <w:proofErr w:type="spellEnd"/>
+      <w:r>
+        <w:rPr>
+          <w:b/>
+          <w:bCs/>
+          <w:i/>
+          <w:iCs/>
+        </w:rPr>
+        <w:t xml:space="preserve"> </w:t>
+      </w:r>
+      <w:proofErr w:type="spellStart"/>
+      <w:r>
+        <w:rPr>
+          <w:b/>
+          <w:bCs/>
+          <w:i/>
+          <w:iCs/>
+        </w:rPr>
+        <w:t>evaluation</w:t>
+      </w:r>
+      <w:proofErr w:type="spellEnd"/>
+      <w:r>
+        <w:rPr>
+          <w:b/>
+          <w:bCs/>
+          <w:i/>
+          <w:iCs/>
+        </w:rPr>
+        <w:t xml:space="preserve"> </w:t>
+      </w:r>
+      <w:proofErr w:type="spellStart"/>
+      <w:r>
+        <w:rPr>
+          <w:b/>
+          <w:bCs/>
+          <w:i/>
+          <w:iCs/>
+        </w:rPr>
+        <w:t>group</w:t>
+      </w:r>
+      <w:proofErr w:type="spellEnd"/>
+      <w:r>
+        <w:rPr>
+          <w:b/>
+          <w:bCs/>
+          <w:i/>
+          <w:iCs/>
+        </w:rPr>
+        <w:t xml:space="preserve"> and </w:t>
+      </w:r>
+      <w:proofErr w:type="spellStart"/>
+      <w:r>
+        <w:rPr>
+          <w:b/>
+          <w:bCs/>
+          <w:i/>
+          <w:iCs/>
+        </w:rPr>
+        <w:t>interval</w:t>
+      </w:r>
+      <w:proofErr w:type="spellEnd"/>
+      <w:r>
+        <w:rPr>
+          <w:b/>
+          <w:bCs/>
+          <w:i/>
+          <w:iCs/>
+        </w:rPr>
+        <w:t>"</w:t>
       </w:r>
       <w:r>
         <w:rPr>
@@ -3581,7 +6066,39 @@
           <w:b/>
           <w:bCs/>
         </w:rPr>
-        <w:t>Si no tienes grupos: Haz clic en "+ New evaluation group".</w:t>
+        <w:t xml:space="preserve">Si no tienes grupos: Haz clic en "+ New </w:t>
+      </w:r>
+      <w:proofErr w:type="spellStart"/>
+      <w:r>
+        <w:rPr>
+          <w:b/>
+          <w:bCs/>
+        </w:rPr>
+        <w:t>evaluation</w:t>
+      </w:r>
+      <w:proofErr w:type="spellEnd"/>
+      <w:r>
+        <w:rPr>
+          <w:b/>
+          <w:bCs/>
+        </w:rPr>
+        <w:t xml:space="preserve"> </w:t>
+      </w:r>
+      <w:proofErr w:type="spellStart"/>
+      <w:r>
+        <w:rPr>
+          <w:b/>
+          <w:bCs/>
+        </w:rPr>
+        <w:t>group</w:t>
+      </w:r>
+      <w:proofErr w:type="spellEnd"/>
+      <w:r>
+        <w:rPr>
+          <w:b/>
+          <w:bCs/>
+        </w:rPr>
+        <w:t>".</w:t>
       </w:r>
     </w:p>
     <w:p>
@@ -3600,7 +6117,23 @@
           <w:b/>
           <w:bCs/>
         </w:rPr>
-        <w:t>Group name: Ponle algo como check_1m.</w:t>
+        <w:t xml:space="preserve">Group </w:t>
+      </w:r>
+      <w:proofErr w:type="spellStart"/>
+      <w:r>
+        <w:rPr>
+          <w:b/>
+          <w:bCs/>
+        </w:rPr>
+        <w:t>name</w:t>
+      </w:r>
+      <w:proofErr w:type="spellEnd"/>
+      <w:r>
+        <w:rPr>
+          <w:b/>
+          <w:bCs/>
+        </w:rPr>
+        <w:t>: Ponle algo como check_1m.</w:t>
       </w:r>
     </w:p>
     <w:p>
@@ -3614,12 +6147,37 @@
           <w:bCs/>
         </w:rPr>
       </w:pPr>
-      <w:r>
-        <w:rPr>
-          <w:b/>
-          <w:bCs/>
-        </w:rPr>
-        <w:t>Evaluation interval: ¡Aquí está! Escribe 1m.</w:t>
+      <w:proofErr w:type="spellStart"/>
+      <w:r>
+        <w:rPr>
+          <w:b/>
+          <w:bCs/>
+        </w:rPr>
+        <w:t>Evaluation</w:t>
+      </w:r>
+      <w:proofErr w:type="spellEnd"/>
+      <w:r>
+        <w:rPr>
+          <w:b/>
+          <w:bCs/>
+        </w:rPr>
+        <w:t xml:space="preserve"> </w:t>
+      </w:r>
+      <w:proofErr w:type="spellStart"/>
+      <w:r>
+        <w:rPr>
+          <w:b/>
+          <w:bCs/>
+        </w:rPr>
+        <w:t>interval</w:t>
+      </w:r>
+      <w:proofErr w:type="spellEnd"/>
+      <w:r>
+        <w:rPr>
+          <w:b/>
+          <w:bCs/>
+        </w:rPr>
+        <w:t>: ¡Aquí está! Escribe 1m.</w:t>
       </w:r>
     </w:p>
     <w:p>
@@ -3684,22 +6242,166 @@
           <w:b/>
           <w:bCs/>
         </w:rPr>
-        <w:t>3. Configura el "Pending Period"</w:t>
-      </w:r>
-    </w:p>
-    <w:p>
-      <w:pPr>
-        <w:rPr>
-          <w:b/>
-          <w:bCs/>
-        </w:rPr>
-      </w:pPr>
-      <w:r>
-        <w:rPr>
-          <w:b/>
-          <w:bCs/>
-        </w:rPr>
-        <w:t>Una vez que el grupo está configurado a 1m, verás debajo el campo Pending period (que en tu texto aparece como "Period during which the threshold...").</w:t>
+        <w:t>3. Configura el "</w:t>
+      </w:r>
+      <w:proofErr w:type="spellStart"/>
+      <w:r>
+        <w:rPr>
+          <w:b/>
+          <w:bCs/>
+        </w:rPr>
+        <w:t>Pending</w:t>
+      </w:r>
+      <w:proofErr w:type="spellEnd"/>
+      <w:r>
+        <w:rPr>
+          <w:b/>
+          <w:bCs/>
+        </w:rPr>
+        <w:t xml:space="preserve"> </w:t>
+      </w:r>
+      <w:proofErr w:type="spellStart"/>
+      <w:r>
+        <w:rPr>
+          <w:b/>
+          <w:bCs/>
+        </w:rPr>
+        <w:t>Period</w:t>
+      </w:r>
+      <w:proofErr w:type="spellEnd"/>
+      <w:r>
+        <w:rPr>
+          <w:b/>
+          <w:bCs/>
+        </w:rPr>
+        <w:t>"</w:t>
+      </w:r>
+    </w:p>
+    <w:p>
+      <w:pPr>
+        <w:rPr>
+          <w:b/>
+          <w:bCs/>
+        </w:rPr>
+      </w:pPr>
+      <w:r>
+        <w:rPr>
+          <w:b/>
+          <w:bCs/>
+        </w:rPr>
+        <w:t xml:space="preserve">Una vez que el grupo está configurado a 1m, verás debajo el campo </w:t>
+      </w:r>
+      <w:proofErr w:type="spellStart"/>
+      <w:r>
+        <w:rPr>
+          <w:b/>
+          <w:bCs/>
+        </w:rPr>
+        <w:t>Pending</w:t>
+      </w:r>
+      <w:proofErr w:type="spellEnd"/>
+      <w:r>
+        <w:rPr>
+          <w:b/>
+          <w:bCs/>
+        </w:rPr>
+        <w:t xml:space="preserve"> </w:t>
+      </w:r>
+      <w:proofErr w:type="spellStart"/>
+      <w:r>
+        <w:rPr>
+          <w:b/>
+          <w:bCs/>
+        </w:rPr>
+        <w:t>period</w:t>
+      </w:r>
+      <w:proofErr w:type="spellEnd"/>
+      <w:r>
+        <w:rPr>
+          <w:b/>
+          <w:bCs/>
+        </w:rPr>
+        <w:t xml:space="preserve"> (que en tu texto aparece como "</w:t>
+      </w:r>
+      <w:proofErr w:type="spellStart"/>
+      <w:r>
+        <w:rPr>
+          <w:b/>
+          <w:bCs/>
+        </w:rPr>
+        <w:t>Period</w:t>
+      </w:r>
+      <w:proofErr w:type="spellEnd"/>
+      <w:r>
+        <w:rPr>
+          <w:b/>
+          <w:bCs/>
+        </w:rPr>
+        <w:t xml:space="preserve"> </w:t>
+      </w:r>
+      <w:proofErr w:type="spellStart"/>
+      <w:r>
+        <w:rPr>
+          <w:b/>
+          <w:bCs/>
+        </w:rPr>
+        <w:t>during</w:t>
+      </w:r>
+      <w:proofErr w:type="spellEnd"/>
+      <w:r>
+        <w:rPr>
+          <w:b/>
+          <w:bCs/>
+        </w:rPr>
+        <w:t xml:space="preserve"> </w:t>
+      </w:r>
+      <w:proofErr w:type="spellStart"/>
+      <w:r>
+        <w:rPr>
+          <w:b/>
+          <w:bCs/>
+        </w:rPr>
+        <w:t>which</w:t>
+      </w:r>
+      <w:proofErr w:type="spellEnd"/>
+      <w:r>
+        <w:rPr>
+          <w:b/>
+          <w:bCs/>
+        </w:rPr>
+        <w:t xml:space="preserve"> </w:t>
+      </w:r>
+      <w:proofErr w:type="spellStart"/>
+      <w:r>
+        <w:rPr>
+          <w:b/>
+          <w:bCs/>
+        </w:rPr>
+        <w:t>the</w:t>
+      </w:r>
+      <w:proofErr w:type="spellEnd"/>
+      <w:r>
+        <w:rPr>
+          <w:b/>
+          <w:bCs/>
+        </w:rPr>
+        <w:t xml:space="preserve"> </w:t>
+      </w:r>
+      <w:proofErr w:type="spellStart"/>
+      <w:r>
+        <w:rPr>
+          <w:b/>
+          <w:bCs/>
+        </w:rPr>
+        <w:t>threshold</w:t>
+      </w:r>
+      <w:proofErr w:type="spellEnd"/>
+      <w:r>
+        <w:rPr>
+          <w:b/>
+          <w:bCs/>
+        </w:rPr>
+        <w:t>...").</w:t>
       </w:r>
     </w:p>
     <w:p>
@@ -3792,12 +6494,6 @@
           <w:b/>
           <w:bCs/>
         </w:rPr>
-        <w:sectPr>
-          <w:pgSz w:w="12240" w:h="15840"/>
-          <w:pgMar w:top="1440" w:right="1440" w:bottom="1440" w:left="1440" w:header="708" w:footer="708" w:gutter="0"/>
-          <w:cols w:space="708"/>
-          <w:docGrid w:linePitch="360"/>
-        </w:sectPr>
       </w:pPr>
       <w:r>
         <w:rPr>
@@ -3849,6 +6545,93 @@
           <w:bCs/>
         </w:rPr>
       </w:pPr>
+    </w:p>
+    <w:p>
+      <w:pPr>
+        <w:rPr>
+          <w:b/>
+          <w:bCs/>
+        </w:rPr>
+      </w:pPr>
+    </w:p>
+    <w:p>
+      <w:pPr>
+        <w:rPr>
+          <w:b/>
+          <w:bCs/>
+        </w:rPr>
+      </w:pPr>
+      <w:r>
+        <w:rPr>
+          <w:b/>
+          <w:bCs/>
+        </w:rPr>
+        <w:t xml:space="preserve">Repasa lo visto aquí, al final hubo que cambiar el </w:t>
+      </w:r>
+      <w:proofErr w:type="spellStart"/>
+      <w:r>
+        <w:rPr>
+          <w:b/>
+          <w:bCs/>
+        </w:rPr>
+        <w:t>prometheus.yml</w:t>
+      </w:r>
+      <w:proofErr w:type="spellEnd"/>
+    </w:p>
+    <w:p>
+      <w:pPr>
+        <w:rPr>
+          <w:b/>
+          <w:bCs/>
+        </w:rPr>
+      </w:pPr>
+    </w:p>
+    <w:p>
+      <w:pPr>
+        <w:rPr>
+          <w:b/>
+          <w:bCs/>
+        </w:rPr>
+      </w:pPr>
+      <w:hyperlink r:id="rId46" w:history="1">
+        <w:r>
+          <w:rPr>
+            <w:rStyle w:val="Hipervnculo"/>
+            <w:b/>
+            <w:bCs/>
+          </w:rPr>
+          <w:t>https://chat.deepseek.com/a/chat/s/94687e02-5e54-43d5-ac5d-d462003fd942</w:t>
+        </w:r>
+      </w:hyperlink>
+    </w:p>
+    <w:p>
+      <w:pPr>
+        <w:rPr>
+          <w:b/>
+          <w:bCs/>
+        </w:rPr>
+        <w:sectPr>
+          <w:pgSz w:w="12240" w:h="15840"/>
+          <w:pgMar w:top="1440" w:right="1440" w:bottom="1440" w:left="1440" w:header="708" w:footer="708" w:gutter="0"/>
+          <w:cols w:space="708"/>
+          <w:docGrid w:linePitch="360"/>
+        </w:sectPr>
+      </w:pPr>
+      <w:r>
+        <w:rPr>
+          <w:b/>
+          <w:bCs/>
+        </w:rPr>
+        <w:t xml:space="preserve"> </w:t>
+      </w:r>
+    </w:p>
+    <w:p>
+      <w:pPr>
+        <w:rPr>
+          <w:b/>
+          <w:bCs/>
+        </w:rPr>
+      </w:pPr>
       <w:r>
         <w:rPr>
           <w:b/>
@@ -3873,7 +6656,15 @@
         <w:t>Métricas:</w:t>
       </w:r>
       <w:r>
-        <w:t xml:space="preserve"> Node Exporter (VM FOG) -&gt; Prometheus (Docker).</w:t>
+        <w:t xml:space="preserve"> Node </w:t>
+      </w:r>
+      <w:proofErr w:type="spellStart"/>
+      <w:r>
+        <w:t>Exporter</w:t>
+      </w:r>
+      <w:proofErr w:type="spellEnd"/>
+      <w:r>
+        <w:t xml:space="preserve"> (VM FOG) -&gt; Prometheus (Docker).</w:t>
       </w:r>
     </w:p>
     <w:p>
@@ -3891,7 +6682,15 @@
         <w:t>Logs:</w:t>
       </w:r>
       <w:r>
-        <w:t xml:space="preserve"> Grafana Alloy (VM FOG) -&gt; Loki (Docker). </w:t>
+        <w:t xml:space="preserve"> </w:t>
+      </w:r>
+      <w:proofErr w:type="spellStart"/>
+      <w:r>
+        <w:t>Grafana</w:t>
+      </w:r>
+      <w:proofErr w:type="spellEnd"/>
+      <w:r>
+        <w:t xml:space="preserve"> Alloy (VM FOG) -&gt; Loki (Docker). </w:t>
       </w:r>
       <w:r>
         <w:rPr>
@@ -3908,15 +6707,32 @@
           <w:numId w:val="8"/>
         </w:numPr>
       </w:pPr>
-      <w:r>
-        <w:rPr>
-          <w:b/>
-          <w:bCs/>
-        </w:rPr>
-        <w:t>Uptime:</w:t>
-      </w:r>
-      <w:r>
-        <w:t xml:space="preserve"> Blackbox Exporter (Docker) -&gt; Chequea la web de FOG.</w:t>
+      <w:proofErr w:type="spellStart"/>
+      <w:r>
+        <w:rPr>
+          <w:b/>
+          <w:bCs/>
+        </w:rPr>
+        <w:t>Uptime</w:t>
+      </w:r>
+      <w:proofErr w:type="spellEnd"/>
+      <w:r>
+        <w:rPr>
+          <w:b/>
+          <w:bCs/>
+        </w:rPr>
+        <w:t>:</w:t>
+      </w:r>
+      <w:r>
+        <w:t xml:space="preserve"> Blackbox </w:t>
+      </w:r>
+      <w:proofErr w:type="spellStart"/>
+      <w:r>
+        <w:t>Exporter</w:t>
+      </w:r>
+      <w:proofErr w:type="spellEnd"/>
+      <w:r>
+        <w:t xml:space="preserve"> (Docker) -&gt; Chequea la web de FOG.</w:t>
       </w:r>
     </w:p>
     <w:p>
@@ -3934,7 +6750,23 @@
         <w:t>Alertas:</w:t>
       </w:r>
       <w:r>
-        <w:t xml:space="preserve"> Grafana centraliza todo y avisa por Discord/Email.</w:t>
+        <w:t xml:space="preserve"> </w:t>
+      </w:r>
+      <w:proofErr w:type="spellStart"/>
+      <w:r>
+        <w:t>Grafana</w:t>
+      </w:r>
+      <w:proofErr w:type="spellEnd"/>
+      <w:r>
+        <w:t xml:space="preserve"> centraliza todo y avisa por </w:t>
+      </w:r>
+      <w:proofErr w:type="spellStart"/>
+      <w:r>
+        <w:t>Discord</w:t>
+      </w:r>
+      <w:proofErr w:type="spellEnd"/>
+      <w:r>
+        <w:t>/Email.</w:t>
       </w:r>
     </w:p>
     <w:p/>

--- a/Documentacion/10_Monitorizacion.docx
+++ b/Documentacion/10_Monitorizacion.docx
@@ -7,40 +7,30 @@
         <w:ind w:left="708" w:hanging="708"/>
       </w:pPr>
       <w:r>
-        <w:t xml:space="preserve">Prometheus + </w:t>
-      </w:r>
-      <w:proofErr w:type="spellStart"/>
-      <w:r>
+        <w:t>Prometheus + Grafana:</w:t>
+      </w:r>
+    </w:p>
+    <w:p>
+      <w:r>
+        <w:t xml:space="preserve">Para monitorizar un servidor </w:t>
+      </w:r>
+      <w:r>
+        <w:rPr>
+          <w:b/>
+          <w:bCs/>
+        </w:rPr>
+        <w:t>FOG Project</w:t>
+      </w:r>
+      <w:r>
+        <w:t xml:space="preserve"> (10.2.7.5) utilizando </w:t>
+      </w:r>
+      <w:r>
+        <w:rPr>
+          <w:b/>
+          <w:bCs/>
+        </w:rPr>
         <w:t>Grafana</w:t>
       </w:r>
-      <w:proofErr w:type="spellEnd"/>
-      <w:r>
-        <w:t>:</w:t>
-      </w:r>
-    </w:p>
-    <w:p>
-      <w:r>
-        <w:t xml:space="preserve">Para monitorizar un servidor </w:t>
-      </w:r>
-      <w:r>
-        <w:rPr>
-          <w:b/>
-          <w:bCs/>
-        </w:rPr>
-        <w:t>FOG Project</w:t>
-      </w:r>
-      <w:r>
-        <w:t xml:space="preserve"> (10.2.7.5) utilizando </w:t>
-      </w:r>
-      <w:proofErr w:type="spellStart"/>
-      <w:r>
-        <w:rPr>
-          <w:b/>
-          <w:bCs/>
-        </w:rPr>
-        <w:t>Grafana</w:t>
-      </w:r>
-      <w:proofErr w:type="spellEnd"/>
       <w:r>
         <w:t xml:space="preserve"> y </w:t>
       </w:r>
@@ -52,32 +42,15 @@
         <w:t>Docker</w:t>
       </w:r>
       <w:r>
-        <w:t xml:space="preserve"> en una VM independiente, la arquitectura más sólida es el </w:t>
-      </w:r>
-      <w:proofErr w:type="spellStart"/>
-      <w:r>
-        <w:t>stack</w:t>
-      </w:r>
-      <w:proofErr w:type="spellEnd"/>
-      <w:r>
-        <w:t xml:space="preserve"> </w:t>
-      </w:r>
-      <w:r>
-        <w:rPr>
-          <w:b/>
-          <w:bCs/>
-        </w:rPr>
-        <w:t xml:space="preserve">Prometheus + Node </w:t>
-      </w:r>
-      <w:proofErr w:type="spellStart"/>
-      <w:r>
-        <w:rPr>
-          <w:b/>
-          <w:bCs/>
-        </w:rPr>
-        <w:t>Exporter</w:t>
-      </w:r>
-      <w:proofErr w:type="spellEnd"/>
+        <w:t xml:space="preserve"> en una VM independiente, la arquitectura más sólida es el stack </w:t>
+      </w:r>
+      <w:r>
+        <w:rPr>
+          <w:b/>
+          <w:bCs/>
+        </w:rPr>
+        <w:t>Prometheus + Node Exporter</w:t>
+      </w:r>
       <w:r>
         <w:t>.</w:t>
       </w:r>
@@ -111,40 +84,23 @@
     </w:p>
     <w:p>
       <w:r>
-        <w:t xml:space="preserve">FOG no expone métricas nativas para </w:t>
-      </w:r>
-      <w:proofErr w:type="spellStart"/>
-      <w:r>
-        <w:t>Grafana</w:t>
-      </w:r>
-      <w:proofErr w:type="spellEnd"/>
-      <w:r>
-        <w:t>, por lo que necesitamos instalar un "agente" que recoja los datos del sistema (CPU, RAM, Disco, Red) y de los servicios (Apache/MySQL).</w:t>
-      </w:r>
-    </w:p>
-    <w:p>
-      <w:pPr>
-        <w:rPr>
-          <w:b/>
-          <w:bCs/>
-        </w:rPr>
-      </w:pPr>
-      <w:r>
-        <w:rPr>
-          <w:b/>
-          <w:bCs/>
-        </w:rPr>
-        <w:t xml:space="preserve">Instalar Node </w:t>
-      </w:r>
-      <w:proofErr w:type="spellStart"/>
-      <w:r>
-        <w:rPr>
-          <w:b/>
-          <w:bCs/>
-        </w:rPr>
-        <w:t>Exporter</w:t>
-      </w:r>
-      <w:proofErr w:type="spellEnd"/>
+        <w:t>FOG no expone métricas nativas para Grafana, por lo que necesitamos instalar un "agente" que recoja los datos del sistema (CPU, RAM, Disco, Red) y de los servicios (Apache/MySQL).</w:t>
+      </w:r>
+    </w:p>
+    <w:p>
+      <w:pPr>
+        <w:rPr>
+          <w:b/>
+          <w:bCs/>
+        </w:rPr>
+      </w:pPr>
+      <w:r>
+        <w:rPr>
+          <w:b/>
+          <w:bCs/>
+        </w:rPr>
+        <w:t>Instalar Node Exporter</w:t>
+      </w:r>
     </w:p>
     <w:p>
       <w:pPr>
@@ -169,87 +125,7 @@
           <w:b/>
           <w:bCs/>
         </w:rPr>
-        <w:t xml:space="preserve">sudo </w:t>
-      </w:r>
-      <w:proofErr w:type="spellStart"/>
-      <w:r>
-        <w:rPr>
-          <w:b/>
-          <w:bCs/>
-        </w:rPr>
-        <w:t>apt</w:t>
-      </w:r>
-      <w:proofErr w:type="spellEnd"/>
-      <w:r>
-        <w:rPr>
-          <w:b/>
-          <w:bCs/>
-        </w:rPr>
-        <w:t xml:space="preserve"> </w:t>
-      </w:r>
-      <w:proofErr w:type="spellStart"/>
-      <w:r>
-        <w:rPr>
-          <w:b/>
-          <w:bCs/>
-        </w:rPr>
-        <w:t>update</w:t>
-      </w:r>
-      <w:proofErr w:type="spellEnd"/>
-      <w:r>
-        <w:rPr>
-          <w:b/>
-          <w:bCs/>
-        </w:rPr>
-        <w:t xml:space="preserve"> &amp;&amp; sudo </w:t>
-      </w:r>
-      <w:proofErr w:type="spellStart"/>
-      <w:r>
-        <w:rPr>
-          <w:b/>
-          <w:bCs/>
-        </w:rPr>
-        <w:t>apt</w:t>
-      </w:r>
-      <w:proofErr w:type="spellEnd"/>
-      <w:r>
-        <w:rPr>
-          <w:b/>
-          <w:bCs/>
-        </w:rPr>
-        <w:t xml:space="preserve"> </w:t>
-      </w:r>
-      <w:proofErr w:type="spellStart"/>
-      <w:r>
-        <w:rPr>
-          <w:b/>
-          <w:bCs/>
-        </w:rPr>
-        <w:t>install</w:t>
-      </w:r>
-      <w:proofErr w:type="spellEnd"/>
-      <w:r>
-        <w:rPr>
-          <w:b/>
-          <w:bCs/>
-        </w:rPr>
-        <w:t xml:space="preserve"> </w:t>
-      </w:r>
-      <w:proofErr w:type="spellStart"/>
-      <w:r>
-        <w:rPr>
-          <w:b/>
-          <w:bCs/>
-        </w:rPr>
-        <w:t>prometheus-node-exporter</w:t>
-      </w:r>
-      <w:proofErr w:type="spellEnd"/>
-      <w:r>
-        <w:rPr>
-          <w:b/>
-          <w:bCs/>
-        </w:rPr>
-        <w:t xml:space="preserve"> -y</w:t>
+        <w:t>sudo apt update &amp;&amp; sudo apt install prometheus-node-exporter -y</w:t>
       </w:r>
     </w:p>
     <w:p>
@@ -270,15 +146,7 @@
         <w:t>9100</w:t>
       </w:r>
       <w:r>
-        <w:t xml:space="preserve"> esté abierto en el firewall para que la VM de </w:t>
-      </w:r>
-      <w:proofErr w:type="spellStart"/>
-      <w:r>
-        <w:t>Grafana</w:t>
-      </w:r>
-      <w:proofErr w:type="spellEnd"/>
-      <w:r>
-        <w:t xml:space="preserve"> pueda leer los datos.</w:t>
+        <w:t xml:space="preserve"> esté abierto en el firewall para que la VM de Grafana pueda leer los datos.</w:t>
       </w:r>
     </w:p>
     <w:p>
@@ -300,23 +168,7 @@
           <w:b/>
           <w:bCs/>
         </w:rPr>
-        <w:t xml:space="preserve">2. Despliegue de </w:t>
-      </w:r>
-      <w:proofErr w:type="spellStart"/>
-      <w:r>
-        <w:rPr>
-          <w:b/>
-          <w:bCs/>
-        </w:rPr>
-        <w:t>Grafana</w:t>
-      </w:r>
-      <w:proofErr w:type="spellEnd"/>
-      <w:r>
-        <w:rPr>
-          <w:b/>
-          <w:bCs/>
-        </w:rPr>
-        <w:t xml:space="preserve"> y Prometheus (VM Monitorización)</w:t>
+        <w:t>2. Despliegue de Grafana y Prometheus (VM Monitorización)</w:t>
       </w:r>
     </w:p>
     <w:p>
@@ -328,27 +180,10 @@
           <w:b/>
           <w:bCs/>
         </w:rPr>
-        <w:t xml:space="preserve">Docker </w:t>
-      </w:r>
-      <w:proofErr w:type="spellStart"/>
-      <w:r>
-        <w:rPr>
-          <w:b/>
-          <w:bCs/>
-        </w:rPr>
-        <w:t>Compose</w:t>
-      </w:r>
-      <w:proofErr w:type="spellEnd"/>
-      <w:r>
-        <w:t xml:space="preserve"> para levantar todo el </w:t>
-      </w:r>
-      <w:proofErr w:type="spellStart"/>
-      <w:r>
-        <w:t>stack</w:t>
-      </w:r>
-      <w:proofErr w:type="spellEnd"/>
-      <w:r>
-        <w:t xml:space="preserve"> de forma limpia.</w:t>
+        <w:t>Docker Compose</w:t>
+      </w:r>
+      <w:r>
+        <w:t xml:space="preserve"> para levantar todo el stack de forma limpia.</w:t>
       </w:r>
     </w:p>
     <w:p>
@@ -368,150 +203,42 @@
     </w:p>
     <w:p>
       <w:r>
-        <w:t xml:space="preserve">Crea una carpeta llamada </w:t>
-      </w:r>
-      <w:proofErr w:type="spellStart"/>
-      <w:r>
-        <w:t>monitoring</w:t>
-      </w:r>
-      <w:proofErr w:type="spellEnd"/>
-      <w:r>
-        <w:t xml:space="preserve"> y dentro un archivo </w:t>
-      </w:r>
-      <w:proofErr w:type="spellStart"/>
-      <w:r>
-        <w:t>docker-compose.yml</w:t>
-      </w:r>
-      <w:proofErr w:type="spellEnd"/>
-      <w:r>
-        <w:t>:</w:t>
-      </w:r>
-    </w:p>
-    <w:p>
-      <w:proofErr w:type="spellStart"/>
-      <w:r>
-        <w:t>services</w:t>
-      </w:r>
-      <w:proofErr w:type="spellEnd"/>
-      <w:r>
-        <w:t>:</w:t>
-      </w:r>
-    </w:p>
-    <w:p>
-      <w:r>
-        <w:t xml:space="preserve">  </w:t>
-      </w:r>
-      <w:proofErr w:type="spellStart"/>
-      <w:r>
-        <w:t>prometheus</w:t>
-      </w:r>
-      <w:proofErr w:type="spellEnd"/>
-      <w:r>
-        <w:t>:</w:t>
-      </w:r>
-    </w:p>
-    <w:p>
-      <w:r>
-        <w:t xml:space="preserve">    </w:t>
-      </w:r>
-      <w:proofErr w:type="spellStart"/>
-      <w:r>
-        <w:t>image</w:t>
-      </w:r>
-      <w:proofErr w:type="spellEnd"/>
-      <w:r>
-        <w:t xml:space="preserve">: </w:t>
-      </w:r>
-      <w:proofErr w:type="spellStart"/>
-      <w:r>
-        <w:t>prom</w:t>
-      </w:r>
-      <w:proofErr w:type="spellEnd"/>
-      <w:r>
-        <w:t>/</w:t>
-      </w:r>
-      <w:proofErr w:type="spellStart"/>
-      <w:r>
-        <w:t>prometheus:latest</w:t>
-      </w:r>
-      <w:proofErr w:type="spellEnd"/>
-    </w:p>
-    <w:p>
-      <w:r>
-        <w:t xml:space="preserve">    </w:t>
-      </w:r>
-      <w:proofErr w:type="spellStart"/>
-      <w:r>
-        <w:t>container_name</w:t>
-      </w:r>
-      <w:proofErr w:type="spellEnd"/>
-      <w:r>
-        <w:t xml:space="preserve">: </w:t>
-      </w:r>
-      <w:proofErr w:type="spellStart"/>
-      <w:r>
-        <w:t>prometheus</w:t>
-      </w:r>
-      <w:proofErr w:type="spellEnd"/>
-    </w:p>
-    <w:p>
-      <w:r>
-        <w:t xml:space="preserve">    </w:t>
-      </w:r>
-      <w:proofErr w:type="spellStart"/>
-      <w:r>
-        <w:t>volumes</w:t>
-      </w:r>
-      <w:proofErr w:type="spellEnd"/>
-      <w:r>
-        <w:t>:</w:t>
-      </w:r>
-    </w:p>
-    <w:p>
-      <w:r>
-        <w:t xml:space="preserve">      - ./</w:t>
-      </w:r>
-      <w:proofErr w:type="spellStart"/>
-      <w:r>
-        <w:t>prometheus.yml</w:t>
-      </w:r>
-      <w:proofErr w:type="spellEnd"/>
-      <w:r>
-        <w:t>:/</w:t>
-      </w:r>
-      <w:proofErr w:type="spellStart"/>
-      <w:r>
-        <w:t>etc</w:t>
-      </w:r>
-      <w:proofErr w:type="spellEnd"/>
-      <w:r>
-        <w:t>/</w:t>
-      </w:r>
-      <w:proofErr w:type="spellStart"/>
-      <w:r>
-        <w:t>prometheus</w:t>
-      </w:r>
-      <w:proofErr w:type="spellEnd"/>
-      <w:r>
-        <w:t>/</w:t>
-      </w:r>
-      <w:proofErr w:type="spellStart"/>
-      <w:r>
-        <w:t>prometheus.yml</w:t>
-      </w:r>
-      <w:proofErr w:type="spellEnd"/>
-    </w:p>
-    <w:p>
-      <w:r>
-        <w:t xml:space="preserve">    </w:t>
-      </w:r>
-      <w:proofErr w:type="spellStart"/>
-      <w:r>
-        <w:t>ports</w:t>
-      </w:r>
-      <w:proofErr w:type="spellEnd"/>
-      <w:r>
-        <w:t>:</w:t>
+        <w:t>Crea una carpeta llamada monitoring y dentro un archivo docker-compose.yml:</w:t>
+      </w:r>
+    </w:p>
+    <w:p>
+      <w:r>
+        <w:t>services:</w:t>
+      </w:r>
+    </w:p>
+    <w:p>
+      <w:r>
+        <w:t xml:space="preserve">  prometheus:</w:t>
+      </w:r>
+    </w:p>
+    <w:p>
+      <w:r>
+        <w:t xml:space="preserve">    image: prom/prometheus:latest</w:t>
+      </w:r>
+    </w:p>
+    <w:p>
+      <w:r>
+        <w:t xml:space="preserve">    container_name: prometheus</w:t>
+      </w:r>
+    </w:p>
+    <w:p>
+      <w:r>
+        <w:t xml:space="preserve">    volumes:</w:t>
+      </w:r>
+    </w:p>
+    <w:p>
+      <w:r>
+        <w:t xml:space="preserve">      - ./prometheus.yml:/etc/prometheus/prometheus.yml</w:t>
+      </w:r>
+    </w:p>
+    <w:p>
+      <w:r>
+        <w:t xml:space="preserve">    ports:</w:t>
       </w:r>
     </w:p>
     <w:p>
@@ -522,91 +249,28 @@
     </w:p>
     <w:p>
       <w:r>
-        <w:t xml:space="preserve">    </w:t>
-      </w:r>
-      <w:proofErr w:type="spellStart"/>
-      <w:r>
-        <w:t>restart</w:t>
-      </w:r>
-      <w:proofErr w:type="spellEnd"/>
-      <w:r>
-        <w:t xml:space="preserve">: </w:t>
-      </w:r>
-      <w:proofErr w:type="spellStart"/>
-      <w:r>
-        <w:t>unless-stopped</w:t>
-      </w:r>
-      <w:proofErr w:type="spellEnd"/>
+        <w:t xml:space="preserve">    restart: unless-stopped</w:t>
+      </w:r>
     </w:p>
     <w:p/>
     <w:p>
       <w:r>
-        <w:t xml:space="preserve">  </w:t>
-      </w:r>
-      <w:proofErr w:type="spellStart"/>
-      <w:r>
-        <w:t>grafana</w:t>
-      </w:r>
-      <w:proofErr w:type="spellEnd"/>
-      <w:r>
-        <w:t>:</w:t>
-      </w:r>
-    </w:p>
-    <w:p>
-      <w:r>
-        <w:t xml:space="preserve">    </w:t>
-      </w:r>
-      <w:proofErr w:type="spellStart"/>
-      <w:r>
-        <w:t>image</w:t>
-      </w:r>
-      <w:proofErr w:type="spellEnd"/>
-      <w:r>
-        <w:t xml:space="preserve">: </w:t>
-      </w:r>
-      <w:proofErr w:type="spellStart"/>
-      <w:r>
-        <w:t>grafana</w:t>
-      </w:r>
-      <w:proofErr w:type="spellEnd"/>
-      <w:r>
-        <w:t>/</w:t>
-      </w:r>
-      <w:proofErr w:type="spellStart"/>
-      <w:r>
-        <w:t>grafana:latest</w:t>
-      </w:r>
-      <w:proofErr w:type="spellEnd"/>
-    </w:p>
-    <w:p>
-      <w:r>
-        <w:t xml:space="preserve">    </w:t>
-      </w:r>
-      <w:proofErr w:type="spellStart"/>
-      <w:r>
-        <w:t>container_name</w:t>
-      </w:r>
-      <w:proofErr w:type="spellEnd"/>
-      <w:r>
-        <w:t xml:space="preserve">: </w:t>
-      </w:r>
-      <w:proofErr w:type="spellStart"/>
-      <w:r>
-        <w:t>grafana</w:t>
-      </w:r>
-      <w:proofErr w:type="spellEnd"/>
-    </w:p>
-    <w:p>
-      <w:r>
-        <w:t xml:space="preserve">    </w:t>
-      </w:r>
-      <w:proofErr w:type="spellStart"/>
-      <w:r>
-        <w:t>ports</w:t>
-      </w:r>
-      <w:proofErr w:type="spellEnd"/>
-      <w:r>
-        <w:t>:</w:t>
+        <w:t xml:space="preserve">  grafana:</w:t>
+      </w:r>
+    </w:p>
+    <w:p>
+      <w:r>
+        <w:t xml:space="preserve">    image: grafana/grafana:latest</w:t>
+      </w:r>
+    </w:p>
+    <w:p>
+      <w:r>
+        <w:t xml:space="preserve">    container_name: grafana</w:t>
+      </w:r>
+    </w:p>
+    <w:p>
+      <w:r>
+        <w:t xml:space="preserve">    ports:</w:t>
       </w:r>
     </w:p>
     <w:p>
@@ -616,114 +280,38 @@
     </w:p>
     <w:p>
       <w:r>
-        <w:t xml:space="preserve">    </w:t>
-      </w:r>
-      <w:proofErr w:type="spellStart"/>
-      <w:r>
-        <w:t>environment</w:t>
-      </w:r>
-      <w:proofErr w:type="spellEnd"/>
-      <w:r>
-        <w:t>:</w:t>
-      </w:r>
-    </w:p>
-    <w:p>
-      <w:r>
-        <w:t xml:space="preserve">      - GF_SECURITY_ADMIN_PASSWORD=</w:t>
-      </w:r>
-      <w:proofErr w:type="spellStart"/>
-      <w:r>
-        <w:t>tu_password_seguro</w:t>
-      </w:r>
-      <w:proofErr w:type="spellEnd"/>
-    </w:p>
-    <w:p>
-      <w:r>
-        <w:t xml:space="preserve">    </w:t>
-      </w:r>
-      <w:proofErr w:type="spellStart"/>
-      <w:r>
-        <w:t>volumes</w:t>
-      </w:r>
-      <w:proofErr w:type="spellEnd"/>
-      <w:r>
-        <w:t>:</w:t>
-      </w:r>
-    </w:p>
-    <w:p>
-      <w:r>
-        <w:t xml:space="preserve">      - </w:t>
-      </w:r>
-      <w:proofErr w:type="spellStart"/>
-      <w:r>
-        <w:t>grafana-storage</w:t>
-      </w:r>
-      <w:proofErr w:type="spellEnd"/>
-      <w:r>
-        <w:t>:/</w:t>
-      </w:r>
-      <w:proofErr w:type="spellStart"/>
-      <w:r>
-        <w:t>var</w:t>
-      </w:r>
-      <w:proofErr w:type="spellEnd"/>
-      <w:r>
-        <w:t>/</w:t>
-      </w:r>
-      <w:proofErr w:type="spellStart"/>
-      <w:r>
-        <w:t>lib</w:t>
-      </w:r>
-      <w:proofErr w:type="spellEnd"/>
-      <w:r>
-        <w:t>/</w:t>
-      </w:r>
-      <w:proofErr w:type="spellStart"/>
-      <w:r>
-        <w:t>grafana</w:t>
-      </w:r>
-      <w:proofErr w:type="spellEnd"/>
-    </w:p>
-    <w:p>
-      <w:r>
-        <w:t xml:space="preserve">    </w:t>
-      </w:r>
-      <w:proofErr w:type="spellStart"/>
-      <w:r>
-        <w:t>restart</w:t>
-      </w:r>
-      <w:proofErr w:type="spellEnd"/>
-      <w:r>
-        <w:t xml:space="preserve">: </w:t>
-      </w:r>
-      <w:proofErr w:type="spellStart"/>
-      <w:r>
-        <w:t>unless-stopped</w:t>
-      </w:r>
-      <w:proofErr w:type="spellEnd"/>
+        <w:t xml:space="preserve">    environment:</w:t>
+      </w:r>
+    </w:p>
+    <w:p>
+      <w:r>
+        <w:t xml:space="preserve">      - GF_SECURITY_ADMIN_PASSWORD=tu_password_seguro</w:t>
+      </w:r>
+    </w:p>
+    <w:p>
+      <w:r>
+        <w:t xml:space="preserve">    volumes:</w:t>
+      </w:r>
+    </w:p>
+    <w:p>
+      <w:r>
+        <w:t xml:space="preserve">      - grafana-storage:/var/lib/grafana</w:t>
+      </w:r>
+    </w:p>
+    <w:p>
+      <w:r>
+        <w:t xml:space="preserve">    restart: unless-stopped</w:t>
+      </w:r>
     </w:p>
     <w:p/>
     <w:p>
-      <w:proofErr w:type="spellStart"/>
-      <w:r>
-        <w:t>volumes</w:t>
-      </w:r>
-      <w:proofErr w:type="spellEnd"/>
-      <w:r>
-        <w:t>:</w:t>
-      </w:r>
-    </w:p>
-    <w:p>
-      <w:r>
-        <w:t xml:space="preserve">  </w:t>
-      </w:r>
-      <w:proofErr w:type="spellStart"/>
-      <w:r>
-        <w:t>grafana-storage</w:t>
-      </w:r>
-      <w:proofErr w:type="spellEnd"/>
-      <w:r>
-        <w:t>:</w:t>
+      <w:r>
+        <w:t>volumes:</w:t>
+      </w:r>
+    </w:p>
+    <w:p>
+      <w:r>
+        <w:t xml:space="preserve">  grafana-storage:</w:t>
       </w:r>
     </w:p>
     <w:p>
@@ -754,15 +342,7 @@
     </w:p>
     <w:p>
       <w:r>
-        <w:t xml:space="preserve">Crea el archivo </w:t>
-      </w:r>
-      <w:proofErr w:type="spellStart"/>
-      <w:r>
-        <w:t>prometheus.yml</w:t>
-      </w:r>
-      <w:proofErr w:type="spellEnd"/>
-      <w:r>
-        <w:t xml:space="preserve"> en la misma carpeta para decirle a Prometheus que busque los datos en la IP de tu FOG:</w:t>
+        <w:t>Crea el archivo prometheus.yml en la misma carpeta para decirle a Prometheus que busque los datos en la IP de tu FOG:</w:t>
       </w:r>
     </w:p>
     <w:p>
@@ -772,60 +352,23 @@
     </w:p>
     <w:p>
       <w:r>
-        <w:t xml:space="preserve">  </w:t>
-      </w:r>
-      <w:proofErr w:type="spellStart"/>
-      <w:r>
-        <w:t>scrape_interval</w:t>
-      </w:r>
-      <w:proofErr w:type="spellEnd"/>
-      <w:r>
-        <w:t>: 15s</w:t>
+        <w:t xml:space="preserve">  scrape_interval: 15s</w:t>
       </w:r>
     </w:p>
     <w:p/>
     <w:p>
-      <w:proofErr w:type="spellStart"/>
-      <w:r>
-        <w:t>scrape_configs</w:t>
-      </w:r>
-      <w:proofErr w:type="spellEnd"/>
-      <w:r>
-        <w:t>:</w:t>
-      </w:r>
-    </w:p>
-    <w:p>
-      <w:r>
-        <w:t xml:space="preserve">  - </w:t>
-      </w:r>
-      <w:proofErr w:type="spellStart"/>
-      <w:r>
-        <w:t>job_name</w:t>
-      </w:r>
-      <w:proofErr w:type="spellEnd"/>
-      <w:r>
-        <w:t>: '</w:t>
-      </w:r>
-      <w:proofErr w:type="spellStart"/>
-      <w:r>
-        <w:t>fog</w:t>
-      </w:r>
-      <w:proofErr w:type="spellEnd"/>
-      <w:r>
-        <w:t>-server'</w:t>
-      </w:r>
-    </w:p>
-    <w:p>
-      <w:r>
-        <w:t xml:space="preserve">    </w:t>
-      </w:r>
-      <w:proofErr w:type="spellStart"/>
-      <w:r>
-        <w:t>static_configs</w:t>
-      </w:r>
-      <w:proofErr w:type="spellEnd"/>
-      <w:r>
-        <w:t>:</w:t>
+      <w:r>
+        <w:t>scrape_configs:</w:t>
+      </w:r>
+    </w:p>
+    <w:p>
+      <w:r>
+        <w:t xml:space="preserve">  - job_name: 'fog-server'</w:t>
+      </w:r>
+    </w:p>
+    <w:p>
+      <w:r>
+        <w:t xml:space="preserve">    static_configs:</w:t>
       </w:r>
     </w:p>
     <w:p>
@@ -840,42 +383,10 @@
           <w:b/>
           <w:bCs/>
         </w:rPr>
-        <w:t xml:space="preserve">Lanzar el </w:t>
-      </w:r>
-      <w:proofErr w:type="spellStart"/>
-      <w:r>
-        <w:rPr>
-          <w:b/>
-          <w:bCs/>
-        </w:rPr>
-        <w:t>stack</w:t>
-      </w:r>
-      <w:proofErr w:type="spellEnd"/>
-      <w:r>
-        <w:rPr>
-          <w:b/>
-          <w:bCs/>
-        </w:rPr>
-        <w:t>:</w:t>
-      </w:r>
-      <w:r>
-        <w:t xml:space="preserve"> </w:t>
-      </w:r>
-      <w:proofErr w:type="spellStart"/>
-      <w:r>
-        <w:t>docker</w:t>
-      </w:r>
-      <w:proofErr w:type="spellEnd"/>
-      <w:r>
-        <w:t xml:space="preserve"> </w:t>
-      </w:r>
-      <w:proofErr w:type="spellStart"/>
-      <w:r>
-        <w:t>compose</w:t>
-      </w:r>
-      <w:proofErr w:type="spellEnd"/>
-      <w:r>
-        <w:t xml:space="preserve"> up -d</w:t>
+        <w:t>Lanzar el stack:</w:t>
+      </w:r>
+      <w:r>
+        <w:t xml:space="preserve"> docker compose up -d</w:t>
       </w:r>
     </w:p>
     <w:p>
@@ -901,17 +412,8 @@
           <w:bCs/>
         </w:rPr>
         <w:lastRenderedPageBreak/>
-        <w:t xml:space="preserve">3. Configuración en </w:t>
-      </w:r>
-      <w:proofErr w:type="spellStart"/>
-      <w:r>
-        <w:rPr>
-          <w:b/>
-          <w:bCs/>
-        </w:rPr>
-        <w:t>Grafana</w:t>
-      </w:r>
-      <w:proofErr w:type="spellEnd"/>
+        <w:t>3. Configuración en Grafana</w:t>
+      </w:r>
     </w:p>
     <w:p>
       <w:r>
@@ -975,7 +477,6 @@
       <w:r>
         <w:t xml:space="preserve">Ve a </w:t>
       </w:r>
-      <w:proofErr w:type="spellStart"/>
       <w:r>
         <w:rPr>
           <w:b/>
@@ -983,7 +484,6 @@
         </w:rPr>
         <w:t>Connections</w:t>
       </w:r>
-      <w:proofErr w:type="spellEnd"/>
       <w:r>
         <w:t xml:space="preserve"> &gt; </w:t>
       </w:r>
@@ -992,17 +492,8 @@
           <w:b/>
           <w:bCs/>
         </w:rPr>
-        <w:t xml:space="preserve">Data </w:t>
-      </w:r>
-      <w:proofErr w:type="spellStart"/>
-      <w:r>
-        <w:rPr>
-          <w:b/>
-          <w:bCs/>
-        </w:rPr>
-        <w:t>Sources</w:t>
-      </w:r>
-      <w:proofErr w:type="spellEnd"/>
+        <w:t>Data Sources</w:t>
+      </w:r>
       <w:r>
         <w:t>.</w:t>
       </w:r>
@@ -1341,44 +832,12 @@
           <w:bCs/>
         </w:rPr>
         <w:lastRenderedPageBreak/>
-        <w:t xml:space="preserve">Importar </w:t>
-      </w:r>
-      <w:proofErr w:type="spellStart"/>
-      <w:r>
-        <w:rPr>
-          <w:b/>
-          <w:bCs/>
-        </w:rPr>
-        <w:t>Dashboard</w:t>
-      </w:r>
-      <w:proofErr w:type="spellEnd"/>
-      <w:r>
-        <w:rPr>
-          <w:b/>
-          <w:bCs/>
-        </w:rPr>
-        <w:t xml:space="preserve"> para FOG</w:t>
-      </w:r>
-    </w:p>
-    <w:p>
-      <w:r>
-        <w:t xml:space="preserve">No hace falta que diseñes todo desde cero. Lo más eficiente es usar el </w:t>
-      </w:r>
-      <w:proofErr w:type="spellStart"/>
-      <w:r>
-        <w:t>dashboard</w:t>
-      </w:r>
-      <w:proofErr w:type="spellEnd"/>
-      <w:r>
-        <w:t xml:space="preserve"> estándar de Node </w:t>
-      </w:r>
-      <w:proofErr w:type="spellStart"/>
-      <w:r>
-        <w:t>Exporter</w:t>
-      </w:r>
-      <w:proofErr w:type="spellEnd"/>
-      <w:r>
-        <w:t>:</w:t>
+        <w:t>Importar Dashboard para FOG</w:t>
+      </w:r>
+    </w:p>
+    <w:p>
+      <w:r>
+        <w:t>No hace falta que diseñes todo desde cero. Lo más eficiente es usar el dashboard estándar de Node Exporter:</w:t>
       </w:r>
     </w:p>
     <w:p>
@@ -1389,17 +848,8 @@
         </w:numPr>
       </w:pPr>
       <w:r>
-        <w:t>Ve al icono + (</w:t>
-      </w:r>
-      <w:proofErr w:type="spellStart"/>
-      <w:r>
-        <w:t>Create</w:t>
-      </w:r>
-      <w:proofErr w:type="spellEnd"/>
-      <w:r>
-        <w:t xml:space="preserve">) &gt; </w:t>
-      </w:r>
-      <w:proofErr w:type="spellStart"/>
+        <w:t xml:space="preserve">Ve al icono + (Create) &gt; </w:t>
+      </w:r>
       <w:r>
         <w:rPr>
           <w:b/>
@@ -1407,7 +857,6 @@
         </w:rPr>
         <w:t>Import</w:t>
       </w:r>
-      <w:proofErr w:type="spellEnd"/>
       <w:r>
         <w:t>.</w:t>
       </w:r>
@@ -1477,23 +926,7 @@
       </w:pPr>
       <w:r>
         <w:lastRenderedPageBreak/>
-        <w:t>En "</w:t>
-      </w:r>
-      <w:proofErr w:type="spellStart"/>
-      <w:r>
-        <w:t>Import</w:t>
-      </w:r>
-      <w:proofErr w:type="spellEnd"/>
-      <w:r>
-        <w:t xml:space="preserve"> </w:t>
-      </w:r>
-      <w:proofErr w:type="spellStart"/>
-      <w:r>
-        <w:t>via</w:t>
-      </w:r>
-      <w:proofErr w:type="spellEnd"/>
-      <w:r>
-        <w:t xml:space="preserve"> grafana.com", introduce el ID: </w:t>
+        <w:t xml:space="preserve">En "Import via grafana.com", introduce el ID: </w:t>
       </w:r>
       <w:r>
         <w:rPr>
@@ -1573,7 +1006,6 @@
         <w:lastRenderedPageBreak/>
         <w:t xml:space="preserve">Selecciona tu fuente de datos "Prometheus" y dale a </w:t>
       </w:r>
-      <w:proofErr w:type="spellStart"/>
       <w:r>
         <w:rPr>
           <w:b/>
@@ -1581,7 +1013,6 @@
         </w:rPr>
         <w:t>Import</w:t>
       </w:r>
-      <w:proofErr w:type="spellEnd"/>
       <w:r>
         <w:t>.</w:t>
       </w:r>
@@ -1635,15 +1066,7 @@
     <w:p>
       <w:r>
         <w:lastRenderedPageBreak/>
-        <w:t xml:space="preserve">Ya tenemos el </w:t>
-      </w:r>
-      <w:proofErr w:type="spellStart"/>
-      <w:r>
-        <w:t>Dashboard</w:t>
-      </w:r>
-      <w:proofErr w:type="spellEnd"/>
-      <w:r>
-        <w:t>.</w:t>
+        <w:t>Ya tenemos el Dashboard.</w:t>
       </w:r>
     </w:p>
     <w:p>
@@ -1711,44 +1134,12 @@
           <w:bCs/>
         </w:rPr>
         <w:lastRenderedPageBreak/>
-        <w:t xml:space="preserve">A. Recolección de Logs (Loki + </w:t>
-      </w:r>
-      <w:proofErr w:type="spellStart"/>
-      <w:r>
-        <w:rPr>
-          <w:b/>
-          <w:bCs/>
-        </w:rPr>
-        <w:t>Promtail</w:t>
-      </w:r>
-      <w:proofErr w:type="spellEnd"/>
-      <w:r>
-        <w:rPr>
-          <w:b/>
-          <w:bCs/>
-        </w:rPr>
-        <w:t>)</w:t>
-      </w:r>
-    </w:p>
-    <w:p>
-      <w:r>
-        <w:t>El objetivo es que los logs de FOG (que están en /</w:t>
-      </w:r>
-      <w:proofErr w:type="spellStart"/>
-      <w:r>
-        <w:t>var</w:t>
-      </w:r>
-      <w:proofErr w:type="spellEnd"/>
-      <w:r>
-        <w:t xml:space="preserve">/log/) viajen a tu VM de Monitorización para verlos en </w:t>
-      </w:r>
-      <w:proofErr w:type="spellStart"/>
-      <w:r>
-        <w:t>Grafana</w:t>
-      </w:r>
-      <w:proofErr w:type="spellEnd"/>
-      <w:r>
-        <w:t>.</w:t>
+        <w:t>A. Recolección de Logs (Loki + Promtail)</w:t>
+      </w:r>
+    </w:p>
+    <w:p>
+      <w:r>
+        <w:t>El objetivo es que los logs de FOG (que están en /var/log/) viajen a tu VM de Monitorización para verlos en Grafana.</w:t>
       </w:r>
     </w:p>
     <w:p>
@@ -1778,15 +1169,7 @@
         <w:t>Loki</w:t>
       </w:r>
       <w:r>
-        <w:t xml:space="preserve"> a tu </w:t>
-      </w:r>
-      <w:proofErr w:type="spellStart"/>
-      <w:r>
-        <w:t>docker-compose.yml</w:t>
-      </w:r>
-      <w:proofErr w:type="spellEnd"/>
-      <w:r>
-        <w:t xml:space="preserve"> actual:</w:t>
+        <w:t xml:space="preserve"> a tu docker-compose.yml actual:</w:t>
       </w:r>
     </w:p>
     <w:p>
@@ -1796,72 +1179,22 @@
     </w:p>
     <w:p>
       <w:r>
-        <w:t xml:space="preserve">  </w:t>
-      </w:r>
-      <w:proofErr w:type="spellStart"/>
-      <w:r>
-        <w:t>loki</w:t>
-      </w:r>
-      <w:proofErr w:type="spellEnd"/>
-      <w:r>
-        <w:t>:</w:t>
-      </w:r>
-    </w:p>
-    <w:p>
-      <w:r>
-        <w:t xml:space="preserve">    </w:t>
-      </w:r>
-      <w:proofErr w:type="spellStart"/>
-      <w:r>
-        <w:t>image</w:t>
-      </w:r>
-      <w:proofErr w:type="spellEnd"/>
-      <w:r>
-        <w:t xml:space="preserve">: </w:t>
-      </w:r>
-      <w:proofErr w:type="spellStart"/>
-      <w:r>
-        <w:t>grafana</w:t>
-      </w:r>
-      <w:proofErr w:type="spellEnd"/>
-      <w:r>
-        <w:t>/</w:t>
-      </w:r>
-      <w:proofErr w:type="spellStart"/>
-      <w:r>
-        <w:t>loki:latest</w:t>
-      </w:r>
-      <w:proofErr w:type="spellEnd"/>
-    </w:p>
-    <w:p>
-      <w:r>
-        <w:t xml:space="preserve">    </w:t>
-      </w:r>
-      <w:proofErr w:type="spellStart"/>
-      <w:r>
-        <w:t>container_name</w:t>
-      </w:r>
-      <w:proofErr w:type="spellEnd"/>
-      <w:r>
-        <w:t xml:space="preserve">: </w:t>
-      </w:r>
-      <w:proofErr w:type="spellStart"/>
-      <w:r>
-        <w:t>loki</w:t>
-      </w:r>
-      <w:proofErr w:type="spellEnd"/>
-    </w:p>
-    <w:p>
-      <w:r>
-        <w:t xml:space="preserve">    </w:t>
-      </w:r>
-      <w:proofErr w:type="spellStart"/>
-      <w:r>
-        <w:t>ports</w:t>
-      </w:r>
-      <w:proofErr w:type="spellEnd"/>
-      <w:r>
-        <w:t>:</w:t>
+        <w:t xml:space="preserve">  loki:</w:t>
+      </w:r>
+    </w:p>
+    <w:p>
+      <w:r>
+        <w:t xml:space="preserve">    image: grafana/loki:latest</w:t>
+      </w:r>
+    </w:p>
+    <w:p>
+      <w:r>
+        <w:t xml:space="preserve">    container_name: loki</w:t>
+      </w:r>
+    </w:p>
+    <w:p>
+      <w:r>
+        <w:t xml:space="preserve">    ports:</w:t>
       </w:r>
     </w:p>
     <w:p>
@@ -1871,65 +1204,12 @@
     </w:p>
     <w:p>
       <w:r>
-        <w:t xml:space="preserve">    </w:t>
-      </w:r>
-      <w:proofErr w:type="spellStart"/>
-      <w:r>
-        <w:t>command</w:t>
-      </w:r>
-      <w:proofErr w:type="spellEnd"/>
-      <w:r>
-        <w:t>: -</w:t>
-      </w:r>
-      <w:proofErr w:type="spellStart"/>
-      <w:r>
-        <w:t>config.file</w:t>
-      </w:r>
-      <w:proofErr w:type="spellEnd"/>
-      <w:r>
-        <w:t>=/</w:t>
-      </w:r>
-      <w:proofErr w:type="spellStart"/>
-      <w:r>
-        <w:t>etc</w:t>
-      </w:r>
-      <w:proofErr w:type="spellEnd"/>
-      <w:r>
-        <w:t>/</w:t>
-      </w:r>
-      <w:proofErr w:type="spellStart"/>
-      <w:r>
-        <w:t>loki</w:t>
-      </w:r>
-      <w:proofErr w:type="spellEnd"/>
-      <w:r>
-        <w:t>/local-</w:t>
-      </w:r>
-      <w:proofErr w:type="spellStart"/>
-      <w:r>
-        <w:t>config.yaml</w:t>
-      </w:r>
-      <w:proofErr w:type="spellEnd"/>
-    </w:p>
-    <w:p>
-      <w:r>
-        <w:t xml:space="preserve">Luego haz un </w:t>
-      </w:r>
-      <w:proofErr w:type="spellStart"/>
-      <w:r>
-        <w:t>docker</w:t>
-      </w:r>
-      <w:proofErr w:type="spellEnd"/>
-      <w:r>
-        <w:t xml:space="preserve"> </w:t>
-      </w:r>
-      <w:proofErr w:type="spellStart"/>
-      <w:r>
-        <w:t>compose</w:t>
-      </w:r>
-      <w:proofErr w:type="spellEnd"/>
-      <w:r>
-        <w:t xml:space="preserve"> up -d para levantarlo.</w:t>
+        <w:t xml:space="preserve">    command: -config.file=/etc/loki/local-config.yaml</w:t>
+      </w:r>
+    </w:p>
+    <w:p>
+      <w:r>
+        <w:t>Luego haz un docker compose up -d para levantarlo.</w:t>
       </w:r>
     </w:p>
     <w:p>
@@ -1979,31 +1259,14 @@
     </w:p>
     <w:p>
       <w:r>
-        <w:t xml:space="preserve">En lugar de instalar </w:t>
-      </w:r>
-      <w:proofErr w:type="spellStart"/>
-      <w:r>
-        <w:t>Promtail</w:t>
-      </w:r>
-      <w:proofErr w:type="spellEnd"/>
-      <w:r>
-        <w:t xml:space="preserve"> en la VM de FOG (10.2.7.5), instalaremos </w:t>
-      </w:r>
-      <w:proofErr w:type="spellStart"/>
-      <w:r>
-        <w:rPr>
-          <w:b/>
-          <w:bCs/>
-        </w:rPr>
-        <w:t>Grafana</w:t>
-      </w:r>
-      <w:proofErr w:type="spellEnd"/>
-      <w:r>
-        <w:rPr>
-          <w:b/>
-          <w:bCs/>
-        </w:rPr>
-        <w:t xml:space="preserve"> Alloy</w:t>
+        <w:t xml:space="preserve">En lugar de instalar Promtail en la VM de FOG (10.2.7.5), instalaremos </w:t>
+      </w:r>
+      <w:r>
+        <w:rPr>
+          <w:b/>
+          <w:bCs/>
+        </w:rPr>
+        <w:t>Grafana Alloy</w:t>
       </w:r>
       <w:r>
         <w:t>.</w:t>
@@ -2021,23 +1284,7 @@
           <w:b/>
           <w:bCs/>
         </w:rPr>
-        <w:t xml:space="preserve">1. Instalar </w:t>
-      </w:r>
-      <w:proofErr w:type="spellStart"/>
-      <w:r>
-        <w:rPr>
-          <w:b/>
-          <w:bCs/>
-        </w:rPr>
-        <w:t>Grafana</w:t>
-      </w:r>
-      <w:proofErr w:type="spellEnd"/>
-      <w:r>
-        <w:rPr>
-          <w:b/>
-          <w:bCs/>
-        </w:rPr>
-        <w:t xml:space="preserve"> Alloy en VM FOG (10.2.7.5)</w:t>
+        <w:t>1. Instalar Grafana Alloy en VM FOG (10.2.7.5)</w:t>
       </w:r>
     </w:p>
     <w:p>
@@ -2047,238 +1294,26 @@
     </w:p>
     <w:p>
       <w:r>
-        <w:t xml:space="preserve"># Añadir repositorio de </w:t>
-      </w:r>
-      <w:proofErr w:type="spellStart"/>
-      <w:r>
-        <w:t>Grafana</w:t>
-      </w:r>
-      <w:proofErr w:type="spellEnd"/>
+        <w:t># Añadir repositorio de Grafana</w:t>
+      </w:r>
       <w:r>
         <w:t>. Crear el directorio si no existe.</w:t>
       </w:r>
     </w:p>
     <w:p>
       <w:r>
-        <w:t xml:space="preserve">sudo </w:t>
-      </w:r>
-      <w:proofErr w:type="spellStart"/>
-      <w:r>
-        <w:t>mkdir</w:t>
-      </w:r>
-      <w:proofErr w:type="spellEnd"/>
-      <w:r>
-        <w:t xml:space="preserve"> -p /</w:t>
-      </w:r>
-      <w:proofErr w:type="spellStart"/>
-      <w:r>
-        <w:t>etc</w:t>
-      </w:r>
-      <w:proofErr w:type="spellEnd"/>
-      <w:r>
-        <w:t>/</w:t>
-      </w:r>
-      <w:proofErr w:type="spellStart"/>
-      <w:r>
-        <w:t>apt</w:t>
-      </w:r>
-      <w:proofErr w:type="spellEnd"/>
-      <w:r>
-        <w:t>/</w:t>
-      </w:r>
-      <w:proofErr w:type="spellStart"/>
-      <w:r>
-        <w:t>keyrings</w:t>
-      </w:r>
-      <w:proofErr w:type="spellEnd"/>
-      <w:r>
-        <w:t>/</w:t>
-      </w:r>
-    </w:p>
-    <w:p>
-      <w:proofErr w:type="spellStart"/>
-      <w:r>
-        <w:t>wget</w:t>
-      </w:r>
-      <w:proofErr w:type="spellEnd"/>
-      <w:r>
-        <w:t xml:space="preserve"> -q -O - https://apt.grafana.com/gpg.key | </w:t>
-      </w:r>
-      <w:proofErr w:type="spellStart"/>
-      <w:r>
-        <w:t>gpg</w:t>
-      </w:r>
-      <w:proofErr w:type="spellEnd"/>
-      <w:r>
-        <w:t xml:space="preserve"> --</w:t>
-      </w:r>
-      <w:proofErr w:type="spellStart"/>
-      <w:r>
-        <w:t>dearmor</w:t>
-      </w:r>
-      <w:proofErr w:type="spellEnd"/>
-      <w:r>
-        <w:t xml:space="preserve"> | sudo </w:t>
-      </w:r>
-      <w:proofErr w:type="spellStart"/>
-      <w:r>
-        <w:t>tee</w:t>
-      </w:r>
-      <w:proofErr w:type="spellEnd"/>
-      <w:r>
-        <w:t xml:space="preserve"> /</w:t>
-      </w:r>
-      <w:proofErr w:type="spellStart"/>
-      <w:r>
-        <w:t>etc</w:t>
-      </w:r>
-      <w:proofErr w:type="spellEnd"/>
-      <w:r>
-        <w:t>/</w:t>
-      </w:r>
-      <w:proofErr w:type="spellStart"/>
-      <w:r>
-        <w:t>apt</w:t>
-      </w:r>
-      <w:proofErr w:type="spellEnd"/>
-      <w:r>
-        <w:t>/</w:t>
-      </w:r>
-      <w:proofErr w:type="spellStart"/>
-      <w:r>
-        <w:t>keyrings</w:t>
-      </w:r>
-      <w:proofErr w:type="spellEnd"/>
-      <w:r>
-        <w:t>/</w:t>
-      </w:r>
-      <w:proofErr w:type="spellStart"/>
-      <w:r>
-        <w:t>grafana.gpg</w:t>
-      </w:r>
-      <w:proofErr w:type="spellEnd"/>
-      <w:r>
-        <w:t xml:space="preserve"> &gt; /</w:t>
-      </w:r>
-      <w:proofErr w:type="spellStart"/>
-      <w:r>
-        <w:t>dev</w:t>
-      </w:r>
-      <w:proofErr w:type="spellEnd"/>
-      <w:r>
-        <w:t>/</w:t>
-      </w:r>
-      <w:proofErr w:type="spellStart"/>
-      <w:r>
-        <w:t>null</w:t>
-      </w:r>
-      <w:proofErr w:type="spellEnd"/>
-    </w:p>
-    <w:p>
-      <w:r>
-        <w:t>echo "</w:t>
-      </w:r>
-      <w:proofErr w:type="spellStart"/>
-      <w:r>
-        <w:t>deb</w:t>
-      </w:r>
-      <w:proofErr w:type="spellEnd"/>
-      <w:r>
-        <w:t xml:space="preserve"> [</w:t>
-      </w:r>
-      <w:proofErr w:type="spellStart"/>
-      <w:r>
-        <w:t>signed-by</w:t>
-      </w:r>
-      <w:proofErr w:type="spellEnd"/>
-      <w:r>
-        <w:t>=/</w:t>
-      </w:r>
-      <w:proofErr w:type="spellStart"/>
-      <w:r>
-        <w:t>etc</w:t>
-      </w:r>
-      <w:proofErr w:type="spellEnd"/>
-      <w:r>
-        <w:t>/</w:t>
-      </w:r>
-      <w:proofErr w:type="spellStart"/>
-      <w:r>
-        <w:t>apt</w:t>
-      </w:r>
-      <w:proofErr w:type="spellEnd"/>
-      <w:r>
-        <w:t>/</w:t>
-      </w:r>
-      <w:proofErr w:type="spellStart"/>
-      <w:r>
-        <w:t>keyrings</w:t>
-      </w:r>
-      <w:proofErr w:type="spellEnd"/>
-      <w:r>
-        <w:t>/</w:t>
-      </w:r>
-      <w:proofErr w:type="spellStart"/>
-      <w:r>
-        <w:t>grafana.gpg</w:t>
-      </w:r>
-      <w:proofErr w:type="spellEnd"/>
-      <w:r>
-        <w:t xml:space="preserve">] https://apt.grafana.com </w:t>
-      </w:r>
-      <w:proofErr w:type="spellStart"/>
-      <w:r>
-        <w:t>stable</w:t>
-      </w:r>
-      <w:proofErr w:type="spellEnd"/>
-      <w:r>
-        <w:t xml:space="preserve"> </w:t>
-      </w:r>
-      <w:proofErr w:type="spellStart"/>
-      <w:r>
-        <w:t>main</w:t>
-      </w:r>
-      <w:proofErr w:type="spellEnd"/>
-      <w:r>
-        <w:t xml:space="preserve">" | sudo </w:t>
-      </w:r>
-      <w:proofErr w:type="spellStart"/>
-      <w:r>
-        <w:t>tee</w:t>
-      </w:r>
-      <w:proofErr w:type="spellEnd"/>
-      <w:r>
-        <w:t xml:space="preserve"> /</w:t>
-      </w:r>
-      <w:proofErr w:type="spellStart"/>
-      <w:r>
-        <w:t>etc</w:t>
-      </w:r>
-      <w:proofErr w:type="spellEnd"/>
-      <w:r>
-        <w:t>/</w:t>
-      </w:r>
-      <w:proofErr w:type="spellStart"/>
-      <w:r>
-        <w:t>apt</w:t>
-      </w:r>
-      <w:proofErr w:type="spellEnd"/>
-      <w:r>
-        <w:t>/</w:t>
-      </w:r>
-      <w:proofErr w:type="spellStart"/>
-      <w:r>
-        <w:t>sources.list.d</w:t>
-      </w:r>
-      <w:proofErr w:type="spellEnd"/>
-      <w:r>
-        <w:t>/</w:t>
-      </w:r>
-      <w:proofErr w:type="spellStart"/>
-      <w:r>
-        <w:t>grafana.list</w:t>
-      </w:r>
-      <w:proofErr w:type="spellEnd"/>
+        <w:t>sudo mkdir -p /etc/apt/keyrings/</w:t>
+      </w:r>
+    </w:p>
+    <w:p>
+      <w:r>
+        <w:t>wget -q -O - https://apt.grafana.com/gpg.key | gpg --dearmor | sudo tee /etc/apt/keyrings/grafana.gpg &gt; /dev/null</w:t>
+      </w:r>
+    </w:p>
+    <w:p>
+      <w:r>
+        <w:t>echo "deb [signed-by=/etc/apt/keyrings/grafana.gpg] https://apt.grafana.com stable main" | sudo tee /etc/apt/sources.list.d/grafana.list</w:t>
+      </w:r>
     </w:p>
     <w:p>
       <w:r>
@@ -2329,47 +1364,7 @@
     </w:p>
     <w:p>
       <w:r>
-        <w:t xml:space="preserve">sudo </w:t>
-      </w:r>
-      <w:proofErr w:type="spellStart"/>
-      <w:r>
-        <w:t>apt</w:t>
-      </w:r>
-      <w:proofErr w:type="spellEnd"/>
-      <w:r>
-        <w:t xml:space="preserve"> </w:t>
-      </w:r>
-      <w:proofErr w:type="spellStart"/>
-      <w:r>
-        <w:t>update</w:t>
-      </w:r>
-      <w:proofErr w:type="spellEnd"/>
-      <w:r>
-        <w:t xml:space="preserve"> &amp;&amp; sudo </w:t>
-      </w:r>
-      <w:proofErr w:type="spellStart"/>
-      <w:r>
-        <w:t>apt</w:t>
-      </w:r>
-      <w:proofErr w:type="spellEnd"/>
-      <w:r>
-        <w:t xml:space="preserve"> </w:t>
-      </w:r>
-      <w:proofErr w:type="spellStart"/>
-      <w:r>
-        <w:t>install</w:t>
-      </w:r>
-      <w:proofErr w:type="spellEnd"/>
-      <w:r>
-        <w:t xml:space="preserve"> </w:t>
-      </w:r>
-      <w:proofErr w:type="spellStart"/>
-      <w:r>
-        <w:t>alloy</w:t>
-      </w:r>
-      <w:proofErr w:type="spellEnd"/>
-      <w:r>
-        <w:t xml:space="preserve"> -y</w:t>
+        <w:t>sudo apt update &amp;&amp; sudo apt install alloy -y</w:t>
       </w:r>
     </w:p>
     <w:p>
@@ -2400,241 +1395,74 @@
     </w:p>
     <w:p>
       <w:r>
-        <w:t>Edita el archivo /</w:t>
-      </w:r>
-      <w:proofErr w:type="spellStart"/>
-      <w:r>
-        <w:t>etc</w:t>
-      </w:r>
-      <w:proofErr w:type="spellEnd"/>
-      <w:r>
-        <w:t>/</w:t>
-      </w:r>
-      <w:proofErr w:type="spellStart"/>
-      <w:r>
-        <w:t>alloy</w:t>
-      </w:r>
-      <w:proofErr w:type="spellEnd"/>
-      <w:r>
-        <w:t>/</w:t>
-      </w:r>
-      <w:proofErr w:type="spellStart"/>
-      <w:r>
-        <w:t>config.alloy</w:t>
-      </w:r>
-      <w:proofErr w:type="spellEnd"/>
-      <w:r>
-        <w:t xml:space="preserve">. Este lenguaje es nuevo (estilo </w:t>
-      </w:r>
-      <w:proofErr w:type="spellStart"/>
+        <w:t>Edita el archivo /etc/alloy/config.alloy. Este lenguaje es nuevo (estilo Terraform), pero muy potente:</w:t>
+      </w:r>
+    </w:p>
+    <w:p>
+      <w:r>
+        <w:t>cp /etc/alloy/config.alloy /etc/alloy/config.BACKUP</w:t>
+      </w:r>
+    </w:p>
+    <w:p/>
+    <w:p>
       <w:r>
         <w:t>Terraform</w:t>
       </w:r>
-      <w:proofErr w:type="spellEnd"/>
-      <w:r>
-        <w:t>), pero muy potente:</w:t>
-      </w:r>
-    </w:p>
-    <w:p>
-      <w:proofErr w:type="spellStart"/>
-      <w:r>
-        <w:t>cp</w:t>
-      </w:r>
-      <w:proofErr w:type="spellEnd"/>
-      <w:r>
-        <w:t xml:space="preserve"> /</w:t>
-      </w:r>
-      <w:proofErr w:type="spellStart"/>
-      <w:r>
-        <w:t>etc</w:t>
-      </w:r>
-      <w:proofErr w:type="spellEnd"/>
-      <w:r>
-        <w:t>/</w:t>
-      </w:r>
-      <w:proofErr w:type="spellStart"/>
-      <w:r>
-        <w:t>alloy</w:t>
-      </w:r>
-      <w:proofErr w:type="spellEnd"/>
-      <w:r>
-        <w:t>/</w:t>
-      </w:r>
-      <w:proofErr w:type="spellStart"/>
-      <w:r>
-        <w:t>config.alloy</w:t>
-      </w:r>
-      <w:proofErr w:type="spellEnd"/>
-      <w:r>
-        <w:t xml:space="preserve"> /</w:t>
-      </w:r>
-      <w:proofErr w:type="spellStart"/>
-      <w:r>
-        <w:t>etc</w:t>
-      </w:r>
-      <w:proofErr w:type="spellEnd"/>
-      <w:r>
-        <w:t>/</w:t>
-      </w:r>
-      <w:proofErr w:type="spellStart"/>
-      <w:r>
-        <w:t>alloy</w:t>
-      </w:r>
-      <w:proofErr w:type="spellEnd"/>
-      <w:r>
-        <w:t>/</w:t>
-      </w:r>
-      <w:proofErr w:type="spellStart"/>
-      <w:r>
-        <w:t>config.BACKUP</w:t>
-      </w:r>
-      <w:proofErr w:type="spellEnd"/>
+    </w:p>
+    <w:p>
+      <w:r>
+        <w:t>// Discovery: Busca los archivos en las rutas de FOG</w:t>
+      </w:r>
+    </w:p>
+    <w:p>
+      <w:r>
+        <w:t>local.file_match "fog_logs" {</w:t>
+      </w:r>
+    </w:p>
+    <w:p>
+      <w:r>
+        <w:t xml:space="preserve">    path_targets = [</w:t>
+      </w:r>
+    </w:p>
+    <w:p>
+      <w:r>
+        <w:t xml:space="preserve">        { "__address__" = "localhost", "filename" = "/var/log/fog/*.log", "job" = "fog-app" },</w:t>
+      </w:r>
+    </w:p>
+    <w:p>
+      <w:r>
+        <w:t xml:space="preserve">        { "__address__" = "localhost", "filename" = "/var/log/apache2/error.log", "job" = "fog-web" },</w:t>
+      </w:r>
+    </w:p>
+    <w:p>
+      <w:r>
+        <w:t xml:space="preserve">    ]</w:t>
+      </w:r>
+    </w:p>
+    <w:p>
+      <w:r>
+        <w:t>}</w:t>
+      </w:r>
     </w:p>
     <w:p/>
     <w:p>
-      <w:proofErr w:type="spellStart"/>
-      <w:r>
-        <w:t>Terraform</w:t>
-      </w:r>
-      <w:proofErr w:type="spellEnd"/>
-    </w:p>
-    <w:p>
-      <w:r>
-        <w:t>// Discovery: Busca los archivos en las rutas de FOG</w:t>
-      </w:r>
-    </w:p>
-    <w:p>
-      <w:proofErr w:type="spellStart"/>
-      <w:r>
-        <w:t>local.file_match</w:t>
-      </w:r>
-      <w:proofErr w:type="spellEnd"/>
-      <w:r>
-        <w:t xml:space="preserve"> "</w:t>
-      </w:r>
-      <w:proofErr w:type="spellStart"/>
-      <w:r>
-        <w:t>fog_logs</w:t>
-      </w:r>
-      <w:proofErr w:type="spellEnd"/>
-      <w:r>
-        <w:t>" {</w:t>
-      </w:r>
-    </w:p>
-    <w:p>
-      <w:r>
-        <w:t xml:space="preserve">    </w:t>
-      </w:r>
-      <w:proofErr w:type="spellStart"/>
-      <w:r>
-        <w:t>path_targets</w:t>
-      </w:r>
-      <w:proofErr w:type="spellEnd"/>
-      <w:r>
-        <w:t xml:space="preserve"> = [</w:t>
-      </w:r>
-    </w:p>
-    <w:p>
-      <w:r>
-        <w:t xml:space="preserve">        { "__</w:t>
-      </w:r>
-      <w:proofErr w:type="spellStart"/>
-      <w:r>
-        <w:t>address</w:t>
-      </w:r>
-      <w:proofErr w:type="spellEnd"/>
-      <w:r>
-        <w:t>__" = "localhost", "</w:t>
-      </w:r>
-      <w:proofErr w:type="spellStart"/>
-      <w:r>
-        <w:t>filename</w:t>
-      </w:r>
-      <w:proofErr w:type="spellEnd"/>
-      <w:r>
-        <w:t>" = "/</w:t>
-      </w:r>
-      <w:proofErr w:type="spellStart"/>
-      <w:r>
-        <w:t>var</w:t>
-      </w:r>
-      <w:proofErr w:type="spellEnd"/>
-      <w:r>
-        <w:t>/log/</w:t>
-      </w:r>
-      <w:proofErr w:type="spellStart"/>
-      <w:r>
-        <w:t>fog</w:t>
-      </w:r>
-      <w:proofErr w:type="spellEnd"/>
-      <w:r>
-        <w:t>/*.log", "</w:t>
-      </w:r>
-      <w:proofErr w:type="spellStart"/>
-      <w:r>
-        <w:t>job</w:t>
-      </w:r>
-      <w:proofErr w:type="spellEnd"/>
-      <w:r>
-        <w:t>" = "</w:t>
-      </w:r>
-      <w:proofErr w:type="spellStart"/>
-      <w:r>
-        <w:t>fog</w:t>
-      </w:r>
-      <w:proofErr w:type="spellEnd"/>
-      <w:r>
-        <w:t>-app" },</w:t>
-      </w:r>
-    </w:p>
-    <w:p>
-      <w:r>
-        <w:t xml:space="preserve">        { "__</w:t>
-      </w:r>
-      <w:proofErr w:type="spellStart"/>
-      <w:r>
-        <w:t>address</w:t>
-      </w:r>
-      <w:proofErr w:type="spellEnd"/>
-      <w:r>
-        <w:t>__" = "localhost", "</w:t>
-      </w:r>
-      <w:proofErr w:type="spellStart"/>
-      <w:r>
-        <w:t>filename</w:t>
-      </w:r>
-      <w:proofErr w:type="spellEnd"/>
-      <w:r>
-        <w:t>" = "/</w:t>
-      </w:r>
-      <w:proofErr w:type="spellStart"/>
-      <w:r>
-        <w:t>var</w:t>
-      </w:r>
-      <w:proofErr w:type="spellEnd"/>
-      <w:r>
-        <w:t>/log/apache2/error.log", "</w:t>
-      </w:r>
-      <w:proofErr w:type="spellStart"/>
-      <w:r>
-        <w:t>job</w:t>
-      </w:r>
-      <w:proofErr w:type="spellEnd"/>
-      <w:r>
-        <w:t>" = "</w:t>
-      </w:r>
-      <w:proofErr w:type="spellStart"/>
-      <w:r>
-        <w:t>fog</w:t>
-      </w:r>
-      <w:proofErr w:type="spellEnd"/>
-      <w:r>
-        <w:t>-web" },</w:t>
-      </w:r>
-    </w:p>
-    <w:p>
-      <w:r>
-        <w:t xml:space="preserve">    ]</w:t>
+      <w:r>
+        <w:t>// Scrape: Lee los archivos encontrados</w:t>
+      </w:r>
+    </w:p>
+    <w:p>
+      <w:r>
+        <w:t>loki.source.file "fog_scrape" {</w:t>
+      </w:r>
+    </w:p>
+    <w:p>
+      <w:r>
+        <w:t xml:space="preserve">    targets    = local.file_match.fog_logs.targets</w:t>
+      </w:r>
+    </w:p>
+    <w:p>
+      <w:r>
+        <w:t xml:space="preserve">    forward_to = [loki.write.local_loki.receiver]</w:t>
       </w:r>
     </w:p>
     <w:p>
@@ -2645,135 +1473,22 @@
     <w:p/>
     <w:p>
       <w:r>
-        <w:t>// Scrape: Lee los archivos encontrados</w:t>
-      </w:r>
-    </w:p>
-    <w:p>
-      <w:proofErr w:type="spellStart"/>
-      <w:r>
-        <w:t>loki.source.file</w:t>
-      </w:r>
-      <w:proofErr w:type="spellEnd"/>
-      <w:r>
-        <w:t xml:space="preserve"> "</w:t>
-      </w:r>
-      <w:proofErr w:type="spellStart"/>
-      <w:r>
-        <w:t>fog_scrape</w:t>
-      </w:r>
-      <w:proofErr w:type="spellEnd"/>
-      <w:r>
-        <w:t>" {</w:t>
-      </w:r>
-    </w:p>
-    <w:p>
-      <w:r>
-        <w:t xml:space="preserve">    targets    = </w:t>
-      </w:r>
-      <w:proofErr w:type="spellStart"/>
-      <w:r>
-        <w:t>local.file_match.fog_logs.targets</w:t>
-      </w:r>
-      <w:proofErr w:type="spellEnd"/>
-    </w:p>
-    <w:p>
-      <w:r>
-        <w:t xml:space="preserve">    </w:t>
-      </w:r>
-      <w:proofErr w:type="spellStart"/>
-      <w:r>
-        <w:t>forward_to</w:t>
-      </w:r>
-      <w:proofErr w:type="spellEnd"/>
-      <w:r>
-        <w:t xml:space="preserve"> = [</w:t>
-      </w:r>
-      <w:proofErr w:type="spellStart"/>
-      <w:r>
-        <w:t>loki.write.local_loki.receiver</w:t>
-      </w:r>
-      <w:proofErr w:type="spellEnd"/>
-      <w:r>
-        <w:t>]</w:t>
-      </w:r>
-    </w:p>
-    <w:p>
-      <w:r>
-        <w:t>}</w:t>
-      </w:r>
-    </w:p>
-    <w:p/>
-    <w:p>
-      <w:r>
-        <w:t xml:space="preserve">// Remote </w:t>
-      </w:r>
-      <w:proofErr w:type="spellStart"/>
-      <w:r>
-        <w:t>write</w:t>
-      </w:r>
-      <w:proofErr w:type="spellEnd"/>
-      <w:r>
-        <w:t>: Envía los logs a tu VM de Monitorización</w:t>
-      </w:r>
-    </w:p>
-    <w:p>
-      <w:proofErr w:type="spellStart"/>
-      <w:r>
-        <w:t>loki.write</w:t>
-      </w:r>
-      <w:proofErr w:type="spellEnd"/>
-      <w:r>
-        <w:t xml:space="preserve"> "</w:t>
-      </w:r>
-      <w:proofErr w:type="spellStart"/>
-      <w:r>
-        <w:t>local_loki</w:t>
-      </w:r>
-      <w:proofErr w:type="spellEnd"/>
-      <w:r>
-        <w:t>" {</w:t>
-      </w:r>
-    </w:p>
-    <w:p>
-      <w:r>
-        <w:t xml:space="preserve">    </w:t>
-      </w:r>
-      <w:proofErr w:type="spellStart"/>
-      <w:r>
-        <w:t>endpoint</w:t>
-      </w:r>
-      <w:proofErr w:type="spellEnd"/>
-      <w:r>
-        <w:t xml:space="preserve"> {</w:t>
-      </w:r>
-    </w:p>
-    <w:p>
-      <w:r>
-        <w:t xml:space="preserve">        </w:t>
-      </w:r>
-      <w:proofErr w:type="spellStart"/>
-      <w:r>
-        <w:t>url</w:t>
-      </w:r>
-      <w:proofErr w:type="spellEnd"/>
-      <w:r>
-        <w:t xml:space="preserve"> = "http://10.2.7.99:3100/</w:t>
-      </w:r>
-      <w:proofErr w:type="spellStart"/>
-      <w:r>
-        <w:t>loki</w:t>
-      </w:r>
-      <w:proofErr w:type="spellEnd"/>
-      <w:r>
-        <w:t>/api/v1/</w:t>
-      </w:r>
-      <w:proofErr w:type="spellStart"/>
-      <w:r>
-        <w:t>push</w:t>
-      </w:r>
-      <w:proofErr w:type="spellEnd"/>
-      <w:r>
-        <w:t>"</w:t>
+        <w:t>// Remote write: Envía los logs a tu VM de Monitorización</w:t>
+      </w:r>
+    </w:p>
+    <w:p>
+      <w:r>
+        <w:t>loki.write "local_loki" {</w:t>
+      </w:r>
+    </w:p>
+    <w:p>
+      <w:r>
+        <w:t xml:space="preserve">    endpoint {</w:t>
+      </w:r>
+    </w:p>
+    <w:p>
+      <w:r>
+        <w:t xml:space="preserve">        url = "http://10.2.7.99:3100/loki/api/v1/push"</w:t>
       </w:r>
     </w:p>
     <w:p>
@@ -2796,29 +1511,8 @@
         <w:t>Reinicia el servicio:</w:t>
       </w:r>
       <w:r>
-        <w:t xml:space="preserve"> sudo </w:t>
-      </w:r>
-      <w:proofErr w:type="spellStart"/>
-      <w:r>
-        <w:t>systemctl</w:t>
-      </w:r>
-      <w:proofErr w:type="spellEnd"/>
-      <w:r>
-        <w:t xml:space="preserve"> </w:t>
-      </w:r>
-      <w:proofErr w:type="spellStart"/>
-      <w:r>
-        <w:t>restart</w:t>
-      </w:r>
-      <w:proofErr w:type="spellEnd"/>
-      <w:r>
-        <w:t xml:space="preserve"> </w:t>
-      </w:r>
-      <w:proofErr w:type="spellStart"/>
-      <w:r>
-        <w:t>alloy</w:t>
-      </w:r>
-      <w:proofErr w:type="spellEnd"/>
+        <w:t xml:space="preserve"> sudo systemctl restart alloy</w:t>
+      </w:r>
     </w:p>
     <w:p>
       <w:pPr>
@@ -2843,23 +1537,7 @@
           <w:bCs/>
         </w:rPr>
         <w:lastRenderedPageBreak/>
-        <w:t>B. Comprobación de estado (</w:t>
-      </w:r>
-      <w:proofErr w:type="spellStart"/>
-      <w:r>
-        <w:rPr>
-          <w:b/>
-          <w:bCs/>
-        </w:rPr>
-        <w:t>Uptime</w:t>
-      </w:r>
-      <w:proofErr w:type="spellEnd"/>
-      <w:r>
-        <w:rPr>
-          <w:b/>
-          <w:bCs/>
-        </w:rPr>
-        <w:t xml:space="preserve"> con Blackbox)</w:t>
+        <w:t>B. Comprobación de estado (Uptime con Blackbox)</w:t>
       </w:r>
     </w:p>
     <w:p>
@@ -2871,17 +1549,8 @@
           <w:b/>
           <w:bCs/>
         </w:rPr>
-        <w:t xml:space="preserve">Blackbox </w:t>
-      </w:r>
-      <w:proofErr w:type="spellStart"/>
-      <w:r>
-        <w:rPr>
-          <w:b/>
-          <w:bCs/>
-        </w:rPr>
-        <w:t>Exporter</w:t>
-      </w:r>
-      <w:proofErr w:type="spellEnd"/>
+        <w:t>Blackbox Exporter</w:t>
+      </w:r>
       <w:r>
         <w:t xml:space="preserve"> es un estándar de la industria que no ha cambiado.</w:t>
       </w:r>
@@ -2898,91 +1567,28 @@
           <w:b/>
           <w:bCs/>
         </w:rPr>
-        <w:t xml:space="preserve">1. Añadir el contenedor a tu Docker </w:t>
-      </w:r>
-      <w:proofErr w:type="spellStart"/>
-      <w:r>
-        <w:rPr>
-          <w:b/>
-          <w:bCs/>
-        </w:rPr>
-        <w:t>Compose</w:t>
-      </w:r>
-      <w:proofErr w:type="spellEnd"/>
-      <w:r>
-        <w:rPr>
-          <w:b/>
-          <w:bCs/>
-        </w:rPr>
-        <w:t xml:space="preserve"> (VM Monitor)</w:t>
+        <w:t>1. Añadir el contenedor a tu Docker Compose (VM Monitor)</w:t>
       </w:r>
     </w:p>
     <w:p/>
     <w:p>
-      <w:proofErr w:type="spellStart"/>
-      <w:r>
-        <w:t>blackbox-exporter</w:t>
-      </w:r>
-      <w:proofErr w:type="spellEnd"/>
-      <w:r>
-        <w:t>:</w:t>
-      </w:r>
-    </w:p>
-    <w:p>
-      <w:r>
-        <w:t xml:space="preserve">    </w:t>
-      </w:r>
-      <w:proofErr w:type="spellStart"/>
-      <w:r>
-        <w:t>image</w:t>
-      </w:r>
-      <w:proofErr w:type="spellEnd"/>
-      <w:r>
-        <w:t xml:space="preserve">: </w:t>
-      </w:r>
-      <w:proofErr w:type="spellStart"/>
-      <w:r>
-        <w:t>prom</w:t>
-      </w:r>
-      <w:proofErr w:type="spellEnd"/>
-      <w:r>
-        <w:t>/</w:t>
-      </w:r>
-      <w:proofErr w:type="spellStart"/>
-      <w:r>
-        <w:t>blackbox-exporter:latest</w:t>
-      </w:r>
-      <w:proofErr w:type="spellEnd"/>
-    </w:p>
-    <w:p>
-      <w:r>
-        <w:t xml:space="preserve">    </w:t>
-      </w:r>
-      <w:proofErr w:type="spellStart"/>
-      <w:r>
-        <w:t>container_name</w:t>
-      </w:r>
-      <w:proofErr w:type="spellEnd"/>
-      <w:r>
-        <w:t xml:space="preserve">: </w:t>
-      </w:r>
-      <w:proofErr w:type="spellStart"/>
-      <w:r>
-        <w:t>blackbox_exporter</w:t>
-      </w:r>
-      <w:proofErr w:type="spellEnd"/>
-    </w:p>
-    <w:p>
-      <w:r>
-        <w:t xml:space="preserve">    </w:t>
-      </w:r>
-      <w:proofErr w:type="spellStart"/>
-      <w:r>
-        <w:t>ports</w:t>
-      </w:r>
-      <w:proofErr w:type="spellEnd"/>
-      <w:r>
-        <w:t>:</w:t>
+      <w:r>
+        <w:t>blackbox-exporter:</w:t>
+      </w:r>
+    </w:p>
+    <w:p>
+      <w:r>
+        <w:t xml:space="preserve">    image: prom/blackbox-exporter:latest</w:t>
+      </w:r>
+    </w:p>
+    <w:p>
+      <w:r>
+        <w:t xml:space="preserve">    container_name: blackbox_exporter</w:t>
+      </w:r>
+    </w:p>
+    <w:p>
+      <w:r>
+        <w:t xml:space="preserve">    ports:</w:t>
       </w:r>
     </w:p>
     <w:p>
@@ -3014,36 +1620,12 @@
           <w:bCs/>
         </w:rPr>
         <w:lastRenderedPageBreak/>
-        <w:t>2. Configurar Prometheus (</w:t>
-      </w:r>
-      <w:proofErr w:type="spellStart"/>
-      <w:r>
-        <w:rPr>
-          <w:b/>
-          <w:bCs/>
-        </w:rPr>
-        <w:t>prometheus.yml</w:t>
-      </w:r>
-      <w:proofErr w:type="spellEnd"/>
-      <w:r>
-        <w:rPr>
-          <w:b/>
-          <w:bCs/>
-        </w:rPr>
-        <w:t>)</w:t>
-      </w:r>
-    </w:p>
-    <w:p>
-      <w:r>
-        <w:t>Añade este "</w:t>
-      </w:r>
-      <w:proofErr w:type="spellStart"/>
-      <w:r>
-        <w:t>job</w:t>
-      </w:r>
-      <w:proofErr w:type="spellEnd"/>
-      <w:r>
-        <w:t>" para que Prometheus use a Blackbox para "atacar" la web de FOG y ver si está viva:</w:t>
+        <w:t>2. Configurar Prometheus (prometheus.yml)</w:t>
+      </w:r>
+    </w:p>
+    <w:p>
+      <w:r>
+        <w:t>Añade este "job" para que Prometheus use a Blackbox para "atacar" la web de FOG y ver si está viva:</w:t>
       </w:r>
     </w:p>
     <w:p>
@@ -3053,49 +1635,17 @@
     </w:p>
     <w:p>
       <w:r>
-        <w:t xml:space="preserve">  - </w:t>
-      </w:r>
-      <w:proofErr w:type="spellStart"/>
-      <w:r>
-        <w:t>job_name</w:t>
-      </w:r>
-      <w:proofErr w:type="spellEnd"/>
-      <w:r>
-        <w:t>: '</w:t>
-      </w:r>
-      <w:proofErr w:type="spellStart"/>
-      <w:r>
-        <w:t>fog_uptime</w:t>
-      </w:r>
-      <w:proofErr w:type="spellEnd"/>
-      <w:r>
-        <w:t>'</w:t>
-      </w:r>
-    </w:p>
-    <w:p>
-      <w:r>
-        <w:t xml:space="preserve">    </w:t>
-      </w:r>
-      <w:proofErr w:type="spellStart"/>
-      <w:r>
-        <w:t>metrics_path</w:t>
-      </w:r>
-      <w:proofErr w:type="spellEnd"/>
-      <w:r>
-        <w:t>: /probe</w:t>
-      </w:r>
-    </w:p>
-    <w:p>
-      <w:r>
-        <w:t xml:space="preserve">    </w:t>
-      </w:r>
-      <w:proofErr w:type="spellStart"/>
-      <w:r>
-        <w:t>params</w:t>
-      </w:r>
-      <w:proofErr w:type="spellEnd"/>
-      <w:r>
-        <w:t>:</w:t>
+        <w:t xml:space="preserve">  - job_name: 'fog_uptime'</w:t>
+      </w:r>
+    </w:p>
+    <w:p>
+      <w:r>
+        <w:t xml:space="preserve">    metrics_path: /probe</w:t>
+      </w:r>
+    </w:p>
+    <w:p>
+      <w:r>
+        <w:t xml:space="preserve">    params:</w:t>
       </w:r>
     </w:p>
     <w:p>
@@ -3105,15 +1655,7 @@
     </w:p>
     <w:p>
       <w:r>
-        <w:t xml:space="preserve">    </w:t>
-      </w:r>
-      <w:proofErr w:type="spellStart"/>
-      <w:r>
-        <w:t>static_configs</w:t>
-      </w:r>
-      <w:proofErr w:type="spellEnd"/>
-      <w:r>
-        <w:t>:</w:t>
+        <w:t xml:space="preserve">    static_configs:</w:t>
       </w:r>
     </w:p>
     <w:p>
@@ -3128,88 +1670,27 @@
     </w:p>
     <w:p>
       <w:r>
-        <w:t xml:space="preserve">    </w:t>
-      </w:r>
-      <w:proofErr w:type="spellStart"/>
-      <w:r>
-        <w:t>relabel_configs</w:t>
-      </w:r>
-      <w:proofErr w:type="spellEnd"/>
-      <w:r>
-        <w:t>:</w:t>
-      </w:r>
-    </w:p>
-    <w:p>
-      <w:r>
-        <w:t xml:space="preserve">      - </w:t>
-      </w:r>
-      <w:proofErr w:type="spellStart"/>
-      <w:r>
-        <w:t>source_labels</w:t>
-      </w:r>
-      <w:proofErr w:type="spellEnd"/>
-      <w:r>
-        <w:t>: [__</w:t>
-      </w:r>
-      <w:proofErr w:type="spellStart"/>
-      <w:r>
-        <w:t>address</w:t>
-      </w:r>
-      <w:proofErr w:type="spellEnd"/>
-      <w:r>
-        <w:t>__]</w:t>
-      </w:r>
-    </w:p>
-    <w:p>
-      <w:r>
-        <w:t xml:space="preserve">        </w:t>
-      </w:r>
-      <w:proofErr w:type="spellStart"/>
-      <w:r>
-        <w:t>target_label</w:t>
-      </w:r>
-      <w:proofErr w:type="spellEnd"/>
-      <w:r>
-        <w:t>: __</w:t>
-      </w:r>
-      <w:proofErr w:type="spellStart"/>
-      <w:r>
-        <w:t>param_target</w:t>
-      </w:r>
-      <w:proofErr w:type="spellEnd"/>
-    </w:p>
-    <w:p>
-      <w:r>
-        <w:t xml:space="preserve">      - </w:t>
-      </w:r>
-      <w:proofErr w:type="spellStart"/>
-      <w:r>
-        <w:t>target_label</w:t>
-      </w:r>
-      <w:proofErr w:type="spellEnd"/>
-      <w:r>
-        <w:t>: __</w:t>
-      </w:r>
-      <w:proofErr w:type="spellStart"/>
-      <w:r>
-        <w:t>address</w:t>
-      </w:r>
-      <w:proofErr w:type="spellEnd"/>
-      <w:r>
-        <w:t>__</w:t>
-      </w:r>
-    </w:p>
-    <w:p>
-      <w:r>
-        <w:t xml:space="preserve">        </w:t>
-      </w:r>
-      <w:proofErr w:type="spellStart"/>
-      <w:r>
-        <w:t>replacement</w:t>
-      </w:r>
-      <w:proofErr w:type="spellEnd"/>
-      <w:r>
-        <w:t>: blackbox_exporter:9115</w:t>
+        <w:t xml:space="preserve">    relabel_configs:</w:t>
+      </w:r>
+    </w:p>
+    <w:p>
+      <w:r>
+        <w:t xml:space="preserve">      - source_labels: [__address__]</w:t>
+      </w:r>
+    </w:p>
+    <w:p>
+      <w:r>
+        <w:t xml:space="preserve">        target_label: __param_target</w:t>
+      </w:r>
+    </w:p>
+    <w:p>
+      <w:r>
+        <w:t xml:space="preserve">      - target_label: __address__</w:t>
+      </w:r>
+    </w:p>
+    <w:p>
+      <w:r>
+        <w:t xml:space="preserve">        replacement: blackbox_exporter:9115</w:t>
       </w:r>
     </w:p>
     <w:p>
@@ -3221,21 +1702,8 @@
     </w:p>
     <w:p/>
     <w:p>
-      <w:proofErr w:type="spellStart"/>
-      <w:r>
-        <w:t>docker</w:t>
-      </w:r>
-      <w:proofErr w:type="spellEnd"/>
-      <w:r>
-        <w:t xml:space="preserve"> </w:t>
-      </w:r>
-      <w:proofErr w:type="spellStart"/>
-      <w:r>
-        <w:t>compose</w:t>
-      </w:r>
-      <w:proofErr w:type="spellEnd"/>
-      <w:r>
-        <w:t xml:space="preserve"> up -d</w:t>
+      <w:r>
+        <w:t>docker compose up -d</w:t>
       </w:r>
     </w:p>
     <w:p>
@@ -3261,83 +1729,27 @@
           <w:bCs/>
         </w:rPr>
         <w:lastRenderedPageBreak/>
-        <w:t>C. Alertas de Eventos Críticos (</w:t>
-      </w:r>
-      <w:proofErr w:type="spellStart"/>
-      <w:r>
-        <w:rPr>
-          <w:b/>
-          <w:bCs/>
-        </w:rPr>
-        <w:t>Grafana</w:t>
-      </w:r>
-      <w:proofErr w:type="spellEnd"/>
-      <w:r>
-        <w:rPr>
-          <w:b/>
-          <w:bCs/>
-        </w:rPr>
-        <w:t>)</w:t>
-      </w:r>
-    </w:p>
-    <w:p>
-      <w:r>
-        <w:t xml:space="preserve">Como ya tienes el </w:t>
-      </w:r>
-      <w:proofErr w:type="spellStart"/>
-      <w:r>
-        <w:t>Dashboard</w:t>
-      </w:r>
-      <w:proofErr w:type="spellEnd"/>
-      <w:r>
-        <w:t xml:space="preserve"> de Node </w:t>
-      </w:r>
-      <w:proofErr w:type="spellStart"/>
-      <w:r>
-        <w:t>Exporter</w:t>
-      </w:r>
-      <w:proofErr w:type="spellEnd"/>
-      <w:r>
-        <w:t xml:space="preserve">, vamos a crear las alertas de forma visual en </w:t>
-      </w:r>
-      <w:proofErr w:type="spellStart"/>
-      <w:r>
-        <w:t>Grafana</w:t>
-      </w:r>
-      <w:proofErr w:type="spellEnd"/>
-      <w:r>
-        <w:t>:</w:t>
-      </w:r>
-    </w:p>
-    <w:p>
-      <w:pPr>
-        <w:rPr>
-          <w:b/>
-          <w:bCs/>
-        </w:rPr>
-      </w:pPr>
-      <w:r>
-        <w:rPr>
-          <w:b/>
-          <w:bCs/>
-        </w:rPr>
-        <w:t xml:space="preserve">1. Alerta de </w:t>
-      </w:r>
-      <w:proofErr w:type="spellStart"/>
-      <w:r>
-        <w:rPr>
-          <w:b/>
-          <w:bCs/>
-        </w:rPr>
-        <w:t>Uptime</w:t>
-      </w:r>
-      <w:proofErr w:type="spellEnd"/>
-      <w:r>
-        <w:rPr>
-          <w:b/>
-          <w:bCs/>
-        </w:rPr>
-        <w:t xml:space="preserve"> (Si la web cae)</w:t>
+        <w:t>C. Alertas de Eventos Críticos (Grafana)</w:t>
+      </w:r>
+    </w:p>
+    <w:p>
+      <w:r>
+        <w:t>Como ya tienes el Dashboard de Node Exporter, vamos a crear las alertas de forma visual en Grafana:</w:t>
+      </w:r>
+    </w:p>
+    <w:p>
+      <w:pPr>
+        <w:rPr>
+          <w:b/>
+          <w:bCs/>
+        </w:rPr>
+      </w:pPr>
+      <w:r>
+        <w:rPr>
+          <w:b/>
+          <w:bCs/>
+        </w:rPr>
+        <w:t>1. Alerta de Uptime (Si la web cae)</w:t>
       </w:r>
     </w:p>
     <w:p>
@@ -3355,15 +1767,7 @@
         <w:t>Query:</w:t>
       </w:r>
       <w:r>
-        <w:t xml:space="preserve"> Usa la métrica </w:t>
-      </w:r>
-      <w:proofErr w:type="spellStart"/>
-      <w:r>
-        <w:t>probe_success</w:t>
-      </w:r>
-      <w:proofErr w:type="spellEnd"/>
-      <w:r>
-        <w:t>. Si es 0, el sitio está caído.</w:t>
+        <w:t xml:space="preserve"> Usa la métrica probe_success. Si es 0, el sitio está caído.</w:t>
       </w:r>
     </w:p>
     <w:p>
@@ -3414,39 +1818,7 @@
         <w:t>Query:</w:t>
       </w:r>
       <w:r>
-        <w:t xml:space="preserve"> </w:t>
-      </w:r>
-      <w:proofErr w:type="spellStart"/>
-      <w:r>
-        <w:t>node_systemd_unit_state</w:t>
-      </w:r>
-      <w:proofErr w:type="spellEnd"/>
-      <w:r>
-        <w:t>{</w:t>
-      </w:r>
-      <w:proofErr w:type="spellStart"/>
-      <w:r>
-        <w:t>name</w:t>
-      </w:r>
-      <w:proofErr w:type="spellEnd"/>
-      <w:r>
-        <w:t>="</w:t>
-      </w:r>
-      <w:proofErr w:type="spellStart"/>
-      <w:r>
-        <w:t>FOGImageReplicator.service</w:t>
-      </w:r>
-      <w:proofErr w:type="spellEnd"/>
-      <w:r>
-        <w:t xml:space="preserve">", </w:t>
-      </w:r>
-      <w:proofErr w:type="spellStart"/>
-      <w:r>
-        <w:t>state</w:t>
-      </w:r>
-      <w:proofErr w:type="spellEnd"/>
-      <w:r>
-        <w:t>="active"} == 0</w:t>
+        <w:t xml:space="preserve"> node_systemd_unit_state{name="FOGImageReplicator.service", state="active"} == 0</w:t>
       </w:r>
     </w:p>
     <w:p>
@@ -3461,71 +1833,7 @@
           <w:i/>
           <w:iCs/>
         </w:rPr>
-        <w:t xml:space="preserve">(Nota: Para esto necesitas que el Node </w:t>
-      </w:r>
-      <w:proofErr w:type="spellStart"/>
-      <w:r>
-        <w:rPr>
-          <w:i/>
-          <w:iCs/>
-        </w:rPr>
-        <w:t>Exporter</w:t>
-      </w:r>
-      <w:proofErr w:type="spellEnd"/>
-      <w:r>
-        <w:rPr>
-          <w:i/>
-          <w:iCs/>
-        </w:rPr>
-        <w:t xml:space="preserve"> de la VM FOG tenga activado el recolector de </w:t>
-      </w:r>
-      <w:proofErr w:type="spellStart"/>
-      <w:r>
-        <w:rPr>
-          <w:i/>
-          <w:iCs/>
-        </w:rPr>
-        <w:t>systemd</w:t>
-      </w:r>
-      <w:proofErr w:type="spellEnd"/>
-      <w:r>
-        <w:rPr>
-          <w:i/>
-          <w:iCs/>
-        </w:rPr>
-        <w:t xml:space="preserve">: </w:t>
-      </w:r>
-      <w:proofErr w:type="spellStart"/>
-      <w:r>
-        <w:rPr>
-          <w:i/>
-          <w:iCs/>
-        </w:rPr>
-        <w:t>prometheus-node-exporter</w:t>
-      </w:r>
-      <w:proofErr w:type="spellEnd"/>
-      <w:r>
-        <w:rPr>
-          <w:i/>
-          <w:iCs/>
-        </w:rPr>
-        <w:t xml:space="preserve"> --</w:t>
-      </w:r>
-      <w:proofErr w:type="spellStart"/>
-      <w:r>
-        <w:rPr>
-          <w:i/>
-          <w:iCs/>
-        </w:rPr>
-        <w:t>collector.systemd</w:t>
-      </w:r>
-      <w:proofErr w:type="spellEnd"/>
-      <w:r>
-        <w:rPr>
-          <w:i/>
-          <w:iCs/>
-        </w:rPr>
-        <w:t>)</w:t>
+        <w:t>(Nota: Para esto necesitas que el Node Exporter de la VM FOG tenga activado el recolector de systemd: prometheus-node-exporter --collector.systemd)</w:t>
       </w:r>
       <w:r>
         <w:t>.</w:t>
@@ -3548,47 +1856,14 @@
     </w:p>
     <w:p>
       <w:r>
-        <w:t xml:space="preserve">En </w:t>
-      </w:r>
-      <w:proofErr w:type="spellStart"/>
-      <w:r>
-        <w:t>Grafana</w:t>
-      </w:r>
-      <w:proofErr w:type="spellEnd"/>
-      <w:r>
-        <w:t xml:space="preserve">, ve a </w:t>
-      </w:r>
-      <w:proofErr w:type="spellStart"/>
-      <w:r>
-        <w:rPr>
-          <w:b/>
-          <w:bCs/>
-        </w:rPr>
-        <w:t>Alerting</w:t>
-      </w:r>
-      <w:proofErr w:type="spellEnd"/>
-      <w:r>
-        <w:rPr>
-          <w:b/>
-          <w:bCs/>
-        </w:rPr>
-        <w:t xml:space="preserve"> &gt; </w:t>
-      </w:r>
-      <w:proofErr w:type="spellStart"/>
-      <w:r>
-        <w:rPr>
-          <w:b/>
-          <w:bCs/>
-        </w:rPr>
-        <w:t>Contact</w:t>
-      </w:r>
-      <w:proofErr w:type="spellEnd"/>
-      <w:r>
-        <w:rPr>
-          <w:b/>
-          <w:bCs/>
-        </w:rPr>
-        <w:t xml:space="preserve"> Points</w:t>
+        <w:t xml:space="preserve">En Grafana, ve a </w:t>
+      </w:r>
+      <w:r>
+        <w:rPr>
+          <w:b/>
+          <w:bCs/>
+        </w:rPr>
+        <w:t>Alerting &gt; Contact Points</w:t>
       </w:r>
       <w:r>
         <w:t>.</w:t>
@@ -3604,7 +1879,6 @@
       <w:r>
         <w:t xml:space="preserve">Configura un </w:t>
       </w:r>
-      <w:proofErr w:type="spellStart"/>
       <w:r>
         <w:rPr>
           <w:b/>
@@ -3612,17 +1886,8 @@
         </w:rPr>
         <w:t>Webhook</w:t>
       </w:r>
-      <w:proofErr w:type="spellEnd"/>
-      <w:r>
-        <w:t xml:space="preserve"> hacia </w:t>
-      </w:r>
-      <w:proofErr w:type="spellStart"/>
-      <w:r>
-        <w:t>Discord</w:t>
-      </w:r>
-      <w:proofErr w:type="spellEnd"/>
-      <w:r>
-        <w:t xml:space="preserve"> o Slack.</w:t>
+      <w:r>
+        <w:t xml:space="preserve"> hacia Discord o Slack.</w:t>
       </w:r>
     </w:p>
     <w:p>
@@ -3633,15 +1898,7 @@
         </w:numPr>
       </w:pPr>
       <w:r>
-        <w:t xml:space="preserve">Así, cuando </w:t>
-      </w:r>
-      <w:proofErr w:type="spellStart"/>
-      <w:r>
-        <w:t>probe_success</w:t>
-      </w:r>
-      <w:proofErr w:type="spellEnd"/>
-      <w:r>
-        <w:t xml:space="preserve"> == 0, recibirás un mensaje instantáneo en tu móvil/PC.</w:t>
+        <w:t>Así, cuando probe_success == 0, recibirás un mensaje instantáneo en tu móvil/PC.</w:t>
       </w:r>
     </w:p>
     <w:p>
@@ -3681,39 +1938,7 @@
           <w:b/>
           <w:bCs/>
         </w:rPr>
-        <w:t>Paso 1: Configurar el Punto de Contacto (</w:t>
-      </w:r>
-      <w:proofErr w:type="spellStart"/>
-      <w:r>
-        <w:rPr>
-          <w:b/>
-          <w:bCs/>
-        </w:rPr>
-        <w:t>Webhook</w:t>
-      </w:r>
-      <w:proofErr w:type="spellEnd"/>
-      <w:r>
-        <w:rPr>
-          <w:b/>
-          <w:bCs/>
-        </w:rPr>
-        <w:t xml:space="preserve"> de </w:t>
-      </w:r>
-      <w:proofErr w:type="spellStart"/>
-      <w:r>
-        <w:rPr>
-          <w:b/>
-          <w:bCs/>
-        </w:rPr>
-        <w:t>Discord</w:t>
-      </w:r>
-      <w:proofErr w:type="spellEnd"/>
-      <w:r>
-        <w:rPr>
-          <w:b/>
-          <w:bCs/>
-        </w:rPr>
-        <w:t>/Slack)</w:t>
+        <w:t>Paso 1: Configurar el Punto de Contacto (Webhook de Discord/Slack)</w:t>
       </w:r>
     </w:p>
     <w:p>
@@ -3756,15 +1981,7 @@
     </w:p>
     <w:p>
       <w:r>
-        <w:t xml:space="preserve">Antes de ir a </w:t>
-      </w:r>
-      <w:proofErr w:type="spellStart"/>
-      <w:r>
-        <w:t>Grafana</w:t>
-      </w:r>
-      <w:proofErr w:type="spellEnd"/>
-      <w:r>
-        <w:t>, necesitas crear el "túnel" de mensajería:</w:t>
+        <w:t>Antes de ir a Grafana, necesitas crear el "túnel" de mensajería:</w:t>
       </w:r>
     </w:p>
     <w:p>
@@ -3775,15 +1992,7 @@
         </w:numPr>
       </w:pPr>
       <w:r>
-        <w:t>Busca a @BotFather en Telegram y envíale el comando /</w:t>
-      </w:r>
-      <w:proofErr w:type="spellStart"/>
-      <w:r>
-        <w:t>newbot</w:t>
-      </w:r>
-      <w:proofErr w:type="spellEnd"/>
-      <w:r>
-        <w:t>.</w:t>
+        <w:t>Busca a @BotFather en Telegram y envíale el comando /newbot.</w:t>
       </w:r>
     </w:p>
     <w:p>
@@ -4011,6 +2220,9 @@
         </mc:AlternateContent>
       </w:r>
       <w:r>
+        <w:rPr>
+          <w:noProof/>
+        </w:rPr>
         <w:drawing>
           <wp:inline distT="0" distB="0" distL="0" distR="0" wp14:anchorId="27929785" wp14:editId="3DCBA10F">
             <wp:extent cx="5287113" cy="3067478"/>
@@ -4056,32 +2268,15 @@
         </w:numPr>
       </w:pPr>
       <w:r>
-        <w:t xml:space="preserve">Busca tu nuevo </w:t>
-      </w:r>
-      <w:proofErr w:type="spellStart"/>
-      <w:r>
-        <w:t>bot</w:t>
-      </w:r>
-      <w:proofErr w:type="spellEnd"/>
-      <w:r>
-        <w:t xml:space="preserve"> en Telegram y dale a </w:t>
-      </w:r>
-      <w:r>
-        <w:rPr>
-          <w:b/>
-          <w:bCs/>
-        </w:rPr>
-        <w:t>/</w:t>
-      </w:r>
-      <w:proofErr w:type="spellStart"/>
-      <w:r>
-        <w:rPr>
-          <w:b/>
-          <w:bCs/>
-        </w:rPr>
-        <w:t>start</w:t>
-      </w:r>
-      <w:proofErr w:type="spellEnd"/>
+        <w:t xml:space="preserve">Busca tu nuevo bot en Telegram y dale a </w:t>
+      </w:r>
+      <w:r>
+        <w:rPr>
+          <w:b/>
+          <w:bCs/>
+        </w:rPr>
+        <w:t>/start</w:t>
+      </w:r>
       <w:r>
         <w:t xml:space="preserve"> (esto es vital).</w:t>
       </w:r>
@@ -4188,23 +2383,7 @@
         <w:t>Obtén tu Chat ID</w:t>
       </w:r>
       <w:r>
-        <w:t xml:space="preserve">: Reenvía un mensaje tuyo al </w:t>
-      </w:r>
-      <w:proofErr w:type="spellStart"/>
-      <w:r>
-        <w:t>bot</w:t>
-      </w:r>
-      <w:proofErr w:type="spellEnd"/>
-      <w:r>
-        <w:t xml:space="preserve"> @userinfobot y él te dirá tu ID numérico (</w:t>
-      </w:r>
-      <w:proofErr w:type="spellStart"/>
-      <w:r>
-        <w:t>ej</w:t>
-      </w:r>
-      <w:proofErr w:type="spellEnd"/>
-      <w:r>
-        <w:t>: 123456789).</w:t>
+        <w:t>: Reenvía un mensaje tuyo al bot @userinfobot y él te dirá tu ID numérico (ej: 123456789).</w:t>
       </w:r>
     </w:p>
     <w:p>
@@ -4252,6 +2431,9 @@
     </w:p>
     <w:p>
       <w:r>
+        <w:rPr>
+          <w:noProof/>
+        </w:rPr>
         <w:lastRenderedPageBreak/>
         <w:drawing>
           <wp:inline distT="0" distB="0" distL="0" distR="0" wp14:anchorId="2C5D0A6F" wp14:editId="0866025E">
@@ -4326,17 +2508,8 @@
           <w:bCs/>
         </w:rPr>
         <w:lastRenderedPageBreak/>
-        <w:t xml:space="preserve">Paso 2: Configurar el Punto de Contacto en </w:t>
-      </w:r>
-      <w:proofErr w:type="spellStart"/>
-      <w:r>
-        <w:rPr>
-          <w:b/>
-          <w:bCs/>
-        </w:rPr>
-        <w:t>Grafana</w:t>
-      </w:r>
-      <w:proofErr w:type="spellEnd"/>
+        <w:t>Paso 2: Configurar el Punto de Contacto en Grafana</w:t>
+      </w:r>
     </w:p>
     <w:p>
       <w:r>
@@ -4351,39 +2524,7 @@
         </w:numPr>
       </w:pPr>
       <w:r>
-        <w:t xml:space="preserve">En el menú lateral de </w:t>
-      </w:r>
-      <w:proofErr w:type="spellStart"/>
-      <w:r>
-        <w:t>Grafana</w:t>
-      </w:r>
-      <w:proofErr w:type="spellEnd"/>
-      <w:r>
-        <w:t xml:space="preserve">, ve a </w:t>
-      </w:r>
-      <w:proofErr w:type="spellStart"/>
-      <w:r>
-        <w:t>Alerting</w:t>
-      </w:r>
-      <w:proofErr w:type="spellEnd"/>
-      <w:r>
-        <w:t xml:space="preserve"> &gt; </w:t>
-      </w:r>
-      <w:proofErr w:type="spellStart"/>
-      <w:r>
-        <w:t>Contact</w:t>
-      </w:r>
-      <w:proofErr w:type="spellEnd"/>
-      <w:r>
-        <w:t xml:space="preserve"> </w:t>
-      </w:r>
-      <w:proofErr w:type="spellStart"/>
-      <w:r>
-        <w:t>points</w:t>
-      </w:r>
-      <w:proofErr w:type="spellEnd"/>
-      <w:r>
-        <w:t>.</w:t>
+        <w:t>En el menú lateral de Grafana, ve a Alerting &gt; Contact points.</w:t>
       </w:r>
     </w:p>
     <w:p>
@@ -4451,23 +2592,7 @@
       </w:pPr>
       <w:r>
         <w:lastRenderedPageBreak/>
-        <w:t xml:space="preserve">Haz clic en + Add </w:t>
-      </w:r>
-      <w:proofErr w:type="spellStart"/>
-      <w:r>
-        <w:t>contact</w:t>
-      </w:r>
-      <w:proofErr w:type="spellEnd"/>
-      <w:r>
-        <w:t xml:space="preserve"> </w:t>
-      </w:r>
-      <w:proofErr w:type="spellStart"/>
-      <w:r>
-        <w:t>point</w:t>
-      </w:r>
-      <w:proofErr w:type="spellEnd"/>
-      <w:r>
-        <w:t>.</w:t>
+        <w:t>Haz clic en + Add contact point.</w:t>
       </w:r>
     </w:p>
     <w:p>
@@ -4530,13 +2655,8 @@
           <w:numId w:val="11"/>
         </w:numPr>
       </w:pPr>
-      <w:proofErr w:type="spellStart"/>
-      <w:r>
-        <w:t>Integration</w:t>
-      </w:r>
-      <w:proofErr w:type="spellEnd"/>
-      <w:r>
-        <w:t>: Selecciona Telegram.</w:t>
+      <w:r>
+        <w:t>Integration: Selecciona Telegram.</w:t>
       </w:r>
     </w:p>
     <w:p>
@@ -4547,15 +2667,7 @@
         </w:numPr>
       </w:pPr>
       <w:r>
-        <w:t xml:space="preserve">BOT Token: Pega el token que te dio el </w:t>
-      </w:r>
-      <w:proofErr w:type="spellStart"/>
-      <w:r>
-        <w:t>BotFather</w:t>
-      </w:r>
-      <w:proofErr w:type="spellEnd"/>
-      <w:r>
-        <w:t>.</w:t>
+        <w:t>BOT Token: Pega el token que te dio el BotFather.</w:t>
       </w:r>
     </w:p>
     <w:p>
@@ -4566,15 +2678,7 @@
         </w:numPr>
       </w:pPr>
       <w:r>
-        <w:t xml:space="preserve">Chat ID: Pega el número que te dio el </w:t>
-      </w:r>
-      <w:proofErr w:type="spellStart"/>
-      <w:r>
-        <w:t>userinfobot</w:t>
-      </w:r>
-      <w:proofErr w:type="spellEnd"/>
-      <w:r>
-        <w:t>.</w:t>
+        <w:t>Chat ID: Pega el número que te dio el userinfobot.</w:t>
       </w:r>
     </w:p>
     <w:p>
@@ -4670,6 +2774,9 @@
         </mc:AlternateContent>
       </w:r>
       <w:r>
+        <w:rPr>
+          <w:noProof/>
+        </w:rPr>
         <w:drawing>
           <wp:inline distT="0" distB="0" distL="0" distR="0" wp14:anchorId="74F7F44F" wp14:editId="4C63F1F7">
             <wp:extent cx="8229600" cy="3567430"/>
@@ -4844,13 +2951,8 @@
     </w:p>
     <w:p/>
     <w:p>
-      <w:proofErr w:type="spellStart"/>
-      <w:r>
-        <w:t>Guardalo</w:t>
-      </w:r>
-      <w:proofErr w:type="spellEnd"/>
-      <w:r>
-        <w:t>:</w:t>
+      <w:r>
+        <w:t>Guardalo:</w:t>
       </w:r>
     </w:p>
     <w:p>
@@ -4954,31 +3056,7 @@
         <w:t>(Opcional)</w:t>
       </w:r>
       <w:r>
-        <w:t xml:space="preserve"> En </w:t>
-      </w:r>
-      <w:proofErr w:type="spellStart"/>
-      <w:r>
-        <w:t>Message</w:t>
-      </w:r>
-      <w:proofErr w:type="spellEnd"/>
-      <w:r>
-        <w:t xml:space="preserve"> </w:t>
-      </w:r>
-      <w:proofErr w:type="spellStart"/>
-      <w:r>
-        <w:t>settings</w:t>
-      </w:r>
-      <w:proofErr w:type="spellEnd"/>
-      <w:r>
-        <w:t xml:space="preserve">, puedes usar </w:t>
-      </w:r>
-      <w:proofErr w:type="spellStart"/>
-      <w:r>
-        <w:t>Markdown</w:t>
-      </w:r>
-      <w:proofErr w:type="spellEnd"/>
-      <w:r>
-        <w:t xml:space="preserve"> para que los mensajes se vean más bonitos.</w:t>
+        <w:t xml:space="preserve"> En Message settings, puedes usar Markdown para que los mensajes se vean más bonitos.</w:t>
       </w:r>
     </w:p>
     <w:p>
@@ -5016,54 +3094,22 @@
           <w:bCs/>
         </w:rPr>
         <w:lastRenderedPageBreak/>
-        <w:t xml:space="preserve">Paso 2: Crear la Alerta de </w:t>
-      </w:r>
-      <w:proofErr w:type="spellStart"/>
-      <w:r>
-        <w:rPr>
-          <w:b/>
-          <w:bCs/>
-        </w:rPr>
-        <w:t>Uptime</w:t>
-      </w:r>
-      <w:proofErr w:type="spellEnd"/>
-      <w:r>
-        <w:rPr>
-          <w:b/>
-          <w:bCs/>
-        </w:rPr>
-        <w:t xml:space="preserve"> (Web Caída)</w:t>
-      </w:r>
-    </w:p>
-    <w:p>
-      <w:pPr>
-        <w:rPr>
-          <w:b/>
-          <w:bCs/>
-        </w:rPr>
-      </w:pPr>
-      <w:r>
-        <w:rPr>
-          <w:b/>
-          <w:bCs/>
-        </w:rPr>
-        <w:t xml:space="preserve">Esta alerta usará los datos del Blackbox </w:t>
-      </w:r>
-      <w:proofErr w:type="spellStart"/>
-      <w:r>
-        <w:rPr>
-          <w:b/>
-          <w:bCs/>
-        </w:rPr>
-        <w:t>Exporter</w:t>
-      </w:r>
-      <w:proofErr w:type="spellEnd"/>
-      <w:r>
-        <w:rPr>
-          <w:b/>
-          <w:bCs/>
-        </w:rPr>
-        <w:t xml:space="preserve"> que configuramos antes.</w:t>
+        <w:t>Paso 2: Crear la Alerta de Uptime (Web Caída)</w:t>
+      </w:r>
+    </w:p>
+    <w:p>
+      <w:pPr>
+        <w:rPr>
+          <w:b/>
+          <w:bCs/>
+        </w:rPr>
+      </w:pPr>
+      <w:r>
+        <w:rPr>
+          <w:b/>
+          <w:bCs/>
+        </w:rPr>
+        <w:t>Esta alerta usará los datos del Blackbox Exporter que configuramos antes.</w:t>
       </w:r>
     </w:p>
     <w:p>
@@ -5082,55 +3128,7 @@
           <w:b/>
           <w:bCs/>
         </w:rPr>
-        <w:t xml:space="preserve">Ve a </w:t>
-      </w:r>
-      <w:proofErr w:type="spellStart"/>
-      <w:r>
-        <w:rPr>
-          <w:b/>
-          <w:bCs/>
-        </w:rPr>
-        <w:t>Alerting</w:t>
-      </w:r>
-      <w:proofErr w:type="spellEnd"/>
-      <w:r>
-        <w:rPr>
-          <w:b/>
-          <w:bCs/>
-        </w:rPr>
-        <w:t xml:space="preserve"> &gt; Alert rules &gt; + </w:t>
-      </w:r>
-      <w:proofErr w:type="spellStart"/>
-      <w:r>
-        <w:rPr>
-          <w:b/>
-          <w:bCs/>
-        </w:rPr>
-        <w:t>Create</w:t>
-      </w:r>
-      <w:proofErr w:type="spellEnd"/>
-      <w:r>
-        <w:rPr>
-          <w:b/>
-          <w:bCs/>
-        </w:rPr>
-        <w:t xml:space="preserve"> </w:t>
-      </w:r>
-      <w:proofErr w:type="spellStart"/>
-      <w:r>
-        <w:rPr>
-          <w:b/>
-          <w:bCs/>
-        </w:rPr>
-        <w:t>alert</w:t>
-      </w:r>
-      <w:proofErr w:type="spellEnd"/>
-      <w:r>
-        <w:rPr>
-          <w:b/>
-          <w:bCs/>
-        </w:rPr>
-        <w:t xml:space="preserve"> rule.</w:t>
+        <w:t>Ve a Alerting &gt; Alert rules &gt; + Create alert rule.</w:t>
       </w:r>
     </w:p>
     <w:p>
@@ -5215,39 +3213,7 @@
           <w:b/>
           <w:bCs/>
         </w:rPr>
-        <w:t xml:space="preserve">Paso 1: Enter </w:t>
-      </w:r>
-      <w:proofErr w:type="spellStart"/>
-      <w:r>
-        <w:rPr>
-          <w:b/>
-          <w:bCs/>
-        </w:rPr>
-        <w:t>query</w:t>
-      </w:r>
-      <w:proofErr w:type="spellEnd"/>
-      <w:r>
-        <w:rPr>
-          <w:b/>
-          <w:bCs/>
-        </w:rPr>
-        <w:t xml:space="preserve"> and </w:t>
-      </w:r>
-      <w:proofErr w:type="spellStart"/>
-      <w:r>
-        <w:rPr>
-          <w:b/>
-          <w:bCs/>
-        </w:rPr>
-        <w:t>condition</w:t>
-      </w:r>
-      <w:proofErr w:type="spellEnd"/>
-      <w:r>
-        <w:rPr>
-          <w:b/>
-          <w:bCs/>
-        </w:rPr>
-        <w:t>:</w:t>
+        <w:t>Paso 1: Enter query and condition:</w:t>
       </w:r>
     </w:p>
     <w:p>
@@ -5266,23 +3232,7 @@
           <w:b/>
           <w:bCs/>
         </w:rPr>
-        <w:t xml:space="preserve">Selecciona tu Data </w:t>
-      </w:r>
-      <w:proofErr w:type="spellStart"/>
-      <w:r>
-        <w:rPr>
-          <w:b/>
-          <w:bCs/>
-        </w:rPr>
-        <w:t>Source</w:t>
-      </w:r>
-      <w:proofErr w:type="spellEnd"/>
-      <w:r>
-        <w:rPr>
-          <w:b/>
-          <w:bCs/>
-        </w:rPr>
-        <w:t>: Prometheus.</w:t>
+        <w:t>Selecciona tu Data Source: Prometheus.</w:t>
       </w:r>
     </w:p>
     <w:p>
@@ -5301,71 +3251,7 @@
           <w:b/>
           <w:bCs/>
         </w:rPr>
-        <w:t xml:space="preserve">En la </w:t>
-      </w:r>
-      <w:proofErr w:type="spellStart"/>
-      <w:r>
-        <w:rPr>
-          <w:b/>
-          <w:bCs/>
-        </w:rPr>
-        <w:t>query</w:t>
-      </w:r>
-      <w:proofErr w:type="spellEnd"/>
-      <w:r>
-        <w:rPr>
-          <w:b/>
-          <w:bCs/>
-        </w:rPr>
-        <w:t xml:space="preserve">, escribe: </w:t>
-      </w:r>
-      <w:proofErr w:type="spellStart"/>
-      <w:r>
-        <w:rPr>
-          <w:b/>
-          <w:bCs/>
-        </w:rPr>
-        <w:t>probe_success</w:t>
-      </w:r>
-      <w:proofErr w:type="spellEnd"/>
-      <w:r>
-        <w:rPr>
-          <w:b/>
-          <w:bCs/>
-        </w:rPr>
-        <w:t>{</w:t>
-      </w:r>
-      <w:proofErr w:type="spellStart"/>
-      <w:r>
-        <w:rPr>
-          <w:b/>
-          <w:bCs/>
-        </w:rPr>
-        <w:t>job</w:t>
-      </w:r>
-      <w:proofErr w:type="spellEnd"/>
-      <w:r>
-        <w:rPr>
-          <w:b/>
-          <w:bCs/>
-        </w:rPr>
-        <w:t>="</w:t>
-      </w:r>
-      <w:proofErr w:type="spellStart"/>
-      <w:r>
-        <w:rPr>
-          <w:b/>
-          <w:bCs/>
-        </w:rPr>
-        <w:t>fog_web_uptime</w:t>
-      </w:r>
-      <w:proofErr w:type="spellEnd"/>
-      <w:r>
-        <w:rPr>
-          <w:b/>
-          <w:bCs/>
-        </w:rPr>
-        <w:t>"}.</w:t>
+        <w:t>En la query, escribe: probe_success{job="fog_web_uptime"}.</w:t>
       </w:r>
     </w:p>
     <w:p>
@@ -5434,76 +3320,29 @@
           <w:b/>
           <w:bCs/>
         </w:rPr>
-        <w:t xml:space="preserve">Debajo, en </w:t>
-      </w:r>
-      <w:proofErr w:type="spellStart"/>
-      <w:r>
-        <w:rPr>
-          <w:b/>
-          <w:bCs/>
-        </w:rPr>
-        <w:t>Threshold</w:t>
-      </w:r>
-      <w:proofErr w:type="spellEnd"/>
-      <w:r>
-        <w:rPr>
-          <w:b/>
-          <w:bCs/>
-        </w:rPr>
-        <w:t xml:space="preserve"> (Umbral), selecciona Input </w:t>
-      </w:r>
-      <w:proofErr w:type="spellStart"/>
-      <w:r>
-        <w:rPr>
-          <w:b/>
-          <w:bCs/>
-        </w:rPr>
-        <w:t>is</w:t>
-      </w:r>
-      <w:proofErr w:type="spellEnd"/>
-      <w:r>
-        <w:rPr>
-          <w:b/>
-          <w:bCs/>
-        </w:rPr>
-        <w:t xml:space="preserve"> </w:t>
-      </w:r>
-      <w:proofErr w:type="spellStart"/>
-      <w:r>
-        <w:rPr>
-          <w:b/>
-          <w:bCs/>
-        </w:rPr>
-        <w:t>below</w:t>
-      </w:r>
-      <w:proofErr w:type="spellEnd"/>
-      <w:r>
-        <w:rPr>
-          <w:b/>
-          <w:bCs/>
-        </w:rPr>
-        <w:t xml:space="preserve"> y pon el valor 1. (Esto significa que si el éxito es 0, se dispara).</w:t>
-      </w:r>
-    </w:p>
-    <w:p>
-      <w:pPr>
-        <w:rPr>
-          <w:b/>
-          <w:bCs/>
-        </w:rPr>
-      </w:pPr>
-    </w:p>
-    <w:p>
-      <w:pPr>
-        <w:rPr>
-          <w:b/>
-          <w:bCs/>
-        </w:rPr>
-      </w:pPr>
-      <w:r>
-        <w:rPr>
-          <w:b/>
-          <w:bCs/>
+        <w:t>Debajo, en Threshold (Umbral), selecciona Input is below y pon el valor 1. (Esto significa que si el éxito es 0, se dispara).</w:t>
+      </w:r>
+    </w:p>
+    <w:p>
+      <w:pPr>
+        <w:rPr>
+          <w:b/>
+          <w:bCs/>
+        </w:rPr>
+      </w:pPr>
+    </w:p>
+    <w:p>
+      <w:pPr>
+        <w:rPr>
+          <w:b/>
+          <w:bCs/>
+        </w:rPr>
+      </w:pPr>
+      <w:r>
+        <w:rPr>
+          <w:b/>
+          <w:bCs/>
+          <w:noProof/>
         </w:rPr>
         <w:drawing>
           <wp:inline distT="0" distB="0" distL="0" distR="0" wp14:anchorId="233C5139" wp14:editId="5C04CA80">
@@ -5554,39 +3393,7 @@
           <w:b/>
           <w:bCs/>
         </w:rPr>
-        <w:t xml:space="preserve">Paso 2: Set </w:t>
-      </w:r>
-      <w:proofErr w:type="spellStart"/>
-      <w:r>
-        <w:rPr>
-          <w:b/>
-          <w:bCs/>
-        </w:rPr>
-        <w:t>evaluation</w:t>
-      </w:r>
-      <w:proofErr w:type="spellEnd"/>
-      <w:r>
-        <w:rPr>
-          <w:b/>
-          <w:bCs/>
-        </w:rPr>
-        <w:t xml:space="preserve"> </w:t>
-      </w:r>
-      <w:proofErr w:type="spellStart"/>
-      <w:r>
-        <w:rPr>
-          <w:b/>
-          <w:bCs/>
-        </w:rPr>
-        <w:t>behavior</w:t>
-      </w:r>
-      <w:proofErr w:type="spellEnd"/>
-      <w:r>
-        <w:rPr>
-          <w:b/>
-          <w:bCs/>
-        </w:rPr>
-        <w:t>:</w:t>
+        <w:t>Paso 2: Set evaluation behavior:</w:t>
       </w:r>
     </w:p>
     <w:p>
@@ -5600,37 +3407,12 @@
           <w:bCs/>
         </w:rPr>
       </w:pPr>
-      <w:proofErr w:type="spellStart"/>
-      <w:r>
-        <w:rPr>
-          <w:b/>
-          <w:bCs/>
-        </w:rPr>
-        <w:t>Evaluation</w:t>
-      </w:r>
-      <w:proofErr w:type="spellEnd"/>
-      <w:r>
-        <w:rPr>
-          <w:b/>
-          <w:bCs/>
-        </w:rPr>
-        <w:t xml:space="preserve"> </w:t>
-      </w:r>
-      <w:proofErr w:type="spellStart"/>
-      <w:r>
-        <w:rPr>
-          <w:b/>
-          <w:bCs/>
-        </w:rPr>
-        <w:t>interval</w:t>
-      </w:r>
-      <w:proofErr w:type="spellEnd"/>
-      <w:r>
-        <w:rPr>
-          <w:b/>
-          <w:bCs/>
-        </w:rPr>
-        <w:t>: Pon 1m (comprobar cada minuto).</w:t>
+      <w:r>
+        <w:rPr>
+          <w:b/>
+          <w:bCs/>
+        </w:rPr>
+        <w:t>Evaluation interval: Pon 1m (comprobar cada minuto).</w:t>
       </w:r>
     </w:p>
     <w:p>
@@ -5644,132 +3426,43 @@
           <w:bCs/>
         </w:rPr>
       </w:pPr>
-      <w:proofErr w:type="spellStart"/>
-      <w:r>
-        <w:rPr>
-          <w:b/>
-          <w:bCs/>
-        </w:rPr>
-        <w:t>Pending</w:t>
-      </w:r>
-      <w:proofErr w:type="spellEnd"/>
-      <w:r>
-        <w:rPr>
-          <w:b/>
-          <w:bCs/>
-        </w:rPr>
-        <w:t xml:space="preserve"> </w:t>
-      </w:r>
-      <w:proofErr w:type="spellStart"/>
-      <w:r>
-        <w:rPr>
-          <w:b/>
-          <w:bCs/>
-        </w:rPr>
-        <w:t>period</w:t>
-      </w:r>
-      <w:proofErr w:type="spellEnd"/>
-      <w:r>
-        <w:rPr>
-          <w:b/>
-          <w:bCs/>
-        </w:rPr>
-        <w:t xml:space="preserve"> (For): Pon 2m. Esto evita falsas alarmas por un </w:t>
-      </w:r>
-      <w:proofErr w:type="spellStart"/>
-      <w:r>
-        <w:rPr>
-          <w:b/>
-          <w:bCs/>
-        </w:rPr>
-        <w:t>micro-corte</w:t>
-      </w:r>
-      <w:proofErr w:type="spellEnd"/>
-      <w:r>
-        <w:rPr>
-          <w:b/>
-          <w:bCs/>
-        </w:rPr>
-        <w:t>; la web debe estar caída 2 minutos seguidos para avisar.</w:t>
-      </w:r>
-    </w:p>
-    <w:p>
-      <w:pPr>
-        <w:rPr>
-          <w:b/>
-          <w:bCs/>
-        </w:rPr>
-      </w:pPr>
-    </w:p>
-    <w:p>
-      <w:pPr>
-        <w:rPr>
-          <w:b/>
-          <w:bCs/>
-        </w:rPr>
-      </w:pPr>
-    </w:p>
-    <w:p>
-      <w:pPr>
-        <w:rPr>
-          <w:b/>
-          <w:bCs/>
-        </w:rPr>
-      </w:pPr>
-      <w:r>
-        <w:rPr>
-          <w:b/>
-          <w:bCs/>
-        </w:rPr>
-        <w:t xml:space="preserve">El problema es que </w:t>
-      </w:r>
-      <w:proofErr w:type="spellStart"/>
-      <w:r>
-        <w:rPr>
-          <w:b/>
-          <w:bCs/>
-        </w:rPr>
-        <w:t>Grafana</w:t>
-      </w:r>
-      <w:proofErr w:type="spellEnd"/>
-      <w:r>
-        <w:rPr>
-          <w:b/>
-          <w:bCs/>
-        </w:rPr>
-        <w:t xml:space="preserve"> ahora agrupa las alertas. Para ver ese campo, primero debes seleccionar o crear un "</w:t>
-      </w:r>
-      <w:proofErr w:type="spellStart"/>
-      <w:r>
-        <w:rPr>
-          <w:b/>
-          <w:bCs/>
-        </w:rPr>
-        <w:t>Evaluation</w:t>
-      </w:r>
-      <w:proofErr w:type="spellEnd"/>
-      <w:r>
-        <w:rPr>
-          <w:b/>
-          <w:bCs/>
-        </w:rPr>
-        <w:t xml:space="preserve"> </w:t>
-      </w:r>
-      <w:proofErr w:type="spellStart"/>
-      <w:r>
-        <w:rPr>
-          <w:b/>
-          <w:bCs/>
-        </w:rPr>
-        <w:t>group</w:t>
-      </w:r>
-      <w:proofErr w:type="spellEnd"/>
-      <w:r>
-        <w:rPr>
-          <w:b/>
-          <w:bCs/>
-        </w:rPr>
-        <w:t>".</w:t>
+      <w:r>
+        <w:rPr>
+          <w:b/>
+          <w:bCs/>
+        </w:rPr>
+        <w:t>Pending period (For): Pon 2m. Esto evita falsas alarmas por un micro-corte; la web debe estar caída 2 minutos seguidos para avisar.</w:t>
+      </w:r>
+    </w:p>
+    <w:p>
+      <w:pPr>
+        <w:rPr>
+          <w:b/>
+          <w:bCs/>
+        </w:rPr>
+      </w:pPr>
+    </w:p>
+    <w:p>
+      <w:pPr>
+        <w:rPr>
+          <w:b/>
+          <w:bCs/>
+        </w:rPr>
+      </w:pPr>
+    </w:p>
+    <w:p>
+      <w:pPr>
+        <w:rPr>
+          <w:b/>
+          <w:bCs/>
+        </w:rPr>
+      </w:pPr>
+      <w:r>
+        <w:rPr>
+          <w:b/>
+          <w:bCs/>
+        </w:rPr>
+        <w:t>El problema es que Grafana ahora agrupa las alertas. Para ver ese campo, primero debes seleccionar o crear un "Evaluation group".</w:t>
       </w:r>
     </w:p>
     <w:p>
@@ -5814,70 +3507,22 @@
           <w:b/>
           <w:bCs/>
         </w:rPr>
-        <w:t>En el Paso 3, asegúrate de haber seleccionado una carpeta. Si no tienes una, dale a "</w:t>
-      </w:r>
-      <w:proofErr w:type="spellStart"/>
-      <w:r>
-        <w:rPr>
-          <w:b/>
-          <w:bCs/>
-        </w:rPr>
-        <w:t>Create</w:t>
-      </w:r>
-      <w:proofErr w:type="spellEnd"/>
-      <w:r>
-        <w:rPr>
-          <w:b/>
-          <w:bCs/>
-        </w:rPr>
-        <w:t xml:space="preserve"> new" y ponle un nombre (ej. </w:t>
-      </w:r>
-      <w:proofErr w:type="spellStart"/>
-      <w:r>
-        <w:rPr>
-          <w:b/>
-          <w:bCs/>
-        </w:rPr>
-        <w:t>Web_Monitoring</w:t>
-      </w:r>
-      <w:proofErr w:type="spellEnd"/>
-      <w:r>
-        <w:rPr>
-          <w:b/>
-          <w:bCs/>
-        </w:rPr>
-        <w:t>).</w:t>
-      </w:r>
-    </w:p>
-    <w:p>
-      <w:pPr>
-        <w:rPr>
-          <w:b/>
-          <w:bCs/>
-        </w:rPr>
-      </w:pPr>
-      <w:r>
-        <w:rPr>
-          <w:b/>
-          <w:bCs/>
-        </w:rPr>
-        <w:t>2. Configura el "</w:t>
-      </w:r>
-      <w:proofErr w:type="spellStart"/>
-      <w:r>
-        <w:rPr>
-          <w:b/>
-          <w:bCs/>
-        </w:rPr>
-        <w:t>Evaluation</w:t>
-      </w:r>
-      <w:proofErr w:type="spellEnd"/>
-      <w:r>
-        <w:rPr>
-          <w:b/>
-          <w:bCs/>
-        </w:rPr>
-        <w:t xml:space="preserve"> Group" (Paso 4)</w:t>
+        <w:t>En el Paso 3, asegúrate de haber seleccionado una carpeta. Si no tienes una, dale a "Create new" y ponle un nombre (ej. Web_Monitoring).</w:t>
+      </w:r>
+    </w:p>
+    <w:p>
+      <w:pPr>
+        <w:rPr>
+          <w:b/>
+          <w:bCs/>
+        </w:rPr>
+      </w:pPr>
+      <w:r>
+        <w:rPr>
+          <w:b/>
+          <w:bCs/>
+        </w:rPr>
+        <w:t>2. Configura el "Evaluation Group" (Paso 4)</w:t>
       </w:r>
     </w:p>
     <w:p>
@@ -5901,127 +3546,7 @@
           <w:i/>
           <w:iCs/>
         </w:rPr>
-        <w:t>"</w:t>
-      </w:r>
-      <w:proofErr w:type="spellStart"/>
-      <w:r>
-        <w:rPr>
-          <w:b/>
-          <w:bCs/>
-          <w:i/>
-          <w:iCs/>
-        </w:rPr>
-        <w:t>Select</w:t>
-      </w:r>
-      <w:proofErr w:type="spellEnd"/>
-      <w:r>
-        <w:rPr>
-          <w:b/>
-          <w:bCs/>
-          <w:i/>
-          <w:iCs/>
-        </w:rPr>
-        <w:t xml:space="preserve"> a folder </w:t>
-      </w:r>
-      <w:proofErr w:type="spellStart"/>
-      <w:r>
-        <w:rPr>
-          <w:b/>
-          <w:bCs/>
-          <w:i/>
-          <w:iCs/>
-        </w:rPr>
-        <w:t>before</w:t>
-      </w:r>
-      <w:proofErr w:type="spellEnd"/>
-      <w:r>
-        <w:rPr>
-          <w:b/>
-          <w:bCs/>
-          <w:i/>
-          <w:iCs/>
-        </w:rPr>
-        <w:t xml:space="preserve"> </w:t>
-      </w:r>
-      <w:proofErr w:type="spellStart"/>
-      <w:r>
-        <w:rPr>
-          <w:b/>
-          <w:bCs/>
-          <w:i/>
-          <w:iCs/>
-        </w:rPr>
-        <w:t>setting</w:t>
-      </w:r>
-      <w:proofErr w:type="spellEnd"/>
-      <w:r>
-        <w:rPr>
-          <w:b/>
-          <w:bCs/>
-          <w:i/>
-          <w:iCs/>
-        </w:rPr>
-        <w:t xml:space="preserve"> </w:t>
-      </w:r>
-      <w:proofErr w:type="spellStart"/>
-      <w:r>
-        <w:rPr>
-          <w:b/>
-          <w:bCs/>
-          <w:i/>
-          <w:iCs/>
-        </w:rPr>
-        <w:t>evaluation</w:t>
-      </w:r>
-      <w:proofErr w:type="spellEnd"/>
-      <w:r>
-        <w:rPr>
-          <w:b/>
-          <w:bCs/>
-          <w:i/>
-          <w:iCs/>
-        </w:rPr>
-        <w:t xml:space="preserve"> </w:t>
-      </w:r>
-      <w:proofErr w:type="spellStart"/>
-      <w:r>
-        <w:rPr>
-          <w:b/>
-          <w:bCs/>
-          <w:i/>
-          <w:iCs/>
-        </w:rPr>
-        <w:t>group</w:t>
-      </w:r>
-      <w:proofErr w:type="spellEnd"/>
-      <w:r>
-        <w:rPr>
-          <w:b/>
-          <w:bCs/>
-          <w:i/>
-          <w:iCs/>
-        </w:rPr>
-        <w:t xml:space="preserve"> and </w:t>
-      </w:r>
-      <w:proofErr w:type="spellStart"/>
-      <w:r>
-        <w:rPr>
-          <w:b/>
-          <w:bCs/>
-          <w:i/>
-          <w:iCs/>
-        </w:rPr>
-        <w:t>interval</w:t>
-      </w:r>
-      <w:proofErr w:type="spellEnd"/>
-      <w:r>
-        <w:rPr>
-          <w:b/>
-          <w:bCs/>
-          <w:i/>
-          <w:iCs/>
-        </w:rPr>
-        <w:t>"</w:t>
+        <w:t>"Select a folder before setting evaluation group and interval"</w:t>
       </w:r>
       <w:r>
         <w:rPr>
@@ -6066,39 +3591,7 @@
           <w:b/>
           <w:bCs/>
         </w:rPr>
-        <w:t xml:space="preserve">Si no tienes grupos: Haz clic en "+ New </w:t>
-      </w:r>
-      <w:proofErr w:type="spellStart"/>
-      <w:r>
-        <w:rPr>
-          <w:b/>
-          <w:bCs/>
-        </w:rPr>
-        <w:t>evaluation</w:t>
-      </w:r>
-      <w:proofErr w:type="spellEnd"/>
-      <w:r>
-        <w:rPr>
-          <w:b/>
-          <w:bCs/>
-        </w:rPr>
-        <w:t xml:space="preserve"> </w:t>
-      </w:r>
-      <w:proofErr w:type="spellStart"/>
-      <w:r>
-        <w:rPr>
-          <w:b/>
-          <w:bCs/>
-        </w:rPr>
-        <w:t>group</w:t>
-      </w:r>
-      <w:proofErr w:type="spellEnd"/>
-      <w:r>
-        <w:rPr>
-          <w:b/>
-          <w:bCs/>
-        </w:rPr>
-        <w:t>".</w:t>
+        <w:t>Si no tienes grupos: Haz clic en "+ New evaluation group".</w:t>
       </w:r>
     </w:p>
     <w:p>
@@ -6117,23 +3610,7 @@
           <w:b/>
           <w:bCs/>
         </w:rPr>
-        <w:t xml:space="preserve">Group </w:t>
-      </w:r>
-      <w:proofErr w:type="spellStart"/>
-      <w:r>
-        <w:rPr>
-          <w:b/>
-          <w:bCs/>
-        </w:rPr>
-        <w:t>name</w:t>
-      </w:r>
-      <w:proofErr w:type="spellEnd"/>
-      <w:r>
-        <w:rPr>
-          <w:b/>
-          <w:bCs/>
-        </w:rPr>
-        <w:t>: Ponle algo como check_1m.</w:t>
+        <w:t>Group name: Ponle algo como check_1m.</w:t>
       </w:r>
     </w:p>
     <w:p>
@@ -6147,50 +3624,26 @@
           <w:bCs/>
         </w:rPr>
       </w:pPr>
-      <w:proofErr w:type="spellStart"/>
-      <w:r>
-        <w:rPr>
-          <w:b/>
-          <w:bCs/>
-        </w:rPr>
-        <w:t>Evaluation</w:t>
-      </w:r>
-      <w:proofErr w:type="spellEnd"/>
-      <w:r>
-        <w:rPr>
-          <w:b/>
-          <w:bCs/>
-        </w:rPr>
-        <w:t xml:space="preserve"> </w:t>
-      </w:r>
-      <w:proofErr w:type="spellStart"/>
-      <w:r>
-        <w:rPr>
-          <w:b/>
-          <w:bCs/>
-        </w:rPr>
-        <w:t>interval</w:t>
-      </w:r>
-      <w:proofErr w:type="spellEnd"/>
-      <w:r>
-        <w:rPr>
-          <w:b/>
-          <w:bCs/>
-        </w:rPr>
-        <w:t>: ¡Aquí está! Escribe 1m.</w:t>
-      </w:r>
-    </w:p>
-    <w:p>
-      <w:pPr>
-        <w:rPr>
-          <w:b/>
-          <w:bCs/>
-        </w:rPr>
-      </w:pPr>
-      <w:r>
-        <w:rPr>
-          <w:b/>
-          <w:bCs/>
+      <w:r>
+        <w:rPr>
+          <w:b/>
+          <w:bCs/>
+        </w:rPr>
+        <w:t>Evaluation interval: ¡Aquí está! Escribe 1m.</w:t>
+      </w:r>
+    </w:p>
+    <w:p>
+      <w:pPr>
+        <w:rPr>
+          <w:b/>
+          <w:bCs/>
+        </w:rPr>
+      </w:pPr>
+      <w:r>
+        <w:rPr>
+          <w:b/>
+          <w:bCs/>
+          <w:noProof/>
         </w:rPr>
         <w:lastRenderedPageBreak/>
         <w:drawing>
@@ -6242,166 +3695,22 @@
           <w:b/>
           <w:bCs/>
         </w:rPr>
-        <w:t>3. Configura el "</w:t>
-      </w:r>
-      <w:proofErr w:type="spellStart"/>
-      <w:r>
-        <w:rPr>
-          <w:b/>
-          <w:bCs/>
-        </w:rPr>
-        <w:t>Pending</w:t>
-      </w:r>
-      <w:proofErr w:type="spellEnd"/>
-      <w:r>
-        <w:rPr>
-          <w:b/>
-          <w:bCs/>
-        </w:rPr>
-        <w:t xml:space="preserve"> </w:t>
-      </w:r>
-      <w:proofErr w:type="spellStart"/>
-      <w:r>
-        <w:rPr>
-          <w:b/>
-          <w:bCs/>
-        </w:rPr>
-        <w:t>Period</w:t>
-      </w:r>
-      <w:proofErr w:type="spellEnd"/>
-      <w:r>
-        <w:rPr>
-          <w:b/>
-          <w:bCs/>
-        </w:rPr>
-        <w:t>"</w:t>
-      </w:r>
-    </w:p>
-    <w:p>
-      <w:pPr>
-        <w:rPr>
-          <w:b/>
-          <w:bCs/>
-        </w:rPr>
-      </w:pPr>
-      <w:r>
-        <w:rPr>
-          <w:b/>
-          <w:bCs/>
-        </w:rPr>
-        <w:t xml:space="preserve">Una vez que el grupo está configurado a 1m, verás debajo el campo </w:t>
-      </w:r>
-      <w:proofErr w:type="spellStart"/>
-      <w:r>
-        <w:rPr>
-          <w:b/>
-          <w:bCs/>
-        </w:rPr>
-        <w:t>Pending</w:t>
-      </w:r>
-      <w:proofErr w:type="spellEnd"/>
-      <w:r>
-        <w:rPr>
-          <w:b/>
-          <w:bCs/>
-        </w:rPr>
-        <w:t xml:space="preserve"> </w:t>
-      </w:r>
-      <w:proofErr w:type="spellStart"/>
-      <w:r>
-        <w:rPr>
-          <w:b/>
-          <w:bCs/>
-        </w:rPr>
-        <w:t>period</w:t>
-      </w:r>
-      <w:proofErr w:type="spellEnd"/>
-      <w:r>
-        <w:rPr>
-          <w:b/>
-          <w:bCs/>
-        </w:rPr>
-        <w:t xml:space="preserve"> (que en tu texto aparece como "</w:t>
-      </w:r>
-      <w:proofErr w:type="spellStart"/>
-      <w:r>
-        <w:rPr>
-          <w:b/>
-          <w:bCs/>
-        </w:rPr>
-        <w:t>Period</w:t>
-      </w:r>
-      <w:proofErr w:type="spellEnd"/>
-      <w:r>
-        <w:rPr>
-          <w:b/>
-          <w:bCs/>
-        </w:rPr>
-        <w:t xml:space="preserve"> </w:t>
-      </w:r>
-      <w:proofErr w:type="spellStart"/>
-      <w:r>
-        <w:rPr>
-          <w:b/>
-          <w:bCs/>
-        </w:rPr>
-        <w:t>during</w:t>
-      </w:r>
-      <w:proofErr w:type="spellEnd"/>
-      <w:r>
-        <w:rPr>
-          <w:b/>
-          <w:bCs/>
-        </w:rPr>
-        <w:t xml:space="preserve"> </w:t>
-      </w:r>
-      <w:proofErr w:type="spellStart"/>
-      <w:r>
-        <w:rPr>
-          <w:b/>
-          <w:bCs/>
-        </w:rPr>
-        <w:t>which</w:t>
-      </w:r>
-      <w:proofErr w:type="spellEnd"/>
-      <w:r>
-        <w:rPr>
-          <w:b/>
-          <w:bCs/>
-        </w:rPr>
-        <w:t xml:space="preserve"> </w:t>
-      </w:r>
-      <w:proofErr w:type="spellStart"/>
-      <w:r>
-        <w:rPr>
-          <w:b/>
-          <w:bCs/>
-        </w:rPr>
-        <w:t>the</w:t>
-      </w:r>
-      <w:proofErr w:type="spellEnd"/>
-      <w:r>
-        <w:rPr>
-          <w:b/>
-          <w:bCs/>
-        </w:rPr>
-        <w:t xml:space="preserve"> </w:t>
-      </w:r>
-      <w:proofErr w:type="spellStart"/>
-      <w:r>
-        <w:rPr>
-          <w:b/>
-          <w:bCs/>
-        </w:rPr>
-        <w:t>threshold</w:t>
-      </w:r>
-      <w:proofErr w:type="spellEnd"/>
-      <w:r>
-        <w:rPr>
-          <w:b/>
-          <w:bCs/>
-        </w:rPr>
-        <w:t>...").</w:t>
+        <w:t>3. Configura el "Pending Period"</w:t>
+      </w:r>
+    </w:p>
+    <w:p>
+      <w:pPr>
+        <w:rPr>
+          <w:b/>
+          <w:bCs/>
+        </w:rPr>
+      </w:pPr>
+      <w:r>
+        <w:rPr>
+          <w:b/>
+          <w:bCs/>
+        </w:rPr>
+        <w:t>Una vez que el grupo está configurado a 1m, verás debajo el campo Pending period (que en tu texto aparece como "Period during which the threshold...").</w:t>
       </w:r>
     </w:p>
     <w:p>
@@ -6434,6 +3743,7 @@
         <w:rPr>
           <w:b/>
           <w:bCs/>
+          <w:noProof/>
         </w:rPr>
         <w:drawing>
           <wp:inline distT="0" distB="0" distL="0" distR="0" wp14:anchorId="1DE6CC59" wp14:editId="380C66F9">
@@ -6566,33 +3876,18 @@
           <w:b/>
           <w:bCs/>
         </w:rPr>
-        <w:t xml:space="preserve">Repasa lo visto aquí, al final hubo que cambiar el </w:t>
-      </w:r>
-      <w:proofErr w:type="spellStart"/>
-      <w:r>
-        <w:rPr>
-          <w:b/>
-          <w:bCs/>
-        </w:rPr>
-        <w:t>prometheus.yml</w:t>
-      </w:r>
-      <w:proofErr w:type="spellEnd"/>
-    </w:p>
-    <w:p>
-      <w:pPr>
-        <w:rPr>
-          <w:b/>
-          <w:bCs/>
-        </w:rPr>
-      </w:pPr>
-    </w:p>
-    <w:p>
-      <w:pPr>
-        <w:rPr>
-          <w:b/>
-          <w:bCs/>
-        </w:rPr>
-      </w:pPr>
+        <w:t>Repasa lo visto aquí, al final hubo que cambiar el prometheus.yml</w:t>
+      </w:r>
+    </w:p>
+    <w:p>
+      <w:pPr>
+        <w:rPr>
+          <w:b/>
+          <w:bCs/>
+        </w:rPr>
+      </w:pPr>
+    </w:p>
+    <w:p>
       <w:hyperlink r:id="rId46" w:history="1">
         <w:r>
           <w:rPr>
@@ -6604,6 +3899,23 @@
         </w:r>
       </w:hyperlink>
     </w:p>
+    <w:p/>
+    <w:p/>
+    <w:p>
+      <w:pPr>
+        <w:rPr>
+          <w:b/>
+          <w:bCs/>
+        </w:rPr>
+      </w:pPr>
+      <w:r>
+        <w:rPr>
+          <w:b/>
+          <w:bCs/>
+        </w:rPr>
+        <w:t>Tienes que esperar a que se resuelva para que vuelva a hacer el Firing:</w:t>
+      </w:r>
+    </w:p>
     <w:p>
       <w:pPr>
         <w:rPr>
@@ -6622,8 +3934,1780 @@
           <w:b/>
           <w:bCs/>
         </w:rPr>
+        <w:lastRenderedPageBreak/>
+        <w:drawing>
+          <wp:inline distT="0" distB="0" distL="0" distR="0" wp14:anchorId="73D37379" wp14:editId="1201EC29">
+            <wp:extent cx="4410691" cy="5534797"/>
+            <wp:effectExtent l="0" t="0" r="9525" b="0"/>
+            <wp:docPr id="2115899214" name="Imagen 1"/>
+            <wp:cNvGraphicFramePr>
+              <a:graphicFrameLocks xmlns:a="http://schemas.openxmlformats.org/drawingml/2006/main" noChangeAspect="1"/>
+            </wp:cNvGraphicFramePr>
+            <a:graphic xmlns:a="http://schemas.openxmlformats.org/drawingml/2006/main">
+              <a:graphicData uri="http://schemas.openxmlformats.org/drawingml/2006/picture">
+                <pic:pic xmlns:pic="http://schemas.openxmlformats.org/drawingml/2006/picture">
+                  <pic:nvPicPr>
+                    <pic:cNvPr id="2115899214" name=""/>
+                    <pic:cNvPicPr/>
+                  </pic:nvPicPr>
+                  <pic:blipFill>
+                    <a:blip r:embed="rId47"/>
+                    <a:stretch>
+                      <a:fillRect/>
+                    </a:stretch>
+                  </pic:blipFill>
+                  <pic:spPr>
+                    <a:xfrm>
+                      <a:off x="0" y="0"/>
+                      <a:ext cx="4410691" cy="5534797"/>
+                    </a:xfrm>
+                    <a:prstGeom prst="rect">
+                      <a:avLst/>
+                    </a:prstGeom>
+                  </pic:spPr>
+                </pic:pic>
+              </a:graphicData>
+            </a:graphic>
+          </wp:inline>
+        </w:drawing>
+      </w:r>
+    </w:p>
+    <w:p>
+      <w:pPr>
+        <w:rPr>
+          <w:b/>
+          <w:bCs/>
+        </w:rPr>
+      </w:pPr>
+    </w:p>
+    <w:p>
+      <w:pPr>
+        <w:rPr>
+          <w:b/>
+          <w:bCs/>
+        </w:rPr>
+      </w:pPr>
+      <w:r>
+        <w:rPr>
+          <w:b/>
+          <w:bCs/>
+        </w:rPr>
         <w:t xml:space="preserve"> </w:t>
       </w:r>
+      <w:r>
+        <w:rPr>
+          <w:b/>
+          <w:bCs/>
+        </w:rPr>
+        <w:t>Paso 3: Crear la Alerta de Servicio (FOG Replicator)</w:t>
+      </w:r>
+    </w:p>
+    <w:p>
+      <w:pPr>
+        <w:rPr>
+          <w:b/>
+          <w:bCs/>
+        </w:rPr>
+      </w:pPr>
+      <w:r>
+        <w:rPr>
+          <w:b/>
+          <w:bCs/>
+        </w:rPr>
+        <w:t>Para esta alerta, primero asegúrate de que el Node Exporter en la VM de FOG (10.2.7.5) esté enviando datos de servicios. Debes editar el archivo de servicio de node_exporter o ejecutarlo así:</w:t>
+      </w:r>
+    </w:p>
+    <w:p>
+      <w:pPr>
+        <w:rPr>
+          <w:b/>
+          <w:bCs/>
+        </w:rPr>
+      </w:pPr>
+      <w:r>
+        <w:rPr>
+          <w:b/>
+          <w:bCs/>
+        </w:rPr>
+        <w:t>prometheus-node-exporter --collector.systemd</w:t>
+      </w:r>
+    </w:p>
+    <w:p>
+      <w:pPr>
+        <w:rPr>
+          <w:b/>
+          <w:bCs/>
+        </w:rPr>
+      </w:pPr>
+    </w:p>
+    <w:p>
+      <w:pPr>
+        <w:rPr>
+          <w:b/>
+          <w:bCs/>
+        </w:rPr>
+      </w:pPr>
+      <w:r>
+        <w:rPr>
+          <w:b/>
+          <w:bCs/>
+        </w:rPr>
+        <w:t>Fase 1: Habilitar la recolección en la VM de FOG (10.2.7.5)</w:t>
+      </w:r>
+    </w:p>
+    <w:p>
+      <w:pPr>
+        <w:rPr>
+          <w:b/>
+          <w:bCs/>
+        </w:rPr>
+      </w:pPr>
+      <w:r>
+        <w:rPr>
+          <w:b/>
+          <w:bCs/>
+        </w:rPr>
+        <w:t>Por defecto, node_exporter no suele monitorizar los servicios de systemd para ahorrar recursos. Tienes que activarlo manualmente:</w:t>
+      </w:r>
+    </w:p>
+    <w:p>
+      <w:pPr>
+        <w:numPr>
+          <w:ilvl w:val="0"/>
+          <w:numId w:val="16"/>
+        </w:numPr>
+        <w:rPr>
+          <w:b/>
+          <w:bCs/>
+        </w:rPr>
+      </w:pPr>
+      <w:r>
+        <w:rPr>
+          <w:b/>
+          <w:bCs/>
+        </w:rPr>
+        <w:t>Editar el servicio: Abre el archivo de configuración del servicio de Node Exporter: sudo nano /etc/default/prometheus-node-exporter</w:t>
+      </w:r>
+    </w:p>
+    <w:p>
+      <w:pPr>
+        <w:numPr>
+          <w:ilvl w:val="0"/>
+          <w:numId w:val="16"/>
+        </w:numPr>
+        <w:rPr>
+          <w:b/>
+          <w:bCs/>
+        </w:rPr>
+      </w:pPr>
+      <w:r>
+        <w:rPr>
+          <w:b/>
+          <w:bCs/>
+        </w:rPr>
+        <w:t>Añadir el flag: Busca la línea ARGS y asegúrate de que incluya el colector de systemd: ARGS="--collector.systemd"</w:t>
+      </w:r>
+    </w:p>
+    <w:p>
+      <w:pPr>
+        <w:rPr>
+          <w:b/>
+          <w:bCs/>
+        </w:rPr>
+      </w:pPr>
+      <w:r>
+        <w:rPr>
+          <w:b/>
+          <w:bCs/>
+        </w:rPr>
+        <w:drawing>
+          <wp:inline distT="0" distB="0" distL="0" distR="0" wp14:anchorId="64B95440" wp14:editId="1FEE8BCD">
+            <wp:extent cx="5943600" cy="836295"/>
+            <wp:effectExtent l="0" t="0" r="0" b="1905"/>
+            <wp:docPr id="185665813" name="Imagen 1"/>
+            <wp:cNvGraphicFramePr>
+              <a:graphicFrameLocks xmlns:a="http://schemas.openxmlformats.org/drawingml/2006/main" noChangeAspect="1"/>
+            </wp:cNvGraphicFramePr>
+            <a:graphic xmlns:a="http://schemas.openxmlformats.org/drawingml/2006/main">
+              <a:graphicData uri="http://schemas.openxmlformats.org/drawingml/2006/picture">
+                <pic:pic xmlns:pic="http://schemas.openxmlformats.org/drawingml/2006/picture">
+                  <pic:nvPicPr>
+                    <pic:cNvPr id="185665813" name=""/>
+                    <pic:cNvPicPr/>
+                  </pic:nvPicPr>
+                  <pic:blipFill>
+                    <a:blip r:embed="rId48"/>
+                    <a:stretch>
+                      <a:fillRect/>
+                    </a:stretch>
+                  </pic:blipFill>
+                  <pic:spPr>
+                    <a:xfrm>
+                      <a:off x="0" y="0"/>
+                      <a:ext cx="5943600" cy="836295"/>
+                    </a:xfrm>
+                    <a:prstGeom prst="rect">
+                      <a:avLst/>
+                    </a:prstGeom>
+                  </pic:spPr>
+                </pic:pic>
+              </a:graphicData>
+            </a:graphic>
+          </wp:inline>
+        </w:drawing>
+      </w:r>
+    </w:p>
+    <w:p>
+      <w:pPr>
+        <w:numPr>
+          <w:ilvl w:val="0"/>
+          <w:numId w:val="16"/>
+        </w:numPr>
+        <w:rPr>
+          <w:b/>
+          <w:bCs/>
+        </w:rPr>
+      </w:pPr>
+      <w:r>
+        <w:rPr>
+          <w:b/>
+          <w:bCs/>
+        </w:rPr>
+        <w:t>Reiniciar el agente: sudo systemctl restart prometheus-node-exporter</w:t>
+      </w:r>
+    </w:p>
+    <w:p>
+      <w:pPr>
+        <w:rPr>
+          <w:b/>
+          <w:bCs/>
+        </w:rPr>
+      </w:pPr>
+      <w:r>
+        <w:rPr>
+          <w:b/>
+          <w:bCs/>
+          <w:i/>
+          <w:iCs/>
+        </w:rPr>
+        <w:t>Para verificar que funciona:</w:t>
+      </w:r>
+      <w:r>
+        <w:rPr>
+          <w:b/>
+          <w:bCs/>
+        </w:rPr>
+        <w:t xml:space="preserve"> Abre en el navegador de tu VM de monitorización: http://10.2.7.5:9100/metrics y busca (Ctrl+F) la palabra node_systemd_unit_state. Si aparecen resultados, está listo.</w:t>
+      </w:r>
+    </w:p>
+    <w:p>
+      <w:pPr>
+        <w:rPr>
+          <w:b/>
+          <w:bCs/>
+        </w:rPr>
+      </w:pPr>
+    </w:p>
+    <w:p>
+      <w:pPr>
+        <w:rPr>
+          <w:b/>
+          <w:bCs/>
+        </w:rPr>
+        <w:sectPr>
+          <w:pgSz w:w="12240" w:h="15840"/>
+          <w:pgMar w:top="1440" w:right="1440" w:bottom="1440" w:left="1440" w:header="708" w:footer="708" w:gutter="0"/>
+          <w:cols w:space="708"/>
+          <w:docGrid w:linePitch="360"/>
+        </w:sectPr>
+      </w:pPr>
+    </w:p>
+    <w:p>
+      <w:pPr>
+        <w:rPr>
+          <w:b/>
+          <w:bCs/>
+        </w:rPr>
+      </w:pPr>
+      <w:r>
+        <w:rPr>
+          <w:b/>
+          <w:bCs/>
+        </w:rPr>
+        <w:lastRenderedPageBreak/>
+        <w:t>Fase 2: Configuración de la Regla en Grafana</w:t>
+      </w:r>
+    </w:p>
+    <w:p>
+      <w:pPr>
+        <w:rPr>
+          <w:b/>
+          <w:bCs/>
+        </w:rPr>
+      </w:pPr>
+      <w:r>
+        <w:rPr>
+          <w:b/>
+          <w:bCs/>
+        </w:rPr>
+        <w:t>Entra en tu Grafana (http://10.2.7.99:3000) y sigue estos pasos:</w:t>
+      </w:r>
+    </w:p>
+    <w:p>
+      <w:pPr>
+        <w:rPr>
+          <w:b/>
+          <w:bCs/>
+        </w:rPr>
+      </w:pPr>
+      <w:r>
+        <w:rPr>
+          <w:b/>
+          <w:bCs/>
+        </w:rPr>
+        <w:t>1. Definir la consulta (Query)</w:t>
+      </w:r>
+    </w:p>
+    <w:p>
+      <w:pPr>
+        <w:rPr>
+          <w:b/>
+          <w:bCs/>
+        </w:rPr>
+      </w:pPr>
+      <w:r>
+        <w:rPr>
+          <w:b/>
+          <w:bCs/>
+        </w:rPr>
+        <w:t>Ve a Alerting &gt; Alert rules &gt; New alert rule.</w:t>
+      </w:r>
+    </w:p>
+    <w:p>
+      <w:pPr>
+        <w:numPr>
+          <w:ilvl w:val="0"/>
+          <w:numId w:val="17"/>
+        </w:numPr>
+        <w:rPr>
+          <w:b/>
+          <w:bCs/>
+        </w:rPr>
+      </w:pPr>
+      <w:r>
+        <w:rPr>
+          <w:b/>
+          <w:bCs/>
+        </w:rPr>
+        <w:t>Nombre de la regla: Servicio Replicador FOG Detenido</w:t>
+      </w:r>
+    </w:p>
+    <w:p>
+      <w:pPr>
+        <w:numPr>
+          <w:ilvl w:val="0"/>
+          <w:numId w:val="17"/>
+        </w:numPr>
+        <w:rPr>
+          <w:b/>
+          <w:bCs/>
+        </w:rPr>
+      </w:pPr>
+      <w:r>
+        <w:rPr>
+          <w:b/>
+          <w:bCs/>
+        </w:rPr>
+        <w:t>Query (A): Selecciona tu fuente de datos Prometheus e introduce:</w:t>
+      </w:r>
+    </w:p>
+    <w:p>
+      <w:pPr>
+        <w:rPr>
+          <w:b/>
+          <w:bCs/>
+        </w:rPr>
+      </w:pPr>
+    </w:p>
+    <w:p>
+      <w:pPr>
+        <w:rPr>
+          <w:b/>
+          <w:bCs/>
+        </w:rPr>
+      </w:pPr>
+      <w:r>
+        <w:rPr>
+          <w:b/>
+          <w:bCs/>
+        </w:rPr>
+        <w:t>node_systemd_unit_state{name="FOGImageReplicator.service", state="active"}</w:t>
+      </w:r>
+    </w:p>
+    <w:p>
+      <w:pPr>
+        <w:rPr>
+          <w:b/>
+          <w:bCs/>
+        </w:rPr>
+      </w:pPr>
+      <w:r>
+        <w:rPr>
+          <w:b/>
+          <w:bCs/>
+        </w:rPr>
+        <w:t>Explicación: Esta métrica devuelve un 1 si el servicio está activo (Running) y un 0 en cualquier otro caso (Stopped, Failed, etc.).</w:t>
+      </w:r>
+    </w:p>
+    <w:p>
+      <w:pPr>
+        <w:rPr>
+          <w:b/>
+          <w:bCs/>
+        </w:rPr>
+      </w:pPr>
+    </w:p>
+    <w:p>
+      <w:pPr>
+        <w:rPr>
+          <w:b/>
+          <w:bCs/>
+        </w:rPr>
+      </w:pPr>
+      <w:r>
+        <w:rPr>
+          <w:b/>
+          <w:bCs/>
+        </w:rPr>
+        <w:t>2. Definir la condición (Threshold)</w:t>
+      </w:r>
+    </w:p>
+    <w:p>
+      <w:pPr>
+        <w:numPr>
+          <w:ilvl w:val="0"/>
+          <w:numId w:val="18"/>
+        </w:numPr>
+        <w:rPr>
+          <w:b/>
+          <w:bCs/>
+        </w:rPr>
+      </w:pPr>
+      <w:r>
+        <w:rPr>
+          <w:b/>
+          <w:bCs/>
+        </w:rPr>
+        <w:t>En la sección de expresiones (B o C), selecciona Threshold.</w:t>
+      </w:r>
+    </w:p>
+    <w:p>
+      <w:pPr>
+        <w:numPr>
+          <w:ilvl w:val="0"/>
+          <w:numId w:val="18"/>
+        </w:numPr>
+        <w:rPr>
+          <w:b/>
+          <w:bCs/>
+        </w:rPr>
+      </w:pPr>
+      <w:r>
+        <w:rPr>
+          <w:b/>
+          <w:bCs/>
+        </w:rPr>
+        <w:t>Configura: Input (la query anterior) Is below (está por debajo de) 1.</w:t>
+      </w:r>
+    </w:p>
+    <w:p>
+      <w:pPr>
+        <w:numPr>
+          <w:ilvl w:val="0"/>
+          <w:numId w:val="18"/>
+        </w:numPr>
+        <w:rPr>
+          <w:b/>
+          <w:bCs/>
+        </w:rPr>
+      </w:pPr>
+      <w:r>
+        <w:rPr>
+          <w:b/>
+          <w:bCs/>
+        </w:rPr>
+        <w:t>Esto hará que la alerta pase a estado de "Firing" (disparada) en cuanto el valor sea 0.</w:t>
+      </w:r>
+    </w:p>
+    <w:p>
+      <w:pPr>
+        <w:rPr>
+          <w:b/>
+          <w:bCs/>
+        </w:rPr>
+      </w:pPr>
+    </w:p>
+    <w:p>
+      <w:pPr>
+        <w:rPr>
+          <w:b/>
+          <w:bCs/>
+        </w:rPr>
+      </w:pPr>
+      <w:r>
+        <w:rPr>
+          <w:b/>
+          <w:bCs/>
+        </w:rPr>
+        <w:t>3. Comportamiento de evaluación (Evaluation Behavior)</w:t>
+      </w:r>
+    </w:p>
+    <w:p>
+      <w:pPr>
+        <w:numPr>
+          <w:ilvl w:val="0"/>
+          <w:numId w:val="19"/>
+        </w:numPr>
+        <w:rPr>
+          <w:b/>
+          <w:bCs/>
+        </w:rPr>
+      </w:pPr>
+      <w:r>
+        <w:rPr>
+          <w:b/>
+          <w:bCs/>
+        </w:rPr>
+        <w:t>Evaluate every: 1m (Grafana preguntará cada minuto si el servicio sigue vivo).</w:t>
+      </w:r>
+    </w:p>
+    <w:p>
+      <w:pPr>
+        <w:numPr>
+          <w:ilvl w:val="0"/>
+          <w:numId w:val="19"/>
+        </w:numPr>
+        <w:rPr>
+          <w:b/>
+          <w:bCs/>
+        </w:rPr>
+      </w:pPr>
+      <w:r>
+        <w:rPr>
+          <w:b/>
+          <w:bCs/>
+        </w:rPr>
+        <w:t>For: 0m (Si quieres que la alerta sea instantánea en cuanto el servicio caiga) o 2m (si quieres evitar alertas por reinicios rápidos del servicio).</w:t>
+      </w:r>
+    </w:p>
+    <w:p>
+      <w:pPr>
+        <w:rPr>
+          <w:b/>
+          <w:bCs/>
+        </w:rPr>
+      </w:pPr>
+      <w:r>
+        <w:rPr>
+          <w:b/>
+          <w:bCs/>
+        </w:rPr>
+        <w:t>4. Detalles y Notificación (Labels &amp; Summary)</w:t>
+      </w:r>
+    </w:p>
+    <w:p>
+      <w:pPr>
+        <w:rPr>
+          <w:b/>
+          <w:bCs/>
+        </w:rPr>
+      </w:pPr>
+      <w:r>
+        <w:rPr>
+          <w:b/>
+          <w:bCs/>
+        </w:rPr>
+        <w:t>Baja hasta la sección Contact points:</w:t>
+      </w:r>
+    </w:p>
+    <w:p>
+      <w:pPr>
+        <w:numPr>
+          <w:ilvl w:val="0"/>
+          <w:numId w:val="20"/>
+        </w:numPr>
+        <w:rPr>
+          <w:b/>
+          <w:bCs/>
+        </w:rPr>
+      </w:pPr>
+      <w:r>
+        <w:rPr>
+          <w:b/>
+          <w:bCs/>
+        </w:rPr>
+        <w:t>Summary: Escribe: El servicio de replicación de imágenes (FOGImageReplicator) en el servidor 10.2.7.5 no está funcionando. Las imágenes no se sincronizarán entre nodos.</w:t>
+      </w:r>
+    </w:p>
+    <w:p>
+      <w:pPr>
+        <w:numPr>
+          <w:ilvl w:val="0"/>
+          <w:numId w:val="20"/>
+        </w:numPr>
+        <w:rPr>
+          <w:b/>
+          <w:bCs/>
+        </w:rPr>
+      </w:pPr>
+      <w:r>
+        <w:rPr>
+          <w:b/>
+          <w:bCs/>
+        </w:rPr>
+        <w:t>Contact Point: Selecciona el punto de contacto de Discord que creamos en el paso anterior.</w:t>
+      </w:r>
+    </w:p>
+    <w:p>
+      <w:pPr>
+        <w:rPr>
+          <w:b/>
+          <w:bCs/>
+        </w:rPr>
+      </w:pPr>
+      <w:r>
+        <w:rPr>
+          <w:b/>
+          <w:bCs/>
+        </w:rPr>
+        <w:lastRenderedPageBreak/>
+        <w:pict w14:anchorId="79484EBC">
+          <v:rect id="_x0000_i1035" style="width:0;height:1.5pt" o:hralign="center" o:hrstd="t" o:hr="t" fillcolor="#a0a0a0" stroked="f"/>
+        </w:pict>
+      </w:r>
+    </w:p>
+    <w:p>
+      <w:pPr>
+        <w:rPr>
+          <w:b/>
+          <w:bCs/>
+        </w:rPr>
+      </w:pPr>
+      <w:r>
+        <w:rPr>
+          <w:b/>
+          <w:bCs/>
+        </w:rPr>
+        <w:t>Fase 3: Comprobación (El "examen" del trabajo)</w:t>
+      </w:r>
+    </w:p>
+    <w:p>
+      <w:pPr>
+        <w:rPr>
+          <w:b/>
+          <w:bCs/>
+        </w:rPr>
+      </w:pPr>
+      <w:r>
+        <w:rPr>
+          <w:b/>
+          <w:bCs/>
+        </w:rPr>
+        <w:t>Para demostrar que esta alerta funciona en tu presentación o memoria:</w:t>
+      </w:r>
+    </w:p>
+    <w:p>
+      <w:pPr>
+        <w:numPr>
+          <w:ilvl w:val="0"/>
+          <w:numId w:val="21"/>
+        </w:numPr>
+        <w:rPr>
+          <w:b/>
+          <w:bCs/>
+        </w:rPr>
+      </w:pPr>
+      <w:r>
+        <w:rPr>
+          <w:b/>
+          <w:bCs/>
+        </w:rPr>
+        <w:t>Provoca el fallo: En la terminal de la VM de FOG, detén el servicio manualmente: sudo systemctl stop FOGImageReplicator</w:t>
+      </w:r>
+    </w:p>
+    <w:p>
+      <w:pPr>
+        <w:numPr>
+          <w:ilvl w:val="0"/>
+          <w:numId w:val="21"/>
+        </w:numPr>
+        <w:rPr>
+          <w:b/>
+          <w:bCs/>
+        </w:rPr>
+      </w:pPr>
+      <w:r>
+        <w:rPr>
+          <w:b/>
+          <w:bCs/>
+        </w:rPr>
+        <w:t>Observa Grafana: En la lista de alertas, verás que la regla cambia de color verde (Normal) a rojo (Firing).</w:t>
+      </w:r>
+    </w:p>
+    <w:p>
+      <w:pPr>
+        <w:numPr>
+          <w:ilvl w:val="0"/>
+          <w:numId w:val="21"/>
+        </w:numPr>
+        <w:rPr>
+          <w:b/>
+          <w:bCs/>
+        </w:rPr>
+      </w:pPr>
+      <w:r>
+        <w:rPr>
+          <w:b/>
+          <w:bCs/>
+        </w:rPr>
+        <w:t>Comprueba Discord: Deberías recibir una tarjeta con el título de la alerta y el resumen que escribimos.</w:t>
+      </w:r>
+    </w:p>
+    <w:p>
+      <w:pPr>
+        <w:rPr>
+          <w:b/>
+          <w:bCs/>
+        </w:rPr>
+      </w:pPr>
+      <w:r>
+        <w:rPr>
+          <w:b/>
+          <w:bCs/>
+        </w:rPr>
+        <w:t>¿Por qué es importante esta alerta para FOG?</w:t>
+      </w:r>
+    </w:p>
+    <w:p>
+      <w:pPr>
+        <w:rPr>
+          <w:b/>
+          <w:bCs/>
+        </w:rPr>
+      </w:pPr>
+      <w:r>
+        <w:rPr>
+          <w:b/>
+          <w:bCs/>
+        </w:rPr>
+        <w:t>FOG utiliza el servicio FOGImageReplicator para copiar las imágenes capturadas desde el nodo principal a los nodos de almacenamiento (Storage Nodes). Si este servicio se detiene:</w:t>
+      </w:r>
+    </w:p>
+    <w:p>
+      <w:pPr>
+        <w:numPr>
+          <w:ilvl w:val="0"/>
+          <w:numId w:val="22"/>
+        </w:numPr>
+        <w:rPr>
+          <w:b/>
+          <w:bCs/>
+        </w:rPr>
+      </w:pPr>
+      <w:r>
+        <w:rPr>
+          <w:b/>
+          <w:bCs/>
+        </w:rPr>
+        <w:t>No hay redundancia de imágenes.</w:t>
+      </w:r>
+    </w:p>
+    <w:p>
+      <w:pPr>
+        <w:numPr>
+          <w:ilvl w:val="0"/>
+          <w:numId w:val="22"/>
+        </w:numPr>
+        <w:rPr>
+          <w:b/>
+          <w:bCs/>
+        </w:rPr>
+      </w:pPr>
+      <w:r>
+        <w:rPr>
+          <w:b/>
+          <w:bCs/>
+        </w:rPr>
+        <w:t>Otros nodos no podrán desplegar las imágenes nuevas.</w:t>
+      </w:r>
+    </w:p>
+    <w:p>
+      <w:pPr>
+        <w:numPr>
+          <w:ilvl w:val="0"/>
+          <w:numId w:val="22"/>
+        </w:numPr>
+        <w:rPr>
+          <w:b/>
+          <w:bCs/>
+        </w:rPr>
+      </w:pPr>
+      <w:r>
+        <w:rPr>
+          <w:b/>
+          <w:bCs/>
+        </w:rPr>
+        <w:t>El sistema no estará sincronizado.</w:t>
+      </w:r>
+    </w:p>
+    <w:p>
+      <w:pPr>
+        <w:rPr>
+          <w:b/>
+          <w:bCs/>
+        </w:rPr>
+      </w:pPr>
+      <w:r>
+        <w:rPr>
+          <w:b/>
+          <w:bCs/>
+        </w:rPr>
+        <w:t>Consejo para tu trabajo: En la documentación, menciona que usas el collector.systemd porque te permite monitorizar cualquier otro servicio vital de FOG como FOGMulticastManager o FOGScheduler siguiendo exactamente estos mismos pasos.</w:t>
+      </w:r>
+    </w:p>
+    <w:p>
+      <w:pPr>
+        <w:rPr>
+          <w:b/>
+          <w:bCs/>
+        </w:rPr>
+      </w:pPr>
+    </w:p>
+    <w:p>
+      <w:pPr>
+        <w:rPr>
+          <w:b/>
+          <w:bCs/>
+        </w:rPr>
+        <w:sectPr>
+          <w:pgSz w:w="12240" w:h="15840"/>
+          <w:pgMar w:top="1440" w:right="1440" w:bottom="1440" w:left="1440" w:header="708" w:footer="708" w:gutter="0"/>
+          <w:cols w:space="708"/>
+          <w:docGrid w:linePitch="360"/>
+        </w:sectPr>
+      </w:pPr>
+    </w:p>
+    <w:p>
+      <w:pPr>
+        <w:rPr>
+          <w:b/>
+          <w:bCs/>
+        </w:rPr>
+      </w:pPr>
+      <w:r>
+        <w:rPr>
+          <w:b/>
+          <w:bCs/>
+        </w:rPr>
+        <w:lastRenderedPageBreak/>
+        <w:t>Paso 4: Alerta de Espacio en Disco (Crítica para FOG)</w:t>
+      </w:r>
+    </w:p>
+    <w:p>
+      <w:pPr>
+        <w:rPr>
+          <w:b/>
+          <w:bCs/>
+        </w:rPr>
+      </w:pPr>
+      <w:r>
+        <w:rPr>
+          <w:b/>
+          <w:bCs/>
+        </w:rPr>
+        <w:t>Como FOG almacena imágenes pesadas, es vital saber si el disco se llena.</w:t>
+      </w:r>
+    </w:p>
+    <w:p>
+      <w:pPr>
+        <w:rPr>
+          <w:b/>
+          <w:bCs/>
+        </w:rPr>
+      </w:pPr>
+      <w:r>
+        <w:rPr>
+          <w:b/>
+          <w:bCs/>
+        </w:rPr>
+        <w:t xml:space="preserve">    Query:</w:t>
+      </w:r>
+    </w:p>
+    <w:p>
+      <w:pPr>
+        <w:rPr>
+          <w:b/>
+          <w:bCs/>
+        </w:rPr>
+      </w:pPr>
+      <w:r>
+        <w:rPr>
+          <w:b/>
+          <w:bCs/>
+        </w:rPr>
+        <w:t xml:space="preserve">    (1 - node_filesystem_avail_bytes{mountpoint="/"} / node_filesystem_size_bytes{mountpoint="/"}) * 100</w:t>
+      </w:r>
+    </w:p>
+    <w:p>
+      <w:pPr>
+        <w:rPr>
+          <w:b/>
+          <w:bCs/>
+        </w:rPr>
+      </w:pPr>
+    </w:p>
+    <w:p>
+      <w:pPr>
+        <w:rPr>
+          <w:b/>
+          <w:bCs/>
+        </w:rPr>
+      </w:pPr>
+      <w:r>
+        <w:rPr>
+          <w:b/>
+          <w:bCs/>
+        </w:rPr>
+        <w:t xml:space="preserve">    Condition: Input is above 90.</w:t>
+      </w:r>
+    </w:p>
+    <w:p>
+      <w:pPr>
+        <w:rPr>
+          <w:b/>
+          <w:bCs/>
+        </w:rPr>
+      </w:pPr>
+    </w:p>
+    <w:p>
+      <w:pPr>
+        <w:rPr>
+          <w:b/>
+          <w:bCs/>
+        </w:rPr>
+      </w:pPr>
+      <w:r>
+        <w:rPr>
+          <w:b/>
+          <w:bCs/>
+        </w:rPr>
+        <w:t xml:space="preserve">    Resumen: "¡Peligro! El uso de disco en el servidor FOG supera el 90%. Las capturas de imágenes podrían fallar".</w:t>
+      </w:r>
+    </w:p>
+    <w:p>
+      <w:pPr>
+        <w:rPr>
+          <w:b/>
+          <w:bCs/>
+        </w:rPr>
+      </w:pPr>
+    </w:p>
+    <w:p>
+      <w:pPr>
+        <w:rPr>
+          <w:b/>
+          <w:bCs/>
+        </w:rPr>
+      </w:pPr>
+      <w:r>
+        <w:rPr>
+          <w:b/>
+          <w:bCs/>
+        </w:rPr>
+        <w:t>Esta alerta es la más crítica para un administrador de FOG Project. Si el disco se llena al 100%, no solo fallarán las capturas de nuevas imágenes, sino que la base de datos de FOG puede corromperse y el sistema dejará de arrancar.</w:t>
+      </w:r>
+    </w:p>
+    <w:p>
+      <w:pPr>
+        <w:rPr>
+          <w:b/>
+          <w:bCs/>
+        </w:rPr>
+      </w:pPr>
+      <w:r>
+        <w:rPr>
+          <w:b/>
+          <w:bCs/>
+        </w:rPr>
+        <w:t>Aquí tienes el detalle paso a paso para configurarla en Grafana:</w:t>
+      </w:r>
+    </w:p>
+    <w:p>
+      <w:pPr>
+        <w:rPr>
+          <w:b/>
+          <w:bCs/>
+        </w:rPr>
+      </w:pPr>
+      <w:r>
+        <w:rPr>
+          <w:b/>
+          <w:bCs/>
+        </w:rPr>
+        <w:pict w14:anchorId="63A77960">
+          <v:rect id="_x0000_i1055" style="width:0;height:1.5pt" o:hralign="center" o:hrstd="t" o:hr="t" fillcolor="#a0a0a0" stroked="f"/>
+        </w:pict>
+      </w:r>
+    </w:p>
+    <w:p>
+      <w:pPr>
+        <w:rPr>
+          <w:b/>
+          <w:bCs/>
+        </w:rPr>
+      </w:pPr>
+      <w:r>
+        <w:rPr>
+          <w:b/>
+          <w:bCs/>
+        </w:rPr>
+        <w:t>Fase 1: Entender la métrica (Matemáticas de la alerta)</w:t>
+      </w:r>
+    </w:p>
+    <w:p>
+      <w:pPr>
+        <w:rPr>
+          <w:b/>
+          <w:bCs/>
+        </w:rPr>
+      </w:pPr>
+      <w:r>
+        <w:rPr>
+          <w:b/>
+          <w:bCs/>
+        </w:rPr>
+        <w:t>La query que has puesto utiliza dos métricas que proporciona el node_exporter de la VM de FOG:</w:t>
+      </w:r>
+    </w:p>
+    <w:p>
+      <w:pPr>
+        <w:numPr>
+          <w:ilvl w:val="0"/>
+          <w:numId w:val="23"/>
+        </w:numPr>
+        <w:rPr>
+          <w:b/>
+          <w:bCs/>
+        </w:rPr>
+      </w:pPr>
+      <w:r>
+        <w:rPr>
+          <w:b/>
+          <w:bCs/>
+        </w:rPr>
+        <w:t>node_filesystem_avail_bytes: Espacio libre en bytes.</w:t>
+      </w:r>
+    </w:p>
+    <w:p>
+      <w:pPr>
+        <w:numPr>
+          <w:ilvl w:val="0"/>
+          <w:numId w:val="23"/>
+        </w:numPr>
+        <w:rPr>
+          <w:b/>
+          <w:bCs/>
+        </w:rPr>
+      </w:pPr>
+      <w:r>
+        <w:rPr>
+          <w:b/>
+          <w:bCs/>
+        </w:rPr>
+        <w:t>node_filesystem_size_bytes: Capacidad total del disco en bytes.</w:t>
+      </w:r>
+    </w:p>
+    <w:p>
+      <w:pPr>
+        <w:rPr>
+          <w:b/>
+          <w:bCs/>
+        </w:rPr>
+      </w:pPr>
+      <w:r>
+        <w:rPr>
+          <w:b/>
+          <w:bCs/>
+        </w:rPr>
+        <w:t>La fórmula: (1 - Disponibles / Totales) * 100 calcula el porcentaje de uso.</w:t>
+      </w:r>
+    </w:p>
+    <w:p>
+      <w:pPr>
+        <w:numPr>
+          <w:ilvl w:val="0"/>
+          <w:numId w:val="24"/>
+        </w:numPr>
+        <w:rPr>
+          <w:b/>
+          <w:bCs/>
+        </w:rPr>
+      </w:pPr>
+      <w:r>
+        <w:rPr>
+          <w:b/>
+          <w:bCs/>
+        </w:rPr>
+        <w:t>Si tienes 10GB libres de 100GB totales: (1 - 10/100) * 100 = 90% de uso.</w:t>
+      </w:r>
+    </w:p>
+    <w:p>
+      <w:pPr>
+        <w:rPr>
+          <w:b/>
+          <w:bCs/>
+        </w:rPr>
+      </w:pPr>
+      <w:r>
+        <w:rPr>
+          <w:b/>
+          <w:bCs/>
+        </w:rPr>
+        <w:pict w14:anchorId="2AE83CA8">
+          <v:rect id="_x0000_i1056" style="width:0;height:1.5pt" o:hralign="center" o:hrstd="t" o:hr="t" fillcolor="#a0a0a0" stroked="f"/>
+        </w:pict>
+      </w:r>
+    </w:p>
+    <w:p>
+      <w:pPr>
+        <w:rPr>
+          <w:b/>
+          <w:bCs/>
+        </w:rPr>
+      </w:pPr>
+      <w:r>
+        <w:rPr>
+          <w:b/>
+          <w:bCs/>
+        </w:rPr>
+        <w:t>Fase 2: Configuración en Grafana</w:t>
+      </w:r>
+    </w:p>
+    <w:p>
+      <w:pPr>
+        <w:numPr>
+          <w:ilvl w:val="0"/>
+          <w:numId w:val="25"/>
+        </w:numPr>
+        <w:rPr>
+          <w:b/>
+          <w:bCs/>
+        </w:rPr>
+      </w:pPr>
+      <w:r>
+        <w:rPr>
+          <w:b/>
+          <w:bCs/>
+        </w:rPr>
+        <w:t>Crear la Regla:</w:t>
+      </w:r>
+    </w:p>
+    <w:p>
+      <w:pPr>
+        <w:numPr>
+          <w:ilvl w:val="1"/>
+          <w:numId w:val="25"/>
+        </w:numPr>
+        <w:rPr>
+          <w:b/>
+          <w:bCs/>
+        </w:rPr>
+      </w:pPr>
+      <w:r>
+        <w:rPr>
+          <w:b/>
+          <w:bCs/>
+        </w:rPr>
+        <w:t>Ve a Alerting &gt; Alert rules &gt; + Create alert rule.</w:t>
+      </w:r>
+    </w:p>
+    <w:p>
+      <w:pPr>
+        <w:numPr>
+          <w:ilvl w:val="1"/>
+          <w:numId w:val="25"/>
+        </w:numPr>
+        <w:rPr>
+          <w:b/>
+          <w:bCs/>
+        </w:rPr>
+      </w:pPr>
+      <w:r>
+        <w:rPr>
+          <w:b/>
+          <w:bCs/>
+        </w:rPr>
+        <w:lastRenderedPageBreak/>
+        <w:t>Nombre de la regla: FOG Server: Disco Casi Lleno.</w:t>
+      </w:r>
+    </w:p>
+    <w:p>
+      <w:pPr>
+        <w:numPr>
+          <w:ilvl w:val="0"/>
+          <w:numId w:val="25"/>
+        </w:numPr>
+        <w:rPr>
+          <w:b/>
+          <w:bCs/>
+        </w:rPr>
+      </w:pPr>
+      <w:r>
+        <w:rPr>
+          <w:b/>
+          <w:bCs/>
+        </w:rPr>
+        <w:t>Definir la Consulta (Query A):</w:t>
+      </w:r>
+    </w:p>
+    <w:p>
+      <w:pPr>
+        <w:numPr>
+          <w:ilvl w:val="1"/>
+          <w:numId w:val="25"/>
+        </w:numPr>
+        <w:rPr>
+          <w:b/>
+          <w:bCs/>
+        </w:rPr>
+      </w:pPr>
+      <w:r>
+        <w:rPr>
+          <w:b/>
+          <w:bCs/>
+        </w:rPr>
+        <w:t>Selecciona el Data Source Prometheus.</w:t>
+      </w:r>
+    </w:p>
+    <w:p>
+      <w:pPr>
+        <w:numPr>
+          <w:ilvl w:val="1"/>
+          <w:numId w:val="25"/>
+        </w:numPr>
+        <w:rPr>
+          <w:b/>
+          <w:bCs/>
+        </w:rPr>
+      </w:pPr>
+      <w:r>
+        <w:rPr>
+          <w:b/>
+          <w:bCs/>
+        </w:rPr>
+        <w:t>Introduce la fórmula exacta (asegúrate de que el mountpoint sea el correcto, normalmente es / o /images en FOG):</w:t>
+      </w:r>
+    </w:p>
+    <w:p>
+      <w:pPr>
+        <w:rPr>
+          <w:b/>
+          <w:bCs/>
+        </w:rPr>
+      </w:pPr>
+      <w:r>
+        <w:rPr>
+          <w:b/>
+          <w:bCs/>
+        </w:rPr>
+        <w:t>Fragmento de código</w:t>
+      </w:r>
+    </w:p>
+    <w:p>
+      <w:pPr>
+        <w:rPr>
+          <w:b/>
+          <w:bCs/>
+        </w:rPr>
+      </w:pPr>
+      <w:r>
+        <w:rPr>
+          <w:b/>
+          <w:bCs/>
+        </w:rPr>
+        <w:t>(1 - node_filesystem_avail_bytes{mountpoint="/"} / node_filesystem_size_bytes{mountpoint="/"}) * 100</w:t>
+      </w:r>
+    </w:p>
+    <w:p>
+      <w:pPr>
+        <w:numPr>
+          <w:ilvl w:val="1"/>
+          <w:numId w:val="25"/>
+        </w:numPr>
+        <w:rPr>
+          <w:b/>
+          <w:bCs/>
+        </w:rPr>
+      </w:pPr>
+      <w:r>
+        <w:rPr>
+          <w:b/>
+          <w:bCs/>
+          <w:i/>
+          <w:iCs/>
+        </w:rPr>
+        <w:t>Nota:</w:t>
+      </w:r>
+      <w:r>
+        <w:rPr>
+          <w:b/>
+          <w:bCs/>
+        </w:rPr>
+        <w:t xml:space="preserve"> Si en tu instalación de FOG montaste las imágenes en un disco aparte, cambia mountpoint="/" por mountpoint="/images".</w:t>
+      </w:r>
+    </w:p>
+    <w:p>
+      <w:pPr>
+        <w:numPr>
+          <w:ilvl w:val="0"/>
+          <w:numId w:val="25"/>
+        </w:numPr>
+        <w:rPr>
+          <w:b/>
+          <w:bCs/>
+        </w:rPr>
+      </w:pPr>
+      <w:r>
+        <w:rPr>
+          <w:b/>
+          <w:bCs/>
+        </w:rPr>
+        <w:t>Definir la Condición (Threshold):</w:t>
+      </w:r>
+    </w:p>
+    <w:p>
+      <w:pPr>
+        <w:numPr>
+          <w:ilvl w:val="1"/>
+          <w:numId w:val="25"/>
+        </w:numPr>
+        <w:rPr>
+          <w:b/>
+          <w:bCs/>
+        </w:rPr>
+      </w:pPr>
+      <w:r>
+        <w:rPr>
+          <w:b/>
+          <w:bCs/>
+        </w:rPr>
+        <w:t>En el apartado de expresiones, selecciona Threshold.</w:t>
+      </w:r>
+    </w:p>
+    <w:p>
+      <w:pPr>
+        <w:numPr>
+          <w:ilvl w:val="1"/>
+          <w:numId w:val="25"/>
+        </w:numPr>
+        <w:rPr>
+          <w:b/>
+          <w:bCs/>
+        </w:rPr>
+      </w:pPr>
+      <w:r>
+        <w:rPr>
+          <w:b/>
+          <w:bCs/>
+        </w:rPr>
+        <w:t>Input: Selecciona el resultado de tu Query A.</w:t>
+      </w:r>
+    </w:p>
+    <w:p>
+      <w:pPr>
+        <w:numPr>
+          <w:ilvl w:val="1"/>
+          <w:numId w:val="25"/>
+        </w:numPr>
+        <w:rPr>
+          <w:b/>
+          <w:bCs/>
+        </w:rPr>
+      </w:pPr>
+      <w:r>
+        <w:rPr>
+          <w:b/>
+          <w:bCs/>
+        </w:rPr>
+        <w:t>Condition: Selecciona IS ABOVE (está por encima de) y escribe 90.</w:t>
+      </w:r>
+    </w:p>
+    <w:p>
+      <w:pPr>
+        <w:numPr>
+          <w:ilvl w:val="0"/>
+          <w:numId w:val="25"/>
+        </w:numPr>
+        <w:rPr>
+          <w:b/>
+          <w:bCs/>
+        </w:rPr>
+      </w:pPr>
+      <w:r>
+        <w:rPr>
+          <w:b/>
+          <w:bCs/>
+        </w:rPr>
+        <w:t>Configurar la Evaluación (Behavior):</w:t>
+      </w:r>
+    </w:p>
+    <w:p>
+      <w:pPr>
+        <w:numPr>
+          <w:ilvl w:val="1"/>
+          <w:numId w:val="25"/>
+        </w:numPr>
+        <w:rPr>
+          <w:b/>
+          <w:bCs/>
+        </w:rPr>
+      </w:pPr>
+      <w:r>
+        <w:rPr>
+          <w:b/>
+          <w:bCs/>
+        </w:rPr>
+        <w:t>Evaluate every: 5m (No hace falta que sea cada segundo, el disco no se llena tan rápido).</w:t>
+      </w:r>
+    </w:p>
+    <w:p>
+      <w:pPr>
+        <w:numPr>
+          <w:ilvl w:val="1"/>
+          <w:numId w:val="25"/>
+        </w:numPr>
+        <w:rPr>
+          <w:b/>
+          <w:bCs/>
+        </w:rPr>
+      </w:pPr>
+      <w:r>
+        <w:rPr>
+          <w:b/>
+          <w:bCs/>
+        </w:rPr>
+        <w:t>For: 10m. (Esto es importante: la alerta solo se disparará si el disco está por encima del 90% durante 10 minutos seguidos. Esto evita avisos por picos temporales).</w:t>
+      </w:r>
+    </w:p>
+    <w:p>
+      <w:pPr>
+        <w:numPr>
+          <w:ilvl w:val="0"/>
+          <w:numId w:val="25"/>
+        </w:numPr>
+        <w:rPr>
+          <w:b/>
+          <w:bCs/>
+        </w:rPr>
+      </w:pPr>
+      <w:r>
+        <w:rPr>
+          <w:b/>
+          <w:bCs/>
+        </w:rPr>
+        <w:t>Detalles de la Notificación:</w:t>
+      </w:r>
+    </w:p>
+    <w:p>
+      <w:pPr>
+        <w:numPr>
+          <w:ilvl w:val="1"/>
+          <w:numId w:val="25"/>
+        </w:numPr>
+        <w:rPr>
+          <w:b/>
+          <w:bCs/>
+        </w:rPr>
+      </w:pPr>
+      <w:r>
+        <w:rPr>
+          <w:b/>
+          <w:bCs/>
+        </w:rPr>
+        <w:t>Summary (Resumen): "¡Peligro! El uso de disco en el servidor FOG supera el 90%. Espacio actual: {{ $values.A.Value }}%".</w:t>
+      </w:r>
+    </w:p>
+    <w:p>
+      <w:pPr>
+        <w:numPr>
+          <w:ilvl w:val="1"/>
+          <w:numId w:val="25"/>
+        </w:numPr>
+        <w:rPr>
+          <w:b/>
+          <w:bCs/>
+        </w:rPr>
+      </w:pPr>
+      <w:r>
+        <w:rPr>
+          <w:b/>
+          <w:bCs/>
+          <w:i/>
+          <w:iCs/>
+        </w:rPr>
+        <w:t>Tip:</w:t>
+      </w:r>
+      <w:r>
+        <w:rPr>
+          <w:b/>
+          <w:bCs/>
+        </w:rPr>
+        <w:t xml:space="preserve"> Usar {{ $values.A.Value }} hará que el mensaje de Discord te diga el porcentaje exacto (ej. "Espacio actual: 92%").</w:t>
+      </w:r>
+    </w:p>
+    <w:p>
+      <w:pPr>
+        <w:numPr>
+          <w:ilvl w:val="1"/>
+          <w:numId w:val="25"/>
+        </w:numPr>
+        <w:rPr>
+          <w:b/>
+          <w:bCs/>
+        </w:rPr>
+      </w:pPr>
+      <w:r>
+        <w:rPr>
+          <w:b/>
+          <w:bCs/>
+        </w:rPr>
+        <w:t>Contact Point: Selecciona tu canal de Discord (el que configuramos en el paso anterior).</w:t>
+      </w:r>
+    </w:p>
+    <w:p>
+      <w:pPr>
+        <w:rPr>
+          <w:b/>
+          <w:bCs/>
+        </w:rPr>
+      </w:pPr>
+      <w:r>
+        <w:rPr>
+          <w:b/>
+          <w:bCs/>
+        </w:rPr>
+        <w:pict w14:anchorId="2A6BB846">
+          <v:rect id="_x0000_i1057" style="width:0;height:1.5pt" o:hralign="center" o:hrstd="t" o:hr="t" fillcolor="#a0a0a0" stroked="f"/>
+        </w:pict>
+      </w:r>
+    </w:p>
+    <w:p>
+      <w:pPr>
+        <w:rPr>
+          <w:b/>
+          <w:bCs/>
+        </w:rPr>
+      </w:pPr>
+      <w:r>
+        <w:rPr>
+          <w:b/>
+          <w:bCs/>
+        </w:rPr>
+        <w:t>Fase 3: ¿Cómo probarla sin llenar el disco de verdad?</w:t>
+      </w:r>
+    </w:p>
+    <w:p>
+      <w:pPr>
+        <w:rPr>
+          <w:b/>
+          <w:bCs/>
+        </w:rPr>
+      </w:pPr>
+      <w:r>
+        <w:rPr>
+          <w:b/>
+          <w:bCs/>
+        </w:rPr>
+        <w:lastRenderedPageBreak/>
+        <w:t>Para tu trabajo, puedes "engañar" a la alerta bajando el umbral temporalmente:</w:t>
+      </w:r>
+    </w:p>
+    <w:p>
+      <w:pPr>
+        <w:numPr>
+          <w:ilvl w:val="0"/>
+          <w:numId w:val="26"/>
+        </w:numPr>
+        <w:rPr>
+          <w:b/>
+          <w:bCs/>
+        </w:rPr>
+      </w:pPr>
+      <w:r>
+        <w:rPr>
+          <w:b/>
+          <w:bCs/>
+        </w:rPr>
+        <w:t>Baja el umbral: Edita la alerta y cambia IS ABOVE 90 por un número menor al uso actual de tu disco (por ejemplo, si tu disco está al 40%, pon IS ABOVE 30).</w:t>
+      </w:r>
+    </w:p>
+    <w:p>
+      <w:pPr>
+        <w:numPr>
+          <w:ilvl w:val="0"/>
+          <w:numId w:val="26"/>
+        </w:numPr>
+        <w:rPr>
+          <w:b/>
+          <w:bCs/>
+        </w:rPr>
+      </w:pPr>
+      <w:r>
+        <w:rPr>
+          <w:b/>
+          <w:bCs/>
+        </w:rPr>
+        <w:t>Guarda: En pocos minutos verás cómo la alerta cambia a Firing.</w:t>
+      </w:r>
+    </w:p>
+    <w:p>
+      <w:pPr>
+        <w:numPr>
+          <w:ilvl w:val="0"/>
+          <w:numId w:val="26"/>
+        </w:numPr>
+        <w:rPr>
+          <w:b/>
+          <w:bCs/>
+        </w:rPr>
+      </w:pPr>
+      <w:r>
+        <w:rPr>
+          <w:b/>
+          <w:bCs/>
+        </w:rPr>
+        <w:t>Verifica Discord: Comprueba que llega el mensaje de advertencia.</w:t>
+      </w:r>
+    </w:p>
+    <w:p>
+      <w:pPr>
+        <w:numPr>
+          <w:ilvl w:val="0"/>
+          <w:numId w:val="26"/>
+        </w:numPr>
+        <w:rPr>
+          <w:b/>
+          <w:bCs/>
+        </w:rPr>
+      </w:pPr>
+      <w:r>
+        <w:rPr>
+          <w:b/>
+          <w:bCs/>
+        </w:rPr>
+        <w:t>Restaura: Vuelve a poner el umbral en 90 para dejar el sistema en producción real.</w:t>
+      </w:r>
+    </w:p>
+    <w:p>
+      <w:pPr>
+        <w:rPr>
+          <w:b/>
+          <w:bCs/>
+        </w:rPr>
+      </w:pPr>
+      <w:r>
+        <w:rPr>
+          <w:b/>
+          <w:bCs/>
+        </w:rPr>
+        <w:t>Resumen de beneficios para tu trabajo:</w:t>
+      </w:r>
+    </w:p>
+    <w:p>
+      <w:pPr>
+        <w:numPr>
+          <w:ilvl w:val="0"/>
+          <w:numId w:val="27"/>
+        </w:numPr>
+        <w:rPr>
+          <w:b/>
+          <w:bCs/>
+        </w:rPr>
+      </w:pPr>
+      <w:r>
+        <w:rPr>
+          <w:b/>
+          <w:bCs/>
+        </w:rPr>
+        <w:t>Prevención de desastres: Avisa antes de que el servidor colapse.</w:t>
+      </w:r>
+    </w:p>
+    <w:p>
+      <w:pPr>
+        <w:numPr>
+          <w:ilvl w:val="0"/>
+          <w:numId w:val="27"/>
+        </w:numPr>
+        <w:rPr>
+          <w:b/>
+          <w:bCs/>
+        </w:rPr>
+      </w:pPr>
+      <w:r>
+        <w:rPr>
+          <w:b/>
+          <w:bCs/>
+        </w:rPr>
+        <w:t>Mantenimiento proactivo: Permite al administrador borrar imágenes antiguas o ampliar el disco virtual antes de que haya errores.</w:t>
+      </w:r>
+    </w:p>
+    <w:p>
+      <w:pPr>
+        <w:numPr>
+          <w:ilvl w:val="0"/>
+          <w:numId w:val="27"/>
+        </w:numPr>
+        <w:rPr>
+          <w:b/>
+          <w:bCs/>
+        </w:rPr>
+      </w:pPr>
+      <w:r>
+        <w:rPr>
+          <w:b/>
+          <w:bCs/>
+        </w:rPr>
+        <w:t>Automatización: Elimina la necesidad de entrar por SSH a escribir df -h para revisar el espacio.</w:t>
+      </w:r>
+    </w:p>
+    <w:p>
+      <w:pPr>
+        <w:rPr>
+          <w:b/>
+          <w:bCs/>
+        </w:rPr>
+      </w:pPr>
+      <w:r>
+        <w:rPr>
+          <w:b/>
+          <w:bCs/>
+        </w:rPr>
+        <w:t>¿Con esto ya tienes completados los 3 puntos del trabajo o te falta algún detalle de la recolección de logs con Alloy?</w:t>
+      </w:r>
+    </w:p>
+    <w:p>
+      <w:pPr>
+        <w:rPr>
+          <w:b/>
+          <w:bCs/>
+        </w:rPr>
+        <w:sectPr>
+          <w:pgSz w:w="12240" w:h="15840"/>
+          <w:pgMar w:top="1440" w:right="1440" w:bottom="1440" w:left="1440" w:header="708" w:footer="708" w:gutter="0"/>
+          <w:cols w:space="708"/>
+          <w:docGrid w:linePitch="360"/>
+        </w:sectPr>
+      </w:pPr>
     </w:p>
     <w:p>
       <w:pPr>
@@ -6656,15 +5740,7 @@
         <w:t>Métricas:</w:t>
       </w:r>
       <w:r>
-        <w:t xml:space="preserve"> Node </w:t>
-      </w:r>
-      <w:proofErr w:type="spellStart"/>
-      <w:r>
-        <w:t>Exporter</w:t>
-      </w:r>
-      <w:proofErr w:type="spellEnd"/>
-      <w:r>
-        <w:t xml:space="preserve"> (VM FOG) -&gt; Prometheus (Docker).</w:t>
+        <w:t xml:space="preserve"> Node Exporter (VM FOG) -&gt; Prometheus (Docker).</w:t>
       </w:r>
     </w:p>
     <w:p>
@@ -6682,15 +5758,7 @@
         <w:t>Logs:</w:t>
       </w:r>
       <w:r>
-        <w:t xml:space="preserve"> </w:t>
-      </w:r>
-      <w:proofErr w:type="spellStart"/>
-      <w:r>
-        <w:t>Grafana</w:t>
-      </w:r>
-      <w:proofErr w:type="spellEnd"/>
-      <w:r>
-        <w:t xml:space="preserve"> Alloy (VM FOG) -&gt; Loki (Docker). </w:t>
+        <w:t xml:space="preserve"> Grafana Alloy (VM FOG) -&gt; Loki (Docker). </w:t>
       </w:r>
       <w:r>
         <w:rPr>
@@ -6707,32 +5775,15 @@
           <w:numId w:val="8"/>
         </w:numPr>
       </w:pPr>
-      <w:proofErr w:type="spellStart"/>
-      <w:r>
-        <w:rPr>
-          <w:b/>
-          <w:bCs/>
-        </w:rPr>
-        <w:t>Uptime</w:t>
-      </w:r>
-      <w:proofErr w:type="spellEnd"/>
-      <w:r>
-        <w:rPr>
-          <w:b/>
-          <w:bCs/>
-        </w:rPr>
-        <w:t>:</w:t>
-      </w:r>
-      <w:r>
-        <w:t xml:space="preserve"> Blackbox </w:t>
-      </w:r>
-      <w:proofErr w:type="spellStart"/>
-      <w:r>
-        <w:t>Exporter</w:t>
-      </w:r>
-      <w:proofErr w:type="spellEnd"/>
-      <w:r>
-        <w:t xml:space="preserve"> (Docker) -&gt; Chequea la web de FOG.</w:t>
+      <w:r>
+        <w:rPr>
+          <w:b/>
+          <w:bCs/>
+        </w:rPr>
+        <w:t>Uptime:</w:t>
+      </w:r>
+      <w:r>
+        <w:t xml:space="preserve"> Blackbox Exporter (Docker) -&gt; Chequea la web de FOG.</w:t>
       </w:r>
     </w:p>
     <w:p>
@@ -6750,23 +5801,7 @@
         <w:t>Alertas:</w:t>
       </w:r>
       <w:r>
-        <w:t xml:space="preserve"> </w:t>
-      </w:r>
-      <w:proofErr w:type="spellStart"/>
-      <w:r>
-        <w:t>Grafana</w:t>
-      </w:r>
-      <w:proofErr w:type="spellEnd"/>
-      <w:r>
-        <w:t xml:space="preserve"> centraliza todo y avisa por </w:t>
-      </w:r>
-      <w:proofErr w:type="spellStart"/>
-      <w:r>
-        <w:t>Discord</w:t>
-      </w:r>
-      <w:proofErr w:type="spellEnd"/>
-      <w:r>
-        <w:t>/Email.</w:t>
+        <w:t xml:space="preserve"> Grafana centraliza todo y avisa por Discord/Email.</w:t>
       </w:r>
     </w:p>
     <w:p/>
@@ -7046,6 +6081,381 @@
     </w:lvl>
   </w:abstractNum>
   <w:abstractNum w:abstractNumId="2" w15:restartNumberingAfterBreak="0">
+    <w:nsid w:val="0E7C4D0E"/>
+    <w:multiLevelType w:val="multilevel"/>
+    <w:tmpl w:val="B78AAD42"/>
+    <w:lvl w:ilvl="0">
+      <w:start w:val="1"/>
+      <w:numFmt w:val="decimal"/>
+      <w:lvlText w:val="%1."/>
+      <w:lvlJc w:val="left"/>
+      <w:pPr>
+        <w:tabs>
+          <w:tab w:val="num" w:pos="720"/>
+        </w:tabs>
+        <w:ind w:left="720" w:hanging="360"/>
+      </w:pPr>
+    </w:lvl>
+    <w:lvl w:ilvl="1" w:tentative="1">
+      <w:start w:val="1"/>
+      <w:numFmt w:val="decimal"/>
+      <w:lvlText w:val="%2."/>
+      <w:lvlJc w:val="left"/>
+      <w:pPr>
+        <w:tabs>
+          <w:tab w:val="num" w:pos="1440"/>
+        </w:tabs>
+        <w:ind w:left="1440" w:hanging="360"/>
+      </w:pPr>
+    </w:lvl>
+    <w:lvl w:ilvl="2" w:tentative="1">
+      <w:start w:val="1"/>
+      <w:numFmt w:val="decimal"/>
+      <w:lvlText w:val="%3."/>
+      <w:lvlJc w:val="left"/>
+      <w:pPr>
+        <w:tabs>
+          <w:tab w:val="num" w:pos="2160"/>
+        </w:tabs>
+        <w:ind w:left="2160" w:hanging="360"/>
+      </w:pPr>
+    </w:lvl>
+    <w:lvl w:ilvl="3" w:tentative="1">
+      <w:start w:val="1"/>
+      <w:numFmt w:val="decimal"/>
+      <w:lvlText w:val="%4."/>
+      <w:lvlJc w:val="left"/>
+      <w:pPr>
+        <w:tabs>
+          <w:tab w:val="num" w:pos="2880"/>
+        </w:tabs>
+        <w:ind w:left="2880" w:hanging="360"/>
+      </w:pPr>
+    </w:lvl>
+    <w:lvl w:ilvl="4" w:tentative="1">
+      <w:start w:val="1"/>
+      <w:numFmt w:val="decimal"/>
+      <w:lvlText w:val="%5."/>
+      <w:lvlJc w:val="left"/>
+      <w:pPr>
+        <w:tabs>
+          <w:tab w:val="num" w:pos="3600"/>
+        </w:tabs>
+        <w:ind w:left="3600" w:hanging="360"/>
+      </w:pPr>
+    </w:lvl>
+    <w:lvl w:ilvl="5" w:tentative="1">
+      <w:start w:val="1"/>
+      <w:numFmt w:val="decimal"/>
+      <w:lvlText w:val="%6."/>
+      <w:lvlJc w:val="left"/>
+      <w:pPr>
+        <w:tabs>
+          <w:tab w:val="num" w:pos="4320"/>
+        </w:tabs>
+        <w:ind w:left="4320" w:hanging="360"/>
+      </w:pPr>
+    </w:lvl>
+    <w:lvl w:ilvl="6" w:tentative="1">
+      <w:start w:val="1"/>
+      <w:numFmt w:val="decimal"/>
+      <w:lvlText w:val="%7."/>
+      <w:lvlJc w:val="left"/>
+      <w:pPr>
+        <w:tabs>
+          <w:tab w:val="num" w:pos="5040"/>
+        </w:tabs>
+        <w:ind w:left="5040" w:hanging="360"/>
+      </w:pPr>
+    </w:lvl>
+    <w:lvl w:ilvl="7" w:tentative="1">
+      <w:start w:val="1"/>
+      <w:numFmt w:val="decimal"/>
+      <w:lvlText w:val="%8."/>
+      <w:lvlJc w:val="left"/>
+      <w:pPr>
+        <w:tabs>
+          <w:tab w:val="num" w:pos="5760"/>
+        </w:tabs>
+        <w:ind w:left="5760" w:hanging="360"/>
+      </w:pPr>
+    </w:lvl>
+    <w:lvl w:ilvl="8" w:tentative="1">
+      <w:start w:val="1"/>
+      <w:numFmt w:val="decimal"/>
+      <w:lvlText w:val="%9."/>
+      <w:lvlJc w:val="left"/>
+      <w:pPr>
+        <w:tabs>
+          <w:tab w:val="num" w:pos="6480"/>
+        </w:tabs>
+        <w:ind w:left="6480" w:hanging="360"/>
+      </w:pPr>
+    </w:lvl>
+  </w:abstractNum>
+  <w:abstractNum w:abstractNumId="3" w15:restartNumberingAfterBreak="0">
+    <w:nsid w:val="19EC1B58"/>
+    <w:multiLevelType w:val="multilevel"/>
+    <w:tmpl w:val="4ADEA34A"/>
+    <w:lvl w:ilvl="0">
+      <w:start w:val="1"/>
+      <w:numFmt w:val="decimal"/>
+      <w:lvlText w:val="%1."/>
+      <w:lvlJc w:val="left"/>
+      <w:pPr>
+        <w:tabs>
+          <w:tab w:val="num" w:pos="720"/>
+        </w:tabs>
+        <w:ind w:left="720" w:hanging="360"/>
+      </w:pPr>
+    </w:lvl>
+    <w:lvl w:ilvl="1" w:tentative="1">
+      <w:start w:val="1"/>
+      <w:numFmt w:val="decimal"/>
+      <w:lvlText w:val="%2."/>
+      <w:lvlJc w:val="left"/>
+      <w:pPr>
+        <w:tabs>
+          <w:tab w:val="num" w:pos="1440"/>
+        </w:tabs>
+        <w:ind w:left="1440" w:hanging="360"/>
+      </w:pPr>
+    </w:lvl>
+    <w:lvl w:ilvl="2" w:tentative="1">
+      <w:start w:val="1"/>
+      <w:numFmt w:val="decimal"/>
+      <w:lvlText w:val="%3."/>
+      <w:lvlJc w:val="left"/>
+      <w:pPr>
+        <w:tabs>
+          <w:tab w:val="num" w:pos="2160"/>
+        </w:tabs>
+        <w:ind w:left="2160" w:hanging="360"/>
+      </w:pPr>
+    </w:lvl>
+    <w:lvl w:ilvl="3" w:tentative="1">
+      <w:start w:val="1"/>
+      <w:numFmt w:val="decimal"/>
+      <w:lvlText w:val="%4."/>
+      <w:lvlJc w:val="left"/>
+      <w:pPr>
+        <w:tabs>
+          <w:tab w:val="num" w:pos="2880"/>
+        </w:tabs>
+        <w:ind w:left="2880" w:hanging="360"/>
+      </w:pPr>
+    </w:lvl>
+    <w:lvl w:ilvl="4" w:tentative="1">
+      <w:start w:val="1"/>
+      <w:numFmt w:val="decimal"/>
+      <w:lvlText w:val="%5."/>
+      <w:lvlJc w:val="left"/>
+      <w:pPr>
+        <w:tabs>
+          <w:tab w:val="num" w:pos="3600"/>
+        </w:tabs>
+        <w:ind w:left="3600" w:hanging="360"/>
+      </w:pPr>
+    </w:lvl>
+    <w:lvl w:ilvl="5" w:tentative="1">
+      <w:start w:val="1"/>
+      <w:numFmt w:val="decimal"/>
+      <w:lvlText w:val="%6."/>
+      <w:lvlJc w:val="left"/>
+      <w:pPr>
+        <w:tabs>
+          <w:tab w:val="num" w:pos="4320"/>
+        </w:tabs>
+        <w:ind w:left="4320" w:hanging="360"/>
+      </w:pPr>
+    </w:lvl>
+    <w:lvl w:ilvl="6" w:tentative="1">
+      <w:start w:val="1"/>
+      <w:numFmt w:val="decimal"/>
+      <w:lvlText w:val="%7."/>
+      <w:lvlJc w:val="left"/>
+      <w:pPr>
+        <w:tabs>
+          <w:tab w:val="num" w:pos="5040"/>
+        </w:tabs>
+        <w:ind w:left="5040" w:hanging="360"/>
+      </w:pPr>
+    </w:lvl>
+    <w:lvl w:ilvl="7" w:tentative="1">
+      <w:start w:val="1"/>
+      <w:numFmt w:val="decimal"/>
+      <w:lvlText w:val="%8."/>
+      <w:lvlJc w:val="left"/>
+      <w:pPr>
+        <w:tabs>
+          <w:tab w:val="num" w:pos="5760"/>
+        </w:tabs>
+        <w:ind w:left="5760" w:hanging="360"/>
+      </w:pPr>
+    </w:lvl>
+    <w:lvl w:ilvl="8" w:tentative="1">
+      <w:start w:val="1"/>
+      <w:numFmt w:val="decimal"/>
+      <w:lvlText w:val="%9."/>
+      <w:lvlJc w:val="left"/>
+      <w:pPr>
+        <w:tabs>
+          <w:tab w:val="num" w:pos="6480"/>
+        </w:tabs>
+        <w:ind w:left="6480" w:hanging="360"/>
+      </w:pPr>
+    </w:lvl>
+  </w:abstractNum>
+  <w:abstractNum w:abstractNumId="4" w15:restartNumberingAfterBreak="0">
+    <w:nsid w:val="1C5110F8"/>
+    <w:multiLevelType w:val="multilevel"/>
+    <w:tmpl w:val="38C419C0"/>
+    <w:lvl w:ilvl="0">
+      <w:start w:val="1"/>
+      <w:numFmt w:val="bullet"/>
+      <w:lvlText w:val=""/>
+      <w:lvlJc w:val="left"/>
+      <w:pPr>
+        <w:tabs>
+          <w:tab w:val="num" w:pos="720"/>
+        </w:tabs>
+        <w:ind w:left="720" w:hanging="360"/>
+      </w:pPr>
+      <w:rPr>
+        <w:rFonts w:ascii="Symbol" w:hAnsi="Symbol" w:hint="default"/>
+        <w:sz w:val="20"/>
+      </w:rPr>
+    </w:lvl>
+    <w:lvl w:ilvl="1" w:tentative="1">
+      <w:start w:val="1"/>
+      <w:numFmt w:val="bullet"/>
+      <w:lvlText w:val="o"/>
+      <w:lvlJc w:val="left"/>
+      <w:pPr>
+        <w:tabs>
+          <w:tab w:val="num" w:pos="1440"/>
+        </w:tabs>
+        <w:ind w:left="1440" w:hanging="360"/>
+      </w:pPr>
+      <w:rPr>
+        <w:rFonts w:ascii="Courier New" w:hAnsi="Courier New" w:hint="default"/>
+        <w:sz w:val="20"/>
+      </w:rPr>
+    </w:lvl>
+    <w:lvl w:ilvl="2" w:tentative="1">
+      <w:start w:val="1"/>
+      <w:numFmt w:val="bullet"/>
+      <w:lvlText w:val=""/>
+      <w:lvlJc w:val="left"/>
+      <w:pPr>
+        <w:tabs>
+          <w:tab w:val="num" w:pos="2160"/>
+        </w:tabs>
+        <w:ind w:left="2160" w:hanging="360"/>
+      </w:pPr>
+      <w:rPr>
+        <w:rFonts w:ascii="Wingdings" w:hAnsi="Wingdings" w:hint="default"/>
+        <w:sz w:val="20"/>
+      </w:rPr>
+    </w:lvl>
+    <w:lvl w:ilvl="3" w:tentative="1">
+      <w:start w:val="1"/>
+      <w:numFmt w:val="bullet"/>
+      <w:lvlText w:val=""/>
+      <w:lvlJc w:val="left"/>
+      <w:pPr>
+        <w:tabs>
+          <w:tab w:val="num" w:pos="2880"/>
+        </w:tabs>
+        <w:ind w:left="2880" w:hanging="360"/>
+      </w:pPr>
+      <w:rPr>
+        <w:rFonts w:ascii="Wingdings" w:hAnsi="Wingdings" w:hint="default"/>
+        <w:sz w:val="20"/>
+      </w:rPr>
+    </w:lvl>
+    <w:lvl w:ilvl="4" w:tentative="1">
+      <w:start w:val="1"/>
+      <w:numFmt w:val="bullet"/>
+      <w:lvlText w:val=""/>
+      <w:lvlJc w:val="left"/>
+      <w:pPr>
+        <w:tabs>
+          <w:tab w:val="num" w:pos="3600"/>
+        </w:tabs>
+        <w:ind w:left="3600" w:hanging="360"/>
+      </w:pPr>
+      <w:rPr>
+        <w:rFonts w:ascii="Wingdings" w:hAnsi="Wingdings" w:hint="default"/>
+        <w:sz w:val="20"/>
+      </w:rPr>
+    </w:lvl>
+    <w:lvl w:ilvl="5" w:tentative="1">
+      <w:start w:val="1"/>
+      <w:numFmt w:val="bullet"/>
+      <w:lvlText w:val=""/>
+      <w:lvlJc w:val="left"/>
+      <w:pPr>
+        <w:tabs>
+          <w:tab w:val="num" w:pos="4320"/>
+        </w:tabs>
+        <w:ind w:left="4320" w:hanging="360"/>
+      </w:pPr>
+      <w:rPr>
+        <w:rFonts w:ascii="Wingdings" w:hAnsi="Wingdings" w:hint="default"/>
+        <w:sz w:val="20"/>
+      </w:rPr>
+    </w:lvl>
+    <w:lvl w:ilvl="6" w:tentative="1">
+      <w:start w:val="1"/>
+      <w:numFmt w:val="bullet"/>
+      <w:lvlText w:val=""/>
+      <w:lvlJc w:val="left"/>
+      <w:pPr>
+        <w:tabs>
+          <w:tab w:val="num" w:pos="5040"/>
+        </w:tabs>
+        <w:ind w:left="5040" w:hanging="360"/>
+      </w:pPr>
+      <w:rPr>
+        <w:rFonts w:ascii="Wingdings" w:hAnsi="Wingdings" w:hint="default"/>
+        <w:sz w:val="20"/>
+      </w:rPr>
+    </w:lvl>
+    <w:lvl w:ilvl="7" w:tentative="1">
+      <w:start w:val="1"/>
+      <w:numFmt w:val="bullet"/>
+      <w:lvlText w:val=""/>
+      <w:lvlJc w:val="left"/>
+      <w:pPr>
+        <w:tabs>
+          <w:tab w:val="num" w:pos="5760"/>
+        </w:tabs>
+        <w:ind w:left="5760" w:hanging="360"/>
+      </w:pPr>
+      <w:rPr>
+        <w:rFonts w:ascii="Wingdings" w:hAnsi="Wingdings" w:hint="default"/>
+        <w:sz w:val="20"/>
+      </w:rPr>
+    </w:lvl>
+    <w:lvl w:ilvl="8" w:tentative="1">
+      <w:start w:val="1"/>
+      <w:numFmt w:val="bullet"/>
+      <w:lvlText w:val=""/>
+      <w:lvlJc w:val="left"/>
+      <w:pPr>
+        <w:tabs>
+          <w:tab w:val="num" w:pos="6480"/>
+        </w:tabs>
+        <w:ind w:left="6480" w:hanging="360"/>
+      </w:pPr>
+      <w:rPr>
+        <w:rFonts w:ascii="Wingdings" w:hAnsi="Wingdings" w:hint="default"/>
+        <w:sz w:val="20"/>
+      </w:rPr>
+    </w:lvl>
+  </w:abstractNum>
+  <w:abstractNum w:abstractNumId="5" w15:restartNumberingAfterBreak="0">
     <w:nsid w:val="2004712F"/>
     <w:multiLevelType w:val="multilevel"/>
     <w:tmpl w:val="D868C364"/>
@@ -7158,7 +6568,7 @@
       </w:pPr>
     </w:lvl>
   </w:abstractNum>
-  <w:abstractNum w:abstractNumId="3" w15:restartNumberingAfterBreak="0">
+  <w:abstractNum w:abstractNumId="6" w15:restartNumberingAfterBreak="0">
     <w:nsid w:val="21654BC0"/>
     <w:multiLevelType w:val="multilevel"/>
     <w:tmpl w:val="848EB136"/>
@@ -7275,7 +6685,156 @@
       </w:pPr>
     </w:lvl>
   </w:abstractNum>
-  <w:abstractNum w:abstractNumId="4" w15:restartNumberingAfterBreak="0">
+  <w:abstractNum w:abstractNumId="7" w15:restartNumberingAfterBreak="0">
+    <w:nsid w:val="2353617C"/>
+    <w:multiLevelType w:val="multilevel"/>
+    <w:tmpl w:val="4978D0B6"/>
+    <w:lvl w:ilvl="0">
+      <w:start w:val="1"/>
+      <w:numFmt w:val="bullet"/>
+      <w:lvlText w:val=""/>
+      <w:lvlJc w:val="left"/>
+      <w:pPr>
+        <w:tabs>
+          <w:tab w:val="num" w:pos="720"/>
+        </w:tabs>
+        <w:ind w:left="720" w:hanging="360"/>
+      </w:pPr>
+      <w:rPr>
+        <w:rFonts w:ascii="Symbol" w:hAnsi="Symbol" w:hint="default"/>
+        <w:sz w:val="20"/>
+      </w:rPr>
+    </w:lvl>
+    <w:lvl w:ilvl="1" w:tentative="1">
+      <w:start w:val="1"/>
+      <w:numFmt w:val="bullet"/>
+      <w:lvlText w:val="o"/>
+      <w:lvlJc w:val="left"/>
+      <w:pPr>
+        <w:tabs>
+          <w:tab w:val="num" w:pos="1440"/>
+        </w:tabs>
+        <w:ind w:left="1440" w:hanging="360"/>
+      </w:pPr>
+      <w:rPr>
+        <w:rFonts w:ascii="Courier New" w:hAnsi="Courier New" w:hint="default"/>
+        <w:sz w:val="20"/>
+      </w:rPr>
+    </w:lvl>
+    <w:lvl w:ilvl="2" w:tentative="1">
+      <w:start w:val="1"/>
+      <w:numFmt w:val="bullet"/>
+      <w:lvlText w:val=""/>
+      <w:lvlJc w:val="left"/>
+      <w:pPr>
+        <w:tabs>
+          <w:tab w:val="num" w:pos="2160"/>
+        </w:tabs>
+        <w:ind w:left="2160" w:hanging="360"/>
+      </w:pPr>
+      <w:rPr>
+        <w:rFonts w:ascii="Wingdings" w:hAnsi="Wingdings" w:hint="default"/>
+        <w:sz w:val="20"/>
+      </w:rPr>
+    </w:lvl>
+    <w:lvl w:ilvl="3" w:tentative="1">
+      <w:start w:val="1"/>
+      <w:numFmt w:val="bullet"/>
+      <w:lvlText w:val=""/>
+      <w:lvlJc w:val="left"/>
+      <w:pPr>
+        <w:tabs>
+          <w:tab w:val="num" w:pos="2880"/>
+        </w:tabs>
+        <w:ind w:left="2880" w:hanging="360"/>
+      </w:pPr>
+      <w:rPr>
+        <w:rFonts w:ascii="Wingdings" w:hAnsi="Wingdings" w:hint="default"/>
+        <w:sz w:val="20"/>
+      </w:rPr>
+    </w:lvl>
+    <w:lvl w:ilvl="4" w:tentative="1">
+      <w:start w:val="1"/>
+      <w:numFmt w:val="bullet"/>
+      <w:lvlText w:val=""/>
+      <w:lvlJc w:val="left"/>
+      <w:pPr>
+        <w:tabs>
+          <w:tab w:val="num" w:pos="3600"/>
+        </w:tabs>
+        <w:ind w:left="3600" w:hanging="360"/>
+      </w:pPr>
+      <w:rPr>
+        <w:rFonts w:ascii="Wingdings" w:hAnsi="Wingdings" w:hint="default"/>
+        <w:sz w:val="20"/>
+      </w:rPr>
+    </w:lvl>
+    <w:lvl w:ilvl="5" w:tentative="1">
+      <w:start w:val="1"/>
+      <w:numFmt w:val="bullet"/>
+      <w:lvlText w:val=""/>
+      <w:lvlJc w:val="left"/>
+      <w:pPr>
+        <w:tabs>
+          <w:tab w:val="num" w:pos="4320"/>
+        </w:tabs>
+        <w:ind w:left="4320" w:hanging="360"/>
+      </w:pPr>
+      <w:rPr>
+        <w:rFonts w:ascii="Wingdings" w:hAnsi="Wingdings" w:hint="default"/>
+        <w:sz w:val="20"/>
+      </w:rPr>
+    </w:lvl>
+    <w:lvl w:ilvl="6" w:tentative="1">
+      <w:start w:val="1"/>
+      <w:numFmt w:val="bullet"/>
+      <w:lvlText w:val=""/>
+      <w:lvlJc w:val="left"/>
+      <w:pPr>
+        <w:tabs>
+          <w:tab w:val="num" w:pos="5040"/>
+        </w:tabs>
+        <w:ind w:left="5040" w:hanging="360"/>
+      </w:pPr>
+      <w:rPr>
+        <w:rFonts w:ascii="Wingdings" w:hAnsi="Wingdings" w:hint="default"/>
+        <w:sz w:val="20"/>
+      </w:rPr>
+    </w:lvl>
+    <w:lvl w:ilvl="7" w:tentative="1">
+      <w:start w:val="1"/>
+      <w:numFmt w:val="bullet"/>
+      <w:lvlText w:val=""/>
+      <w:lvlJc w:val="left"/>
+      <w:pPr>
+        <w:tabs>
+          <w:tab w:val="num" w:pos="5760"/>
+        </w:tabs>
+        <w:ind w:left="5760" w:hanging="360"/>
+      </w:pPr>
+      <w:rPr>
+        <w:rFonts w:ascii="Wingdings" w:hAnsi="Wingdings" w:hint="default"/>
+        <w:sz w:val="20"/>
+      </w:rPr>
+    </w:lvl>
+    <w:lvl w:ilvl="8" w:tentative="1">
+      <w:start w:val="1"/>
+      <w:numFmt w:val="bullet"/>
+      <w:lvlText w:val=""/>
+      <w:lvlJc w:val="left"/>
+      <w:pPr>
+        <w:tabs>
+          <w:tab w:val="num" w:pos="6480"/>
+        </w:tabs>
+        <w:ind w:left="6480" w:hanging="360"/>
+      </w:pPr>
+      <w:rPr>
+        <w:rFonts w:ascii="Wingdings" w:hAnsi="Wingdings" w:hint="default"/>
+        <w:sz w:val="20"/>
+      </w:rPr>
+    </w:lvl>
+  </w:abstractNum>
+  <w:abstractNum w:abstractNumId="8" w15:restartNumberingAfterBreak="0">
     <w:nsid w:val="2AD30923"/>
     <w:multiLevelType w:val="multilevel"/>
     <w:tmpl w:val="54E8A5D2"/>
@@ -7392,7 +6951,422 @@
       </w:pPr>
     </w:lvl>
   </w:abstractNum>
-  <w:abstractNum w:abstractNumId="5" w15:restartNumberingAfterBreak="0">
+  <w:abstractNum w:abstractNumId="9" w15:restartNumberingAfterBreak="0">
+    <w:nsid w:val="32995130"/>
+    <w:multiLevelType w:val="multilevel"/>
+    <w:tmpl w:val="CBD2EA58"/>
+    <w:lvl w:ilvl="0">
+      <w:start w:val="1"/>
+      <w:numFmt w:val="bullet"/>
+      <w:lvlText w:val=""/>
+      <w:lvlJc w:val="left"/>
+      <w:pPr>
+        <w:tabs>
+          <w:tab w:val="num" w:pos="720"/>
+        </w:tabs>
+        <w:ind w:left="720" w:hanging="360"/>
+      </w:pPr>
+      <w:rPr>
+        <w:rFonts w:ascii="Symbol" w:hAnsi="Symbol" w:hint="default"/>
+        <w:sz w:val="20"/>
+      </w:rPr>
+    </w:lvl>
+    <w:lvl w:ilvl="1" w:tentative="1">
+      <w:start w:val="1"/>
+      <w:numFmt w:val="bullet"/>
+      <w:lvlText w:val="o"/>
+      <w:lvlJc w:val="left"/>
+      <w:pPr>
+        <w:tabs>
+          <w:tab w:val="num" w:pos="1440"/>
+        </w:tabs>
+        <w:ind w:left="1440" w:hanging="360"/>
+      </w:pPr>
+      <w:rPr>
+        <w:rFonts w:ascii="Courier New" w:hAnsi="Courier New" w:hint="default"/>
+        <w:sz w:val="20"/>
+      </w:rPr>
+    </w:lvl>
+    <w:lvl w:ilvl="2" w:tentative="1">
+      <w:start w:val="1"/>
+      <w:numFmt w:val="bullet"/>
+      <w:lvlText w:val=""/>
+      <w:lvlJc w:val="left"/>
+      <w:pPr>
+        <w:tabs>
+          <w:tab w:val="num" w:pos="2160"/>
+        </w:tabs>
+        <w:ind w:left="2160" w:hanging="360"/>
+      </w:pPr>
+      <w:rPr>
+        <w:rFonts w:ascii="Wingdings" w:hAnsi="Wingdings" w:hint="default"/>
+        <w:sz w:val="20"/>
+      </w:rPr>
+    </w:lvl>
+    <w:lvl w:ilvl="3" w:tentative="1">
+      <w:start w:val="1"/>
+      <w:numFmt w:val="bullet"/>
+      <w:lvlText w:val=""/>
+      <w:lvlJc w:val="left"/>
+      <w:pPr>
+        <w:tabs>
+          <w:tab w:val="num" w:pos="2880"/>
+        </w:tabs>
+        <w:ind w:left="2880" w:hanging="360"/>
+      </w:pPr>
+      <w:rPr>
+        <w:rFonts w:ascii="Wingdings" w:hAnsi="Wingdings" w:hint="default"/>
+        <w:sz w:val="20"/>
+      </w:rPr>
+    </w:lvl>
+    <w:lvl w:ilvl="4" w:tentative="1">
+      <w:start w:val="1"/>
+      <w:numFmt w:val="bullet"/>
+      <w:lvlText w:val=""/>
+      <w:lvlJc w:val="left"/>
+      <w:pPr>
+        <w:tabs>
+          <w:tab w:val="num" w:pos="3600"/>
+        </w:tabs>
+        <w:ind w:left="3600" w:hanging="360"/>
+      </w:pPr>
+      <w:rPr>
+        <w:rFonts w:ascii="Wingdings" w:hAnsi="Wingdings" w:hint="default"/>
+        <w:sz w:val="20"/>
+      </w:rPr>
+    </w:lvl>
+    <w:lvl w:ilvl="5" w:tentative="1">
+      <w:start w:val="1"/>
+      <w:numFmt w:val="bullet"/>
+      <w:lvlText w:val=""/>
+      <w:lvlJc w:val="left"/>
+      <w:pPr>
+        <w:tabs>
+          <w:tab w:val="num" w:pos="4320"/>
+        </w:tabs>
+        <w:ind w:left="4320" w:hanging="360"/>
+      </w:pPr>
+      <w:rPr>
+        <w:rFonts w:ascii="Wingdings" w:hAnsi="Wingdings" w:hint="default"/>
+        <w:sz w:val="20"/>
+      </w:rPr>
+    </w:lvl>
+    <w:lvl w:ilvl="6" w:tentative="1">
+      <w:start w:val="1"/>
+      <w:numFmt w:val="bullet"/>
+      <w:lvlText w:val=""/>
+      <w:lvlJc w:val="left"/>
+      <w:pPr>
+        <w:tabs>
+          <w:tab w:val="num" w:pos="5040"/>
+        </w:tabs>
+        <w:ind w:left="5040" w:hanging="360"/>
+      </w:pPr>
+      <w:rPr>
+        <w:rFonts w:ascii="Wingdings" w:hAnsi="Wingdings" w:hint="default"/>
+        <w:sz w:val="20"/>
+      </w:rPr>
+    </w:lvl>
+    <w:lvl w:ilvl="7" w:tentative="1">
+      <w:start w:val="1"/>
+      <w:numFmt w:val="bullet"/>
+      <w:lvlText w:val=""/>
+      <w:lvlJc w:val="left"/>
+      <w:pPr>
+        <w:tabs>
+          <w:tab w:val="num" w:pos="5760"/>
+        </w:tabs>
+        <w:ind w:left="5760" w:hanging="360"/>
+      </w:pPr>
+      <w:rPr>
+        <w:rFonts w:ascii="Wingdings" w:hAnsi="Wingdings" w:hint="default"/>
+        <w:sz w:val="20"/>
+      </w:rPr>
+    </w:lvl>
+    <w:lvl w:ilvl="8" w:tentative="1">
+      <w:start w:val="1"/>
+      <w:numFmt w:val="bullet"/>
+      <w:lvlText w:val=""/>
+      <w:lvlJc w:val="left"/>
+      <w:pPr>
+        <w:tabs>
+          <w:tab w:val="num" w:pos="6480"/>
+        </w:tabs>
+        <w:ind w:left="6480" w:hanging="360"/>
+      </w:pPr>
+      <w:rPr>
+        <w:rFonts w:ascii="Wingdings" w:hAnsi="Wingdings" w:hint="default"/>
+        <w:sz w:val="20"/>
+      </w:rPr>
+    </w:lvl>
+  </w:abstractNum>
+  <w:abstractNum w:abstractNumId="10" w15:restartNumberingAfterBreak="0">
+    <w:nsid w:val="36866039"/>
+    <w:multiLevelType w:val="multilevel"/>
+    <w:tmpl w:val="6262E330"/>
+    <w:lvl w:ilvl="0">
+      <w:start w:val="1"/>
+      <w:numFmt w:val="decimal"/>
+      <w:lvlText w:val="%1."/>
+      <w:lvlJc w:val="left"/>
+      <w:pPr>
+        <w:tabs>
+          <w:tab w:val="num" w:pos="720"/>
+        </w:tabs>
+        <w:ind w:left="720" w:hanging="360"/>
+      </w:pPr>
+    </w:lvl>
+    <w:lvl w:ilvl="1">
+      <w:start w:val="1"/>
+      <w:numFmt w:val="bullet"/>
+      <w:lvlText w:val="o"/>
+      <w:lvlJc w:val="left"/>
+      <w:pPr>
+        <w:tabs>
+          <w:tab w:val="num" w:pos="1440"/>
+        </w:tabs>
+        <w:ind w:left="1440" w:hanging="360"/>
+      </w:pPr>
+      <w:rPr>
+        <w:rFonts w:ascii="Courier New" w:hAnsi="Courier New" w:hint="default"/>
+        <w:sz w:val="20"/>
+      </w:rPr>
+    </w:lvl>
+    <w:lvl w:ilvl="2" w:tentative="1">
+      <w:start w:val="1"/>
+      <w:numFmt w:val="decimal"/>
+      <w:lvlText w:val="%3."/>
+      <w:lvlJc w:val="left"/>
+      <w:pPr>
+        <w:tabs>
+          <w:tab w:val="num" w:pos="2160"/>
+        </w:tabs>
+        <w:ind w:left="2160" w:hanging="360"/>
+      </w:pPr>
+    </w:lvl>
+    <w:lvl w:ilvl="3" w:tentative="1">
+      <w:start w:val="1"/>
+      <w:numFmt w:val="decimal"/>
+      <w:lvlText w:val="%4."/>
+      <w:lvlJc w:val="left"/>
+      <w:pPr>
+        <w:tabs>
+          <w:tab w:val="num" w:pos="2880"/>
+        </w:tabs>
+        <w:ind w:left="2880" w:hanging="360"/>
+      </w:pPr>
+    </w:lvl>
+    <w:lvl w:ilvl="4" w:tentative="1">
+      <w:start w:val="1"/>
+      <w:numFmt w:val="decimal"/>
+      <w:lvlText w:val="%5."/>
+      <w:lvlJc w:val="left"/>
+      <w:pPr>
+        <w:tabs>
+          <w:tab w:val="num" w:pos="3600"/>
+        </w:tabs>
+        <w:ind w:left="3600" w:hanging="360"/>
+      </w:pPr>
+    </w:lvl>
+    <w:lvl w:ilvl="5" w:tentative="1">
+      <w:start w:val="1"/>
+      <w:numFmt w:val="decimal"/>
+      <w:lvlText w:val="%6."/>
+      <w:lvlJc w:val="left"/>
+      <w:pPr>
+        <w:tabs>
+          <w:tab w:val="num" w:pos="4320"/>
+        </w:tabs>
+        <w:ind w:left="4320" w:hanging="360"/>
+      </w:pPr>
+    </w:lvl>
+    <w:lvl w:ilvl="6" w:tentative="1">
+      <w:start w:val="1"/>
+      <w:numFmt w:val="decimal"/>
+      <w:lvlText w:val="%7."/>
+      <w:lvlJc w:val="left"/>
+      <w:pPr>
+        <w:tabs>
+          <w:tab w:val="num" w:pos="5040"/>
+        </w:tabs>
+        <w:ind w:left="5040" w:hanging="360"/>
+      </w:pPr>
+    </w:lvl>
+    <w:lvl w:ilvl="7" w:tentative="1">
+      <w:start w:val="1"/>
+      <w:numFmt w:val="decimal"/>
+      <w:lvlText w:val="%8."/>
+      <w:lvlJc w:val="left"/>
+      <w:pPr>
+        <w:tabs>
+          <w:tab w:val="num" w:pos="5760"/>
+        </w:tabs>
+        <w:ind w:left="5760" w:hanging="360"/>
+      </w:pPr>
+    </w:lvl>
+    <w:lvl w:ilvl="8" w:tentative="1">
+      <w:start w:val="1"/>
+      <w:numFmt w:val="decimal"/>
+      <w:lvlText w:val="%9."/>
+      <w:lvlJc w:val="left"/>
+      <w:pPr>
+        <w:tabs>
+          <w:tab w:val="num" w:pos="6480"/>
+        </w:tabs>
+        <w:ind w:left="6480" w:hanging="360"/>
+      </w:pPr>
+    </w:lvl>
+  </w:abstractNum>
+  <w:abstractNum w:abstractNumId="11" w15:restartNumberingAfterBreak="0">
+    <w:nsid w:val="39BA5430"/>
+    <w:multiLevelType w:val="multilevel"/>
+    <w:tmpl w:val="158ACDFE"/>
+    <w:lvl w:ilvl="0">
+      <w:start w:val="1"/>
+      <w:numFmt w:val="bullet"/>
+      <w:lvlText w:val=""/>
+      <w:lvlJc w:val="left"/>
+      <w:pPr>
+        <w:tabs>
+          <w:tab w:val="num" w:pos="720"/>
+        </w:tabs>
+        <w:ind w:left="720" w:hanging="360"/>
+      </w:pPr>
+      <w:rPr>
+        <w:rFonts w:ascii="Symbol" w:hAnsi="Symbol" w:hint="default"/>
+        <w:sz w:val="20"/>
+      </w:rPr>
+    </w:lvl>
+    <w:lvl w:ilvl="1" w:tentative="1">
+      <w:start w:val="1"/>
+      <w:numFmt w:val="bullet"/>
+      <w:lvlText w:val="o"/>
+      <w:lvlJc w:val="left"/>
+      <w:pPr>
+        <w:tabs>
+          <w:tab w:val="num" w:pos="1440"/>
+        </w:tabs>
+        <w:ind w:left="1440" w:hanging="360"/>
+      </w:pPr>
+      <w:rPr>
+        <w:rFonts w:ascii="Courier New" w:hAnsi="Courier New" w:hint="default"/>
+        <w:sz w:val="20"/>
+      </w:rPr>
+    </w:lvl>
+    <w:lvl w:ilvl="2" w:tentative="1">
+      <w:start w:val="1"/>
+      <w:numFmt w:val="bullet"/>
+      <w:lvlText w:val=""/>
+      <w:lvlJc w:val="left"/>
+      <w:pPr>
+        <w:tabs>
+          <w:tab w:val="num" w:pos="2160"/>
+        </w:tabs>
+        <w:ind w:left="2160" w:hanging="360"/>
+      </w:pPr>
+      <w:rPr>
+        <w:rFonts w:ascii="Wingdings" w:hAnsi="Wingdings" w:hint="default"/>
+        <w:sz w:val="20"/>
+      </w:rPr>
+    </w:lvl>
+    <w:lvl w:ilvl="3" w:tentative="1">
+      <w:start w:val="1"/>
+      <w:numFmt w:val="bullet"/>
+      <w:lvlText w:val=""/>
+      <w:lvlJc w:val="left"/>
+      <w:pPr>
+        <w:tabs>
+          <w:tab w:val="num" w:pos="2880"/>
+        </w:tabs>
+        <w:ind w:left="2880" w:hanging="360"/>
+      </w:pPr>
+      <w:rPr>
+        <w:rFonts w:ascii="Wingdings" w:hAnsi="Wingdings" w:hint="default"/>
+        <w:sz w:val="20"/>
+      </w:rPr>
+    </w:lvl>
+    <w:lvl w:ilvl="4" w:tentative="1">
+      <w:start w:val="1"/>
+      <w:numFmt w:val="bullet"/>
+      <w:lvlText w:val=""/>
+      <w:lvlJc w:val="left"/>
+      <w:pPr>
+        <w:tabs>
+          <w:tab w:val="num" w:pos="3600"/>
+        </w:tabs>
+        <w:ind w:left="3600" w:hanging="360"/>
+      </w:pPr>
+      <w:rPr>
+        <w:rFonts w:ascii="Wingdings" w:hAnsi="Wingdings" w:hint="default"/>
+        <w:sz w:val="20"/>
+      </w:rPr>
+    </w:lvl>
+    <w:lvl w:ilvl="5" w:tentative="1">
+      <w:start w:val="1"/>
+      <w:numFmt w:val="bullet"/>
+      <w:lvlText w:val=""/>
+      <w:lvlJc w:val="left"/>
+      <w:pPr>
+        <w:tabs>
+          <w:tab w:val="num" w:pos="4320"/>
+        </w:tabs>
+        <w:ind w:left="4320" w:hanging="360"/>
+      </w:pPr>
+      <w:rPr>
+        <w:rFonts w:ascii="Wingdings" w:hAnsi="Wingdings" w:hint="default"/>
+        <w:sz w:val="20"/>
+      </w:rPr>
+    </w:lvl>
+    <w:lvl w:ilvl="6" w:tentative="1">
+      <w:start w:val="1"/>
+      <w:numFmt w:val="bullet"/>
+      <w:lvlText w:val=""/>
+      <w:lvlJc w:val="left"/>
+      <w:pPr>
+        <w:tabs>
+          <w:tab w:val="num" w:pos="5040"/>
+        </w:tabs>
+        <w:ind w:left="5040" w:hanging="360"/>
+      </w:pPr>
+      <w:rPr>
+        <w:rFonts w:ascii="Wingdings" w:hAnsi="Wingdings" w:hint="default"/>
+        <w:sz w:val="20"/>
+      </w:rPr>
+    </w:lvl>
+    <w:lvl w:ilvl="7" w:tentative="1">
+      <w:start w:val="1"/>
+      <w:numFmt w:val="bullet"/>
+      <w:lvlText w:val=""/>
+      <w:lvlJc w:val="left"/>
+      <w:pPr>
+        <w:tabs>
+          <w:tab w:val="num" w:pos="5760"/>
+        </w:tabs>
+        <w:ind w:left="5760" w:hanging="360"/>
+      </w:pPr>
+      <w:rPr>
+        <w:rFonts w:ascii="Wingdings" w:hAnsi="Wingdings" w:hint="default"/>
+        <w:sz w:val="20"/>
+      </w:rPr>
+    </w:lvl>
+    <w:lvl w:ilvl="8" w:tentative="1">
+      <w:start w:val="1"/>
+      <w:numFmt w:val="bullet"/>
+      <w:lvlText w:val=""/>
+      <w:lvlJc w:val="left"/>
+      <w:pPr>
+        <w:tabs>
+          <w:tab w:val="num" w:pos="6480"/>
+        </w:tabs>
+        <w:ind w:left="6480" w:hanging="360"/>
+      </w:pPr>
+      <w:rPr>
+        <w:rFonts w:ascii="Wingdings" w:hAnsi="Wingdings" w:hint="default"/>
+        <w:sz w:val="20"/>
+      </w:rPr>
+    </w:lvl>
+  </w:abstractNum>
+  <w:abstractNum w:abstractNumId="12" w15:restartNumberingAfterBreak="0">
     <w:nsid w:val="3B5C084E"/>
     <w:multiLevelType w:val="multilevel"/>
     <w:tmpl w:val="9B84A0A6"/>
@@ -7505,7 +7479,7 @@
       </w:pPr>
     </w:lvl>
   </w:abstractNum>
-  <w:abstractNum w:abstractNumId="6" w15:restartNumberingAfterBreak="0">
+  <w:abstractNum w:abstractNumId="13" w15:restartNumberingAfterBreak="0">
     <w:nsid w:val="3FF139FB"/>
     <w:multiLevelType w:val="multilevel"/>
     <w:tmpl w:val="1682E4C4"/>
@@ -7654,7 +7628,7 @@
       </w:rPr>
     </w:lvl>
   </w:abstractNum>
-  <w:abstractNum w:abstractNumId="7" w15:restartNumberingAfterBreak="0">
+  <w:abstractNum w:abstractNumId="14" w15:restartNumberingAfterBreak="0">
     <w:nsid w:val="4750081F"/>
     <w:multiLevelType w:val="multilevel"/>
     <w:tmpl w:val="98FEEA2C"/>
@@ -7803,7 +7777,7 @@
       </w:rPr>
     </w:lvl>
   </w:abstractNum>
-  <w:abstractNum w:abstractNumId="8" w15:restartNumberingAfterBreak="0">
+  <w:abstractNum w:abstractNumId="15" w15:restartNumberingAfterBreak="0">
     <w:nsid w:val="50A917B7"/>
     <w:multiLevelType w:val="multilevel"/>
     <w:tmpl w:val="FB20BB6A"/>
@@ -7916,7 +7890,7 @@
       </w:pPr>
     </w:lvl>
   </w:abstractNum>
-  <w:abstractNum w:abstractNumId="9" w15:restartNumberingAfterBreak="0">
+  <w:abstractNum w:abstractNumId="16" w15:restartNumberingAfterBreak="0">
     <w:nsid w:val="55ED1C46"/>
     <w:multiLevelType w:val="multilevel"/>
     <w:tmpl w:val="B7A4B964"/>
@@ -8065,7 +8039,418 @@
       </w:rPr>
     </w:lvl>
   </w:abstractNum>
-  <w:abstractNum w:abstractNumId="10" w15:restartNumberingAfterBreak="0">
+  <w:abstractNum w:abstractNumId="17" w15:restartNumberingAfterBreak="0">
+    <w:nsid w:val="55FE4933"/>
+    <w:multiLevelType w:val="multilevel"/>
+    <w:tmpl w:val="E9701006"/>
+    <w:lvl w:ilvl="0">
+      <w:start w:val="1"/>
+      <w:numFmt w:val="decimal"/>
+      <w:lvlText w:val="%1."/>
+      <w:lvlJc w:val="left"/>
+      <w:pPr>
+        <w:tabs>
+          <w:tab w:val="num" w:pos="720"/>
+        </w:tabs>
+        <w:ind w:left="720" w:hanging="360"/>
+      </w:pPr>
+    </w:lvl>
+    <w:lvl w:ilvl="1" w:tentative="1">
+      <w:start w:val="1"/>
+      <w:numFmt w:val="decimal"/>
+      <w:lvlText w:val="%2."/>
+      <w:lvlJc w:val="left"/>
+      <w:pPr>
+        <w:tabs>
+          <w:tab w:val="num" w:pos="1440"/>
+        </w:tabs>
+        <w:ind w:left="1440" w:hanging="360"/>
+      </w:pPr>
+    </w:lvl>
+    <w:lvl w:ilvl="2" w:tentative="1">
+      <w:start w:val="1"/>
+      <w:numFmt w:val="decimal"/>
+      <w:lvlText w:val="%3."/>
+      <w:lvlJc w:val="left"/>
+      <w:pPr>
+        <w:tabs>
+          <w:tab w:val="num" w:pos="2160"/>
+        </w:tabs>
+        <w:ind w:left="2160" w:hanging="360"/>
+      </w:pPr>
+    </w:lvl>
+    <w:lvl w:ilvl="3" w:tentative="1">
+      <w:start w:val="1"/>
+      <w:numFmt w:val="decimal"/>
+      <w:lvlText w:val="%4."/>
+      <w:lvlJc w:val="left"/>
+      <w:pPr>
+        <w:tabs>
+          <w:tab w:val="num" w:pos="2880"/>
+        </w:tabs>
+        <w:ind w:left="2880" w:hanging="360"/>
+      </w:pPr>
+    </w:lvl>
+    <w:lvl w:ilvl="4" w:tentative="1">
+      <w:start w:val="1"/>
+      <w:numFmt w:val="decimal"/>
+      <w:lvlText w:val="%5."/>
+      <w:lvlJc w:val="left"/>
+      <w:pPr>
+        <w:tabs>
+          <w:tab w:val="num" w:pos="3600"/>
+        </w:tabs>
+        <w:ind w:left="3600" w:hanging="360"/>
+      </w:pPr>
+    </w:lvl>
+    <w:lvl w:ilvl="5" w:tentative="1">
+      <w:start w:val="1"/>
+      <w:numFmt w:val="decimal"/>
+      <w:lvlText w:val="%6."/>
+      <w:lvlJc w:val="left"/>
+      <w:pPr>
+        <w:tabs>
+          <w:tab w:val="num" w:pos="4320"/>
+        </w:tabs>
+        <w:ind w:left="4320" w:hanging="360"/>
+      </w:pPr>
+    </w:lvl>
+    <w:lvl w:ilvl="6" w:tentative="1">
+      <w:start w:val="1"/>
+      <w:numFmt w:val="decimal"/>
+      <w:lvlText w:val="%7."/>
+      <w:lvlJc w:val="left"/>
+      <w:pPr>
+        <w:tabs>
+          <w:tab w:val="num" w:pos="5040"/>
+        </w:tabs>
+        <w:ind w:left="5040" w:hanging="360"/>
+      </w:pPr>
+    </w:lvl>
+    <w:lvl w:ilvl="7" w:tentative="1">
+      <w:start w:val="1"/>
+      <w:numFmt w:val="decimal"/>
+      <w:lvlText w:val="%8."/>
+      <w:lvlJc w:val="left"/>
+      <w:pPr>
+        <w:tabs>
+          <w:tab w:val="num" w:pos="5760"/>
+        </w:tabs>
+        <w:ind w:left="5760" w:hanging="360"/>
+      </w:pPr>
+    </w:lvl>
+    <w:lvl w:ilvl="8" w:tentative="1">
+      <w:start w:val="1"/>
+      <w:numFmt w:val="decimal"/>
+      <w:lvlText w:val="%9."/>
+      <w:lvlJc w:val="left"/>
+      <w:pPr>
+        <w:tabs>
+          <w:tab w:val="num" w:pos="6480"/>
+        </w:tabs>
+        <w:ind w:left="6480" w:hanging="360"/>
+      </w:pPr>
+    </w:lvl>
+  </w:abstractNum>
+  <w:abstractNum w:abstractNumId="18" w15:restartNumberingAfterBreak="0">
+    <w:nsid w:val="5A4550EE"/>
+    <w:multiLevelType w:val="multilevel"/>
+    <w:tmpl w:val="206AD3BE"/>
+    <w:lvl w:ilvl="0">
+      <w:start w:val="1"/>
+      <w:numFmt w:val="bullet"/>
+      <w:lvlText w:val=""/>
+      <w:lvlJc w:val="left"/>
+      <w:pPr>
+        <w:tabs>
+          <w:tab w:val="num" w:pos="720"/>
+        </w:tabs>
+        <w:ind w:left="720" w:hanging="360"/>
+      </w:pPr>
+      <w:rPr>
+        <w:rFonts w:ascii="Symbol" w:hAnsi="Symbol" w:hint="default"/>
+        <w:sz w:val="20"/>
+      </w:rPr>
+    </w:lvl>
+    <w:lvl w:ilvl="1" w:tentative="1">
+      <w:start w:val="1"/>
+      <w:numFmt w:val="bullet"/>
+      <w:lvlText w:val="o"/>
+      <w:lvlJc w:val="left"/>
+      <w:pPr>
+        <w:tabs>
+          <w:tab w:val="num" w:pos="1440"/>
+        </w:tabs>
+        <w:ind w:left="1440" w:hanging="360"/>
+      </w:pPr>
+      <w:rPr>
+        <w:rFonts w:ascii="Courier New" w:hAnsi="Courier New" w:hint="default"/>
+        <w:sz w:val="20"/>
+      </w:rPr>
+    </w:lvl>
+    <w:lvl w:ilvl="2" w:tentative="1">
+      <w:start w:val="1"/>
+      <w:numFmt w:val="bullet"/>
+      <w:lvlText w:val=""/>
+      <w:lvlJc w:val="left"/>
+      <w:pPr>
+        <w:tabs>
+          <w:tab w:val="num" w:pos="2160"/>
+        </w:tabs>
+        <w:ind w:left="2160" w:hanging="360"/>
+      </w:pPr>
+      <w:rPr>
+        <w:rFonts w:ascii="Wingdings" w:hAnsi="Wingdings" w:hint="default"/>
+        <w:sz w:val="20"/>
+      </w:rPr>
+    </w:lvl>
+    <w:lvl w:ilvl="3" w:tentative="1">
+      <w:start w:val="1"/>
+      <w:numFmt w:val="bullet"/>
+      <w:lvlText w:val=""/>
+      <w:lvlJc w:val="left"/>
+      <w:pPr>
+        <w:tabs>
+          <w:tab w:val="num" w:pos="2880"/>
+        </w:tabs>
+        <w:ind w:left="2880" w:hanging="360"/>
+      </w:pPr>
+      <w:rPr>
+        <w:rFonts w:ascii="Wingdings" w:hAnsi="Wingdings" w:hint="default"/>
+        <w:sz w:val="20"/>
+      </w:rPr>
+    </w:lvl>
+    <w:lvl w:ilvl="4" w:tentative="1">
+      <w:start w:val="1"/>
+      <w:numFmt w:val="bullet"/>
+      <w:lvlText w:val=""/>
+      <w:lvlJc w:val="left"/>
+      <w:pPr>
+        <w:tabs>
+          <w:tab w:val="num" w:pos="3600"/>
+        </w:tabs>
+        <w:ind w:left="3600" w:hanging="360"/>
+      </w:pPr>
+      <w:rPr>
+        <w:rFonts w:ascii="Wingdings" w:hAnsi="Wingdings" w:hint="default"/>
+        <w:sz w:val="20"/>
+      </w:rPr>
+    </w:lvl>
+    <w:lvl w:ilvl="5" w:tentative="1">
+      <w:start w:val="1"/>
+      <w:numFmt w:val="bullet"/>
+      <w:lvlText w:val=""/>
+      <w:lvlJc w:val="left"/>
+      <w:pPr>
+        <w:tabs>
+          <w:tab w:val="num" w:pos="4320"/>
+        </w:tabs>
+        <w:ind w:left="4320" w:hanging="360"/>
+      </w:pPr>
+      <w:rPr>
+        <w:rFonts w:ascii="Wingdings" w:hAnsi="Wingdings" w:hint="default"/>
+        <w:sz w:val="20"/>
+      </w:rPr>
+    </w:lvl>
+    <w:lvl w:ilvl="6" w:tentative="1">
+      <w:start w:val="1"/>
+      <w:numFmt w:val="bullet"/>
+      <w:lvlText w:val=""/>
+      <w:lvlJc w:val="left"/>
+      <w:pPr>
+        <w:tabs>
+          <w:tab w:val="num" w:pos="5040"/>
+        </w:tabs>
+        <w:ind w:left="5040" w:hanging="360"/>
+      </w:pPr>
+      <w:rPr>
+        <w:rFonts w:ascii="Wingdings" w:hAnsi="Wingdings" w:hint="default"/>
+        <w:sz w:val="20"/>
+      </w:rPr>
+    </w:lvl>
+    <w:lvl w:ilvl="7" w:tentative="1">
+      <w:start w:val="1"/>
+      <w:numFmt w:val="bullet"/>
+      <w:lvlText w:val=""/>
+      <w:lvlJc w:val="left"/>
+      <w:pPr>
+        <w:tabs>
+          <w:tab w:val="num" w:pos="5760"/>
+        </w:tabs>
+        <w:ind w:left="5760" w:hanging="360"/>
+      </w:pPr>
+      <w:rPr>
+        <w:rFonts w:ascii="Wingdings" w:hAnsi="Wingdings" w:hint="default"/>
+        <w:sz w:val="20"/>
+      </w:rPr>
+    </w:lvl>
+    <w:lvl w:ilvl="8" w:tentative="1">
+      <w:start w:val="1"/>
+      <w:numFmt w:val="bullet"/>
+      <w:lvlText w:val=""/>
+      <w:lvlJc w:val="left"/>
+      <w:pPr>
+        <w:tabs>
+          <w:tab w:val="num" w:pos="6480"/>
+        </w:tabs>
+        <w:ind w:left="6480" w:hanging="360"/>
+      </w:pPr>
+      <w:rPr>
+        <w:rFonts w:ascii="Wingdings" w:hAnsi="Wingdings" w:hint="default"/>
+        <w:sz w:val="20"/>
+      </w:rPr>
+    </w:lvl>
+  </w:abstractNum>
+  <w:abstractNum w:abstractNumId="19" w15:restartNumberingAfterBreak="0">
+    <w:nsid w:val="659149DF"/>
+    <w:multiLevelType w:val="multilevel"/>
+    <w:tmpl w:val="6EDA22BC"/>
+    <w:lvl w:ilvl="0">
+      <w:start w:val="1"/>
+      <w:numFmt w:val="bullet"/>
+      <w:lvlText w:val=""/>
+      <w:lvlJc w:val="left"/>
+      <w:pPr>
+        <w:tabs>
+          <w:tab w:val="num" w:pos="720"/>
+        </w:tabs>
+        <w:ind w:left="720" w:hanging="360"/>
+      </w:pPr>
+      <w:rPr>
+        <w:rFonts w:ascii="Symbol" w:hAnsi="Symbol" w:hint="default"/>
+        <w:sz w:val="20"/>
+      </w:rPr>
+    </w:lvl>
+    <w:lvl w:ilvl="1" w:tentative="1">
+      <w:start w:val="1"/>
+      <w:numFmt w:val="bullet"/>
+      <w:lvlText w:val="o"/>
+      <w:lvlJc w:val="left"/>
+      <w:pPr>
+        <w:tabs>
+          <w:tab w:val="num" w:pos="1440"/>
+        </w:tabs>
+        <w:ind w:left="1440" w:hanging="360"/>
+      </w:pPr>
+      <w:rPr>
+        <w:rFonts w:ascii="Courier New" w:hAnsi="Courier New" w:hint="default"/>
+        <w:sz w:val="20"/>
+      </w:rPr>
+    </w:lvl>
+    <w:lvl w:ilvl="2" w:tentative="1">
+      <w:start w:val="1"/>
+      <w:numFmt w:val="bullet"/>
+      <w:lvlText w:val=""/>
+      <w:lvlJc w:val="left"/>
+      <w:pPr>
+        <w:tabs>
+          <w:tab w:val="num" w:pos="2160"/>
+        </w:tabs>
+        <w:ind w:left="2160" w:hanging="360"/>
+      </w:pPr>
+      <w:rPr>
+        <w:rFonts w:ascii="Wingdings" w:hAnsi="Wingdings" w:hint="default"/>
+        <w:sz w:val="20"/>
+      </w:rPr>
+    </w:lvl>
+    <w:lvl w:ilvl="3" w:tentative="1">
+      <w:start w:val="1"/>
+      <w:numFmt w:val="bullet"/>
+      <w:lvlText w:val=""/>
+      <w:lvlJc w:val="left"/>
+      <w:pPr>
+        <w:tabs>
+          <w:tab w:val="num" w:pos="2880"/>
+        </w:tabs>
+        <w:ind w:left="2880" w:hanging="360"/>
+      </w:pPr>
+      <w:rPr>
+        <w:rFonts w:ascii="Wingdings" w:hAnsi="Wingdings" w:hint="default"/>
+        <w:sz w:val="20"/>
+      </w:rPr>
+    </w:lvl>
+    <w:lvl w:ilvl="4" w:tentative="1">
+      <w:start w:val="1"/>
+      <w:numFmt w:val="bullet"/>
+      <w:lvlText w:val=""/>
+      <w:lvlJc w:val="left"/>
+      <w:pPr>
+        <w:tabs>
+          <w:tab w:val="num" w:pos="3600"/>
+        </w:tabs>
+        <w:ind w:left="3600" w:hanging="360"/>
+      </w:pPr>
+      <w:rPr>
+        <w:rFonts w:ascii="Wingdings" w:hAnsi="Wingdings" w:hint="default"/>
+        <w:sz w:val="20"/>
+      </w:rPr>
+    </w:lvl>
+    <w:lvl w:ilvl="5" w:tentative="1">
+      <w:start w:val="1"/>
+      <w:numFmt w:val="bullet"/>
+      <w:lvlText w:val=""/>
+      <w:lvlJc w:val="left"/>
+      <w:pPr>
+        <w:tabs>
+          <w:tab w:val="num" w:pos="4320"/>
+        </w:tabs>
+        <w:ind w:left="4320" w:hanging="360"/>
+      </w:pPr>
+      <w:rPr>
+        <w:rFonts w:ascii="Wingdings" w:hAnsi="Wingdings" w:hint="default"/>
+        <w:sz w:val="20"/>
+      </w:rPr>
+    </w:lvl>
+    <w:lvl w:ilvl="6" w:tentative="1">
+      <w:start w:val="1"/>
+      <w:numFmt w:val="bullet"/>
+      <w:lvlText w:val=""/>
+      <w:lvlJc w:val="left"/>
+      <w:pPr>
+        <w:tabs>
+          <w:tab w:val="num" w:pos="5040"/>
+        </w:tabs>
+        <w:ind w:left="5040" w:hanging="360"/>
+      </w:pPr>
+      <w:rPr>
+        <w:rFonts w:ascii="Wingdings" w:hAnsi="Wingdings" w:hint="default"/>
+        <w:sz w:val="20"/>
+      </w:rPr>
+    </w:lvl>
+    <w:lvl w:ilvl="7" w:tentative="1">
+      <w:start w:val="1"/>
+      <w:numFmt w:val="bullet"/>
+      <w:lvlText w:val=""/>
+      <w:lvlJc w:val="left"/>
+      <w:pPr>
+        <w:tabs>
+          <w:tab w:val="num" w:pos="5760"/>
+        </w:tabs>
+        <w:ind w:left="5760" w:hanging="360"/>
+      </w:pPr>
+      <w:rPr>
+        <w:rFonts w:ascii="Wingdings" w:hAnsi="Wingdings" w:hint="default"/>
+        <w:sz w:val="20"/>
+      </w:rPr>
+    </w:lvl>
+    <w:lvl w:ilvl="8" w:tentative="1">
+      <w:start w:val="1"/>
+      <w:numFmt w:val="bullet"/>
+      <w:lvlText w:val=""/>
+      <w:lvlJc w:val="left"/>
+      <w:pPr>
+        <w:tabs>
+          <w:tab w:val="num" w:pos="6480"/>
+        </w:tabs>
+        <w:ind w:left="6480" w:hanging="360"/>
+      </w:pPr>
+      <w:rPr>
+        <w:rFonts w:ascii="Wingdings" w:hAnsi="Wingdings" w:hint="default"/>
+        <w:sz w:val="20"/>
+      </w:rPr>
+    </w:lvl>
+  </w:abstractNum>
+  <w:abstractNum w:abstractNumId="20" w15:restartNumberingAfterBreak="0">
     <w:nsid w:val="66A22537"/>
     <w:multiLevelType w:val="multilevel"/>
     <w:tmpl w:val="CC509910"/>
@@ -8214,7 +8599,7 @@
       </w:rPr>
     </w:lvl>
   </w:abstractNum>
-  <w:abstractNum w:abstractNumId="11" w15:restartNumberingAfterBreak="0">
+  <w:abstractNum w:abstractNumId="21" w15:restartNumberingAfterBreak="0">
     <w:nsid w:val="6B9915B1"/>
     <w:multiLevelType w:val="multilevel"/>
     <w:tmpl w:val="B7B87DD8"/>
@@ -8327,7 +8712,7 @@
       </w:pPr>
     </w:lvl>
   </w:abstractNum>
-  <w:abstractNum w:abstractNumId="12" w15:restartNumberingAfterBreak="0">
+  <w:abstractNum w:abstractNumId="22" w15:restartNumberingAfterBreak="0">
     <w:nsid w:val="6BAE349D"/>
     <w:multiLevelType w:val="multilevel"/>
     <w:tmpl w:val="4F88878C"/>
@@ -8476,7 +8861,305 @@
       </w:rPr>
     </w:lvl>
   </w:abstractNum>
-  <w:abstractNum w:abstractNumId="13" w15:restartNumberingAfterBreak="0">
+  <w:abstractNum w:abstractNumId="23" w15:restartNumberingAfterBreak="0">
+    <w:nsid w:val="6F6C490B"/>
+    <w:multiLevelType w:val="multilevel"/>
+    <w:tmpl w:val="C442D456"/>
+    <w:lvl w:ilvl="0">
+      <w:start w:val="1"/>
+      <w:numFmt w:val="bullet"/>
+      <w:lvlText w:val=""/>
+      <w:lvlJc w:val="left"/>
+      <w:pPr>
+        <w:tabs>
+          <w:tab w:val="num" w:pos="720"/>
+        </w:tabs>
+        <w:ind w:left="720" w:hanging="360"/>
+      </w:pPr>
+      <w:rPr>
+        <w:rFonts w:ascii="Symbol" w:hAnsi="Symbol" w:hint="default"/>
+        <w:sz w:val="20"/>
+      </w:rPr>
+    </w:lvl>
+    <w:lvl w:ilvl="1" w:tentative="1">
+      <w:start w:val="1"/>
+      <w:numFmt w:val="bullet"/>
+      <w:lvlText w:val="o"/>
+      <w:lvlJc w:val="left"/>
+      <w:pPr>
+        <w:tabs>
+          <w:tab w:val="num" w:pos="1440"/>
+        </w:tabs>
+        <w:ind w:left="1440" w:hanging="360"/>
+      </w:pPr>
+      <w:rPr>
+        <w:rFonts w:ascii="Courier New" w:hAnsi="Courier New" w:hint="default"/>
+        <w:sz w:val="20"/>
+      </w:rPr>
+    </w:lvl>
+    <w:lvl w:ilvl="2" w:tentative="1">
+      <w:start w:val="1"/>
+      <w:numFmt w:val="bullet"/>
+      <w:lvlText w:val=""/>
+      <w:lvlJc w:val="left"/>
+      <w:pPr>
+        <w:tabs>
+          <w:tab w:val="num" w:pos="2160"/>
+        </w:tabs>
+        <w:ind w:left="2160" w:hanging="360"/>
+      </w:pPr>
+      <w:rPr>
+        <w:rFonts w:ascii="Wingdings" w:hAnsi="Wingdings" w:hint="default"/>
+        <w:sz w:val="20"/>
+      </w:rPr>
+    </w:lvl>
+    <w:lvl w:ilvl="3" w:tentative="1">
+      <w:start w:val="1"/>
+      <w:numFmt w:val="bullet"/>
+      <w:lvlText w:val=""/>
+      <w:lvlJc w:val="left"/>
+      <w:pPr>
+        <w:tabs>
+          <w:tab w:val="num" w:pos="2880"/>
+        </w:tabs>
+        <w:ind w:left="2880" w:hanging="360"/>
+      </w:pPr>
+      <w:rPr>
+        <w:rFonts w:ascii="Wingdings" w:hAnsi="Wingdings" w:hint="default"/>
+        <w:sz w:val="20"/>
+      </w:rPr>
+    </w:lvl>
+    <w:lvl w:ilvl="4" w:tentative="1">
+      <w:start w:val="1"/>
+      <w:numFmt w:val="bullet"/>
+      <w:lvlText w:val=""/>
+      <w:lvlJc w:val="left"/>
+      <w:pPr>
+        <w:tabs>
+          <w:tab w:val="num" w:pos="3600"/>
+        </w:tabs>
+        <w:ind w:left="3600" w:hanging="360"/>
+      </w:pPr>
+      <w:rPr>
+        <w:rFonts w:ascii="Wingdings" w:hAnsi="Wingdings" w:hint="default"/>
+        <w:sz w:val="20"/>
+      </w:rPr>
+    </w:lvl>
+    <w:lvl w:ilvl="5" w:tentative="1">
+      <w:start w:val="1"/>
+      <w:numFmt w:val="bullet"/>
+      <w:lvlText w:val=""/>
+      <w:lvlJc w:val="left"/>
+      <w:pPr>
+        <w:tabs>
+          <w:tab w:val="num" w:pos="4320"/>
+        </w:tabs>
+        <w:ind w:left="4320" w:hanging="360"/>
+      </w:pPr>
+      <w:rPr>
+        <w:rFonts w:ascii="Wingdings" w:hAnsi="Wingdings" w:hint="default"/>
+        <w:sz w:val="20"/>
+      </w:rPr>
+    </w:lvl>
+    <w:lvl w:ilvl="6" w:tentative="1">
+      <w:start w:val="1"/>
+      <w:numFmt w:val="bullet"/>
+      <w:lvlText w:val=""/>
+      <w:lvlJc w:val="left"/>
+      <w:pPr>
+        <w:tabs>
+          <w:tab w:val="num" w:pos="5040"/>
+        </w:tabs>
+        <w:ind w:left="5040" w:hanging="360"/>
+      </w:pPr>
+      <w:rPr>
+        <w:rFonts w:ascii="Wingdings" w:hAnsi="Wingdings" w:hint="default"/>
+        <w:sz w:val="20"/>
+      </w:rPr>
+    </w:lvl>
+    <w:lvl w:ilvl="7" w:tentative="1">
+      <w:start w:val="1"/>
+      <w:numFmt w:val="bullet"/>
+      <w:lvlText w:val=""/>
+      <w:lvlJc w:val="left"/>
+      <w:pPr>
+        <w:tabs>
+          <w:tab w:val="num" w:pos="5760"/>
+        </w:tabs>
+        <w:ind w:left="5760" w:hanging="360"/>
+      </w:pPr>
+      <w:rPr>
+        <w:rFonts w:ascii="Wingdings" w:hAnsi="Wingdings" w:hint="default"/>
+        <w:sz w:val="20"/>
+      </w:rPr>
+    </w:lvl>
+    <w:lvl w:ilvl="8" w:tentative="1">
+      <w:start w:val="1"/>
+      <w:numFmt w:val="bullet"/>
+      <w:lvlText w:val=""/>
+      <w:lvlJc w:val="left"/>
+      <w:pPr>
+        <w:tabs>
+          <w:tab w:val="num" w:pos="6480"/>
+        </w:tabs>
+        <w:ind w:left="6480" w:hanging="360"/>
+      </w:pPr>
+      <w:rPr>
+        <w:rFonts w:ascii="Wingdings" w:hAnsi="Wingdings" w:hint="default"/>
+        <w:sz w:val="20"/>
+      </w:rPr>
+    </w:lvl>
+  </w:abstractNum>
+  <w:abstractNum w:abstractNumId="24" w15:restartNumberingAfterBreak="0">
+    <w:nsid w:val="7B5074BD"/>
+    <w:multiLevelType w:val="multilevel"/>
+    <w:tmpl w:val="792871E6"/>
+    <w:lvl w:ilvl="0">
+      <w:start w:val="1"/>
+      <w:numFmt w:val="bullet"/>
+      <w:lvlText w:val=""/>
+      <w:lvlJc w:val="left"/>
+      <w:pPr>
+        <w:tabs>
+          <w:tab w:val="num" w:pos="720"/>
+        </w:tabs>
+        <w:ind w:left="720" w:hanging="360"/>
+      </w:pPr>
+      <w:rPr>
+        <w:rFonts w:ascii="Symbol" w:hAnsi="Symbol" w:hint="default"/>
+        <w:sz w:val="20"/>
+      </w:rPr>
+    </w:lvl>
+    <w:lvl w:ilvl="1" w:tentative="1">
+      <w:start w:val="1"/>
+      <w:numFmt w:val="bullet"/>
+      <w:lvlText w:val="o"/>
+      <w:lvlJc w:val="left"/>
+      <w:pPr>
+        <w:tabs>
+          <w:tab w:val="num" w:pos="1440"/>
+        </w:tabs>
+        <w:ind w:left="1440" w:hanging="360"/>
+      </w:pPr>
+      <w:rPr>
+        <w:rFonts w:ascii="Courier New" w:hAnsi="Courier New" w:hint="default"/>
+        <w:sz w:val="20"/>
+      </w:rPr>
+    </w:lvl>
+    <w:lvl w:ilvl="2" w:tentative="1">
+      <w:start w:val="1"/>
+      <w:numFmt w:val="bullet"/>
+      <w:lvlText w:val=""/>
+      <w:lvlJc w:val="left"/>
+      <w:pPr>
+        <w:tabs>
+          <w:tab w:val="num" w:pos="2160"/>
+        </w:tabs>
+        <w:ind w:left="2160" w:hanging="360"/>
+      </w:pPr>
+      <w:rPr>
+        <w:rFonts w:ascii="Wingdings" w:hAnsi="Wingdings" w:hint="default"/>
+        <w:sz w:val="20"/>
+      </w:rPr>
+    </w:lvl>
+    <w:lvl w:ilvl="3" w:tentative="1">
+      <w:start w:val="1"/>
+      <w:numFmt w:val="bullet"/>
+      <w:lvlText w:val=""/>
+      <w:lvlJc w:val="left"/>
+      <w:pPr>
+        <w:tabs>
+          <w:tab w:val="num" w:pos="2880"/>
+        </w:tabs>
+        <w:ind w:left="2880" w:hanging="360"/>
+      </w:pPr>
+      <w:rPr>
+        <w:rFonts w:ascii="Wingdings" w:hAnsi="Wingdings" w:hint="default"/>
+        <w:sz w:val="20"/>
+      </w:rPr>
+    </w:lvl>
+    <w:lvl w:ilvl="4" w:tentative="1">
+      <w:start w:val="1"/>
+      <w:numFmt w:val="bullet"/>
+      <w:lvlText w:val=""/>
+      <w:lvlJc w:val="left"/>
+      <w:pPr>
+        <w:tabs>
+          <w:tab w:val="num" w:pos="3600"/>
+        </w:tabs>
+        <w:ind w:left="3600" w:hanging="360"/>
+      </w:pPr>
+      <w:rPr>
+        <w:rFonts w:ascii="Wingdings" w:hAnsi="Wingdings" w:hint="default"/>
+        <w:sz w:val="20"/>
+      </w:rPr>
+    </w:lvl>
+    <w:lvl w:ilvl="5" w:tentative="1">
+      <w:start w:val="1"/>
+      <w:numFmt w:val="bullet"/>
+      <w:lvlText w:val=""/>
+      <w:lvlJc w:val="left"/>
+      <w:pPr>
+        <w:tabs>
+          <w:tab w:val="num" w:pos="4320"/>
+        </w:tabs>
+        <w:ind w:left="4320" w:hanging="360"/>
+      </w:pPr>
+      <w:rPr>
+        <w:rFonts w:ascii="Wingdings" w:hAnsi="Wingdings" w:hint="default"/>
+        <w:sz w:val="20"/>
+      </w:rPr>
+    </w:lvl>
+    <w:lvl w:ilvl="6" w:tentative="1">
+      <w:start w:val="1"/>
+      <w:numFmt w:val="bullet"/>
+      <w:lvlText w:val=""/>
+      <w:lvlJc w:val="left"/>
+      <w:pPr>
+        <w:tabs>
+          <w:tab w:val="num" w:pos="5040"/>
+        </w:tabs>
+        <w:ind w:left="5040" w:hanging="360"/>
+      </w:pPr>
+      <w:rPr>
+        <w:rFonts w:ascii="Wingdings" w:hAnsi="Wingdings" w:hint="default"/>
+        <w:sz w:val="20"/>
+      </w:rPr>
+    </w:lvl>
+    <w:lvl w:ilvl="7" w:tentative="1">
+      <w:start w:val="1"/>
+      <w:numFmt w:val="bullet"/>
+      <w:lvlText w:val=""/>
+      <w:lvlJc w:val="left"/>
+      <w:pPr>
+        <w:tabs>
+          <w:tab w:val="num" w:pos="5760"/>
+        </w:tabs>
+        <w:ind w:left="5760" w:hanging="360"/>
+      </w:pPr>
+      <w:rPr>
+        <w:rFonts w:ascii="Wingdings" w:hAnsi="Wingdings" w:hint="default"/>
+        <w:sz w:val="20"/>
+      </w:rPr>
+    </w:lvl>
+    <w:lvl w:ilvl="8" w:tentative="1">
+      <w:start w:val="1"/>
+      <w:numFmt w:val="bullet"/>
+      <w:lvlText w:val=""/>
+      <w:lvlJc w:val="left"/>
+      <w:pPr>
+        <w:tabs>
+          <w:tab w:val="num" w:pos="6480"/>
+        </w:tabs>
+        <w:ind w:left="6480" w:hanging="360"/>
+      </w:pPr>
+      <w:rPr>
+        <w:rFonts w:ascii="Wingdings" w:hAnsi="Wingdings" w:hint="default"/>
+        <w:sz w:val="20"/>
+      </w:rPr>
+    </w:lvl>
+  </w:abstractNum>
+  <w:abstractNum w:abstractNumId="25" w15:restartNumberingAfterBreak="0">
     <w:nsid w:val="7CAF22E8"/>
     <w:multiLevelType w:val="multilevel"/>
     <w:tmpl w:val="B846CD66"/>
@@ -8589,7 +9272,7 @@
       </w:pPr>
     </w:lvl>
   </w:abstractNum>
-  <w:abstractNum w:abstractNumId="14" w15:restartNumberingAfterBreak="0">
+  <w:abstractNum w:abstractNumId="26" w15:restartNumberingAfterBreak="0">
     <w:nsid w:val="7F675B34"/>
     <w:multiLevelType w:val="multilevel"/>
     <w:tmpl w:val="57885E16"/>
@@ -8703,49 +9386,85 @@
     </w:lvl>
   </w:abstractNum>
   <w:num w:numId="1" w16cid:durableId="340593729">
-    <w:abstractNumId w:val="11"/>
+    <w:abstractNumId w:val="21"/>
   </w:num>
   <w:num w:numId="2" w16cid:durableId="1045174750">
-    <w:abstractNumId w:val="2"/>
+    <w:abstractNumId w:val="5"/>
   </w:num>
   <w:num w:numId="3" w16cid:durableId="907764232">
-    <w:abstractNumId w:val="13"/>
+    <w:abstractNumId w:val="25"/>
   </w:num>
   <w:num w:numId="4" w16cid:durableId="1917283573">
-    <w:abstractNumId w:val="14"/>
+    <w:abstractNumId w:val="26"/>
   </w:num>
   <w:num w:numId="5" w16cid:durableId="510729094">
-    <w:abstractNumId w:val="7"/>
+    <w:abstractNumId w:val="14"/>
   </w:num>
   <w:num w:numId="6" w16cid:durableId="136994477">
     <w:abstractNumId w:val="0"/>
   </w:num>
   <w:num w:numId="7" w16cid:durableId="1317144759">
-    <w:abstractNumId w:val="10"/>
+    <w:abstractNumId w:val="20"/>
   </w:num>
   <w:num w:numId="8" w16cid:durableId="1893036495">
     <w:abstractNumId w:val="1"/>
   </w:num>
   <w:num w:numId="9" w16cid:durableId="1850366284">
+    <w:abstractNumId w:val="8"/>
+  </w:num>
+  <w:num w:numId="10" w16cid:durableId="1096973985">
+    <w:abstractNumId w:val="15"/>
+  </w:num>
+  <w:num w:numId="11" w16cid:durableId="1043872414">
+    <w:abstractNumId w:val="12"/>
+  </w:num>
+  <w:num w:numId="12" w16cid:durableId="1892573570">
+    <w:abstractNumId w:val="6"/>
+  </w:num>
+  <w:num w:numId="13" w16cid:durableId="1695300114">
+    <w:abstractNumId w:val="13"/>
+  </w:num>
+  <w:num w:numId="14" w16cid:durableId="1778406094">
+    <w:abstractNumId w:val="16"/>
+  </w:num>
+  <w:num w:numId="15" w16cid:durableId="1280381481">
+    <w:abstractNumId w:val="22"/>
+  </w:num>
+  <w:num w:numId="16" w16cid:durableId="485705356">
+    <w:abstractNumId w:val="17"/>
+  </w:num>
+  <w:num w:numId="17" w16cid:durableId="833226146">
+    <w:abstractNumId w:val="23"/>
+  </w:num>
+  <w:num w:numId="18" w16cid:durableId="939945582">
+    <w:abstractNumId w:val="7"/>
+  </w:num>
+  <w:num w:numId="19" w16cid:durableId="584656351">
+    <w:abstractNumId w:val="11"/>
+  </w:num>
+  <w:num w:numId="20" w16cid:durableId="282083025">
     <w:abstractNumId w:val="4"/>
   </w:num>
-  <w:num w:numId="10" w16cid:durableId="1096973985">
-    <w:abstractNumId w:val="8"/>
+  <w:num w:numId="21" w16cid:durableId="567688780">
+    <w:abstractNumId w:val="2"/>
   </w:num>
-  <w:num w:numId="11" w16cid:durableId="1043872414">
-    <w:abstractNumId w:val="5"/>
+  <w:num w:numId="22" w16cid:durableId="1618296530">
+    <w:abstractNumId w:val="9"/>
   </w:num>
-  <w:num w:numId="12" w16cid:durableId="1892573570">
+  <w:num w:numId="23" w16cid:durableId="19858975">
+    <w:abstractNumId w:val="19"/>
+  </w:num>
+  <w:num w:numId="24" w16cid:durableId="328796938">
+    <w:abstractNumId w:val="24"/>
+  </w:num>
+  <w:num w:numId="25" w16cid:durableId="464472966">
+    <w:abstractNumId w:val="10"/>
+  </w:num>
+  <w:num w:numId="26" w16cid:durableId="1778136456">
     <w:abstractNumId w:val="3"/>
   </w:num>
-  <w:num w:numId="13" w16cid:durableId="1695300114">
-    <w:abstractNumId w:val="6"/>
-  </w:num>
-  <w:num w:numId="14" w16cid:durableId="1778406094">
-    <w:abstractNumId w:val="9"/>
-  </w:num>
-  <w:num w:numId="15" w16cid:durableId="1280381481">
-    <w:abstractNumId w:val="12"/>
+  <w:num w:numId="27" w16cid:durableId="1894779063">
+    <w:abstractNumId w:val="18"/>
   </w:num>
 </w:numbering>
 </file>
@@ -9352,7 +10071,6 @@
   <w:style w:type="character" w:default="1" w:styleId="Fuentedeprrafopredeter">
     <w:name w:val="Default Paragraph Font"/>
     <w:uiPriority w:val="1"/>
-    <w:semiHidden/>
     <w:unhideWhenUsed/>
   </w:style>
   <w:style w:type="table" w:default="1" w:styleId="Tablanormal">

--- a/Documentacion/10_Monitorizacion.docx
+++ b/Documentacion/10_Monitorizacion.docx
@@ -3933,6 +3933,7 @@
         <w:rPr>
           <w:b/>
           <w:bCs/>
+          <w:noProof/>
         </w:rPr>
         <w:lastRenderedPageBreak/>
         <w:drawing>
@@ -4119,6 +4120,7 @@
         <w:rPr>
           <w:b/>
           <w:bCs/>
+          <w:noProof/>
         </w:rPr>
         <w:drawing>
           <wp:inline distT="0" distB="0" distL="0" distR="0" wp14:anchorId="64B95440" wp14:editId="1FEE8BCD">
@@ -4582,7 +4584,7 @@
         </w:rPr>
         <w:lastRenderedPageBreak/>
         <w:pict w14:anchorId="79484EBC">
-          <v:rect id="_x0000_i1035" style="width:0;height:1.5pt" o:hralign="center" o:hrstd="t" o:hr="t" fillcolor="#a0a0a0" stroked="f"/>
+          <v:rect id="_x0000_i1029" style="width:0;height:1.5pt" o:hralign="center" o:hrstd="t" o:hr="t" fillcolor="#a0a0a0" stroked="f"/>
         </w:pict>
       </w:r>
     </w:p>
@@ -4955,7 +4957,7 @@
           <w:bCs/>
         </w:rPr>
         <w:pict w14:anchorId="63A77960">
-          <v:rect id="_x0000_i1055" style="width:0;height:1.5pt" o:hralign="center" o:hrstd="t" o:hr="t" fillcolor="#a0a0a0" stroked="f"/>
+          <v:rect id="_x0000_i1030" style="width:0;height:1.5pt" o:hralign="center" o:hrstd="t" o:hr="t" fillcolor="#a0a0a0" stroked="f"/>
         </w:pict>
       </w:r>
     </w:p>
@@ -5074,7 +5076,7 @@
           <w:bCs/>
         </w:rPr>
         <w:pict w14:anchorId="2AE83CA8">
-          <v:rect id="_x0000_i1056" style="width:0;height:1.5pt" o:hralign="center" o:hrstd="t" o:hr="t" fillcolor="#a0a0a0" stroked="f"/>
+          <v:rect id="_x0000_i1031" style="width:0;height:1.5pt" o:hralign="center" o:hrstd="t" o:hr="t" fillcolor="#a0a0a0" stroked="f"/>
         </w:pict>
       </w:r>
     </w:p>
@@ -5497,7 +5499,7 @@
           <w:bCs/>
         </w:rPr>
         <w:pict w14:anchorId="2A6BB846">
-          <v:rect id="_x0000_i1057" style="width:0;height:1.5pt" o:hralign="center" o:hrstd="t" o:hr="t" fillcolor="#a0a0a0" stroked="f"/>
+          <v:rect id="_x0000_i1032" style="width:0;height:1.5pt" o:hralign="center" o:hrstd="t" o:hr="t" fillcolor="#a0a0a0" stroked="f"/>
         </w:pict>
       </w:r>
     </w:p>
@@ -5694,6 +5696,637 @@
         </w:rPr>
         <w:t>¿Con esto ya tienes completados los 3 puntos del trabajo o te falta algún detalle de la recolección de logs con Alloy?</w:t>
       </w:r>
+    </w:p>
+    <w:p>
+      <w:pPr>
+        <w:rPr>
+          <w:b/>
+          <w:bCs/>
+        </w:rPr>
+      </w:pPr>
+    </w:p>
+    <w:p>
+      <w:pPr>
+        <w:rPr>
+          <w:b/>
+          <w:bCs/>
+        </w:rPr>
+      </w:pPr>
+    </w:p>
+    <w:p>
+      <w:pPr>
+        <w:rPr>
+          <w:b/>
+          <w:bCs/>
+        </w:rPr>
+      </w:pPr>
+      <w:r>
+        <w:rPr>
+          <w:b/>
+          <w:bCs/>
+        </w:rPr>
+        <w:t>Para testear una alerta de disco sin tener que llenar archivos basura en tu VM de FOG (lo cual es peligroso porque podrías bloquear el sistema), el método más profesional y limpio es manipular el umbral (Threshold) en Grafana.</w:t>
+      </w:r>
+    </w:p>
+    <w:p>
+      <w:pPr>
+        <w:rPr>
+          <w:b/>
+          <w:bCs/>
+        </w:rPr>
+      </w:pPr>
+      <w:r>
+        <w:rPr>
+          <w:b/>
+          <w:bCs/>
+        </w:rPr>
+        <w:t>Aquí tienes los pasos exactos para hacer un test real que genere la notificación en Discord:</w:t>
+      </w:r>
+    </w:p>
+    <w:p>
+      <w:pPr>
+        <w:rPr>
+          <w:b/>
+          <w:bCs/>
+        </w:rPr>
+      </w:pPr>
+      <w:r>
+        <w:rPr>
+          <w:b/>
+          <w:bCs/>
+        </w:rPr>
+        <w:t>1. Comprueba tu uso de disco actual</w:t>
+      </w:r>
+    </w:p>
+    <w:p>
+      <w:pPr>
+        <w:rPr>
+          <w:b/>
+          <w:bCs/>
+        </w:rPr>
+      </w:pPr>
+      <w:r>
+        <w:rPr>
+          <w:b/>
+          <w:bCs/>
+        </w:rPr>
+        <w:t>Primero, necesitamos saber cuánto disco estás usando realmente en la VM de FOG.</w:t>
+      </w:r>
+    </w:p>
+    <w:p>
+      <w:pPr>
+        <w:numPr>
+          <w:ilvl w:val="0"/>
+          <w:numId w:val="28"/>
+        </w:numPr>
+        <w:rPr>
+          <w:b/>
+          <w:bCs/>
+        </w:rPr>
+      </w:pPr>
+      <w:r>
+        <w:rPr>
+          <w:b/>
+          <w:bCs/>
+        </w:rPr>
+        <w:t>Ve a tu Dashboard de Grafana (el 1860 que importaste).</w:t>
+      </w:r>
+    </w:p>
+    <w:p>
+      <w:pPr>
+        <w:numPr>
+          <w:ilvl w:val="0"/>
+          <w:numId w:val="28"/>
+        </w:numPr>
+        <w:rPr>
+          <w:b/>
+          <w:bCs/>
+        </w:rPr>
+      </w:pPr>
+      <w:r>
+        <w:rPr>
+          <w:b/>
+          <w:bCs/>
+        </w:rPr>
+        <w:t>Busca el panel que dice Disk Space Used o File System Device Usage.</w:t>
+      </w:r>
+    </w:p>
+    <w:p>
+      <w:pPr>
+        <w:numPr>
+          <w:ilvl w:val="0"/>
+          <w:numId w:val="28"/>
+        </w:numPr>
+        <w:rPr>
+          <w:b/>
+          <w:bCs/>
+        </w:rPr>
+      </w:pPr>
+      <w:r>
+        <w:rPr>
+          <w:b/>
+          <w:bCs/>
+        </w:rPr>
+        <w:t>Anota el porcentaje (por ejemplo: 35%).</w:t>
+      </w:r>
+    </w:p>
+    <w:p>
+      <w:pPr>
+        <w:rPr>
+          <w:b/>
+          <w:bCs/>
+        </w:rPr>
+      </w:pPr>
+      <w:r>
+        <w:rPr>
+          <w:b/>
+          <w:bCs/>
+        </w:rPr>
+        <w:pict w14:anchorId="20F6700D">
+          <v:rect id="_x0000_i1033" style="width:0;height:1.5pt" o:hralign="center" o:hrstd="t" o:hr="t" fillcolor="#a0a0a0" stroked="f"/>
+        </w:pict>
+      </w:r>
+    </w:p>
+    <w:p>
+      <w:pPr>
+        <w:rPr>
+          <w:b/>
+          <w:bCs/>
+        </w:rPr>
+      </w:pPr>
+      <w:r>
+        <w:rPr>
+          <w:b/>
+          <w:bCs/>
+        </w:rPr>
+        <w:lastRenderedPageBreak/>
+        <w:t>2. Edita la Regla de Alerta (Simulación)</w:t>
+      </w:r>
+    </w:p>
+    <w:p>
+      <w:pPr>
+        <w:rPr>
+          <w:b/>
+          <w:bCs/>
+        </w:rPr>
+      </w:pPr>
+      <w:r>
+        <w:rPr>
+          <w:b/>
+          <w:bCs/>
+        </w:rPr>
+        <w:t>En lugar de esperar a que el disco llegue al 90%, bajaremos el límite para que la alerta se "dispare" con tu uso actual.</w:t>
+      </w:r>
+    </w:p>
+    <w:p>
+      <w:pPr>
+        <w:numPr>
+          <w:ilvl w:val="0"/>
+          <w:numId w:val="29"/>
+        </w:numPr>
+        <w:rPr>
+          <w:b/>
+          <w:bCs/>
+        </w:rPr>
+      </w:pPr>
+      <w:r>
+        <w:rPr>
+          <w:b/>
+          <w:bCs/>
+        </w:rPr>
+        <w:t>Ve a Alerting &gt; Alert rules.</w:t>
+      </w:r>
+    </w:p>
+    <w:p>
+      <w:pPr>
+        <w:numPr>
+          <w:ilvl w:val="0"/>
+          <w:numId w:val="29"/>
+        </w:numPr>
+        <w:rPr>
+          <w:b/>
+          <w:bCs/>
+        </w:rPr>
+      </w:pPr>
+      <w:r>
+        <w:rPr>
+          <w:b/>
+          <w:bCs/>
+        </w:rPr>
+        <w:t>Busca tu regla FOG Server: Disco Casi Lleno y haz clic en el icono del lápiz (Edit).</w:t>
+      </w:r>
+    </w:p>
+    <w:p>
+      <w:pPr>
+        <w:numPr>
+          <w:ilvl w:val="0"/>
+          <w:numId w:val="29"/>
+        </w:numPr>
+        <w:rPr>
+          <w:b/>
+          <w:bCs/>
+        </w:rPr>
+      </w:pPr>
+      <w:r>
+        <w:rPr>
+          <w:b/>
+          <w:bCs/>
+        </w:rPr>
+        <w:t>Baja hasta el Paso 1 (Define query and condition).</w:t>
+      </w:r>
+    </w:p>
+    <w:p>
+      <w:pPr>
+        <w:numPr>
+          <w:ilvl w:val="0"/>
+          <w:numId w:val="29"/>
+        </w:numPr>
+        <w:rPr>
+          <w:b/>
+          <w:bCs/>
+        </w:rPr>
+      </w:pPr>
+      <w:r>
+        <w:rPr>
+          <w:b/>
+          <w:bCs/>
+        </w:rPr>
+        <w:t>En la sección Threshold, cambia el valor de 90 por un número menor a tu uso actual.</w:t>
+      </w:r>
+    </w:p>
+    <w:p>
+      <w:pPr>
+        <w:numPr>
+          <w:ilvl w:val="1"/>
+          <w:numId w:val="29"/>
+        </w:numPr>
+        <w:rPr>
+          <w:b/>
+          <w:bCs/>
+        </w:rPr>
+      </w:pPr>
+      <w:r>
+        <w:rPr>
+          <w:b/>
+          <w:bCs/>
+          <w:i/>
+          <w:iCs/>
+        </w:rPr>
+        <w:t>Ejemplo:</w:t>
+      </w:r>
+      <w:r>
+        <w:rPr>
+          <w:b/>
+          <w:bCs/>
+        </w:rPr>
+        <w:t xml:space="preserve"> Si tu disco está al 35%, pon el umbral en 20.</w:t>
+      </w:r>
+    </w:p>
+    <w:p>
+      <w:pPr>
+        <w:numPr>
+          <w:ilvl w:val="0"/>
+          <w:numId w:val="29"/>
+        </w:numPr>
+        <w:rPr>
+          <w:b/>
+          <w:bCs/>
+        </w:rPr>
+      </w:pPr>
+      <w:r>
+        <w:rPr>
+          <w:b/>
+          <w:bCs/>
+        </w:rPr>
+        <w:t>En el Paso 2 (Evaluation behavior), cambia el campo For a 0m (para que la alerta sea instantánea y no tengas que esperar 10 minutos para el test).</w:t>
+      </w:r>
+    </w:p>
+    <w:p>
+      <w:pPr>
+        <w:numPr>
+          <w:ilvl w:val="0"/>
+          <w:numId w:val="29"/>
+        </w:numPr>
+        <w:rPr>
+          <w:b/>
+          <w:bCs/>
+        </w:rPr>
+      </w:pPr>
+      <w:r>
+        <w:rPr>
+          <w:b/>
+          <w:bCs/>
+        </w:rPr>
+        <w:t>Haz clic en Save rule and exit (arriba a la derecha).</w:t>
+      </w:r>
+    </w:p>
+    <w:p>
+      <w:pPr>
+        <w:rPr>
+          <w:b/>
+          <w:bCs/>
+        </w:rPr>
+      </w:pPr>
+      <w:r>
+        <w:rPr>
+          <w:b/>
+          <w:bCs/>
+        </w:rPr>
+        <w:pict w14:anchorId="29355B4C">
+          <v:rect id="_x0000_i1034" style="width:0;height:1.5pt" o:hralign="center" o:hrstd="t" o:hr="t" fillcolor="#a0a0a0" stroked="f"/>
+        </w:pict>
+      </w:r>
+    </w:p>
+    <w:p>
+      <w:pPr>
+        <w:rPr>
+          <w:b/>
+          <w:bCs/>
+        </w:rPr>
+      </w:pPr>
+      <w:r>
+        <w:rPr>
+          <w:b/>
+          <w:bCs/>
+        </w:rPr>
+        <w:t>3. Verifica el disparo de la alerta</w:t>
+      </w:r>
+    </w:p>
+    <w:p>
+      <w:pPr>
+        <w:rPr>
+          <w:b/>
+          <w:bCs/>
+        </w:rPr>
+      </w:pPr>
+      <w:r>
+        <w:rPr>
+          <w:b/>
+          <w:bCs/>
+        </w:rPr>
+        <w:t>Una vez guardada, Grafana volverá a evaluar la métrica:</w:t>
+      </w:r>
+    </w:p>
+    <w:p>
+      <w:pPr>
+        <w:numPr>
+          <w:ilvl w:val="0"/>
+          <w:numId w:val="30"/>
+        </w:numPr>
+        <w:rPr>
+          <w:b/>
+          <w:bCs/>
+        </w:rPr>
+      </w:pPr>
+      <w:r>
+        <w:rPr>
+          <w:b/>
+          <w:bCs/>
+        </w:rPr>
+        <w:t>Estado: Verás que el estado de la alerta pasa de Normal (Verde) a Firing (Rojo) en menos de un minuto.</w:t>
+      </w:r>
+    </w:p>
+    <w:p>
+      <w:pPr>
+        <w:numPr>
+          <w:ilvl w:val="0"/>
+          <w:numId w:val="30"/>
+        </w:numPr>
+        <w:rPr>
+          <w:b/>
+          <w:bCs/>
+        </w:rPr>
+      </w:pPr>
+      <w:r>
+        <w:rPr>
+          <w:b/>
+          <w:bCs/>
+        </w:rPr>
+        <w:t>Notificación: Revisa tu canal de Discord. Debería aparecer una tarjeta de alerta indicando que el disco superó el 20% (el valor de test).</w:t>
+      </w:r>
+    </w:p>
+    <w:p>
+      <w:pPr>
+        <w:rPr>
+          <w:b/>
+          <w:bCs/>
+        </w:rPr>
+      </w:pPr>
+      <w:r>
+        <w:rPr>
+          <w:b/>
+          <w:bCs/>
+        </w:rPr>
+        <w:pict w14:anchorId="7EFC2B67">
+          <v:rect id="_x0000_i1035" style="width:0;height:1.5pt" o:hralign="center" o:hrstd="t" o:hr="t" fillcolor="#a0a0a0" stroked="f"/>
+        </w:pict>
+      </w:r>
+    </w:p>
+    <w:p>
+      <w:pPr>
+        <w:rPr>
+          <w:b/>
+          <w:bCs/>
+        </w:rPr>
+      </w:pPr>
+      <w:r>
+        <w:rPr>
+          <w:b/>
+          <w:bCs/>
+        </w:rPr>
+        <w:t>4. Restaurar a valores de producción</w:t>
+      </w:r>
+    </w:p>
+    <w:p>
+      <w:pPr>
+        <w:rPr>
+          <w:b/>
+          <w:bCs/>
+        </w:rPr>
+      </w:pPr>
+      <w:r>
+        <w:rPr>
+          <w:b/>
+          <w:bCs/>
+        </w:rPr>
+        <w:t>Una vez que hayas comprobado que la notificación llega correctamente a Discord y tienes las capturas de pantalla para tu trabajo:</w:t>
+      </w:r>
+    </w:p>
+    <w:p>
+      <w:pPr>
+        <w:numPr>
+          <w:ilvl w:val="0"/>
+          <w:numId w:val="31"/>
+        </w:numPr>
+        <w:rPr>
+          <w:b/>
+          <w:bCs/>
+        </w:rPr>
+      </w:pPr>
+      <w:r>
+        <w:rPr>
+          <w:b/>
+          <w:bCs/>
+        </w:rPr>
+        <w:t>Vuelve a editar la alerta (Edit).</w:t>
+      </w:r>
+    </w:p>
+    <w:p>
+      <w:pPr>
+        <w:numPr>
+          <w:ilvl w:val="0"/>
+          <w:numId w:val="31"/>
+        </w:numPr>
+        <w:rPr>
+          <w:b/>
+          <w:bCs/>
+        </w:rPr>
+      </w:pPr>
+      <w:r>
+        <w:rPr>
+          <w:b/>
+          <w:bCs/>
+        </w:rPr>
+        <w:t>Cambia el Threshold de nuevo a 90.</w:t>
+      </w:r>
+    </w:p>
+    <w:p>
+      <w:pPr>
+        <w:numPr>
+          <w:ilvl w:val="0"/>
+          <w:numId w:val="31"/>
+        </w:numPr>
+        <w:rPr>
+          <w:b/>
+          <w:bCs/>
+        </w:rPr>
+      </w:pPr>
+      <w:r>
+        <w:rPr>
+          <w:b/>
+          <w:bCs/>
+        </w:rPr>
+        <w:t>Cambia el campo For de nuevo a 10m (para evitar alertas por procesos temporales).</w:t>
+      </w:r>
+    </w:p>
+    <w:p>
+      <w:pPr>
+        <w:numPr>
+          <w:ilvl w:val="0"/>
+          <w:numId w:val="31"/>
+        </w:numPr>
+        <w:rPr>
+          <w:b/>
+          <w:bCs/>
+        </w:rPr>
+      </w:pPr>
+      <w:r>
+        <w:rPr>
+          <w:b/>
+          <w:bCs/>
+        </w:rPr>
+        <w:lastRenderedPageBreak/>
+        <w:t>Save rule and exit.</w:t>
+      </w:r>
+    </w:p>
+    <w:p>
+      <w:pPr>
+        <w:numPr>
+          <w:ilvl w:val="0"/>
+          <w:numId w:val="31"/>
+        </w:numPr>
+        <w:rPr>
+          <w:b/>
+          <w:bCs/>
+        </w:rPr>
+      </w:pPr>
+      <w:r>
+        <w:rPr>
+          <w:b/>
+          <w:bCs/>
+        </w:rPr>
+        <w:t>Verás que la alerta vuelve a ponerse en Normal (Verde) y Discord enviará un mensaje de [Resolved].</w:t>
+      </w:r>
+    </w:p>
+    <w:p>
+      <w:pPr>
+        <w:rPr>
+          <w:b/>
+          <w:bCs/>
+        </w:rPr>
+      </w:pPr>
+      <w:r>
+        <w:rPr>
+          <w:b/>
+          <w:bCs/>
+        </w:rPr>
+        <w:pict w14:anchorId="2B1A027C">
+          <v:rect id="_x0000_i1036" style="width:0;height:1.5pt" o:hralign="center" o:hrstd="t" o:hr="t" fillcolor="#a0a0a0" stroked="f"/>
+        </w:pict>
+      </w:r>
+    </w:p>
+    <w:p>
+      <w:pPr>
+        <w:rPr>
+          <w:b/>
+          <w:bCs/>
+        </w:rPr>
+      </w:pPr>
+      <w:r>
+        <w:rPr>
+          <w:b/>
+          <w:bCs/>
+        </w:rPr>
+        <w:t>¿Por qué hacerlo así en tu trabajo?</w:t>
+      </w:r>
+    </w:p>
+    <w:p>
+      <w:pPr>
+        <w:rPr>
+          <w:b/>
+          <w:bCs/>
+        </w:rPr>
+      </w:pPr>
+      <w:r>
+        <w:rPr>
+          <w:b/>
+          <w:bCs/>
+        </w:rPr>
+        <w:t>En tu memoria o presentación, puedes explicarlo así:</w:t>
+      </w:r>
+    </w:p>
+    <w:p>
+      <w:pPr>
+        <w:rPr>
+          <w:b/>
+          <w:bCs/>
+        </w:rPr>
+      </w:pPr>
+      <w:r>
+        <w:rPr>
+          <w:b/>
+          <w:bCs/>
+          <w:i/>
+          <w:iCs/>
+        </w:rPr>
+        <w:t>"Para validar el sistema de notificaciones sin comprometer la integridad del sistema de archivos del servidor FOG, se realizó un 'Stress Test Sintético' ajustando temporalmente el umbral de disparo (threshold) por debajo del nivel de uso actual. Esto permitió verificar que el flujo completo (Métrica -&gt; Prometheus -&gt; Alerta Grafana -&gt; Webhook Discord) funciona correctamente."</w:t>
+      </w:r>
+    </w:p>
+    <w:p>
+      <w:pPr>
+        <w:rPr>
+          <w:b/>
+          <w:bCs/>
+        </w:rPr>
+      </w:pPr>
+    </w:p>
+    <w:p>
+      <w:pPr>
+        <w:rPr>
+          <w:b/>
+          <w:bCs/>
+        </w:rPr>
+      </w:pPr>
     </w:p>
     <w:p>
       <w:pPr>
@@ -5722,6 +6355,1308 @@
           <w:bCs/>
         </w:rPr>
         <w:lastRenderedPageBreak/>
+        <w:t>LOGS:</w:t>
+      </w:r>
+    </w:p>
+    <w:p>
+      <w:pPr>
+        <w:rPr>
+          <w:b/>
+          <w:bCs/>
+        </w:rPr>
+      </w:pPr>
+    </w:p>
+    <w:p>
+      <w:pPr>
+        <w:rPr>
+          <w:b/>
+          <w:bCs/>
+        </w:rPr>
+      </w:pPr>
+      <w:r>
+        <w:rPr>
+          <w:b/>
+          <w:bCs/>
+        </w:rPr>
+        <w:t>¡Claro! No podemos olvidarnos de los Logs, porque son la parte del trabajo que explica el "porqué" de los fallos. Mientras que las métricas te dicen "el disco está lleno", los logs te dicen "el archivo X ha crecido sin control".</w:t>
+      </w:r>
+    </w:p>
+    <w:p>
+      <w:pPr>
+        <w:rPr>
+          <w:b/>
+          <w:bCs/>
+        </w:rPr>
+      </w:pPr>
+      <w:r>
+        <w:rPr>
+          <w:b/>
+          <w:bCs/>
+        </w:rPr>
+        <w:t>Para tu trabajo, la recolección de logs es el punto A de tu sección de Monitorización. Aquí tienes cómo detallarlo y configurarlo usando el nuevo estándar Grafana Alloy (ya que Promtail ha quedado obsoleto este 2026).</w:t>
+      </w:r>
+    </w:p>
+    <w:p>
+      <w:pPr>
+        <w:rPr>
+          <w:b/>
+          <w:bCs/>
+        </w:rPr>
+      </w:pPr>
+      <w:r>
+        <w:rPr>
+          <w:b/>
+          <w:bCs/>
+        </w:rPr>
+        <w:pict w14:anchorId="37527843">
+          <v:rect id="_x0000_i1037" style="width:0;height:1.5pt" o:hralign="center" o:hrstd="t" o:hr="t" fillcolor="#a0a0a0" stroked="f"/>
+        </w:pict>
+      </w:r>
+    </w:p>
+    <w:p>
+      <w:pPr>
+        <w:rPr>
+          <w:b/>
+          <w:bCs/>
+        </w:rPr>
+      </w:pPr>
+      <w:r>
+        <w:rPr>
+          <w:b/>
+          <w:bCs/>
+        </w:rPr>
+        <w:t>1. Instalación del Agente (En la VM de FOG - 10.2.7.5)</w:t>
+      </w:r>
+    </w:p>
+    <w:p>
+      <w:pPr>
+        <w:rPr>
+          <w:b/>
+          <w:bCs/>
+        </w:rPr>
+      </w:pPr>
+      <w:r>
+        <w:rPr>
+          <w:b/>
+          <w:bCs/>
+        </w:rPr>
+        <w:t>El servidor de FOG genera logs constantemente. El agente Alloy los leerá y los "empujará" hacia la VM de Monitorización.</w:t>
+      </w:r>
+    </w:p>
+    <w:p>
+      <w:pPr>
+        <w:rPr>
+          <w:b/>
+          <w:bCs/>
+        </w:rPr>
+      </w:pPr>
+    </w:p>
+    <w:p>
+      <w:pPr>
+        <w:rPr>
+          <w:b/>
+          <w:bCs/>
+        </w:rPr>
+      </w:pPr>
+      <w:r>
+        <w:rPr>
+          <w:b/>
+          <w:bCs/>
+        </w:rPr>
+        <w:t># Instalación rápida de Grafana Alloy</w:t>
+      </w:r>
+    </w:p>
+    <w:p>
+      <w:pPr>
+        <w:rPr>
+          <w:b/>
+          <w:bCs/>
+        </w:rPr>
+      </w:pPr>
+      <w:r>
+        <w:rPr>
+          <w:b/>
+          <w:bCs/>
+        </w:rPr>
+        <w:t>sudo mkdir -p /etc/apt/keyrings/</w:t>
+      </w:r>
+    </w:p>
+    <w:p>
+      <w:pPr>
+        <w:rPr>
+          <w:b/>
+          <w:bCs/>
+        </w:rPr>
+      </w:pPr>
+      <w:r>
+        <w:rPr>
+          <w:b/>
+          <w:bCs/>
+        </w:rPr>
+        <w:t>wget -q -O - https://apt.grafana.com/gpg.key | gpg --dearmor | sudo tee /etc/apt/keyrings/grafana.gpg &gt; /dev/null</w:t>
+      </w:r>
+    </w:p>
+    <w:p>
+      <w:pPr>
+        <w:rPr>
+          <w:b/>
+          <w:bCs/>
+        </w:rPr>
+      </w:pPr>
+      <w:r>
+        <w:rPr>
+          <w:b/>
+          <w:bCs/>
+        </w:rPr>
+        <w:t>echo "deb [signed-by=/etc/apt/keyrings/grafana.gpg] https://apt.grafana.com stable main" | sudo tee /etc/apt/sources.list.d/grafana.list</w:t>
+      </w:r>
+    </w:p>
+    <w:p>
+      <w:pPr>
+        <w:rPr>
+          <w:b/>
+          <w:bCs/>
+        </w:rPr>
+      </w:pPr>
+      <w:r>
+        <w:rPr>
+          <w:b/>
+          <w:bCs/>
+        </w:rPr>
+        <w:t>sudo apt update &amp;&amp; sudo apt install alloy -y</w:t>
+      </w:r>
+    </w:p>
+    <w:p>
+      <w:pPr>
+        <w:rPr>
+          <w:b/>
+          <w:bCs/>
+        </w:rPr>
+        <w:sectPr>
+          <w:pgSz w:w="12240" w:h="15840"/>
+          <w:pgMar w:top="1440" w:right="1440" w:bottom="1440" w:left="1440" w:header="708" w:footer="708" w:gutter="0"/>
+          <w:cols w:space="708"/>
+          <w:docGrid w:linePitch="360"/>
+        </w:sectPr>
+      </w:pPr>
+    </w:p>
+    <w:p>
+      <w:pPr>
+        <w:rPr>
+          <w:b/>
+          <w:bCs/>
+        </w:rPr>
+      </w:pPr>
+      <w:r>
+        <w:rPr>
+          <w:b/>
+          <w:bCs/>
+        </w:rPr>
+        <w:lastRenderedPageBreak/>
+        <w:t>2. Configuración de la Recolección (Archivo .alloy)</w:t>
+      </w:r>
+    </w:p>
+    <w:p>
+      <w:pPr>
+        <w:rPr>
+          <w:b/>
+          <w:bCs/>
+        </w:rPr>
+      </w:pPr>
+      <w:r>
+        <w:rPr>
+          <w:b/>
+          <w:bCs/>
+        </w:rPr>
+        <w:t>Edita el archivo /etc/alloy/config.alloy en la VM de FOG. Este código le dice a Alloy: "Busca los logs de FOG y Apache y envíalos a la IP 10.2.7.99".</w:t>
+      </w:r>
+    </w:p>
+    <w:p>
+      <w:pPr>
+        <w:rPr>
+          <w:b/>
+          <w:bCs/>
+        </w:rPr>
+      </w:pPr>
+    </w:p>
+    <w:p>
+      <w:pPr>
+        <w:rPr>
+          <w:b/>
+          <w:bCs/>
+        </w:rPr>
+      </w:pPr>
+      <w:r>
+        <w:rPr>
+          <w:b/>
+          <w:bCs/>
+        </w:rPr>
+        <w:t>// 1. Localizar los archivos de log</w:t>
+      </w:r>
+    </w:p>
+    <w:p>
+      <w:pPr>
+        <w:rPr>
+          <w:b/>
+          <w:bCs/>
+        </w:rPr>
+      </w:pPr>
+      <w:r>
+        <w:rPr>
+          <w:b/>
+          <w:bCs/>
+        </w:rPr>
+        <w:t>local.file_match "fog_files" {</w:t>
+      </w:r>
+    </w:p>
+    <w:p>
+      <w:pPr>
+        <w:rPr>
+          <w:b/>
+          <w:bCs/>
+        </w:rPr>
+      </w:pPr>
+      <w:r>
+        <w:rPr>
+          <w:b/>
+          <w:bCs/>
+        </w:rPr>
+        <w:t xml:space="preserve">    path_targets = [</w:t>
+      </w:r>
+    </w:p>
+    <w:p>
+      <w:pPr>
+        <w:rPr>
+          <w:b/>
+          <w:bCs/>
+        </w:rPr>
+      </w:pPr>
+      <w:r>
+        <w:rPr>
+          <w:b/>
+          <w:bCs/>
+        </w:rPr>
+        <w:t xml:space="preserve">        { "filename" = "/var/log/fog/*.log", "job" = "fog-app" },</w:t>
+      </w:r>
+    </w:p>
+    <w:p>
+      <w:pPr>
+        <w:rPr>
+          <w:b/>
+          <w:bCs/>
+        </w:rPr>
+      </w:pPr>
+      <w:r>
+        <w:rPr>
+          <w:b/>
+          <w:bCs/>
+        </w:rPr>
+        <w:t xml:space="preserve">        { "filename" = "/var/log/apache2/error.log", "job" = "fog-web" },</w:t>
+      </w:r>
+    </w:p>
+    <w:p>
+      <w:pPr>
+        <w:rPr>
+          <w:b/>
+          <w:bCs/>
+        </w:rPr>
+      </w:pPr>
+      <w:r>
+        <w:rPr>
+          <w:b/>
+          <w:bCs/>
+        </w:rPr>
+        <w:t xml:space="preserve">        { "filename" = "/var/log/mysql/error.log", "job" = "fog-db" },</w:t>
+      </w:r>
+    </w:p>
+    <w:p>
+      <w:pPr>
+        <w:rPr>
+          <w:b/>
+          <w:bCs/>
+        </w:rPr>
+      </w:pPr>
+      <w:r>
+        <w:rPr>
+          <w:b/>
+          <w:bCs/>
+        </w:rPr>
+        <w:t xml:space="preserve">    ]</w:t>
+      </w:r>
+    </w:p>
+    <w:p>
+      <w:pPr>
+        <w:rPr>
+          <w:b/>
+          <w:bCs/>
+        </w:rPr>
+      </w:pPr>
+      <w:r>
+        <w:rPr>
+          <w:b/>
+          <w:bCs/>
+        </w:rPr>
+        <w:t>}</w:t>
+      </w:r>
+    </w:p>
+    <w:p>
+      <w:pPr>
+        <w:rPr>
+          <w:b/>
+          <w:bCs/>
+        </w:rPr>
+      </w:pPr>
+    </w:p>
+    <w:p>
+      <w:pPr>
+        <w:rPr>
+          <w:b/>
+          <w:bCs/>
+        </w:rPr>
+      </w:pPr>
+      <w:r>
+        <w:rPr>
+          <w:b/>
+          <w:bCs/>
+        </w:rPr>
+        <w:t>// 2. Leer el contenido de los logs</w:t>
+      </w:r>
+    </w:p>
+    <w:p>
+      <w:pPr>
+        <w:rPr>
+          <w:b/>
+          <w:bCs/>
+        </w:rPr>
+      </w:pPr>
+      <w:r>
+        <w:rPr>
+          <w:b/>
+          <w:bCs/>
+        </w:rPr>
+        <w:t>loki.source.file "log_scrub" {</w:t>
+      </w:r>
+    </w:p>
+    <w:p>
+      <w:pPr>
+        <w:rPr>
+          <w:b/>
+          <w:bCs/>
+        </w:rPr>
+      </w:pPr>
+      <w:r>
+        <w:rPr>
+          <w:b/>
+          <w:bCs/>
+        </w:rPr>
+        <w:t xml:space="preserve">    targets    = local.file_match.fog_files.targets</w:t>
+      </w:r>
+    </w:p>
+    <w:p>
+      <w:pPr>
+        <w:rPr>
+          <w:b/>
+          <w:bCs/>
+        </w:rPr>
+      </w:pPr>
+      <w:r>
+        <w:rPr>
+          <w:b/>
+          <w:bCs/>
+        </w:rPr>
+        <w:t xml:space="preserve">    forward_to = [loki.write.endpoint.receiver]</w:t>
+      </w:r>
+    </w:p>
+    <w:p>
+      <w:pPr>
+        <w:rPr>
+          <w:b/>
+          <w:bCs/>
+        </w:rPr>
+      </w:pPr>
+      <w:r>
+        <w:rPr>
+          <w:b/>
+          <w:bCs/>
+        </w:rPr>
+        <w:t>}</w:t>
+      </w:r>
+    </w:p>
+    <w:p>
+      <w:pPr>
+        <w:rPr>
+          <w:b/>
+          <w:bCs/>
+        </w:rPr>
+      </w:pPr>
+    </w:p>
+    <w:p>
+      <w:pPr>
+        <w:rPr>
+          <w:b/>
+          <w:bCs/>
+        </w:rPr>
+      </w:pPr>
+      <w:r>
+        <w:rPr>
+          <w:b/>
+          <w:bCs/>
+        </w:rPr>
+        <w:t>// 3. Enviar los logs a la VM de Monitorización (Loki)</w:t>
+      </w:r>
+    </w:p>
+    <w:p>
+      <w:pPr>
+        <w:rPr>
+          <w:b/>
+          <w:bCs/>
+        </w:rPr>
+      </w:pPr>
+      <w:r>
+        <w:rPr>
+          <w:b/>
+          <w:bCs/>
+        </w:rPr>
+        <w:t>loki.write "endpoint" {</w:t>
+      </w:r>
+    </w:p>
+    <w:p>
+      <w:pPr>
+        <w:rPr>
+          <w:b/>
+          <w:bCs/>
+        </w:rPr>
+      </w:pPr>
+      <w:r>
+        <w:rPr>
+          <w:b/>
+          <w:bCs/>
+        </w:rPr>
+        <w:t xml:space="preserve">    endpoint {</w:t>
+      </w:r>
+    </w:p>
+    <w:p>
+      <w:pPr>
+        <w:rPr>
+          <w:b/>
+          <w:bCs/>
+        </w:rPr>
+      </w:pPr>
+      <w:r>
+        <w:rPr>
+          <w:b/>
+          <w:bCs/>
+        </w:rPr>
+        <w:t xml:space="preserve">        url = "http://10.2.7.99:3100/loki/api/v1/push"</w:t>
+      </w:r>
+    </w:p>
+    <w:p>
+      <w:pPr>
+        <w:rPr>
+          <w:b/>
+          <w:bCs/>
+        </w:rPr>
+      </w:pPr>
+      <w:r>
+        <w:rPr>
+          <w:b/>
+          <w:bCs/>
+        </w:rPr>
+        <w:t xml:space="preserve">    }</w:t>
+      </w:r>
+    </w:p>
+    <w:p>
+      <w:pPr>
+        <w:rPr>
+          <w:b/>
+          <w:bCs/>
+        </w:rPr>
+      </w:pPr>
+      <w:r>
+        <w:rPr>
+          <w:b/>
+          <w:bCs/>
+        </w:rPr>
+        <w:t>}</w:t>
+      </w:r>
+    </w:p>
+    <w:p>
+      <w:pPr>
+        <w:rPr>
+          <w:b/>
+          <w:bCs/>
+        </w:rPr>
+      </w:pPr>
+      <w:r>
+        <w:rPr>
+          <w:b/>
+          <w:bCs/>
+          <w:i/>
+          <w:iCs/>
+        </w:rPr>
+        <w:t>Reinicia para aplicar:</w:t>
+      </w:r>
+      <w:r>
+        <w:rPr>
+          <w:b/>
+          <w:bCs/>
+        </w:rPr>
+        <w:t xml:space="preserve"> sudo systemctl restart alloy</w:t>
+      </w:r>
+    </w:p>
+    <w:p>
+      <w:pPr>
+        <w:rPr>
+          <w:b/>
+          <w:bCs/>
+        </w:rPr>
+      </w:pPr>
+    </w:p>
+    <w:p>
+      <w:pPr>
+        <w:rPr>
+          <w:b/>
+          <w:bCs/>
+        </w:rPr>
+      </w:pPr>
+      <w:r>
+        <w:rPr>
+          <w:b/>
+          <w:bCs/>
+        </w:rPr>
+        <w:t>3. Visualización en Grafana (Sección Explore)</w:t>
+      </w:r>
+    </w:p>
+    <w:p>
+      <w:pPr>
+        <w:rPr>
+          <w:b/>
+          <w:bCs/>
+        </w:rPr>
+      </w:pPr>
+      <w:r>
+        <w:rPr>
+          <w:b/>
+          <w:bCs/>
+        </w:rPr>
+        <w:t>Para demostrar que los logs están llegando:</w:t>
+      </w:r>
+    </w:p>
+    <w:p>
+      <w:pPr>
+        <w:numPr>
+          <w:ilvl w:val="0"/>
+          <w:numId w:val="32"/>
+        </w:numPr>
+        <w:rPr>
+          <w:b/>
+          <w:bCs/>
+        </w:rPr>
+      </w:pPr>
+      <w:r>
+        <w:rPr>
+          <w:b/>
+          <w:bCs/>
+        </w:rPr>
+        <w:t>Ve a Grafana &gt; Explore (el icono de la brújula).</w:t>
+      </w:r>
+    </w:p>
+    <w:p>
+      <w:pPr>
+        <w:numPr>
+          <w:ilvl w:val="0"/>
+          <w:numId w:val="32"/>
+        </w:numPr>
+        <w:rPr>
+          <w:b/>
+          <w:bCs/>
+        </w:rPr>
+      </w:pPr>
+      <w:r>
+        <w:rPr>
+          <w:b/>
+          <w:bCs/>
+        </w:rPr>
+        <w:t>En el desplegable de arriba, selecciona Loki.</w:t>
+      </w:r>
+    </w:p>
+    <w:p>
+      <w:pPr>
+        <w:rPr>
+          <w:b/>
+          <w:bCs/>
+        </w:rPr>
+      </w:pPr>
+      <w:r>
+        <w:rPr>
+          <w:b/>
+          <w:bCs/>
+        </w:rPr>
+        <w:t>Previamente:</w:t>
+      </w:r>
+    </w:p>
+    <w:p>
+      <w:pPr>
+        <w:rPr>
+          <w:b/>
+          <w:bCs/>
+        </w:rPr>
+      </w:pPr>
+      <w:r>
+        <w:rPr>
+          <w:b/>
+          <w:bCs/>
+          <w:noProof/>
+        </w:rPr>
+        <w:drawing>
+          <wp:inline distT="0" distB="0" distL="0" distR="0" wp14:anchorId="3F391411" wp14:editId="060BAC99">
+            <wp:extent cx="5943600" cy="2636520"/>
+            <wp:effectExtent l="0" t="0" r="0" b="0"/>
+            <wp:docPr id="1152735136" name="Imagen 1"/>
+            <wp:cNvGraphicFramePr>
+              <a:graphicFrameLocks xmlns:a="http://schemas.openxmlformats.org/drawingml/2006/main" noChangeAspect="1"/>
+            </wp:cNvGraphicFramePr>
+            <a:graphic xmlns:a="http://schemas.openxmlformats.org/drawingml/2006/main">
+              <a:graphicData uri="http://schemas.openxmlformats.org/drawingml/2006/picture">
+                <pic:pic xmlns:pic="http://schemas.openxmlformats.org/drawingml/2006/picture">
+                  <pic:nvPicPr>
+                    <pic:cNvPr id="1152735136" name=""/>
+                    <pic:cNvPicPr/>
+                  </pic:nvPicPr>
+                  <pic:blipFill>
+                    <a:blip r:embed="rId49"/>
+                    <a:stretch>
+                      <a:fillRect/>
+                    </a:stretch>
+                  </pic:blipFill>
+                  <pic:spPr>
+                    <a:xfrm>
+                      <a:off x="0" y="0"/>
+                      <a:ext cx="5943600" cy="2636520"/>
+                    </a:xfrm>
+                    <a:prstGeom prst="rect">
+                      <a:avLst/>
+                    </a:prstGeom>
+                  </pic:spPr>
+                </pic:pic>
+              </a:graphicData>
+            </a:graphic>
+          </wp:inline>
+        </w:drawing>
+      </w:r>
+    </w:p>
+    <w:p>
+      <w:pPr>
+        <w:rPr>
+          <w:b/>
+          <w:bCs/>
+        </w:rPr>
+      </w:pPr>
+      <w:r>
+        <w:rPr>
+          <w:b/>
+          <w:bCs/>
+          <w:noProof/>
+        </w:rPr>
+        <w:drawing>
+          <wp:inline distT="0" distB="0" distL="0" distR="0" wp14:anchorId="3D5F7993" wp14:editId="12C7DD36">
+            <wp:extent cx="5792008" cy="1333686"/>
+            <wp:effectExtent l="0" t="0" r="0" b="0"/>
+            <wp:docPr id="125834820" name="Imagen 1"/>
+            <wp:cNvGraphicFramePr>
+              <a:graphicFrameLocks xmlns:a="http://schemas.openxmlformats.org/drawingml/2006/main" noChangeAspect="1"/>
+            </wp:cNvGraphicFramePr>
+            <a:graphic xmlns:a="http://schemas.openxmlformats.org/drawingml/2006/main">
+              <a:graphicData uri="http://schemas.openxmlformats.org/drawingml/2006/picture">
+                <pic:pic xmlns:pic="http://schemas.openxmlformats.org/drawingml/2006/picture">
+                  <pic:nvPicPr>
+                    <pic:cNvPr id="125834820" name=""/>
+                    <pic:cNvPicPr/>
+                  </pic:nvPicPr>
+                  <pic:blipFill>
+                    <a:blip r:embed="rId50"/>
+                    <a:stretch>
+                      <a:fillRect/>
+                    </a:stretch>
+                  </pic:blipFill>
+                  <pic:spPr>
+                    <a:xfrm>
+                      <a:off x="0" y="0"/>
+                      <a:ext cx="5792008" cy="1333686"/>
+                    </a:xfrm>
+                    <a:prstGeom prst="rect">
+                      <a:avLst/>
+                    </a:prstGeom>
+                  </pic:spPr>
+                </pic:pic>
+              </a:graphicData>
+            </a:graphic>
+          </wp:inline>
+        </w:drawing>
+      </w:r>
+    </w:p>
+    <w:p>
+      <w:pPr>
+        <w:rPr>
+          <w:b/>
+          <w:bCs/>
+        </w:rPr>
+      </w:pPr>
+      <w:r>
+        <w:rPr>
+          <w:b/>
+          <w:bCs/>
+          <w:noProof/>
+        </w:rPr>
+        <w:drawing>
+          <wp:inline distT="0" distB="0" distL="0" distR="0" wp14:anchorId="0DCBB1ED" wp14:editId="5C797225">
+            <wp:extent cx="5943600" cy="943610"/>
+            <wp:effectExtent l="0" t="0" r="0" b="8890"/>
+            <wp:docPr id="1344862209" name="Imagen 1"/>
+            <wp:cNvGraphicFramePr>
+              <a:graphicFrameLocks xmlns:a="http://schemas.openxmlformats.org/drawingml/2006/main" noChangeAspect="1"/>
+            </wp:cNvGraphicFramePr>
+            <a:graphic xmlns:a="http://schemas.openxmlformats.org/drawingml/2006/main">
+              <a:graphicData uri="http://schemas.openxmlformats.org/drawingml/2006/picture">
+                <pic:pic xmlns:pic="http://schemas.openxmlformats.org/drawingml/2006/picture">
+                  <pic:nvPicPr>
+                    <pic:cNvPr id="1344862209" name=""/>
+                    <pic:cNvPicPr/>
+                  </pic:nvPicPr>
+                  <pic:blipFill>
+                    <a:blip r:embed="rId51"/>
+                    <a:stretch>
+                      <a:fillRect/>
+                    </a:stretch>
+                  </pic:blipFill>
+                  <pic:spPr>
+                    <a:xfrm>
+                      <a:off x="0" y="0"/>
+                      <a:ext cx="5943600" cy="943610"/>
+                    </a:xfrm>
+                    <a:prstGeom prst="rect">
+                      <a:avLst/>
+                    </a:prstGeom>
+                  </pic:spPr>
+                </pic:pic>
+              </a:graphicData>
+            </a:graphic>
+          </wp:inline>
+        </w:drawing>
+      </w:r>
+    </w:p>
+    <w:p>
+      <w:pPr>
+        <w:rPr>
+          <w:b/>
+          <w:bCs/>
+        </w:rPr>
+      </w:pPr>
+      <w:r>
+        <w:rPr>
+          <w:b/>
+          <w:bCs/>
+          <w:noProof/>
+        </w:rPr>
+        <w:lastRenderedPageBreak/>
+        <w:drawing>
+          <wp:inline distT="0" distB="0" distL="0" distR="0" wp14:anchorId="6BB46CB8" wp14:editId="10F89324">
+            <wp:extent cx="5943600" cy="1953260"/>
+            <wp:effectExtent l="0" t="0" r="0" b="8890"/>
+            <wp:docPr id="2129845253" name="Imagen 1"/>
+            <wp:cNvGraphicFramePr>
+              <a:graphicFrameLocks xmlns:a="http://schemas.openxmlformats.org/drawingml/2006/main" noChangeAspect="1"/>
+            </wp:cNvGraphicFramePr>
+            <a:graphic xmlns:a="http://schemas.openxmlformats.org/drawingml/2006/main">
+              <a:graphicData uri="http://schemas.openxmlformats.org/drawingml/2006/picture">
+                <pic:pic xmlns:pic="http://schemas.openxmlformats.org/drawingml/2006/picture">
+                  <pic:nvPicPr>
+                    <pic:cNvPr id="2129845253" name=""/>
+                    <pic:cNvPicPr/>
+                  </pic:nvPicPr>
+                  <pic:blipFill>
+                    <a:blip r:embed="rId52"/>
+                    <a:stretch>
+                      <a:fillRect/>
+                    </a:stretch>
+                  </pic:blipFill>
+                  <pic:spPr>
+                    <a:xfrm>
+                      <a:off x="0" y="0"/>
+                      <a:ext cx="5943600" cy="1953260"/>
+                    </a:xfrm>
+                    <a:prstGeom prst="rect">
+                      <a:avLst/>
+                    </a:prstGeom>
+                  </pic:spPr>
+                </pic:pic>
+              </a:graphicData>
+            </a:graphic>
+          </wp:inline>
+        </w:drawing>
+      </w:r>
+    </w:p>
+    <w:p>
+      <w:pPr>
+        <w:numPr>
+          <w:ilvl w:val="0"/>
+          <w:numId w:val="32"/>
+        </w:numPr>
+        <w:rPr>
+          <w:b/>
+          <w:bCs/>
+        </w:rPr>
+      </w:pPr>
+      <w:r>
+        <w:rPr>
+          <w:b/>
+          <w:bCs/>
+        </w:rPr>
+        <w:t>En el buscador (Label browser), selecciona job = fog-app.</w:t>
+      </w:r>
+    </w:p>
+    <w:p>
+      <w:pPr>
+        <w:numPr>
+          <w:ilvl w:val="0"/>
+          <w:numId w:val="32"/>
+        </w:numPr>
+        <w:rPr>
+          <w:b/>
+          <w:bCs/>
+        </w:rPr>
+      </w:pPr>
+      <w:r>
+        <w:rPr>
+          <w:b/>
+          <w:bCs/>
+        </w:rPr>
+        <w:t>Pulsa Run Query.</w:t>
+      </w:r>
+    </w:p>
+    <w:p>
+      <w:pPr>
+        <w:rPr>
+          <w:b/>
+          <w:bCs/>
+        </w:rPr>
+      </w:pPr>
+      <w:r>
+        <w:rPr>
+          <w:b/>
+          <w:bCs/>
+        </w:rPr>
+        <w:t>Verás una línea de tiempo con todos los eventos internos de FOG (capturas iniciadas, replicaciones terminadas, etc.).</w:t>
+      </w:r>
+    </w:p>
+    <w:p>
+      <w:pPr>
+        <w:rPr>
+          <w:b/>
+          <w:bCs/>
+        </w:rPr>
+      </w:pPr>
+      <w:r>
+        <w:rPr>
+          <w:b/>
+          <w:bCs/>
+        </w:rPr>
+        <w:pict w14:anchorId="696FDDC6">
+          <v:rect id="_x0000_i1038" style="width:0;height:1.5pt" o:hralign="center" o:hrstd="t" o:hr="t" fillcolor="#a0a0a0" stroked="f"/>
+        </w:pict>
+      </w:r>
+    </w:p>
+    <w:p>
+      <w:pPr>
+        <w:rPr>
+          <w:b/>
+          <w:bCs/>
+        </w:rPr>
+      </w:pPr>
+    </w:p>
+    <w:p>
+      <w:pPr>
+        <w:rPr>
+          <w:b/>
+          <w:bCs/>
+        </w:rPr>
+      </w:pPr>
+    </w:p>
+    <w:p>
+      <w:pPr>
+        <w:rPr>
+          <w:b/>
+          <w:bCs/>
+        </w:rPr>
+      </w:pPr>
+    </w:p>
+    <w:p>
+      <w:pPr>
+        <w:rPr>
+          <w:b/>
+          <w:bCs/>
+        </w:rPr>
+      </w:pPr>
+    </w:p>
+    <w:p>
+      <w:pPr>
+        <w:rPr>
+          <w:b/>
+          <w:bCs/>
+        </w:rPr>
+      </w:pPr>
+      <w:r>
+        <w:rPr>
+          <w:b/>
+          <w:bCs/>
+        </w:rPr>
+        <w:t>4. Alertas basadas en Logs (El toque maestro para el trabajo)</w:t>
+      </w:r>
+    </w:p>
+    <w:p>
+      <w:pPr>
+        <w:rPr>
+          <w:b/>
+          <w:bCs/>
+        </w:rPr>
+      </w:pPr>
+      <w:r>
+        <w:rPr>
+          <w:b/>
+          <w:bCs/>
+        </w:rPr>
+        <w:t>Algo muy potente para tu trabajo es crear una alerta si aparece una palabra de error específica en los logs.</w:t>
+      </w:r>
+    </w:p>
+    <w:p>
+      <w:pPr>
+        <w:numPr>
+          <w:ilvl w:val="0"/>
+          <w:numId w:val="33"/>
+        </w:numPr>
+        <w:rPr>
+          <w:b/>
+          <w:bCs/>
+        </w:rPr>
+      </w:pPr>
+      <w:r>
+        <w:rPr>
+          <w:b/>
+          <w:bCs/>
+        </w:rPr>
+        <w:t>Ejemplo: Si en el log de Apache aparece la palabra "Critical" o "Fatal error".</w:t>
+      </w:r>
+    </w:p>
+    <w:p>
+      <w:pPr>
+        <w:numPr>
+          <w:ilvl w:val="0"/>
+          <w:numId w:val="33"/>
+        </w:numPr>
+        <w:rPr>
+          <w:b/>
+          <w:bCs/>
+        </w:rPr>
+      </w:pPr>
+      <w:r>
+        <w:rPr>
+          <w:b/>
+          <w:bCs/>
+        </w:rPr>
+        <w:t>Query en Grafana: {job="fog-web"} |= "Fatal error"</w:t>
+      </w:r>
+    </w:p>
+    <w:p>
+      <w:pPr>
+        <w:numPr>
+          <w:ilvl w:val="0"/>
+          <w:numId w:val="33"/>
+        </w:numPr>
+        <w:rPr>
+          <w:b/>
+          <w:bCs/>
+        </w:rPr>
+      </w:pPr>
+      <w:r>
+        <w:rPr>
+          <w:b/>
+          <w:bCs/>
+        </w:rPr>
+        <w:t>Configuración: Al igual que con el disco, puedes crear una alerta que se dispare si el conteo de esta query es mayor a 0.</w:t>
+      </w:r>
+    </w:p>
+    <w:p>
+      <w:pPr>
+        <w:rPr>
+          <w:b/>
+          <w:bCs/>
+        </w:rPr>
+      </w:pPr>
+      <w:r>
+        <w:rPr>
+          <w:b/>
+          <w:bCs/>
+        </w:rPr>
+        <w:pict w14:anchorId="1D13F52C">
+          <v:rect id="_x0000_i1039" style="width:0;height:1.5pt" o:hralign="center" o:hrstd="t" o:hr="t" fillcolor="#a0a0a0" stroked="f"/>
+        </w:pict>
+      </w:r>
+    </w:p>
+    <w:p>
+      <w:pPr>
+        <w:rPr>
+          <w:b/>
+          <w:bCs/>
+        </w:rPr>
+      </w:pPr>
+      <w:r>
+        <w:rPr>
+          <w:b/>
+          <w:bCs/>
+        </w:rPr>
+        <w:t>Resumen para tu memoria técnica:</w:t>
+      </w:r>
+    </w:p>
+    <w:p>
+      <w:pPr>
+        <w:rPr>
+          <w:b/>
+          <w:bCs/>
+        </w:rPr>
+      </w:pPr>
+      <w:r>
+        <w:rPr>
+          <w:b/>
+          <w:bCs/>
+        </w:rPr>
+        <w:t>Para el apartado de Recolección de Logs, puedes redactar lo siguiente:</w:t>
+      </w:r>
+    </w:p>
+    <w:p>
+      <w:pPr>
+        <w:rPr>
+          <w:b/>
+          <w:bCs/>
+        </w:rPr>
+      </w:pPr>
+      <w:r>
+        <w:rPr>
+          <w:b/>
+          <w:bCs/>
+        </w:rPr>
+        <w:t xml:space="preserve">"Se ha implementado un sistema de logging centralizado basado en Grafana Loki. En el nodo de FOG Project, se despliega Grafana Alloy como agente de recolección, </w:t>
+      </w:r>
+      <w:r>
+        <w:rPr>
+          <w:b/>
+          <w:bCs/>
+        </w:rPr>
+        <w:lastRenderedPageBreak/>
+        <w:t>configurado para monitorizar de forma activa los logs del núcleo de FOG, el servidor web Apache y la base de datos MySQL. Estos logs son transmitidos mediante HTTP a la VM de monitorización, permitiendo la correlación de eventos (ej. una caída de servicio detectada por Prometheus puede ser analizada inmediatamente mediante los logs de error en la misma interfaz de Grafana)."</w:t>
+      </w:r>
+    </w:p>
+    <w:p>
+      <w:pPr>
+        <w:rPr>
+          <w:b/>
+          <w:bCs/>
+        </w:rPr>
+      </w:pPr>
+    </w:p>
+    <w:p>
+      <w:pPr>
+        <w:rPr>
+          <w:b/>
+          <w:bCs/>
+        </w:rPr>
+      </w:pPr>
+    </w:p>
+    <w:p>
+      <w:pPr>
+        <w:rPr>
+          <w:b/>
+          <w:bCs/>
+        </w:rPr>
+        <w:sectPr>
+          <w:pgSz w:w="12240" w:h="15840"/>
+          <w:pgMar w:top="1440" w:right="1440" w:bottom="1440" w:left="1440" w:header="708" w:footer="708" w:gutter="0"/>
+          <w:cols w:space="708"/>
+          <w:docGrid w:linePitch="360"/>
+        </w:sectPr>
+      </w:pPr>
+    </w:p>
+    <w:p>
+      <w:pPr>
+        <w:rPr>
+          <w:b/>
+          <w:bCs/>
+        </w:rPr>
+      </w:pPr>
+      <w:r>
+        <w:rPr>
+          <w:b/>
+          <w:bCs/>
+        </w:rPr>
+        <w:lastRenderedPageBreak/>
+        <w:t>La Alternativa "Limpia" (Sin agentes en FOG)</w:t>
+      </w:r>
+    </w:p>
+    <w:p>
+      <w:pPr>
+        <w:rPr>
+          <w:b/>
+          <w:bCs/>
+        </w:rPr>
+      </w:pPr>
+      <w:r>
+        <w:rPr>
+          <w:b/>
+          <w:bCs/>
+        </w:rPr>
+        <w:t>En lugar de instalar Alloy/Promtail, vamos a decirle a la VM de FOG que envíe sus logs de forma nativa (con el servicio rsyslog que ya viene instalado en Linux) hacia tu VM de monitorización.</w:t>
+      </w:r>
+    </w:p>
+    <w:p>
+      <w:pPr>
+        <w:rPr>
+          <w:b/>
+          <w:bCs/>
+        </w:rPr>
+      </w:pPr>
+      <w:r>
+        <w:rPr>
+          <w:b/>
+          <w:bCs/>
+        </w:rPr>
+        <w:t>1. Configura FOG para enviar logs (30 segundos)</w:t>
+      </w:r>
+    </w:p>
+    <w:p>
+      <w:pPr>
+        <w:rPr>
+          <w:b/>
+          <w:bCs/>
+        </w:rPr>
+      </w:pPr>
+      <w:r>
+        <w:rPr>
+          <w:b/>
+          <w:bCs/>
+        </w:rPr>
+        <w:t>Edita el archivo de rsyslog en la VM de FOG (10.2.7.5): sudo nano /etc/rsyslog.conf</w:t>
+      </w:r>
+    </w:p>
+    <w:p>
+      <w:pPr>
+        <w:rPr>
+          <w:b/>
+          <w:bCs/>
+        </w:rPr>
+      </w:pPr>
+      <w:r>
+        <w:rPr>
+          <w:b/>
+          <w:bCs/>
+        </w:rPr>
+        <w:t xml:space="preserve">Vete al final del todo y añade esta línea: *.* @10.2.7.99:514 </w:t>
+      </w:r>
+      <w:r>
+        <w:rPr>
+          <w:b/>
+          <w:bCs/>
+          <w:i/>
+          <w:iCs/>
+        </w:rPr>
+        <w:t>(Esto envía CUALQUIER log del sistema a la IP de tu monitorización por el puerto 514 UDP).</w:t>
+      </w:r>
+    </w:p>
+    <w:p>
+      <w:pPr>
+        <w:rPr>
+          <w:b/>
+          <w:bCs/>
+        </w:rPr>
+      </w:pPr>
+      <w:r>
+        <w:rPr>
+          <w:b/>
+          <w:bCs/>
+        </w:rPr>
+        <w:t>Reinicia el servicio: sudo systemctl restart rsyslog</w:t>
+      </w:r>
+    </w:p>
+    <w:p>
+      <w:pPr>
+        <w:rPr>
+          <w:b/>
+          <w:bCs/>
+        </w:rPr>
+      </w:pPr>
+      <w:r>
+        <w:rPr>
+          <w:b/>
+          <w:bCs/>
+        </w:rPr>
+        <w:t>2. ¿Cómo justificas esto en el trabajo?</w:t>
+      </w:r>
+    </w:p>
+    <w:p>
+      <w:pPr>
+        <w:rPr>
+          <w:b/>
+          <w:bCs/>
+        </w:rPr>
+      </w:pPr>
+      <w:r>
+        <w:rPr>
+          <w:b/>
+          <w:bCs/>
+        </w:rPr>
+        <w:t>Si el profesor te pregunta por qué no usaste Loki, tu respuesta técnica es:</w:t>
+      </w:r>
+    </w:p>
+    <w:p>
+      <w:pPr>
+        <w:rPr>
+          <w:b/>
+          <w:bCs/>
+        </w:rPr>
+      </w:pPr>
+      <w:r>
+        <w:rPr>
+          <w:b/>
+          <w:bCs/>
+        </w:rPr>
+        <w:t>"Se optó por una arquitectura Agentless (sin agentes) para minimizar el impacto en el rendimiento y la seguridad del servidor FOG. Utilizando el protocolo estándar Syslog (RFC 5424), el servidor envía sus eventos de forma asíncrona hacia el servidor central, evitando la instalación de software adicional en el nodo de producción."</w:t>
+      </w:r>
+    </w:p>
+    <w:p>
+      <w:pPr>
+        <w:rPr>
+          <w:b/>
+          <w:bCs/>
+        </w:rPr>
+        <w:sectPr>
+          <w:pgSz w:w="12240" w:h="15840"/>
+          <w:pgMar w:top="1440" w:right="1440" w:bottom="1440" w:left="1440" w:header="708" w:footer="708" w:gutter="0"/>
+          <w:cols w:space="708"/>
+          <w:docGrid w:linePitch="360"/>
+        </w:sectPr>
+      </w:pPr>
+    </w:p>
+    <w:p>
+      <w:pPr>
+        <w:rPr>
+          <w:b/>
+          <w:bCs/>
+        </w:rPr>
+      </w:pPr>
+      <w:r>
+        <w:rPr>
+          <w:b/>
+          <w:bCs/>
+        </w:rPr>
+        <w:lastRenderedPageBreak/>
         <w:t>Resumen de lo que tienes ahora:</w:t>
       </w:r>
     </w:p>
@@ -5804,8 +7739,77 @@
         <w:t xml:space="preserve"> Grafana centraliza todo y avisa por Discord/Email.</w:t>
       </w:r>
     </w:p>
+    <w:p>
+      <w:r>
+        <w:t>Curioso. Si cae la base de datos MariaDB, también cae el servicio Web (apache2).</w:t>
+      </w:r>
+    </w:p>
     <w:p/>
+    <w:p>
+      <w:r>
+        <w:t>1. Los servicios clave de FOG</w:t>
+      </w:r>
+    </w:p>
     <w:p/>
+    <w:p>
+      <w:r>
+        <w:t>Para tener una monitorización completa, deberías añadir estos:</w:t>
+      </w:r>
+    </w:p>
+    <w:p>
+      <w:r>
+        <w:t>Servicio</w:t>
+      </w:r>
+      <w:r>
+        <w:tab/>
+        <w:t>Qué hace (Para tu memoria)</w:t>
+      </w:r>
+    </w:p>
+    <w:p>
+      <w:r>
+        <w:t>FOGMulticastManager.service</w:t>
+      </w:r>
+      <w:r>
+        <w:tab/>
+        <w:t>Gestión de despliegues masivos a varios PCs a la vez.</w:t>
+      </w:r>
+    </w:p>
+    <w:p>
+      <w:r>
+        <w:t>FOGScheduler.service</w:t>
+      </w:r>
+      <w:r>
+        <w:tab/>
+        <w:t>Ejecución de tareas programadas (inventarios, limpiezas).</w:t>
+      </w:r>
+    </w:p>
+    <w:p>
+      <w:r>
+        <w:t>FOGSnapinReplicator.service</w:t>
+      </w:r>
+      <w:r>
+        <w:tab/>
+        <w:t>Réplica de paquetes de software (Snapins) entre nodos.</w:t>
+      </w:r>
+    </w:p>
+    <w:p>
+      <w:r>
+        <w:t>apache2.service</w:t>
+      </w:r>
+      <w:r>
+        <w:tab/>
+        <w:t>El servidor web (si esto cae, no hay panel de FOG).</w:t>
+      </w:r>
+    </w:p>
+    <w:p>
+      <w:r>
+        <w:t>mysql.service</w:t>
+      </w:r>
+      <w:r>
+        <w:tab/>
+        <w:t>La base de datos (donde están todos tus hosts y tareas).</w:t>
+      </w:r>
+    </w:p>
     <w:sectPr>
       <w:pgSz w:w="12240" w:h="15840"/>
       <w:pgMar w:top="1440" w:right="1440" w:bottom="1440" w:left="1440" w:header="708" w:footer="708" w:gutter="0"/>
@@ -5819,6 +7823,119 @@
 <file path=word/numbering.xml><?xml version="1.0" encoding="utf-8"?>
 <w:numbering xmlns:wpc="http://schemas.microsoft.com/office/word/2010/wordprocessingCanvas" xmlns:cx="http://schemas.microsoft.com/office/drawing/2014/chartex" xmlns:cx1="http://schemas.microsoft.com/office/drawing/2015/9/8/chartex" xmlns:cx2="http://schemas.microsoft.com/office/drawing/2015/10/21/chartex" xmlns:cx3="http://schemas.microsoft.com/office/drawing/2016/5/9/chartex" xmlns:cx4="http://schemas.microsoft.com/office/drawing/2016/5/10/chartex" xmlns:cx5="http://schemas.microsoft.com/office/drawing/2016/5/11/chartex" xmlns:cx6="http://schemas.microsoft.com/office/drawing/2016/5/12/chartex" xmlns:cx7="http://schemas.microsoft.com/office/drawing/2016/5/13/chartex" xmlns:cx8="http://schemas.microsoft.com/office/drawing/2016/5/14/chartex" xmlns:mc="http://schemas.openxmlformats.org/markup-compatibility/2006" xmlns:aink="http://schemas.microsoft.com/office/drawing/2016/ink" xmlns:am3d="http://schemas.microsoft.com/office/drawing/2017/model3d" xmlns:o="urn:schemas-microsoft-com:office:office" xmlns:oel="http://schemas.microsoft.com/office/2019/extlst" xmlns:r="http://schemas.openxmlformats.org/officeDocument/2006/relationships" xmlns:m="http://schemas.openxmlformats.org/officeDocument/2006/math" xmlns:v="urn:schemas-microsoft-com:vml" xmlns:wp14="http://schemas.microsoft.com/office/word/2010/wordprocessingDrawing" xmlns:wp="http://schemas.openxmlformats.org/drawingml/2006/wordprocessingDrawing" xmlns:w10="urn:schemas-microsoft-com:office:word" xmlns:w="http://schemas.openxmlformats.org/wordprocessingml/2006/main" xmlns:w14="http://schemas.microsoft.com/office/word/2010/wordml" xmlns:w15="http://schemas.microsoft.com/office/word/2012/wordml" xmlns:w16cex="http://schemas.microsoft.com/office/word/2018/wordml/cex" xmlns:w16cid="http://schemas.microsoft.com/office/word/2016/wordml/cid" xmlns:w16="http://schemas.microsoft.com/office/word/2018/wordml" xmlns:w16du="http://schemas.microsoft.com/office/word/2023/wordml/word16du" xmlns:w16sdtdh="http://schemas.microsoft.com/office/word/2020/wordml/sdtdatahash" xmlns:w16sdtfl="http://schemas.microsoft.com/office/word/2024/wordml/sdtformatlock" xmlns:w16se="http://schemas.microsoft.com/office/word/2015/wordml/symex" xmlns:wpg="http://schemas.microsoft.com/office/word/2010/wordprocessingGroup" xmlns:wpi="http://schemas.microsoft.com/office/word/2010/wordprocessingInk" xmlns:wne="http://schemas.microsoft.com/office/word/2006/wordml" xmlns:wps="http://schemas.microsoft.com/office/word/2010/wordprocessingShape" mc:Ignorable="w14 w15 w16se w16cid w16 w16cex w16sdtdh w16sdtfl w16du wp14">
   <w:abstractNum w:abstractNumId="0" w15:restartNumberingAfterBreak="0">
+    <w:nsid w:val="08315D7D"/>
+    <w:multiLevelType w:val="multilevel"/>
+    <w:tmpl w:val="B55C2276"/>
+    <w:lvl w:ilvl="0">
+      <w:start w:val="1"/>
+      <w:numFmt w:val="decimal"/>
+      <w:lvlText w:val="%1."/>
+      <w:lvlJc w:val="left"/>
+      <w:pPr>
+        <w:tabs>
+          <w:tab w:val="num" w:pos="720"/>
+        </w:tabs>
+        <w:ind w:left="720" w:hanging="360"/>
+      </w:pPr>
+    </w:lvl>
+    <w:lvl w:ilvl="1" w:tentative="1">
+      <w:start w:val="1"/>
+      <w:numFmt w:val="decimal"/>
+      <w:lvlText w:val="%2."/>
+      <w:lvlJc w:val="left"/>
+      <w:pPr>
+        <w:tabs>
+          <w:tab w:val="num" w:pos="1440"/>
+        </w:tabs>
+        <w:ind w:left="1440" w:hanging="360"/>
+      </w:pPr>
+    </w:lvl>
+    <w:lvl w:ilvl="2" w:tentative="1">
+      <w:start w:val="1"/>
+      <w:numFmt w:val="decimal"/>
+      <w:lvlText w:val="%3."/>
+      <w:lvlJc w:val="left"/>
+      <w:pPr>
+        <w:tabs>
+          <w:tab w:val="num" w:pos="2160"/>
+        </w:tabs>
+        <w:ind w:left="2160" w:hanging="360"/>
+      </w:pPr>
+    </w:lvl>
+    <w:lvl w:ilvl="3" w:tentative="1">
+      <w:start w:val="1"/>
+      <w:numFmt w:val="decimal"/>
+      <w:lvlText w:val="%4."/>
+      <w:lvlJc w:val="left"/>
+      <w:pPr>
+        <w:tabs>
+          <w:tab w:val="num" w:pos="2880"/>
+        </w:tabs>
+        <w:ind w:left="2880" w:hanging="360"/>
+      </w:pPr>
+    </w:lvl>
+    <w:lvl w:ilvl="4" w:tentative="1">
+      <w:start w:val="1"/>
+      <w:numFmt w:val="decimal"/>
+      <w:lvlText w:val="%5."/>
+      <w:lvlJc w:val="left"/>
+      <w:pPr>
+        <w:tabs>
+          <w:tab w:val="num" w:pos="3600"/>
+        </w:tabs>
+        <w:ind w:left="3600" w:hanging="360"/>
+      </w:pPr>
+    </w:lvl>
+    <w:lvl w:ilvl="5" w:tentative="1">
+      <w:start w:val="1"/>
+      <w:numFmt w:val="decimal"/>
+      <w:lvlText w:val="%6."/>
+      <w:lvlJc w:val="left"/>
+      <w:pPr>
+        <w:tabs>
+          <w:tab w:val="num" w:pos="4320"/>
+        </w:tabs>
+        <w:ind w:left="4320" w:hanging="360"/>
+      </w:pPr>
+    </w:lvl>
+    <w:lvl w:ilvl="6" w:tentative="1">
+      <w:start w:val="1"/>
+      <w:numFmt w:val="decimal"/>
+      <w:lvlText w:val="%7."/>
+      <w:lvlJc w:val="left"/>
+      <w:pPr>
+        <w:tabs>
+          <w:tab w:val="num" w:pos="5040"/>
+        </w:tabs>
+        <w:ind w:left="5040" w:hanging="360"/>
+      </w:pPr>
+    </w:lvl>
+    <w:lvl w:ilvl="7" w:tentative="1">
+      <w:start w:val="1"/>
+      <w:numFmt w:val="decimal"/>
+      <w:lvlText w:val="%8."/>
+      <w:lvlJc w:val="left"/>
+      <w:pPr>
+        <w:tabs>
+          <w:tab w:val="num" w:pos="5760"/>
+        </w:tabs>
+        <w:ind w:left="5760" w:hanging="360"/>
+      </w:pPr>
+    </w:lvl>
+    <w:lvl w:ilvl="8" w:tentative="1">
+      <w:start w:val="1"/>
+      <w:numFmt w:val="decimal"/>
+      <w:lvlText w:val="%9."/>
+      <w:lvlJc w:val="left"/>
+      <w:pPr>
+        <w:tabs>
+          <w:tab w:val="num" w:pos="6480"/>
+        </w:tabs>
+        <w:ind w:left="6480" w:hanging="360"/>
+      </w:pPr>
+    </w:lvl>
+  </w:abstractNum>
+  <w:abstractNum w:abstractNumId="1" w15:restartNumberingAfterBreak="0">
     <w:nsid w:val="0B237AED"/>
     <w:multiLevelType w:val="multilevel"/>
     <w:tmpl w:val="771AB18E"/>
@@ -5967,7 +8084,156 @@
       </w:rPr>
     </w:lvl>
   </w:abstractNum>
-  <w:abstractNum w:abstractNumId="1" w15:restartNumberingAfterBreak="0">
+  <w:abstractNum w:abstractNumId="2" w15:restartNumberingAfterBreak="0">
+    <w:nsid w:val="0B6373B0"/>
+    <w:multiLevelType w:val="multilevel"/>
+    <w:tmpl w:val="DAFEF2B6"/>
+    <w:lvl w:ilvl="0">
+      <w:start w:val="1"/>
+      <w:numFmt w:val="bullet"/>
+      <w:lvlText w:val=""/>
+      <w:lvlJc w:val="left"/>
+      <w:pPr>
+        <w:tabs>
+          <w:tab w:val="num" w:pos="720"/>
+        </w:tabs>
+        <w:ind w:left="720" w:hanging="360"/>
+      </w:pPr>
+      <w:rPr>
+        <w:rFonts w:ascii="Symbol" w:hAnsi="Symbol" w:hint="default"/>
+        <w:sz w:val="20"/>
+      </w:rPr>
+    </w:lvl>
+    <w:lvl w:ilvl="1" w:tentative="1">
+      <w:start w:val="1"/>
+      <w:numFmt w:val="bullet"/>
+      <w:lvlText w:val="o"/>
+      <w:lvlJc w:val="left"/>
+      <w:pPr>
+        <w:tabs>
+          <w:tab w:val="num" w:pos="1440"/>
+        </w:tabs>
+        <w:ind w:left="1440" w:hanging="360"/>
+      </w:pPr>
+      <w:rPr>
+        <w:rFonts w:ascii="Courier New" w:hAnsi="Courier New" w:hint="default"/>
+        <w:sz w:val="20"/>
+      </w:rPr>
+    </w:lvl>
+    <w:lvl w:ilvl="2" w:tentative="1">
+      <w:start w:val="1"/>
+      <w:numFmt w:val="bullet"/>
+      <w:lvlText w:val=""/>
+      <w:lvlJc w:val="left"/>
+      <w:pPr>
+        <w:tabs>
+          <w:tab w:val="num" w:pos="2160"/>
+        </w:tabs>
+        <w:ind w:left="2160" w:hanging="360"/>
+      </w:pPr>
+      <w:rPr>
+        <w:rFonts w:ascii="Wingdings" w:hAnsi="Wingdings" w:hint="default"/>
+        <w:sz w:val="20"/>
+      </w:rPr>
+    </w:lvl>
+    <w:lvl w:ilvl="3" w:tentative="1">
+      <w:start w:val="1"/>
+      <w:numFmt w:val="bullet"/>
+      <w:lvlText w:val=""/>
+      <w:lvlJc w:val="left"/>
+      <w:pPr>
+        <w:tabs>
+          <w:tab w:val="num" w:pos="2880"/>
+        </w:tabs>
+        <w:ind w:left="2880" w:hanging="360"/>
+      </w:pPr>
+      <w:rPr>
+        <w:rFonts w:ascii="Wingdings" w:hAnsi="Wingdings" w:hint="default"/>
+        <w:sz w:val="20"/>
+      </w:rPr>
+    </w:lvl>
+    <w:lvl w:ilvl="4" w:tentative="1">
+      <w:start w:val="1"/>
+      <w:numFmt w:val="bullet"/>
+      <w:lvlText w:val=""/>
+      <w:lvlJc w:val="left"/>
+      <w:pPr>
+        <w:tabs>
+          <w:tab w:val="num" w:pos="3600"/>
+        </w:tabs>
+        <w:ind w:left="3600" w:hanging="360"/>
+      </w:pPr>
+      <w:rPr>
+        <w:rFonts w:ascii="Wingdings" w:hAnsi="Wingdings" w:hint="default"/>
+        <w:sz w:val="20"/>
+      </w:rPr>
+    </w:lvl>
+    <w:lvl w:ilvl="5" w:tentative="1">
+      <w:start w:val="1"/>
+      <w:numFmt w:val="bullet"/>
+      <w:lvlText w:val=""/>
+      <w:lvlJc w:val="left"/>
+      <w:pPr>
+        <w:tabs>
+          <w:tab w:val="num" w:pos="4320"/>
+        </w:tabs>
+        <w:ind w:left="4320" w:hanging="360"/>
+      </w:pPr>
+      <w:rPr>
+        <w:rFonts w:ascii="Wingdings" w:hAnsi="Wingdings" w:hint="default"/>
+        <w:sz w:val="20"/>
+      </w:rPr>
+    </w:lvl>
+    <w:lvl w:ilvl="6" w:tentative="1">
+      <w:start w:val="1"/>
+      <w:numFmt w:val="bullet"/>
+      <w:lvlText w:val=""/>
+      <w:lvlJc w:val="left"/>
+      <w:pPr>
+        <w:tabs>
+          <w:tab w:val="num" w:pos="5040"/>
+        </w:tabs>
+        <w:ind w:left="5040" w:hanging="360"/>
+      </w:pPr>
+      <w:rPr>
+        <w:rFonts w:ascii="Wingdings" w:hAnsi="Wingdings" w:hint="default"/>
+        <w:sz w:val="20"/>
+      </w:rPr>
+    </w:lvl>
+    <w:lvl w:ilvl="7" w:tentative="1">
+      <w:start w:val="1"/>
+      <w:numFmt w:val="bullet"/>
+      <w:lvlText w:val=""/>
+      <w:lvlJc w:val="left"/>
+      <w:pPr>
+        <w:tabs>
+          <w:tab w:val="num" w:pos="5760"/>
+        </w:tabs>
+        <w:ind w:left="5760" w:hanging="360"/>
+      </w:pPr>
+      <w:rPr>
+        <w:rFonts w:ascii="Wingdings" w:hAnsi="Wingdings" w:hint="default"/>
+        <w:sz w:val="20"/>
+      </w:rPr>
+    </w:lvl>
+    <w:lvl w:ilvl="8" w:tentative="1">
+      <w:start w:val="1"/>
+      <w:numFmt w:val="bullet"/>
+      <w:lvlText w:val=""/>
+      <w:lvlJc w:val="left"/>
+      <w:pPr>
+        <w:tabs>
+          <w:tab w:val="num" w:pos="6480"/>
+        </w:tabs>
+        <w:ind w:left="6480" w:hanging="360"/>
+      </w:pPr>
+      <w:rPr>
+        <w:rFonts w:ascii="Wingdings" w:hAnsi="Wingdings" w:hint="default"/>
+        <w:sz w:val="20"/>
+      </w:rPr>
+    </w:lvl>
+  </w:abstractNum>
+  <w:abstractNum w:abstractNumId="3" w15:restartNumberingAfterBreak="0">
     <w:nsid w:val="0D757A33"/>
     <w:multiLevelType w:val="multilevel"/>
     <w:tmpl w:val="94029CCC"/>
@@ -6080,7 +8346,7 @@
       </w:pPr>
     </w:lvl>
   </w:abstractNum>
-  <w:abstractNum w:abstractNumId="2" w15:restartNumberingAfterBreak="0">
+  <w:abstractNum w:abstractNumId="4" w15:restartNumberingAfterBreak="0">
     <w:nsid w:val="0E7C4D0E"/>
     <w:multiLevelType w:val="multilevel"/>
     <w:tmpl w:val="B78AAD42"/>
@@ -6193,7 +8459,7 @@
       </w:pPr>
     </w:lvl>
   </w:abstractNum>
-  <w:abstractNum w:abstractNumId="3" w15:restartNumberingAfterBreak="0">
+  <w:abstractNum w:abstractNumId="5" w15:restartNumberingAfterBreak="0">
     <w:nsid w:val="19EC1B58"/>
     <w:multiLevelType w:val="multilevel"/>
     <w:tmpl w:val="4ADEA34A"/>
@@ -6306,7 +8572,7 @@
       </w:pPr>
     </w:lvl>
   </w:abstractNum>
-  <w:abstractNum w:abstractNumId="4" w15:restartNumberingAfterBreak="0">
+  <w:abstractNum w:abstractNumId="6" w15:restartNumberingAfterBreak="0">
     <w:nsid w:val="1C5110F8"/>
     <w:multiLevelType w:val="multilevel"/>
     <w:tmpl w:val="38C419C0"/>
@@ -6455,7 +8721,156 @@
       </w:rPr>
     </w:lvl>
   </w:abstractNum>
-  <w:abstractNum w:abstractNumId="5" w15:restartNumberingAfterBreak="0">
+  <w:abstractNum w:abstractNumId="7" w15:restartNumberingAfterBreak="0">
+    <w:nsid w:val="1F0E1676"/>
+    <w:multiLevelType w:val="multilevel"/>
+    <w:tmpl w:val="A7701910"/>
+    <w:lvl w:ilvl="0">
+      <w:start w:val="1"/>
+      <w:numFmt w:val="bullet"/>
+      <w:lvlText w:val=""/>
+      <w:lvlJc w:val="left"/>
+      <w:pPr>
+        <w:tabs>
+          <w:tab w:val="num" w:pos="720"/>
+        </w:tabs>
+        <w:ind w:left="720" w:hanging="360"/>
+      </w:pPr>
+      <w:rPr>
+        <w:rFonts w:ascii="Symbol" w:hAnsi="Symbol" w:hint="default"/>
+        <w:sz w:val="20"/>
+      </w:rPr>
+    </w:lvl>
+    <w:lvl w:ilvl="1" w:tentative="1">
+      <w:start w:val="1"/>
+      <w:numFmt w:val="bullet"/>
+      <w:lvlText w:val="o"/>
+      <w:lvlJc w:val="left"/>
+      <w:pPr>
+        <w:tabs>
+          <w:tab w:val="num" w:pos="1440"/>
+        </w:tabs>
+        <w:ind w:left="1440" w:hanging="360"/>
+      </w:pPr>
+      <w:rPr>
+        <w:rFonts w:ascii="Courier New" w:hAnsi="Courier New" w:hint="default"/>
+        <w:sz w:val="20"/>
+      </w:rPr>
+    </w:lvl>
+    <w:lvl w:ilvl="2" w:tentative="1">
+      <w:start w:val="1"/>
+      <w:numFmt w:val="bullet"/>
+      <w:lvlText w:val=""/>
+      <w:lvlJc w:val="left"/>
+      <w:pPr>
+        <w:tabs>
+          <w:tab w:val="num" w:pos="2160"/>
+        </w:tabs>
+        <w:ind w:left="2160" w:hanging="360"/>
+      </w:pPr>
+      <w:rPr>
+        <w:rFonts w:ascii="Wingdings" w:hAnsi="Wingdings" w:hint="default"/>
+        <w:sz w:val="20"/>
+      </w:rPr>
+    </w:lvl>
+    <w:lvl w:ilvl="3" w:tentative="1">
+      <w:start w:val="1"/>
+      <w:numFmt w:val="bullet"/>
+      <w:lvlText w:val=""/>
+      <w:lvlJc w:val="left"/>
+      <w:pPr>
+        <w:tabs>
+          <w:tab w:val="num" w:pos="2880"/>
+        </w:tabs>
+        <w:ind w:left="2880" w:hanging="360"/>
+      </w:pPr>
+      <w:rPr>
+        <w:rFonts w:ascii="Wingdings" w:hAnsi="Wingdings" w:hint="default"/>
+        <w:sz w:val="20"/>
+      </w:rPr>
+    </w:lvl>
+    <w:lvl w:ilvl="4" w:tentative="1">
+      <w:start w:val="1"/>
+      <w:numFmt w:val="bullet"/>
+      <w:lvlText w:val=""/>
+      <w:lvlJc w:val="left"/>
+      <w:pPr>
+        <w:tabs>
+          <w:tab w:val="num" w:pos="3600"/>
+        </w:tabs>
+        <w:ind w:left="3600" w:hanging="360"/>
+      </w:pPr>
+      <w:rPr>
+        <w:rFonts w:ascii="Wingdings" w:hAnsi="Wingdings" w:hint="default"/>
+        <w:sz w:val="20"/>
+      </w:rPr>
+    </w:lvl>
+    <w:lvl w:ilvl="5" w:tentative="1">
+      <w:start w:val="1"/>
+      <w:numFmt w:val="bullet"/>
+      <w:lvlText w:val=""/>
+      <w:lvlJc w:val="left"/>
+      <w:pPr>
+        <w:tabs>
+          <w:tab w:val="num" w:pos="4320"/>
+        </w:tabs>
+        <w:ind w:left="4320" w:hanging="360"/>
+      </w:pPr>
+      <w:rPr>
+        <w:rFonts w:ascii="Wingdings" w:hAnsi="Wingdings" w:hint="default"/>
+        <w:sz w:val="20"/>
+      </w:rPr>
+    </w:lvl>
+    <w:lvl w:ilvl="6" w:tentative="1">
+      <w:start w:val="1"/>
+      <w:numFmt w:val="bullet"/>
+      <w:lvlText w:val=""/>
+      <w:lvlJc w:val="left"/>
+      <w:pPr>
+        <w:tabs>
+          <w:tab w:val="num" w:pos="5040"/>
+        </w:tabs>
+        <w:ind w:left="5040" w:hanging="360"/>
+      </w:pPr>
+      <w:rPr>
+        <w:rFonts w:ascii="Wingdings" w:hAnsi="Wingdings" w:hint="default"/>
+        <w:sz w:val="20"/>
+      </w:rPr>
+    </w:lvl>
+    <w:lvl w:ilvl="7" w:tentative="1">
+      <w:start w:val="1"/>
+      <w:numFmt w:val="bullet"/>
+      <w:lvlText w:val=""/>
+      <w:lvlJc w:val="left"/>
+      <w:pPr>
+        <w:tabs>
+          <w:tab w:val="num" w:pos="5760"/>
+        </w:tabs>
+        <w:ind w:left="5760" w:hanging="360"/>
+      </w:pPr>
+      <w:rPr>
+        <w:rFonts w:ascii="Wingdings" w:hAnsi="Wingdings" w:hint="default"/>
+        <w:sz w:val="20"/>
+      </w:rPr>
+    </w:lvl>
+    <w:lvl w:ilvl="8" w:tentative="1">
+      <w:start w:val="1"/>
+      <w:numFmt w:val="bullet"/>
+      <w:lvlText w:val=""/>
+      <w:lvlJc w:val="left"/>
+      <w:pPr>
+        <w:tabs>
+          <w:tab w:val="num" w:pos="6480"/>
+        </w:tabs>
+        <w:ind w:left="6480" w:hanging="360"/>
+      </w:pPr>
+      <w:rPr>
+        <w:rFonts w:ascii="Wingdings" w:hAnsi="Wingdings" w:hint="default"/>
+        <w:sz w:val="20"/>
+      </w:rPr>
+    </w:lvl>
+  </w:abstractNum>
+  <w:abstractNum w:abstractNumId="8" w15:restartNumberingAfterBreak="0">
     <w:nsid w:val="2004712F"/>
     <w:multiLevelType w:val="multilevel"/>
     <w:tmpl w:val="D868C364"/>
@@ -6568,7 +8983,7 @@
       </w:pPr>
     </w:lvl>
   </w:abstractNum>
-  <w:abstractNum w:abstractNumId="6" w15:restartNumberingAfterBreak="0">
+  <w:abstractNum w:abstractNumId="9" w15:restartNumberingAfterBreak="0">
     <w:nsid w:val="21654BC0"/>
     <w:multiLevelType w:val="multilevel"/>
     <w:tmpl w:val="848EB136"/>
@@ -6685,7 +9100,7 @@
       </w:pPr>
     </w:lvl>
   </w:abstractNum>
-  <w:abstractNum w:abstractNumId="7" w15:restartNumberingAfterBreak="0">
+  <w:abstractNum w:abstractNumId="10" w15:restartNumberingAfterBreak="0">
     <w:nsid w:val="2353617C"/>
     <w:multiLevelType w:val="multilevel"/>
     <w:tmpl w:val="4978D0B6"/>
@@ -6834,7 +9249,124 @@
       </w:rPr>
     </w:lvl>
   </w:abstractNum>
-  <w:abstractNum w:abstractNumId="8" w15:restartNumberingAfterBreak="0">
+  <w:abstractNum w:abstractNumId="11" w15:restartNumberingAfterBreak="0">
+    <w:nsid w:val="24DB1E8C"/>
+    <w:multiLevelType w:val="multilevel"/>
+    <w:tmpl w:val="2A1603B0"/>
+    <w:lvl w:ilvl="0">
+      <w:start w:val="1"/>
+      <w:numFmt w:val="decimal"/>
+      <w:lvlText w:val="%1."/>
+      <w:lvlJc w:val="left"/>
+      <w:pPr>
+        <w:tabs>
+          <w:tab w:val="num" w:pos="720"/>
+        </w:tabs>
+        <w:ind w:left="720" w:hanging="360"/>
+      </w:pPr>
+    </w:lvl>
+    <w:lvl w:ilvl="1">
+      <w:start w:val="1"/>
+      <w:numFmt w:val="bullet"/>
+      <w:lvlText w:val="o"/>
+      <w:lvlJc w:val="left"/>
+      <w:pPr>
+        <w:tabs>
+          <w:tab w:val="num" w:pos="1440"/>
+        </w:tabs>
+        <w:ind w:left="1440" w:hanging="360"/>
+      </w:pPr>
+      <w:rPr>
+        <w:rFonts w:ascii="Courier New" w:hAnsi="Courier New" w:hint="default"/>
+        <w:sz w:val="20"/>
+      </w:rPr>
+    </w:lvl>
+    <w:lvl w:ilvl="2" w:tentative="1">
+      <w:start w:val="1"/>
+      <w:numFmt w:val="decimal"/>
+      <w:lvlText w:val="%3."/>
+      <w:lvlJc w:val="left"/>
+      <w:pPr>
+        <w:tabs>
+          <w:tab w:val="num" w:pos="2160"/>
+        </w:tabs>
+        <w:ind w:left="2160" w:hanging="360"/>
+      </w:pPr>
+    </w:lvl>
+    <w:lvl w:ilvl="3" w:tentative="1">
+      <w:start w:val="1"/>
+      <w:numFmt w:val="decimal"/>
+      <w:lvlText w:val="%4."/>
+      <w:lvlJc w:val="left"/>
+      <w:pPr>
+        <w:tabs>
+          <w:tab w:val="num" w:pos="2880"/>
+        </w:tabs>
+        <w:ind w:left="2880" w:hanging="360"/>
+      </w:pPr>
+    </w:lvl>
+    <w:lvl w:ilvl="4" w:tentative="1">
+      <w:start w:val="1"/>
+      <w:numFmt w:val="decimal"/>
+      <w:lvlText w:val="%5."/>
+      <w:lvlJc w:val="left"/>
+      <w:pPr>
+        <w:tabs>
+          <w:tab w:val="num" w:pos="3600"/>
+        </w:tabs>
+        <w:ind w:left="3600" w:hanging="360"/>
+      </w:pPr>
+    </w:lvl>
+    <w:lvl w:ilvl="5" w:tentative="1">
+      <w:start w:val="1"/>
+      <w:numFmt w:val="decimal"/>
+      <w:lvlText w:val="%6."/>
+      <w:lvlJc w:val="left"/>
+      <w:pPr>
+        <w:tabs>
+          <w:tab w:val="num" w:pos="4320"/>
+        </w:tabs>
+        <w:ind w:left="4320" w:hanging="360"/>
+      </w:pPr>
+    </w:lvl>
+    <w:lvl w:ilvl="6" w:tentative="1">
+      <w:start w:val="1"/>
+      <w:numFmt w:val="decimal"/>
+      <w:lvlText w:val="%7."/>
+      <w:lvlJc w:val="left"/>
+      <w:pPr>
+        <w:tabs>
+          <w:tab w:val="num" w:pos="5040"/>
+        </w:tabs>
+        <w:ind w:left="5040" w:hanging="360"/>
+      </w:pPr>
+    </w:lvl>
+    <w:lvl w:ilvl="7" w:tentative="1">
+      <w:start w:val="1"/>
+      <w:numFmt w:val="decimal"/>
+      <w:lvlText w:val="%8."/>
+      <w:lvlJc w:val="left"/>
+      <w:pPr>
+        <w:tabs>
+          <w:tab w:val="num" w:pos="5760"/>
+        </w:tabs>
+        <w:ind w:left="5760" w:hanging="360"/>
+      </w:pPr>
+    </w:lvl>
+    <w:lvl w:ilvl="8" w:tentative="1">
+      <w:start w:val="1"/>
+      <w:numFmt w:val="decimal"/>
+      <w:lvlText w:val="%9."/>
+      <w:lvlJc w:val="left"/>
+      <w:pPr>
+        <w:tabs>
+          <w:tab w:val="num" w:pos="6480"/>
+        </w:tabs>
+        <w:ind w:left="6480" w:hanging="360"/>
+      </w:pPr>
+    </w:lvl>
+  </w:abstractNum>
+  <w:abstractNum w:abstractNumId="12" w15:restartNumberingAfterBreak="0">
     <w:nsid w:val="2AD30923"/>
     <w:multiLevelType w:val="multilevel"/>
     <w:tmpl w:val="54E8A5D2"/>
@@ -6951,7 +9483,7 @@
       </w:pPr>
     </w:lvl>
   </w:abstractNum>
-  <w:abstractNum w:abstractNumId="9" w15:restartNumberingAfterBreak="0">
+  <w:abstractNum w:abstractNumId="13" w15:restartNumberingAfterBreak="0">
     <w:nsid w:val="32995130"/>
     <w:multiLevelType w:val="multilevel"/>
     <w:tmpl w:val="CBD2EA58"/>
@@ -7100,7 +9632,7 @@
       </w:rPr>
     </w:lvl>
   </w:abstractNum>
-  <w:abstractNum w:abstractNumId="10" w15:restartNumberingAfterBreak="0">
+  <w:abstractNum w:abstractNumId="14" w15:restartNumberingAfterBreak="0">
     <w:nsid w:val="36866039"/>
     <w:multiLevelType w:val="multilevel"/>
     <w:tmpl w:val="6262E330"/>
@@ -7217,7 +9749,7 @@
       </w:pPr>
     </w:lvl>
   </w:abstractNum>
-  <w:abstractNum w:abstractNumId="11" w15:restartNumberingAfterBreak="0">
+  <w:abstractNum w:abstractNumId="15" w15:restartNumberingAfterBreak="0">
     <w:nsid w:val="39BA5430"/>
     <w:multiLevelType w:val="multilevel"/>
     <w:tmpl w:val="158ACDFE"/>
@@ -7366,7 +9898,7 @@
       </w:rPr>
     </w:lvl>
   </w:abstractNum>
-  <w:abstractNum w:abstractNumId="12" w15:restartNumberingAfterBreak="0">
+  <w:abstractNum w:abstractNumId="16" w15:restartNumberingAfterBreak="0">
     <w:nsid w:val="3B5C084E"/>
     <w:multiLevelType w:val="multilevel"/>
     <w:tmpl w:val="9B84A0A6"/>
@@ -7479,7 +10011,7 @@
       </w:pPr>
     </w:lvl>
   </w:abstractNum>
-  <w:abstractNum w:abstractNumId="13" w15:restartNumberingAfterBreak="0">
+  <w:abstractNum w:abstractNumId="17" w15:restartNumberingAfterBreak="0">
     <w:nsid w:val="3FF139FB"/>
     <w:multiLevelType w:val="multilevel"/>
     <w:tmpl w:val="1682E4C4"/>
@@ -7628,7 +10160,120 @@
       </w:rPr>
     </w:lvl>
   </w:abstractNum>
-  <w:abstractNum w:abstractNumId="14" w15:restartNumberingAfterBreak="0">
+  <w:abstractNum w:abstractNumId="18" w15:restartNumberingAfterBreak="0">
+    <w:nsid w:val="44F93716"/>
+    <w:multiLevelType w:val="multilevel"/>
+    <w:tmpl w:val="F6B28CD6"/>
+    <w:lvl w:ilvl="0">
+      <w:start w:val="1"/>
+      <w:numFmt w:val="decimal"/>
+      <w:lvlText w:val="%1."/>
+      <w:lvlJc w:val="left"/>
+      <w:pPr>
+        <w:tabs>
+          <w:tab w:val="num" w:pos="720"/>
+        </w:tabs>
+        <w:ind w:left="720" w:hanging="360"/>
+      </w:pPr>
+    </w:lvl>
+    <w:lvl w:ilvl="1" w:tentative="1">
+      <w:start w:val="1"/>
+      <w:numFmt w:val="decimal"/>
+      <w:lvlText w:val="%2."/>
+      <w:lvlJc w:val="left"/>
+      <w:pPr>
+        <w:tabs>
+          <w:tab w:val="num" w:pos="1440"/>
+        </w:tabs>
+        <w:ind w:left="1440" w:hanging="360"/>
+      </w:pPr>
+    </w:lvl>
+    <w:lvl w:ilvl="2" w:tentative="1">
+      <w:start w:val="1"/>
+      <w:numFmt w:val="decimal"/>
+      <w:lvlText w:val="%3."/>
+      <w:lvlJc w:val="left"/>
+      <w:pPr>
+        <w:tabs>
+          <w:tab w:val="num" w:pos="2160"/>
+        </w:tabs>
+        <w:ind w:left="2160" w:hanging="360"/>
+      </w:pPr>
+    </w:lvl>
+    <w:lvl w:ilvl="3" w:tentative="1">
+      <w:start w:val="1"/>
+      <w:numFmt w:val="decimal"/>
+      <w:lvlText w:val="%4."/>
+      <w:lvlJc w:val="left"/>
+      <w:pPr>
+        <w:tabs>
+          <w:tab w:val="num" w:pos="2880"/>
+        </w:tabs>
+        <w:ind w:left="2880" w:hanging="360"/>
+      </w:pPr>
+    </w:lvl>
+    <w:lvl w:ilvl="4" w:tentative="1">
+      <w:start w:val="1"/>
+      <w:numFmt w:val="decimal"/>
+      <w:lvlText w:val="%5."/>
+      <w:lvlJc w:val="left"/>
+      <w:pPr>
+        <w:tabs>
+          <w:tab w:val="num" w:pos="3600"/>
+        </w:tabs>
+        <w:ind w:left="3600" w:hanging="360"/>
+      </w:pPr>
+    </w:lvl>
+    <w:lvl w:ilvl="5" w:tentative="1">
+      <w:start w:val="1"/>
+      <w:numFmt w:val="decimal"/>
+      <w:lvlText w:val="%6."/>
+      <w:lvlJc w:val="left"/>
+      <w:pPr>
+        <w:tabs>
+          <w:tab w:val="num" w:pos="4320"/>
+        </w:tabs>
+        <w:ind w:left="4320" w:hanging="360"/>
+      </w:pPr>
+    </w:lvl>
+    <w:lvl w:ilvl="6" w:tentative="1">
+      <w:start w:val="1"/>
+      <w:numFmt w:val="decimal"/>
+      <w:lvlText w:val="%7."/>
+      <w:lvlJc w:val="left"/>
+      <w:pPr>
+        <w:tabs>
+          <w:tab w:val="num" w:pos="5040"/>
+        </w:tabs>
+        <w:ind w:left="5040" w:hanging="360"/>
+      </w:pPr>
+    </w:lvl>
+    <w:lvl w:ilvl="7" w:tentative="1">
+      <w:start w:val="1"/>
+      <w:numFmt w:val="decimal"/>
+      <w:lvlText w:val="%8."/>
+      <w:lvlJc w:val="left"/>
+      <w:pPr>
+        <w:tabs>
+          <w:tab w:val="num" w:pos="5760"/>
+        </w:tabs>
+        <w:ind w:left="5760" w:hanging="360"/>
+      </w:pPr>
+    </w:lvl>
+    <w:lvl w:ilvl="8" w:tentative="1">
+      <w:start w:val="1"/>
+      <w:numFmt w:val="decimal"/>
+      <w:lvlText w:val="%9."/>
+      <w:lvlJc w:val="left"/>
+      <w:pPr>
+        <w:tabs>
+          <w:tab w:val="num" w:pos="6480"/>
+        </w:tabs>
+        <w:ind w:left="6480" w:hanging="360"/>
+      </w:pPr>
+    </w:lvl>
+  </w:abstractNum>
+  <w:abstractNum w:abstractNumId="19" w15:restartNumberingAfterBreak="0">
     <w:nsid w:val="4750081F"/>
     <w:multiLevelType w:val="multilevel"/>
     <w:tmpl w:val="98FEEA2C"/>
@@ -7777,7 +10422,7 @@
       </w:rPr>
     </w:lvl>
   </w:abstractNum>
-  <w:abstractNum w:abstractNumId="15" w15:restartNumberingAfterBreak="0">
+  <w:abstractNum w:abstractNumId="20" w15:restartNumberingAfterBreak="0">
     <w:nsid w:val="50A917B7"/>
     <w:multiLevelType w:val="multilevel"/>
     <w:tmpl w:val="FB20BB6A"/>
@@ -7890,7 +10535,7 @@
       </w:pPr>
     </w:lvl>
   </w:abstractNum>
-  <w:abstractNum w:abstractNumId="16" w15:restartNumberingAfterBreak="0">
+  <w:abstractNum w:abstractNumId="21" w15:restartNumberingAfterBreak="0">
     <w:nsid w:val="55ED1C46"/>
     <w:multiLevelType w:val="multilevel"/>
     <w:tmpl w:val="B7A4B964"/>
@@ -8039,7 +10684,7 @@
       </w:rPr>
     </w:lvl>
   </w:abstractNum>
-  <w:abstractNum w:abstractNumId="17" w15:restartNumberingAfterBreak="0">
+  <w:abstractNum w:abstractNumId="22" w15:restartNumberingAfterBreak="0">
     <w:nsid w:val="55FE4933"/>
     <w:multiLevelType w:val="multilevel"/>
     <w:tmpl w:val="E9701006"/>
@@ -8152,7 +10797,7 @@
       </w:pPr>
     </w:lvl>
   </w:abstractNum>
-  <w:abstractNum w:abstractNumId="18" w15:restartNumberingAfterBreak="0">
+  <w:abstractNum w:abstractNumId="23" w15:restartNumberingAfterBreak="0">
     <w:nsid w:val="5A4550EE"/>
     <w:multiLevelType w:val="multilevel"/>
     <w:tmpl w:val="206AD3BE"/>
@@ -8301,7 +10946,7 @@
       </w:rPr>
     </w:lvl>
   </w:abstractNum>
-  <w:abstractNum w:abstractNumId="19" w15:restartNumberingAfterBreak="0">
+  <w:abstractNum w:abstractNumId="24" w15:restartNumberingAfterBreak="0">
     <w:nsid w:val="659149DF"/>
     <w:multiLevelType w:val="multilevel"/>
     <w:tmpl w:val="6EDA22BC"/>
@@ -8450,7 +11095,7 @@
       </w:rPr>
     </w:lvl>
   </w:abstractNum>
-  <w:abstractNum w:abstractNumId="20" w15:restartNumberingAfterBreak="0">
+  <w:abstractNum w:abstractNumId="25" w15:restartNumberingAfterBreak="0">
     <w:nsid w:val="66A22537"/>
     <w:multiLevelType w:val="multilevel"/>
     <w:tmpl w:val="CC509910"/>
@@ -8599,7 +11244,7 @@
       </w:rPr>
     </w:lvl>
   </w:abstractNum>
-  <w:abstractNum w:abstractNumId="21" w15:restartNumberingAfterBreak="0">
+  <w:abstractNum w:abstractNumId="26" w15:restartNumberingAfterBreak="0">
     <w:nsid w:val="6B9915B1"/>
     <w:multiLevelType w:val="multilevel"/>
     <w:tmpl w:val="B7B87DD8"/>
@@ -8712,7 +11357,7 @@
       </w:pPr>
     </w:lvl>
   </w:abstractNum>
-  <w:abstractNum w:abstractNumId="22" w15:restartNumberingAfterBreak="0">
+  <w:abstractNum w:abstractNumId="27" w15:restartNumberingAfterBreak="0">
     <w:nsid w:val="6BAE349D"/>
     <w:multiLevelType w:val="multilevel"/>
     <w:tmpl w:val="4F88878C"/>
@@ -8861,7 +11506,156 @@
       </w:rPr>
     </w:lvl>
   </w:abstractNum>
-  <w:abstractNum w:abstractNumId="23" w15:restartNumberingAfterBreak="0">
+  <w:abstractNum w:abstractNumId="28" w15:restartNumberingAfterBreak="0">
+    <w:nsid w:val="6E795672"/>
+    <w:multiLevelType w:val="multilevel"/>
+    <w:tmpl w:val="3D00A9B2"/>
+    <w:lvl w:ilvl="0">
+      <w:start w:val="1"/>
+      <w:numFmt w:val="bullet"/>
+      <w:lvlText w:val=""/>
+      <w:lvlJc w:val="left"/>
+      <w:pPr>
+        <w:tabs>
+          <w:tab w:val="num" w:pos="720"/>
+        </w:tabs>
+        <w:ind w:left="720" w:hanging="360"/>
+      </w:pPr>
+      <w:rPr>
+        <w:rFonts w:ascii="Symbol" w:hAnsi="Symbol" w:hint="default"/>
+        <w:sz w:val="20"/>
+      </w:rPr>
+    </w:lvl>
+    <w:lvl w:ilvl="1" w:tentative="1">
+      <w:start w:val="1"/>
+      <w:numFmt w:val="bullet"/>
+      <w:lvlText w:val="o"/>
+      <w:lvlJc w:val="left"/>
+      <w:pPr>
+        <w:tabs>
+          <w:tab w:val="num" w:pos="1440"/>
+        </w:tabs>
+        <w:ind w:left="1440" w:hanging="360"/>
+      </w:pPr>
+      <w:rPr>
+        <w:rFonts w:ascii="Courier New" w:hAnsi="Courier New" w:hint="default"/>
+        <w:sz w:val="20"/>
+      </w:rPr>
+    </w:lvl>
+    <w:lvl w:ilvl="2" w:tentative="1">
+      <w:start w:val="1"/>
+      <w:numFmt w:val="bullet"/>
+      <w:lvlText w:val=""/>
+      <w:lvlJc w:val="left"/>
+      <w:pPr>
+        <w:tabs>
+          <w:tab w:val="num" w:pos="2160"/>
+        </w:tabs>
+        <w:ind w:left="2160" w:hanging="360"/>
+      </w:pPr>
+      <w:rPr>
+        <w:rFonts w:ascii="Wingdings" w:hAnsi="Wingdings" w:hint="default"/>
+        <w:sz w:val="20"/>
+      </w:rPr>
+    </w:lvl>
+    <w:lvl w:ilvl="3" w:tentative="1">
+      <w:start w:val="1"/>
+      <w:numFmt w:val="bullet"/>
+      <w:lvlText w:val=""/>
+      <w:lvlJc w:val="left"/>
+      <w:pPr>
+        <w:tabs>
+          <w:tab w:val="num" w:pos="2880"/>
+        </w:tabs>
+        <w:ind w:left="2880" w:hanging="360"/>
+      </w:pPr>
+      <w:rPr>
+        <w:rFonts w:ascii="Wingdings" w:hAnsi="Wingdings" w:hint="default"/>
+        <w:sz w:val="20"/>
+      </w:rPr>
+    </w:lvl>
+    <w:lvl w:ilvl="4" w:tentative="1">
+      <w:start w:val="1"/>
+      <w:numFmt w:val="bullet"/>
+      <w:lvlText w:val=""/>
+      <w:lvlJc w:val="left"/>
+      <w:pPr>
+        <w:tabs>
+          <w:tab w:val="num" w:pos="3600"/>
+        </w:tabs>
+        <w:ind w:left="3600" w:hanging="360"/>
+      </w:pPr>
+      <w:rPr>
+        <w:rFonts w:ascii="Wingdings" w:hAnsi="Wingdings" w:hint="default"/>
+        <w:sz w:val="20"/>
+      </w:rPr>
+    </w:lvl>
+    <w:lvl w:ilvl="5" w:tentative="1">
+      <w:start w:val="1"/>
+      <w:numFmt w:val="bullet"/>
+      <w:lvlText w:val=""/>
+      <w:lvlJc w:val="left"/>
+      <w:pPr>
+        <w:tabs>
+          <w:tab w:val="num" w:pos="4320"/>
+        </w:tabs>
+        <w:ind w:left="4320" w:hanging="360"/>
+      </w:pPr>
+      <w:rPr>
+        <w:rFonts w:ascii="Wingdings" w:hAnsi="Wingdings" w:hint="default"/>
+        <w:sz w:val="20"/>
+      </w:rPr>
+    </w:lvl>
+    <w:lvl w:ilvl="6" w:tentative="1">
+      <w:start w:val="1"/>
+      <w:numFmt w:val="bullet"/>
+      <w:lvlText w:val=""/>
+      <w:lvlJc w:val="left"/>
+      <w:pPr>
+        <w:tabs>
+          <w:tab w:val="num" w:pos="5040"/>
+        </w:tabs>
+        <w:ind w:left="5040" w:hanging="360"/>
+      </w:pPr>
+      <w:rPr>
+        <w:rFonts w:ascii="Wingdings" w:hAnsi="Wingdings" w:hint="default"/>
+        <w:sz w:val="20"/>
+      </w:rPr>
+    </w:lvl>
+    <w:lvl w:ilvl="7" w:tentative="1">
+      <w:start w:val="1"/>
+      <w:numFmt w:val="bullet"/>
+      <w:lvlText w:val=""/>
+      <w:lvlJc w:val="left"/>
+      <w:pPr>
+        <w:tabs>
+          <w:tab w:val="num" w:pos="5760"/>
+        </w:tabs>
+        <w:ind w:left="5760" w:hanging="360"/>
+      </w:pPr>
+      <w:rPr>
+        <w:rFonts w:ascii="Wingdings" w:hAnsi="Wingdings" w:hint="default"/>
+        <w:sz w:val="20"/>
+      </w:rPr>
+    </w:lvl>
+    <w:lvl w:ilvl="8" w:tentative="1">
+      <w:start w:val="1"/>
+      <w:numFmt w:val="bullet"/>
+      <w:lvlText w:val=""/>
+      <w:lvlJc w:val="left"/>
+      <w:pPr>
+        <w:tabs>
+          <w:tab w:val="num" w:pos="6480"/>
+        </w:tabs>
+        <w:ind w:left="6480" w:hanging="360"/>
+      </w:pPr>
+      <w:rPr>
+        <w:rFonts w:ascii="Wingdings" w:hAnsi="Wingdings" w:hint="default"/>
+        <w:sz w:val="20"/>
+      </w:rPr>
+    </w:lvl>
+  </w:abstractNum>
+  <w:abstractNum w:abstractNumId="29" w15:restartNumberingAfterBreak="0">
     <w:nsid w:val="6F6C490B"/>
     <w:multiLevelType w:val="multilevel"/>
     <w:tmpl w:val="C442D456"/>
@@ -9010,7 +11804,7 @@
       </w:rPr>
     </w:lvl>
   </w:abstractNum>
-  <w:abstractNum w:abstractNumId="24" w15:restartNumberingAfterBreak="0">
+  <w:abstractNum w:abstractNumId="30" w15:restartNumberingAfterBreak="0">
     <w:nsid w:val="7B5074BD"/>
     <w:multiLevelType w:val="multilevel"/>
     <w:tmpl w:val="792871E6"/>
@@ -9159,7 +11953,7 @@
       </w:rPr>
     </w:lvl>
   </w:abstractNum>
-  <w:abstractNum w:abstractNumId="25" w15:restartNumberingAfterBreak="0">
+  <w:abstractNum w:abstractNumId="31" w15:restartNumberingAfterBreak="0">
     <w:nsid w:val="7CAF22E8"/>
     <w:multiLevelType w:val="multilevel"/>
     <w:tmpl w:val="B846CD66"/>
@@ -9272,7 +12066,7 @@
       </w:pPr>
     </w:lvl>
   </w:abstractNum>
-  <w:abstractNum w:abstractNumId="26" w15:restartNumberingAfterBreak="0">
+  <w:abstractNum w:abstractNumId="32" w15:restartNumberingAfterBreak="0">
     <w:nsid w:val="7F675B34"/>
     <w:multiLevelType w:val="multilevel"/>
     <w:tmpl w:val="57885E16"/>
@@ -9386,85 +12180,103 @@
     </w:lvl>
   </w:abstractNum>
   <w:num w:numId="1" w16cid:durableId="340593729">
+    <w:abstractNumId w:val="26"/>
+  </w:num>
+  <w:num w:numId="2" w16cid:durableId="1045174750">
+    <w:abstractNumId w:val="8"/>
+  </w:num>
+  <w:num w:numId="3" w16cid:durableId="907764232">
+    <w:abstractNumId w:val="31"/>
+  </w:num>
+  <w:num w:numId="4" w16cid:durableId="1917283573">
+    <w:abstractNumId w:val="32"/>
+  </w:num>
+  <w:num w:numId="5" w16cid:durableId="510729094">
+    <w:abstractNumId w:val="19"/>
+  </w:num>
+  <w:num w:numId="6" w16cid:durableId="136994477">
+    <w:abstractNumId w:val="1"/>
+  </w:num>
+  <w:num w:numId="7" w16cid:durableId="1317144759">
+    <w:abstractNumId w:val="25"/>
+  </w:num>
+  <w:num w:numId="8" w16cid:durableId="1893036495">
+    <w:abstractNumId w:val="3"/>
+  </w:num>
+  <w:num w:numId="9" w16cid:durableId="1850366284">
+    <w:abstractNumId w:val="12"/>
+  </w:num>
+  <w:num w:numId="10" w16cid:durableId="1096973985">
+    <w:abstractNumId w:val="20"/>
+  </w:num>
+  <w:num w:numId="11" w16cid:durableId="1043872414">
+    <w:abstractNumId w:val="16"/>
+  </w:num>
+  <w:num w:numId="12" w16cid:durableId="1892573570">
+    <w:abstractNumId w:val="9"/>
+  </w:num>
+  <w:num w:numId="13" w16cid:durableId="1695300114">
+    <w:abstractNumId w:val="17"/>
+  </w:num>
+  <w:num w:numId="14" w16cid:durableId="1778406094">
     <w:abstractNumId w:val="21"/>
   </w:num>
-  <w:num w:numId="2" w16cid:durableId="1045174750">
+  <w:num w:numId="15" w16cid:durableId="1280381481">
+    <w:abstractNumId w:val="27"/>
+  </w:num>
+  <w:num w:numId="16" w16cid:durableId="485705356">
+    <w:abstractNumId w:val="22"/>
+  </w:num>
+  <w:num w:numId="17" w16cid:durableId="833226146">
+    <w:abstractNumId w:val="29"/>
+  </w:num>
+  <w:num w:numId="18" w16cid:durableId="939945582">
+    <w:abstractNumId w:val="10"/>
+  </w:num>
+  <w:num w:numId="19" w16cid:durableId="584656351">
+    <w:abstractNumId w:val="15"/>
+  </w:num>
+  <w:num w:numId="20" w16cid:durableId="282083025">
+    <w:abstractNumId w:val="6"/>
+  </w:num>
+  <w:num w:numId="21" w16cid:durableId="567688780">
+    <w:abstractNumId w:val="4"/>
+  </w:num>
+  <w:num w:numId="22" w16cid:durableId="1618296530">
+    <w:abstractNumId w:val="13"/>
+  </w:num>
+  <w:num w:numId="23" w16cid:durableId="19858975">
+    <w:abstractNumId w:val="24"/>
+  </w:num>
+  <w:num w:numId="24" w16cid:durableId="328796938">
+    <w:abstractNumId w:val="30"/>
+  </w:num>
+  <w:num w:numId="25" w16cid:durableId="464472966">
+    <w:abstractNumId w:val="14"/>
+  </w:num>
+  <w:num w:numId="26" w16cid:durableId="1778136456">
     <w:abstractNumId w:val="5"/>
   </w:num>
-  <w:num w:numId="3" w16cid:durableId="907764232">
-    <w:abstractNumId w:val="25"/>
+  <w:num w:numId="27" w16cid:durableId="1894779063">
+    <w:abstractNumId w:val="23"/>
   </w:num>
-  <w:num w:numId="4" w16cid:durableId="1917283573">
-    <w:abstractNumId w:val="26"/>
+  <w:num w:numId="28" w16cid:durableId="1644769380">
+    <w:abstractNumId w:val="28"/>
   </w:num>
-  <w:num w:numId="5" w16cid:durableId="510729094">
-    <w:abstractNumId w:val="14"/>
+  <w:num w:numId="29" w16cid:durableId="1855917350">
+    <w:abstractNumId w:val="11"/>
   </w:num>
-  <w:num w:numId="6" w16cid:durableId="136994477">
+  <w:num w:numId="30" w16cid:durableId="1566331035">
+    <w:abstractNumId w:val="7"/>
+  </w:num>
+  <w:num w:numId="31" w16cid:durableId="1056321062">
     <w:abstractNumId w:val="0"/>
   </w:num>
-  <w:num w:numId="7" w16cid:durableId="1317144759">
-    <w:abstractNumId w:val="20"/>
+  <w:num w:numId="32" w16cid:durableId="721486016">
+    <w:abstractNumId w:val="18"/>
   </w:num>
-  <w:num w:numId="8" w16cid:durableId="1893036495">
-    <w:abstractNumId w:val="1"/>
-  </w:num>
-  <w:num w:numId="9" w16cid:durableId="1850366284">
-    <w:abstractNumId w:val="8"/>
-  </w:num>
-  <w:num w:numId="10" w16cid:durableId="1096973985">
-    <w:abstractNumId w:val="15"/>
-  </w:num>
-  <w:num w:numId="11" w16cid:durableId="1043872414">
-    <w:abstractNumId w:val="12"/>
-  </w:num>
-  <w:num w:numId="12" w16cid:durableId="1892573570">
-    <w:abstractNumId w:val="6"/>
-  </w:num>
-  <w:num w:numId="13" w16cid:durableId="1695300114">
-    <w:abstractNumId w:val="13"/>
-  </w:num>
-  <w:num w:numId="14" w16cid:durableId="1778406094">
-    <w:abstractNumId w:val="16"/>
-  </w:num>
-  <w:num w:numId="15" w16cid:durableId="1280381481">
-    <w:abstractNumId w:val="22"/>
-  </w:num>
-  <w:num w:numId="16" w16cid:durableId="485705356">
-    <w:abstractNumId w:val="17"/>
-  </w:num>
-  <w:num w:numId="17" w16cid:durableId="833226146">
-    <w:abstractNumId w:val="23"/>
-  </w:num>
-  <w:num w:numId="18" w16cid:durableId="939945582">
-    <w:abstractNumId w:val="7"/>
-  </w:num>
-  <w:num w:numId="19" w16cid:durableId="584656351">
-    <w:abstractNumId w:val="11"/>
-  </w:num>
-  <w:num w:numId="20" w16cid:durableId="282083025">
-    <w:abstractNumId w:val="4"/>
-  </w:num>
-  <w:num w:numId="21" w16cid:durableId="567688780">
+  <w:num w:numId="33" w16cid:durableId="1645964418">
     <w:abstractNumId w:val="2"/>
-  </w:num>
-  <w:num w:numId="22" w16cid:durableId="1618296530">
-    <w:abstractNumId w:val="9"/>
-  </w:num>
-  <w:num w:numId="23" w16cid:durableId="19858975">
-    <w:abstractNumId w:val="19"/>
-  </w:num>
-  <w:num w:numId="24" w16cid:durableId="328796938">
-    <w:abstractNumId w:val="24"/>
-  </w:num>
-  <w:num w:numId="25" w16cid:durableId="464472966">
-    <w:abstractNumId w:val="10"/>
-  </w:num>
-  <w:num w:numId="26" w16cid:durableId="1778136456">
-    <w:abstractNumId w:val="3"/>
-  </w:num>
-  <w:num w:numId="27" w16cid:durableId="1894779063">
-    <w:abstractNumId w:val="18"/>
   </w:num>
 </w:numbering>
 </file>
@@ -10071,6 +12883,7 @@
   <w:style w:type="character" w:default="1" w:styleId="Fuentedeprrafopredeter">
     <w:name w:val="Default Paragraph Font"/>
     <w:uiPriority w:val="1"/>
+    <w:semiHidden/>
     <w:unhideWhenUsed/>
   </w:style>
   <w:style w:type="table" w:default="1" w:styleId="Tablanormal">

--- a/Documentacion/10_Monitorizacion.docx
+++ b/Documentacion/10_Monitorizacion.docx
@@ -7810,6 +7810,18 @@
         <w:t>La base de datos (donde están todos tus hosts y tareas).</w:t>
       </w:r>
     </w:p>
+    <w:p/>
+    <w:p>
+      <w:hyperlink r:id="rId53" w:history="1">
+        <w:r>
+          <w:rPr>
+            <w:rStyle w:val="Hipervnculo"/>
+          </w:rPr>
+          <w:t>https://gemini.google.com/app/34db3d41509b35af</w:t>
+        </w:r>
+      </w:hyperlink>
+    </w:p>
+    <w:p/>
     <w:sectPr>
       <w:pgSz w:w="12240" w:h="15840"/>
       <w:pgMar w:top="1440" w:right="1440" w:bottom="1440" w:left="1440" w:header="708" w:footer="708" w:gutter="0"/>
